--- a/docs/ESP_Visualization_Background.docx
+++ b/docs/ESP_Visualization_Background.docx
@@ -91,49 +91,6 @@
             <wp:extent cx="1428750" cy="1143000"/>
             <wp:effectExtent l="0" t="0" r="0" b="0"/>
             <wp:docPr id="1" name="Grafik 1"/>
-            <wp:cNvGraphicFramePr>
-              <a:graphicFrameLocks xmlns:a="http://schemas.openxmlformats.org/drawingml/2006/main" noChangeAspect="1"/>
-            </wp:cNvGraphicFramePr>
-            <a:graphic xmlns:a="http://schemas.openxmlformats.org/drawingml/2006/main">
-              <a:graphicData uri="http://schemas.openxmlformats.org/drawingml/2006/picture">
-                <pic:pic xmlns:pic="http://schemas.openxmlformats.org/drawingml/2006/picture">
-                  <pic:nvPicPr>
-                    <pic:cNvPr id="0" name=""/>
-                    <pic:cNvPicPr>
-                      <a:picLocks noChangeAspect="1" noChangeArrowheads="1"/>
-                    </pic:cNvPicPr>
-                  </pic:nvPicPr>
-                  <pic:blipFill>
-                    <a:blip r:embed="rId7"/>
-                    <a:srcRect/>
-                    <a:stretch>
-                      <a:fillRect/>
-                    </a:stretch>
-                  </pic:blipFill>
-                  <pic:spPr bwMode="auto">
-                    <a:xfrm>
-                      <a:off x="0" y="0"/>
-                      <a:ext cx="1428750" cy="1143000"/>
-                    </a:xfrm>
-                    <a:prstGeom prst="rect">
-                      <a:avLst/>
-                    </a:prstGeom>
-                  </pic:spPr>
-                </pic:pic>
-              </a:graphicData>
-            </a:graphic>
-          </wp:inline>
-        </w:drawing>
-      </w:r>
-      <w:r>
-        <w:rPr>
-          <w:noProof/>
-        </w:rPr>
-        <w:drawing>
-          <wp:inline distT="0" distB="0" distL="0" distR="0" wp14:anchorId="26DB74DC" wp14:editId="4C1EF5B0">
-            <wp:extent cx="1428750" cy="1143000"/>
-            <wp:effectExtent l="0" t="0" r="0" b="0"/>
-            <wp:docPr id="1463339818" name="Grafik 1463339818"/>
             <wp:cNvGraphicFramePr>
               <a:graphicFrameLocks xmlns:a="http://schemas.openxmlformats.org/drawingml/2006/main" noChangeAspect="1"/>
             </wp:cNvGraphicFramePr>
@@ -173,10 +130,10 @@
           <w:noProof/>
         </w:rPr>
         <w:drawing>
-          <wp:inline distT="0" distB="0" distL="0" distR="0" wp14:anchorId="5AC42BA4" wp14:editId="32CB1017">
+          <wp:inline distT="0" distB="0" distL="0" distR="0" wp14:anchorId="26DB74DC" wp14:editId="4C1EF5B0">
             <wp:extent cx="1428750" cy="1143000"/>
             <wp:effectExtent l="0" t="0" r="0" b="0"/>
-            <wp:docPr id="260683417" name="Grafik 260683417"/>
+            <wp:docPr id="1463339818" name="Grafik 1463339818"/>
             <wp:cNvGraphicFramePr>
               <a:graphicFrameLocks xmlns:a="http://schemas.openxmlformats.org/drawingml/2006/main" noChangeAspect="1"/>
             </wp:cNvGraphicFramePr>
@@ -211,21 +168,15 @@
           </wp:inline>
         </w:drawing>
       </w:r>
-    </w:p>
-    <w:p>
-      <w:pPr>
-        <w:spacing w:after="160" w:line="240" w:lineRule="auto"/>
-        <w:jc w:val="center"/>
-      </w:pPr>
       <w:r>
         <w:rPr>
           <w:noProof/>
         </w:rPr>
         <w:drawing>
-          <wp:inline distT="0" distB="0" distL="0" distR="0" wp14:anchorId="33351035" wp14:editId="15BB9088">
-            <wp:extent cx="2476500" cy="438150"/>
+          <wp:inline distT="0" distB="0" distL="0" distR="0" wp14:anchorId="5AC42BA4" wp14:editId="32CB1017">
+            <wp:extent cx="1428750" cy="1143000"/>
             <wp:effectExtent l="0" t="0" r="0" b="0"/>
-            <wp:docPr id="1086316838" name="Grafik 1086316838"/>
+            <wp:docPr id="260683417" name="Grafik 260683417"/>
             <wp:cNvGraphicFramePr>
               <a:graphicFrameLocks xmlns:a="http://schemas.openxmlformats.org/drawingml/2006/main" noChangeAspect="1"/>
             </wp:cNvGraphicFramePr>
@@ -248,6 +199,55 @@
                   <pic:spPr bwMode="auto">
                     <a:xfrm>
                       <a:off x="0" y="0"/>
+                      <a:ext cx="1428750" cy="1143000"/>
+                    </a:xfrm>
+                    <a:prstGeom prst="rect">
+                      <a:avLst/>
+                    </a:prstGeom>
+                  </pic:spPr>
+                </pic:pic>
+              </a:graphicData>
+            </a:graphic>
+          </wp:inline>
+        </w:drawing>
+      </w:r>
+    </w:p>
+    <w:p>
+      <w:pPr>
+        <w:spacing w:after="160" w:line="240" w:lineRule="auto"/>
+        <w:jc w:val="center"/>
+      </w:pPr>
+      <w:r>
+        <w:rPr>
+          <w:noProof/>
+        </w:rPr>
+        <w:drawing>
+          <wp:inline distT="0" distB="0" distL="0" distR="0" wp14:anchorId="33351035" wp14:editId="15BB9088">
+            <wp:extent cx="2476500" cy="438150"/>
+            <wp:effectExtent l="0" t="0" r="0" b="0"/>
+            <wp:docPr id="1086316838" name="Grafik 1086316838"/>
+            <wp:cNvGraphicFramePr>
+              <a:graphicFrameLocks xmlns:a="http://schemas.openxmlformats.org/drawingml/2006/main" noChangeAspect="1"/>
+            </wp:cNvGraphicFramePr>
+            <a:graphic xmlns:a="http://schemas.openxmlformats.org/drawingml/2006/main">
+              <a:graphicData uri="http://schemas.openxmlformats.org/drawingml/2006/picture">
+                <pic:pic xmlns:pic="http://schemas.openxmlformats.org/drawingml/2006/picture">
+                  <pic:nvPicPr>
+                    <pic:cNvPr id="0" name=""/>
+                    <pic:cNvPicPr>
+                      <a:picLocks noChangeAspect="1" noChangeArrowheads="1"/>
+                    </pic:cNvPicPr>
+                  </pic:nvPicPr>
+                  <pic:blipFill>
+                    <a:blip r:embed="rId11"/>
+                    <a:srcRect/>
+                    <a:stretch>
+                      <a:fillRect/>
+                    </a:stretch>
+                  </pic:blipFill>
+                  <pic:spPr bwMode="auto">
+                    <a:xfrm>
+                      <a:off x="0" y="0"/>
                       <a:ext cx="2476500" cy="438150"/>
                     </a:xfrm>
                     <a:prstGeom prst="rect">
@@ -350,19 +350,26 @@
         </w:rPr>
         <w:t xml:space="preserve">-hole, why every default is what it is, and the results the project delivers. </w:t>
       </w:r>
+    </w:p>
+    <w:p>
+      <w:pPr>
+        <w:pBdr>
+          <w:left w:val="single" w:sz="18" w:space="0" w:color="2E5C8A"/>
+        </w:pBdr>
+        <w:shd w:val="clear" w:color="auto" w:fill="EEF3F8"/>
+        <w:spacing w:before="140" w:after="180"/>
+        <w:ind w:left="180" w:right="120"/>
+        <w:rPr>
+          <w:lang w:val="en-GB"/>
+        </w:rPr>
+      </w:pPr>
       <w:r>
         <w:rPr>
           <w:b/>
           <w:bCs/>
           <w:lang w:val="en-GB"/>
         </w:rPr>
-        <w:t>Installation, execution and the full parameter reference are in `README.md`</w:t>
-      </w:r>
-      <w:r>
-        <w:rPr>
-          <w:lang w:val="en-GB"/>
-        </w:rPr>
-        <w:t xml:space="preserve"> — this document explains nothing about how to run the scripts.</w:t>
+        <w:t>Installation, execution and the full parameter references are in `README.md`</w:t>
       </w:r>
     </w:p>
     <w:p>
@@ -381,11 +388,6 @@
     <w:p>
       <w:pPr>
         <w:spacing w:after="200"/>
-        <w:rPr>
-          <w:lang w:val="en-GB"/>
-        </w:rPr>
-      </w:pPr>
-      <w:r>
         <w:rPr>
           <w:b/>
           <w:bCs/>
@@ -394,35 +396,49 @@
           <w:szCs w:val="32"/>
           <w:lang w:val="en-GB"/>
         </w:rPr>
+      </w:pPr>
+      <w:r>
+        <w:rPr>
+          <w:b/>
+          <w:bCs/>
+          <w:color w:val="1F3864"/>
+          <w:sz w:val="32"/>
+          <w:szCs w:val="32"/>
+          <w:lang w:val="en-GB"/>
+        </w:rPr>
         <w:lastRenderedPageBreak/>
         <w:t>Contents</w:t>
-      </w:r>
-    </w:p>
-    <w:p>
-      <w:pPr>
-        <w:spacing w:after="200"/>
-        <w:rPr>
-          <w:lang w:val="en-GB"/>
-        </w:rPr>
-      </w:pPr>
-      <w:r>
-        <w:rPr>
-          <w:i/>
-          <w:iCs/>
-          <w:color w:val="808080"/>
-          <w:sz w:val="18"/>
-          <w:szCs w:val="18"/>
-          <w:lang w:val="en-GB"/>
-        </w:rPr>
-        <w:t>In Word: right-click the table below and choose "Update Field" to populate it.</w:t>
       </w:r>
     </w:p>
     <w:sdt>
       <w:sdtPr>
-        <w:alias w:val="Contents"/>
-        <w:id w:val="610787113"/>
+        <w:rPr>
+          <w:rFonts w:ascii="Calibri" w:eastAsia="Calibri" w:hAnsi="Calibri" w:cs="Calibri"/>
+          <w:color w:val="auto"/>
+          <w:sz w:val="21"/>
+          <w:szCs w:val="21"/>
+        </w:rPr>
+        <w:id w:val="730045290"/>
+        <w:docPartObj>
+          <w:docPartGallery w:val="Table of Contents"/>
+          <w:docPartUnique/>
+        </w:docPartObj>
       </w:sdtPr>
+      <w:sdtEndPr>
+        <w:rPr>
+          <w:b/>
+          <w:bCs/>
+        </w:rPr>
+      </w:sdtEndPr>
       <w:sdtContent>
+        <w:p>
+          <w:pPr>
+            <w:pStyle w:val="Inhaltsverzeichnisberschrift"/>
+          </w:pPr>
+          <w:r>
+            <w:t>Inhalt</w:t>
+          </w:r>
+        </w:p>
         <w:p>
           <w:pPr>
             <w:pStyle w:val="Verzeichnis1"/>
@@ -430,64 +446,77 @@
               <w:tab w:val="right" w:leader="dot" w:pos="9016"/>
             </w:tabs>
             <w:rPr>
+              <w:rFonts w:asciiTheme="minorHAnsi" w:eastAsiaTheme="minorEastAsia" w:hAnsiTheme="minorHAnsi" w:cstheme="minorBidi"/>
               <w:noProof/>
+              <w:kern w:val="2"/>
+              <w:sz w:val="24"/>
+              <w:szCs w:val="24"/>
+              <w14:ligatures w14:val="standardContextual"/>
             </w:rPr>
           </w:pPr>
           <w:r>
             <w:fldChar w:fldCharType="begin"/>
           </w:r>
           <w:r>
-            <w:instrText>TOC \h \o "1-3"</w:instrText>
+            <w:instrText xml:space="preserve"> TOC \o "1-3" \h \z \u </w:instrText>
           </w:r>
           <w:r>
             <w:fldChar w:fldCharType="separate"/>
           </w:r>
-          <w:hyperlink w:anchor="_Toc238466585" w:history="1">
+          <w:hyperlink w:anchor="_Toc238548482" w:history="1">
             <w:r>
               <w:rPr>
                 <w:rStyle w:val="Hyperlink"/>
                 <w:noProof/>
+                <w:lang w:val="en-GB"/>
               </w:rPr>
               <w:t>1  Why these images look the way they do</w:t>
             </w:r>
             <w:r>
               <w:rPr>
                 <w:noProof/>
+                <w:webHidden/>
               </w:rPr>
               <w:tab/>
             </w:r>
             <w:r>
               <w:rPr>
                 <w:noProof/>
+                <w:webHidden/>
               </w:rPr>
               <w:fldChar w:fldCharType="begin"/>
             </w:r>
             <w:r>
               <w:rPr>
                 <w:noProof/>
-              </w:rPr>
-              <w:instrText xml:space="preserve"> PAGEREF _Toc238466585 \h </w:instrText>
-            </w:r>
-            <w:r>
-              <w:rPr>
-                <w:noProof/>
-              </w:rPr>
-            </w:r>
-            <w:r>
-              <w:rPr>
-                <w:noProof/>
+                <w:webHidden/>
+              </w:rPr>
+              <w:instrText xml:space="preserve"> PAGEREF _Toc238548482 \h </w:instrText>
+            </w:r>
+            <w:r>
+              <w:rPr>
+                <w:noProof/>
+                <w:webHidden/>
+              </w:rPr>
+            </w:r>
+            <w:r>
+              <w:rPr>
+                <w:noProof/>
+                <w:webHidden/>
               </w:rPr>
               <w:fldChar w:fldCharType="separate"/>
             </w:r>
             <w:r>
               <w:rPr>
                 <w:noProof/>
+                <w:webHidden/>
               </w:rPr>
               <w:t>3</w:t>
             </w:r>
             <w:r>
               <w:rPr>
                 <w:noProof/>
+                <w:webHidden/>
               </w:rPr>
               <w:fldChar w:fldCharType="end"/>
             </w:r>
@@ -500,55 +529,83 @@
               <w:tab w:val="right" w:leader="dot" w:pos="9016"/>
             </w:tabs>
             <w:rPr>
+              <w:rFonts w:asciiTheme="minorHAnsi" w:eastAsiaTheme="minorEastAsia" w:hAnsiTheme="minorHAnsi" w:cstheme="minorBidi"/>
               <w:noProof/>
+              <w:kern w:val="2"/>
+              <w:sz w:val="24"/>
+              <w:szCs w:val="24"/>
+              <w14:ligatures w14:val="standardContextual"/>
             </w:rPr>
           </w:pPr>
-          <w:hyperlink w:anchor="_Toc238466586" w:history="1">
+          <w:hyperlink w:anchor="_Toc238548483" w:history="1">
             <w:r>
               <w:rPr>
                 <w:rStyle w:val="Hyperlink"/>
                 <w:noProof/>
-              </w:rPr>
-              <w:t>2  Which number describes the σ-hole</w:t>
-            </w:r>
-            <w:r>
-              <w:rPr>
-                <w:noProof/>
+                <w:lang w:val="en-GB"/>
+              </w:rPr>
+              <w:t xml:space="preserve">2  Which number describes the </w:t>
+            </w:r>
+            <w:r>
+              <w:rPr>
+                <w:rStyle w:val="Hyperlink"/>
+                <w:noProof/>
+              </w:rPr>
+              <w:t>σ</w:t>
+            </w:r>
+            <w:r>
+              <w:rPr>
+                <w:rStyle w:val="Hyperlink"/>
+                <w:noProof/>
+                <w:lang w:val="en-GB"/>
+              </w:rPr>
+              <w:t>-hole</w:t>
+            </w:r>
+            <w:r>
+              <w:rPr>
+                <w:noProof/>
+                <w:webHidden/>
               </w:rPr>
               <w:tab/>
             </w:r>
             <w:r>
               <w:rPr>
                 <w:noProof/>
+                <w:webHidden/>
               </w:rPr>
               <w:fldChar w:fldCharType="begin"/>
             </w:r>
             <w:r>
               <w:rPr>
                 <w:noProof/>
-              </w:rPr>
-              <w:instrText xml:space="preserve"> PAGEREF _Toc238466586 \h </w:instrText>
-            </w:r>
-            <w:r>
-              <w:rPr>
-                <w:noProof/>
-              </w:rPr>
-            </w:r>
-            <w:r>
-              <w:rPr>
-                <w:noProof/>
+                <w:webHidden/>
+              </w:rPr>
+              <w:instrText xml:space="preserve"> PAGEREF _Toc238548483 \h </w:instrText>
+            </w:r>
+            <w:r>
+              <w:rPr>
+                <w:noProof/>
+                <w:webHidden/>
+              </w:rPr>
+            </w:r>
+            <w:r>
+              <w:rPr>
+                <w:noProof/>
+                <w:webHidden/>
               </w:rPr>
               <w:fldChar w:fldCharType="separate"/>
             </w:r>
             <w:r>
               <w:rPr>
                 <w:noProof/>
+                <w:webHidden/>
               </w:rPr>
               <w:t>3</w:t>
             </w:r>
             <w:r>
               <w:rPr>
                 <w:noProof/>
+                <w:webHidden/>
               </w:rPr>
               <w:fldChar w:fldCharType="end"/>
             </w:r>
@@ -561,14 +618,20 @@
               <w:tab w:val="right" w:leader="dot" w:pos="9016"/>
             </w:tabs>
             <w:rPr>
+              <w:rFonts w:asciiTheme="minorHAnsi" w:eastAsiaTheme="minorEastAsia" w:hAnsiTheme="minorHAnsi" w:cstheme="minorBidi"/>
               <w:noProof/>
+              <w:kern w:val="2"/>
+              <w:sz w:val="24"/>
+              <w:szCs w:val="24"/>
+              <w14:ligatures w14:val="standardContextual"/>
             </w:rPr>
           </w:pPr>
-          <w:hyperlink w:anchor="_Toc238466587" w:history="1">
+          <w:hyperlink w:anchor="_Toc238548484" w:history="1">
             <w:r>
               <w:rPr>
                 <w:rStyle w:val="Hyperlink"/>
                 <w:noProof/>
+                <w:lang w:val="en-GB"/>
               </w:rPr>
               <w:t>2.1  Not V</w:t>
             </w:r>
@@ -577,47 +640,55 @@
                 <w:rStyle w:val="Hyperlink"/>
                 <w:noProof/>
                 <w:vertAlign w:val="subscript"/>
+                <w:lang w:val="en-GB"/>
               </w:rPr>
               <w:t>S,max</w:t>
             </w:r>
             <w:r>
               <w:rPr>
                 <w:noProof/>
+                <w:webHidden/>
               </w:rPr>
               <w:tab/>
             </w:r>
             <w:r>
               <w:rPr>
                 <w:noProof/>
+                <w:webHidden/>
               </w:rPr>
               <w:fldChar w:fldCharType="begin"/>
             </w:r>
             <w:r>
               <w:rPr>
                 <w:noProof/>
-              </w:rPr>
-              <w:instrText xml:space="preserve"> PAGEREF _Toc238466587 \h </w:instrText>
-            </w:r>
-            <w:r>
-              <w:rPr>
-                <w:noProof/>
-              </w:rPr>
-            </w:r>
-            <w:r>
-              <w:rPr>
-                <w:noProof/>
+                <w:webHidden/>
+              </w:rPr>
+              <w:instrText xml:space="preserve"> PAGEREF _Toc238548484 \h </w:instrText>
+            </w:r>
+            <w:r>
+              <w:rPr>
+                <w:noProof/>
+                <w:webHidden/>
+              </w:rPr>
+            </w:r>
+            <w:r>
+              <w:rPr>
+                <w:noProof/>
+                <w:webHidden/>
               </w:rPr>
               <w:fldChar w:fldCharType="separate"/>
             </w:r>
             <w:r>
               <w:rPr>
                 <w:noProof/>
+                <w:webHidden/>
               </w:rPr>
               <w:t>3</w:t>
             </w:r>
             <w:r>
               <w:rPr>
                 <w:noProof/>
+                <w:webHidden/>
               </w:rPr>
               <w:fldChar w:fldCharType="end"/>
             </w:r>
@@ -630,55 +701,83 @@
               <w:tab w:val="right" w:leader="dot" w:pos="9016"/>
             </w:tabs>
             <w:rPr>
+              <w:rFonts w:asciiTheme="minorHAnsi" w:eastAsiaTheme="minorEastAsia" w:hAnsiTheme="minorHAnsi" w:cstheme="minorBidi"/>
               <w:noProof/>
+              <w:kern w:val="2"/>
+              <w:sz w:val="24"/>
+              <w:szCs w:val="24"/>
+              <w14:ligatures w14:val="standardContextual"/>
             </w:rPr>
           </w:pPr>
-          <w:hyperlink w:anchor="_Toc238466588" w:history="1">
+          <w:hyperlink w:anchor="_Toc238548485" w:history="1">
             <w:r>
               <w:rPr>
                 <w:rStyle w:val="Hyperlink"/>
                 <w:noProof/>
-              </w:rPr>
-              <w:t>2.2  The σ-hole is not read off grid points</w:t>
-            </w:r>
-            <w:r>
-              <w:rPr>
-                <w:noProof/>
+                <w:lang w:val="en-GB"/>
+              </w:rPr>
+              <w:t xml:space="preserve">2.2  The </w:t>
+            </w:r>
+            <w:r>
+              <w:rPr>
+                <w:rStyle w:val="Hyperlink"/>
+                <w:noProof/>
+              </w:rPr>
+              <w:t>σ</w:t>
+            </w:r>
+            <w:r>
+              <w:rPr>
+                <w:rStyle w:val="Hyperlink"/>
+                <w:noProof/>
+                <w:lang w:val="en-GB"/>
+              </w:rPr>
+              <w:t>-hole is not read off grid points</w:t>
+            </w:r>
+            <w:r>
+              <w:rPr>
+                <w:noProof/>
+                <w:webHidden/>
               </w:rPr>
               <w:tab/>
             </w:r>
             <w:r>
               <w:rPr>
                 <w:noProof/>
+                <w:webHidden/>
               </w:rPr>
               <w:fldChar w:fldCharType="begin"/>
             </w:r>
             <w:r>
               <w:rPr>
                 <w:noProof/>
-              </w:rPr>
-              <w:instrText xml:space="preserve"> PAGEREF _Toc238466588 \h </w:instrText>
-            </w:r>
-            <w:r>
-              <w:rPr>
-                <w:noProof/>
-              </w:rPr>
-            </w:r>
-            <w:r>
-              <w:rPr>
-                <w:noProof/>
+                <w:webHidden/>
+              </w:rPr>
+              <w:instrText xml:space="preserve"> PAGEREF _Toc238548485 \h </w:instrText>
+            </w:r>
+            <w:r>
+              <w:rPr>
+                <w:noProof/>
+                <w:webHidden/>
+              </w:rPr>
+            </w:r>
+            <w:r>
+              <w:rPr>
+                <w:noProof/>
+                <w:webHidden/>
               </w:rPr>
               <w:fldChar w:fldCharType="separate"/>
             </w:r>
             <w:r>
               <w:rPr>
                 <w:noProof/>
+                <w:webHidden/>
               </w:rPr>
               <w:t>4</w:t>
             </w:r>
             <w:r>
               <w:rPr>
                 <w:noProof/>
+                <w:webHidden/>
               </w:rPr>
               <w:fldChar w:fldCharType="end"/>
             </w:r>
@@ -691,55 +790,68 @@
               <w:tab w:val="right" w:leader="dot" w:pos="9016"/>
             </w:tabs>
             <w:rPr>
+              <w:rFonts w:asciiTheme="minorHAnsi" w:eastAsiaTheme="minorEastAsia" w:hAnsiTheme="minorHAnsi" w:cstheme="minorBidi"/>
               <w:noProof/>
+              <w:kern w:val="2"/>
+              <w:sz w:val="24"/>
+              <w:szCs w:val="24"/>
+              <w14:ligatures w14:val="standardContextual"/>
             </w:rPr>
           </w:pPr>
-          <w:hyperlink w:anchor="_Toc238466589" w:history="1">
+          <w:hyperlink w:anchor="_Toc238548486" w:history="1">
             <w:r>
               <w:rPr>
                 <w:rStyle w:val="Hyperlink"/>
                 <w:noProof/>
+                <w:lang w:val="en-GB"/>
               </w:rPr>
               <w:t>2.3  Molecules with more than one halogen</w:t>
             </w:r>
             <w:r>
               <w:rPr>
                 <w:noProof/>
+                <w:webHidden/>
               </w:rPr>
               <w:tab/>
             </w:r>
             <w:r>
               <w:rPr>
                 <w:noProof/>
+                <w:webHidden/>
               </w:rPr>
               <w:fldChar w:fldCharType="begin"/>
             </w:r>
             <w:r>
               <w:rPr>
                 <w:noProof/>
-              </w:rPr>
-              <w:instrText xml:space="preserve"> PAGEREF _Toc238466589 \h </w:instrText>
-            </w:r>
-            <w:r>
-              <w:rPr>
-                <w:noProof/>
-              </w:rPr>
-            </w:r>
-            <w:r>
-              <w:rPr>
-                <w:noProof/>
+                <w:webHidden/>
+              </w:rPr>
+              <w:instrText xml:space="preserve"> PAGEREF _Toc238548486 \h </w:instrText>
+            </w:r>
+            <w:r>
+              <w:rPr>
+                <w:noProof/>
+                <w:webHidden/>
+              </w:rPr>
+            </w:r>
+            <w:r>
+              <w:rPr>
+                <w:noProof/>
+                <w:webHidden/>
               </w:rPr>
               <w:fldChar w:fldCharType="separate"/>
             </w:r>
             <w:r>
               <w:rPr>
                 <w:noProof/>
+                <w:webHidden/>
               </w:rPr>
               <w:t>4</w:t>
             </w:r>
             <w:r>
               <w:rPr>
                 <w:noProof/>
+                <w:webHidden/>
               </w:rPr>
               <w:fldChar w:fldCharType="end"/>
             </w:r>
@@ -752,55 +864,68 @@
               <w:tab w:val="right" w:leader="dot" w:pos="9016"/>
             </w:tabs>
             <w:rPr>
+              <w:rFonts w:asciiTheme="minorHAnsi" w:eastAsiaTheme="minorEastAsia" w:hAnsiTheme="minorHAnsi" w:cstheme="minorBidi"/>
               <w:noProof/>
+              <w:kern w:val="2"/>
+              <w:sz w:val="24"/>
+              <w:szCs w:val="24"/>
+              <w14:ligatures w14:val="standardContextual"/>
             </w:rPr>
           </w:pPr>
-          <w:hyperlink w:anchor="_Toc238466590" w:history="1">
+          <w:hyperlink w:anchor="_Toc238548487" w:history="1">
             <w:r>
               <w:rPr>
                 <w:rStyle w:val="Hyperlink"/>
                 <w:noProof/>
+                <w:lang w:val="en-GB"/>
               </w:rPr>
               <w:t>2.4  The cone must not reach the rest of the molecule</w:t>
             </w:r>
             <w:r>
               <w:rPr>
                 <w:noProof/>
+                <w:webHidden/>
               </w:rPr>
               <w:tab/>
             </w:r>
             <w:r>
               <w:rPr>
                 <w:noProof/>
+                <w:webHidden/>
               </w:rPr>
               <w:fldChar w:fldCharType="begin"/>
             </w:r>
             <w:r>
               <w:rPr>
                 <w:noProof/>
-              </w:rPr>
-              <w:instrText xml:space="preserve"> PAGEREF _Toc238466590 \h </w:instrText>
-            </w:r>
-            <w:r>
-              <w:rPr>
-                <w:noProof/>
-              </w:rPr>
-            </w:r>
-            <w:r>
-              <w:rPr>
-                <w:noProof/>
+                <w:webHidden/>
+              </w:rPr>
+              <w:instrText xml:space="preserve"> PAGEREF _Toc238548487 \h </w:instrText>
+            </w:r>
+            <w:r>
+              <w:rPr>
+                <w:noProof/>
+                <w:webHidden/>
+              </w:rPr>
+            </w:r>
+            <w:r>
+              <w:rPr>
+                <w:noProof/>
+                <w:webHidden/>
               </w:rPr>
               <w:fldChar w:fldCharType="separate"/>
             </w:r>
             <w:r>
               <w:rPr>
                 <w:noProof/>
+                <w:webHidden/>
               </w:rPr>
               <w:t>5</w:t>
             </w:r>
             <w:r>
               <w:rPr>
                 <w:noProof/>
+                <w:webHidden/>
               </w:rPr>
               <w:fldChar w:fldCharType="end"/>
             </w:r>
@@ -813,55 +938,157 @@
               <w:tab w:val="right" w:leader="dot" w:pos="9016"/>
             </w:tabs>
             <w:rPr>
+              <w:rFonts w:asciiTheme="minorHAnsi" w:eastAsiaTheme="minorEastAsia" w:hAnsiTheme="minorHAnsi" w:cstheme="minorBidi"/>
               <w:noProof/>
+              <w:kern w:val="2"/>
+              <w:sz w:val="24"/>
+              <w:szCs w:val="24"/>
+              <w14:ligatures w14:val="standardContextual"/>
             </w:rPr>
           </w:pPr>
-          <w:hyperlink w:anchor="_Toc238466591" w:history="1">
+          <w:hyperlink w:anchor="_Toc238548488" w:history="1">
             <w:r>
               <w:rPr>
                 <w:rStyle w:val="Hyperlink"/>
                 <w:noProof/>
-              </w:rPr>
-              <w:t>2.5  The colour scale can hide a correct σ-hole</w:t>
-            </w:r>
-            <w:r>
-              <w:rPr>
-                <w:noProof/>
+                <w:lang w:val="en-GB"/>
+              </w:rPr>
+              <w:t xml:space="preserve">2.5  The colour scale can hide a correct </w:t>
+            </w:r>
+            <w:r>
+              <w:rPr>
+                <w:rStyle w:val="Hyperlink"/>
+                <w:noProof/>
+              </w:rPr>
+              <w:t>σ</w:t>
+            </w:r>
+            <w:r>
+              <w:rPr>
+                <w:rStyle w:val="Hyperlink"/>
+                <w:noProof/>
+                <w:lang w:val="en-GB"/>
+              </w:rPr>
+              <w:t>-hole</w:t>
+            </w:r>
+            <w:r>
+              <w:rPr>
+                <w:noProof/>
+                <w:webHidden/>
               </w:rPr>
               <w:tab/>
             </w:r>
             <w:r>
               <w:rPr>
                 <w:noProof/>
+                <w:webHidden/>
               </w:rPr>
               <w:fldChar w:fldCharType="begin"/>
             </w:r>
             <w:r>
               <w:rPr>
                 <w:noProof/>
-              </w:rPr>
-              <w:instrText xml:space="preserve"> PAGEREF _Toc238466591 \h </w:instrText>
-            </w:r>
-            <w:r>
-              <w:rPr>
-                <w:noProof/>
-              </w:rPr>
-            </w:r>
-            <w:r>
-              <w:rPr>
-                <w:noProof/>
+                <w:webHidden/>
+              </w:rPr>
+              <w:instrText xml:space="preserve"> PAGEREF _Toc238548488 \h </w:instrText>
+            </w:r>
+            <w:r>
+              <w:rPr>
+                <w:noProof/>
+                <w:webHidden/>
+              </w:rPr>
+            </w:r>
+            <w:r>
+              <w:rPr>
+                <w:noProof/>
+                <w:webHidden/>
               </w:rPr>
               <w:fldChar w:fldCharType="separate"/>
             </w:r>
             <w:r>
               <w:rPr>
                 <w:noProof/>
+                <w:webHidden/>
+              </w:rPr>
+              <w:t>5</w:t>
+            </w:r>
+            <w:r>
+              <w:rPr>
+                <w:noProof/>
+                <w:webHidden/>
+              </w:rPr>
+              <w:fldChar w:fldCharType="end"/>
+            </w:r>
+          </w:hyperlink>
+        </w:p>
+        <w:p>
+          <w:pPr>
+            <w:pStyle w:val="Verzeichnis1"/>
+            <w:tabs>
+              <w:tab w:val="right" w:leader="dot" w:pos="9016"/>
+            </w:tabs>
+            <w:rPr>
+              <w:rFonts w:asciiTheme="minorHAnsi" w:eastAsiaTheme="minorEastAsia" w:hAnsiTheme="minorHAnsi" w:cstheme="minorBidi"/>
+              <w:noProof/>
+              <w:kern w:val="2"/>
+              <w:sz w:val="24"/>
+              <w:szCs w:val="24"/>
+              <w14:ligatures w14:val="standardContextual"/>
+            </w:rPr>
+          </w:pPr>
+          <w:hyperlink w:anchor="_Toc238548489" w:history="1">
+            <w:r>
+              <w:rPr>
+                <w:rStyle w:val="Hyperlink"/>
+                <w:noProof/>
+                <w:lang w:val="en-GB"/>
+              </w:rPr>
+              <w:t>3  Choosing the colour scale</w:t>
+            </w:r>
+            <w:r>
+              <w:rPr>
+                <w:noProof/>
+                <w:webHidden/>
+              </w:rPr>
+              <w:tab/>
+            </w:r>
+            <w:r>
+              <w:rPr>
+                <w:noProof/>
+                <w:webHidden/>
+              </w:rPr>
+              <w:fldChar w:fldCharType="begin"/>
+            </w:r>
+            <w:r>
+              <w:rPr>
+                <w:noProof/>
+                <w:webHidden/>
+              </w:rPr>
+              <w:instrText xml:space="preserve"> PAGEREF _Toc238548489 \h </w:instrText>
+            </w:r>
+            <w:r>
+              <w:rPr>
+                <w:noProof/>
+                <w:webHidden/>
+              </w:rPr>
+            </w:r>
+            <w:r>
+              <w:rPr>
+                <w:noProof/>
+                <w:webHidden/>
+              </w:rPr>
+              <w:fldChar w:fldCharType="separate"/>
+            </w:r>
+            <w:r>
+              <w:rPr>
+                <w:noProof/>
+                <w:webHidden/>
               </w:rPr>
               <w:t>6</w:t>
             </w:r>
             <w:r>
               <w:rPr>
                 <w:noProof/>
+                <w:webHidden/>
               </w:rPr>
               <w:fldChar w:fldCharType="end"/>
             </w:r>
@@ -874,55 +1101,68 @@
               <w:tab w:val="right" w:leader="dot" w:pos="9016"/>
             </w:tabs>
             <w:rPr>
+              <w:rFonts w:asciiTheme="minorHAnsi" w:eastAsiaTheme="minorEastAsia" w:hAnsiTheme="minorHAnsi" w:cstheme="minorBidi"/>
               <w:noProof/>
+              <w:kern w:val="2"/>
+              <w:sz w:val="24"/>
+              <w:szCs w:val="24"/>
+              <w14:ligatures w14:val="standardContextual"/>
             </w:rPr>
           </w:pPr>
-          <w:hyperlink w:anchor="_Toc238466592" w:history="1">
+          <w:hyperlink w:anchor="_Toc238548490" w:history="1">
             <w:r>
               <w:rPr>
                 <w:rStyle w:val="Hyperlink"/>
                 <w:noProof/>
-              </w:rPr>
-              <w:t>2.6  Orientation: two versions of the C–X axis</w:t>
-            </w:r>
-            <w:r>
-              <w:rPr>
-                <w:noProof/>
+                <w:lang w:val="en-GB"/>
+              </w:rPr>
+              <w:t>3.1  The rainbow ramp</w:t>
+            </w:r>
+            <w:r>
+              <w:rPr>
+                <w:noProof/>
+                <w:webHidden/>
               </w:rPr>
               <w:tab/>
             </w:r>
             <w:r>
               <w:rPr>
                 <w:noProof/>
+                <w:webHidden/>
               </w:rPr>
               <w:fldChar w:fldCharType="begin"/>
             </w:r>
             <w:r>
               <w:rPr>
                 <w:noProof/>
-              </w:rPr>
-              <w:instrText xml:space="preserve"> PAGEREF _Toc238466592 \h </w:instrText>
-            </w:r>
-            <w:r>
-              <w:rPr>
-                <w:noProof/>
-              </w:rPr>
-            </w:r>
-            <w:r>
-              <w:rPr>
-                <w:noProof/>
+                <w:webHidden/>
+              </w:rPr>
+              <w:instrText xml:space="preserve"> PAGEREF _Toc238548490 \h </w:instrText>
+            </w:r>
+            <w:r>
+              <w:rPr>
+                <w:noProof/>
+                <w:webHidden/>
+              </w:rPr>
+            </w:r>
+            <w:r>
+              <w:rPr>
+                <w:noProof/>
+                <w:webHidden/>
               </w:rPr>
               <w:fldChar w:fldCharType="separate"/>
             </w:r>
             <w:r>
               <w:rPr>
                 <w:noProof/>
+                <w:webHidden/>
               </w:rPr>
               <w:t>6</w:t>
             </w:r>
             <w:r>
               <w:rPr>
                 <w:noProof/>
+                <w:webHidden/>
               </w:rPr>
               <w:fldChar w:fldCharType="end"/>
             </w:r>
@@ -935,55 +1175,68 @@
               <w:tab w:val="right" w:leader="dot" w:pos="9016"/>
             </w:tabs>
             <w:rPr>
+              <w:rFonts w:asciiTheme="minorHAnsi" w:eastAsiaTheme="minorEastAsia" w:hAnsiTheme="minorHAnsi" w:cstheme="minorBidi"/>
               <w:noProof/>
+              <w:kern w:val="2"/>
+              <w:sz w:val="24"/>
+              <w:szCs w:val="24"/>
+              <w14:ligatures w14:val="standardContextual"/>
             </w:rPr>
           </w:pPr>
-          <w:hyperlink w:anchor="_Toc238466593" w:history="1">
+          <w:hyperlink w:anchor="_Toc238548491" w:history="1">
             <w:r>
               <w:rPr>
                 <w:rStyle w:val="Hyperlink"/>
                 <w:noProof/>
-              </w:rPr>
-              <w:t>3  Choosing the colour scale</w:t>
-            </w:r>
-            <w:r>
-              <w:rPr>
-                <w:noProof/>
+                <w:lang w:val="en-GB"/>
+              </w:rPr>
+              <w:t>4  Parameter study</w:t>
+            </w:r>
+            <w:r>
+              <w:rPr>
+                <w:noProof/>
+                <w:webHidden/>
               </w:rPr>
               <w:tab/>
             </w:r>
             <w:r>
               <w:rPr>
                 <w:noProof/>
+                <w:webHidden/>
               </w:rPr>
               <w:fldChar w:fldCharType="begin"/>
             </w:r>
             <w:r>
               <w:rPr>
                 <w:noProof/>
-              </w:rPr>
-              <w:instrText xml:space="preserve"> PAGEREF _Toc238466593 \h </w:instrText>
-            </w:r>
-            <w:r>
-              <w:rPr>
-                <w:noProof/>
-              </w:rPr>
-            </w:r>
-            <w:r>
-              <w:rPr>
-                <w:noProof/>
+                <w:webHidden/>
+              </w:rPr>
+              <w:instrText xml:space="preserve"> PAGEREF _Toc238548491 \h </w:instrText>
+            </w:r>
+            <w:r>
+              <w:rPr>
+                <w:noProof/>
+                <w:webHidden/>
+              </w:rPr>
+            </w:r>
+            <w:r>
+              <w:rPr>
+                <w:noProof/>
+                <w:webHidden/>
               </w:rPr>
               <w:fldChar w:fldCharType="separate"/>
             </w:r>
             <w:r>
               <w:rPr>
                 <w:noProof/>
-              </w:rPr>
-              <w:t>6</w:t>
-            </w:r>
-            <w:r>
-              <w:rPr>
-                <w:noProof/>
+                <w:webHidden/>
+              </w:rPr>
+              <w:t>7</w:t>
+            </w:r>
+            <w:r>
+              <w:rPr>
+                <w:noProof/>
+                <w:webHidden/>
               </w:rPr>
               <w:fldChar w:fldCharType="end"/>
             </w:r>
@@ -996,55 +1249,467 @@
               <w:tab w:val="right" w:leader="dot" w:pos="9016"/>
             </w:tabs>
             <w:rPr>
+              <w:rFonts w:asciiTheme="minorHAnsi" w:eastAsiaTheme="minorEastAsia" w:hAnsiTheme="minorHAnsi" w:cstheme="minorBidi"/>
               <w:noProof/>
+              <w:kern w:val="2"/>
+              <w:sz w:val="24"/>
+              <w:szCs w:val="24"/>
+              <w14:ligatures w14:val="standardContextual"/>
             </w:rPr>
           </w:pPr>
-          <w:hyperlink w:anchor="_Toc238466594" w:history="1">
+          <w:hyperlink w:anchor="_Toc238548492" w:history="1">
             <w:r>
               <w:rPr>
                 <w:rStyle w:val="Hyperlink"/>
                 <w:noProof/>
-              </w:rPr>
-              <w:t>3.1  The rainbow ramp</w:t>
-            </w:r>
-            <w:r>
-              <w:rPr>
-                <w:noProof/>
+                <w:lang w:val="en-GB"/>
+              </w:rPr>
+              <w:t xml:space="preserve">4.1  Isovalue </w:t>
+            </w:r>
+            <w:r>
+              <w:rPr>
+                <w:rStyle w:val="Hyperlink"/>
+                <w:noProof/>
+              </w:rPr>
+              <w:t>ρ</w:t>
+            </w:r>
+            <w:r>
+              <w:rPr>
+                <w:rStyle w:val="Hyperlink"/>
+                <w:noProof/>
+                <w:lang w:val="en-GB"/>
+              </w:rPr>
+              <w:t xml:space="preserve"> --iso</w:t>
+            </w:r>
+            <w:r>
+              <w:rPr>
+                <w:noProof/>
+                <w:webHidden/>
               </w:rPr>
               <w:tab/>
             </w:r>
             <w:r>
               <w:rPr>
                 <w:noProof/>
+                <w:webHidden/>
               </w:rPr>
               <w:fldChar w:fldCharType="begin"/>
             </w:r>
             <w:r>
               <w:rPr>
                 <w:noProof/>
-              </w:rPr>
-              <w:instrText xml:space="preserve"> PAGEREF _Toc238466594 \h </w:instrText>
-            </w:r>
-            <w:r>
-              <w:rPr>
-                <w:noProof/>
-              </w:rPr>
-            </w:r>
-            <w:r>
-              <w:rPr>
-                <w:noProof/>
+                <w:webHidden/>
+              </w:rPr>
+              <w:instrText xml:space="preserve"> PAGEREF _Toc238548492 \h </w:instrText>
+            </w:r>
+            <w:r>
+              <w:rPr>
+                <w:noProof/>
+                <w:webHidden/>
+              </w:rPr>
+            </w:r>
+            <w:r>
+              <w:rPr>
+                <w:noProof/>
+                <w:webHidden/>
               </w:rPr>
               <w:fldChar w:fldCharType="separate"/>
             </w:r>
             <w:r>
               <w:rPr>
                 <w:noProof/>
+                <w:webHidden/>
               </w:rPr>
               <w:t>7</w:t>
             </w:r>
             <w:r>
               <w:rPr>
                 <w:noProof/>
+                <w:webHidden/>
+              </w:rPr>
+              <w:fldChar w:fldCharType="end"/>
+            </w:r>
+          </w:hyperlink>
+        </w:p>
+        <w:p>
+          <w:pPr>
+            <w:pStyle w:val="Verzeichnis2"/>
+            <w:tabs>
+              <w:tab w:val="right" w:leader="dot" w:pos="9016"/>
+            </w:tabs>
+            <w:rPr>
+              <w:rFonts w:asciiTheme="minorHAnsi" w:eastAsiaTheme="minorEastAsia" w:hAnsiTheme="minorHAnsi" w:cstheme="minorBidi"/>
+              <w:noProof/>
+              <w:kern w:val="2"/>
+              <w:sz w:val="24"/>
+              <w:szCs w:val="24"/>
+              <w14:ligatures w14:val="standardContextual"/>
+            </w:rPr>
+          </w:pPr>
+          <w:hyperlink w:anchor="_Toc238548493" w:history="1">
+            <w:r>
+              <w:rPr>
+                <w:rStyle w:val="Hyperlink"/>
+                <w:noProof/>
+                <w:lang w:val="en-GB"/>
+              </w:rPr>
+              <w:t>4.2  Grid resolution --stride</w:t>
+            </w:r>
+            <w:r>
+              <w:rPr>
+                <w:noProof/>
+                <w:webHidden/>
+              </w:rPr>
+              <w:tab/>
+            </w:r>
+            <w:r>
+              <w:rPr>
+                <w:noProof/>
+                <w:webHidden/>
+              </w:rPr>
+              <w:fldChar w:fldCharType="begin"/>
+            </w:r>
+            <w:r>
+              <w:rPr>
+                <w:noProof/>
+                <w:webHidden/>
+              </w:rPr>
+              <w:instrText xml:space="preserve"> PAGEREF _Toc238548493 \h </w:instrText>
+            </w:r>
+            <w:r>
+              <w:rPr>
+                <w:noProof/>
+                <w:webHidden/>
+              </w:rPr>
+            </w:r>
+            <w:r>
+              <w:rPr>
+                <w:noProof/>
+                <w:webHidden/>
+              </w:rPr>
+              <w:fldChar w:fldCharType="separate"/>
+            </w:r>
+            <w:r>
+              <w:rPr>
+                <w:noProof/>
+                <w:webHidden/>
+              </w:rPr>
+              <w:t>8</w:t>
+            </w:r>
+            <w:r>
+              <w:rPr>
+                <w:noProof/>
+                <w:webHidden/>
+              </w:rPr>
+              <w:fldChar w:fldCharType="end"/>
+            </w:r>
+          </w:hyperlink>
+        </w:p>
+        <w:p>
+          <w:pPr>
+            <w:pStyle w:val="Verzeichnis2"/>
+            <w:tabs>
+              <w:tab w:val="right" w:leader="dot" w:pos="9016"/>
+            </w:tabs>
+            <w:rPr>
+              <w:rFonts w:asciiTheme="minorHAnsi" w:eastAsiaTheme="minorEastAsia" w:hAnsiTheme="minorHAnsi" w:cstheme="minorBidi"/>
+              <w:noProof/>
+              <w:kern w:val="2"/>
+              <w:sz w:val="24"/>
+              <w:szCs w:val="24"/>
+              <w14:ligatures w14:val="standardContextual"/>
+            </w:rPr>
+          </w:pPr>
+          <w:hyperlink w:anchor="_Toc238548494" w:history="1">
+            <w:r>
+              <w:rPr>
+                <w:rStyle w:val="Hyperlink"/>
+                <w:noProof/>
+                <w:lang w:val="en-GB"/>
+              </w:rPr>
+              <w:t>4.3  Colour range — visual only</w:t>
+            </w:r>
+            <w:r>
+              <w:rPr>
+                <w:noProof/>
+                <w:webHidden/>
+              </w:rPr>
+              <w:tab/>
+            </w:r>
+            <w:r>
+              <w:rPr>
+                <w:noProof/>
+                <w:webHidden/>
+              </w:rPr>
+              <w:fldChar w:fldCharType="begin"/>
+            </w:r>
+            <w:r>
+              <w:rPr>
+                <w:noProof/>
+                <w:webHidden/>
+              </w:rPr>
+              <w:instrText xml:space="preserve"> PAGEREF _Toc238548494 \h </w:instrText>
+            </w:r>
+            <w:r>
+              <w:rPr>
+                <w:noProof/>
+                <w:webHidden/>
+              </w:rPr>
+            </w:r>
+            <w:r>
+              <w:rPr>
+                <w:noProof/>
+                <w:webHidden/>
+              </w:rPr>
+              <w:fldChar w:fldCharType="separate"/>
+            </w:r>
+            <w:r>
+              <w:rPr>
+                <w:noProof/>
+                <w:webHidden/>
+              </w:rPr>
+              <w:t>8</w:t>
+            </w:r>
+            <w:r>
+              <w:rPr>
+                <w:noProof/>
+                <w:webHidden/>
+              </w:rPr>
+              <w:fldChar w:fldCharType="end"/>
+            </w:r>
+          </w:hyperlink>
+        </w:p>
+        <w:p>
+          <w:pPr>
+            <w:pStyle w:val="Verzeichnis2"/>
+            <w:tabs>
+              <w:tab w:val="right" w:leader="dot" w:pos="9016"/>
+            </w:tabs>
+            <w:rPr>
+              <w:rFonts w:asciiTheme="minorHAnsi" w:eastAsiaTheme="minorEastAsia" w:hAnsiTheme="minorHAnsi" w:cstheme="minorBidi"/>
+              <w:noProof/>
+              <w:kern w:val="2"/>
+              <w:sz w:val="24"/>
+              <w:szCs w:val="24"/>
+              <w14:ligatures w14:val="standardContextual"/>
+            </w:rPr>
+          </w:pPr>
+          <w:hyperlink w:anchor="_Toc238548495" w:history="1">
+            <w:r>
+              <w:rPr>
+                <w:rStyle w:val="Hyperlink"/>
+                <w:noProof/>
+                <w:lang w:val="en-GB"/>
+              </w:rPr>
+              <w:t xml:space="preserve">4.4  </w:t>
+            </w:r>
+            <w:r>
+              <w:rPr>
+                <w:rStyle w:val="Hyperlink"/>
+                <w:noProof/>
+              </w:rPr>
+              <w:t>σ</w:t>
+            </w:r>
+            <w:r>
+              <w:rPr>
+                <w:rStyle w:val="Hyperlink"/>
+                <w:noProof/>
+                <w:lang w:val="en-GB"/>
+              </w:rPr>
+              <w:t>-hole search parameters</w:t>
+            </w:r>
+            <w:r>
+              <w:rPr>
+                <w:noProof/>
+                <w:webHidden/>
+              </w:rPr>
+              <w:tab/>
+            </w:r>
+            <w:r>
+              <w:rPr>
+                <w:noProof/>
+                <w:webHidden/>
+              </w:rPr>
+              <w:fldChar w:fldCharType="begin"/>
+            </w:r>
+            <w:r>
+              <w:rPr>
+                <w:noProof/>
+                <w:webHidden/>
+              </w:rPr>
+              <w:instrText xml:space="preserve"> PAGEREF _Toc238548495 \h </w:instrText>
+            </w:r>
+            <w:r>
+              <w:rPr>
+                <w:noProof/>
+                <w:webHidden/>
+              </w:rPr>
+            </w:r>
+            <w:r>
+              <w:rPr>
+                <w:noProof/>
+                <w:webHidden/>
+              </w:rPr>
+              <w:fldChar w:fldCharType="separate"/>
+            </w:r>
+            <w:r>
+              <w:rPr>
+                <w:noProof/>
+                <w:webHidden/>
+              </w:rPr>
+              <w:t>8</w:t>
+            </w:r>
+            <w:r>
+              <w:rPr>
+                <w:noProof/>
+                <w:webHidden/>
+              </w:rPr>
+              <w:fldChar w:fldCharType="end"/>
+            </w:r>
+          </w:hyperlink>
+        </w:p>
+        <w:p>
+          <w:pPr>
+            <w:pStyle w:val="Verzeichnis2"/>
+            <w:tabs>
+              <w:tab w:val="right" w:leader="dot" w:pos="9016"/>
+            </w:tabs>
+            <w:rPr>
+              <w:rFonts w:asciiTheme="minorHAnsi" w:eastAsiaTheme="minorEastAsia" w:hAnsiTheme="minorHAnsi" w:cstheme="minorBidi"/>
+              <w:noProof/>
+              <w:kern w:val="2"/>
+              <w:sz w:val="24"/>
+              <w:szCs w:val="24"/>
+              <w14:ligatures w14:val="standardContextual"/>
+            </w:rPr>
+          </w:pPr>
+          <w:hyperlink w:anchor="_Toc238548496" w:history="1">
+            <w:r>
+              <w:rPr>
+                <w:rStyle w:val="Hyperlink"/>
+                <w:noProof/>
+              </w:rPr>
+              <w:t>4.5  Rendering</w:t>
+            </w:r>
+            <w:r>
+              <w:rPr>
+                <w:noProof/>
+                <w:webHidden/>
+              </w:rPr>
+              <w:tab/>
+            </w:r>
+            <w:r>
+              <w:rPr>
+                <w:noProof/>
+                <w:webHidden/>
+              </w:rPr>
+              <w:fldChar w:fldCharType="begin"/>
+            </w:r>
+            <w:r>
+              <w:rPr>
+                <w:noProof/>
+                <w:webHidden/>
+              </w:rPr>
+              <w:instrText xml:space="preserve"> PAGEREF _Toc238548496 \h </w:instrText>
+            </w:r>
+            <w:r>
+              <w:rPr>
+                <w:noProof/>
+                <w:webHidden/>
+              </w:rPr>
+            </w:r>
+            <w:r>
+              <w:rPr>
+                <w:noProof/>
+                <w:webHidden/>
+              </w:rPr>
+              <w:fldChar w:fldCharType="separate"/>
+            </w:r>
+            <w:r>
+              <w:rPr>
+                <w:noProof/>
+                <w:webHidden/>
+              </w:rPr>
+              <w:t>9</w:t>
+            </w:r>
+            <w:r>
+              <w:rPr>
+                <w:noProof/>
+                <w:webHidden/>
+              </w:rPr>
+              <w:fldChar w:fldCharType="end"/>
+            </w:r>
+          </w:hyperlink>
+        </w:p>
+        <w:p>
+          <w:pPr>
+            <w:pStyle w:val="Verzeichnis2"/>
+            <w:tabs>
+              <w:tab w:val="right" w:leader="dot" w:pos="9016"/>
+            </w:tabs>
+            <w:rPr>
+              <w:rFonts w:asciiTheme="minorHAnsi" w:eastAsiaTheme="minorEastAsia" w:hAnsiTheme="minorHAnsi" w:cstheme="minorBidi"/>
+              <w:noProof/>
+              <w:kern w:val="2"/>
+              <w:sz w:val="24"/>
+              <w:szCs w:val="24"/>
+              <w14:ligatures w14:val="standardContextual"/>
+            </w:rPr>
+          </w:pPr>
+          <w:hyperlink w:anchor="_Toc238548497" w:history="1">
+            <w:r>
+              <w:rPr>
+                <w:rStyle w:val="Hyperlink"/>
+                <w:noProof/>
+                <w:lang w:val="en-GB"/>
+              </w:rPr>
+              <w:t>4.6  Test-data generator</w:t>
+            </w:r>
+            <w:r>
+              <w:rPr>
+                <w:noProof/>
+                <w:webHidden/>
+              </w:rPr>
+              <w:tab/>
+            </w:r>
+            <w:r>
+              <w:rPr>
+                <w:noProof/>
+                <w:webHidden/>
+              </w:rPr>
+              <w:fldChar w:fldCharType="begin"/>
+            </w:r>
+            <w:r>
+              <w:rPr>
+                <w:noProof/>
+                <w:webHidden/>
+              </w:rPr>
+              <w:instrText xml:space="preserve"> PAGEREF _Toc238548497 \h </w:instrText>
+            </w:r>
+            <w:r>
+              <w:rPr>
+                <w:noProof/>
+                <w:webHidden/>
+              </w:rPr>
+            </w:r>
+            <w:r>
+              <w:rPr>
+                <w:noProof/>
+                <w:webHidden/>
+              </w:rPr>
+              <w:fldChar w:fldCharType="separate"/>
+            </w:r>
+            <w:r>
+              <w:rPr>
+                <w:noProof/>
+                <w:webHidden/>
+              </w:rPr>
+              <w:t>9</w:t>
+            </w:r>
+            <w:r>
+              <w:rPr>
+                <w:noProof/>
+                <w:webHidden/>
               </w:rPr>
               <w:fldChar w:fldCharType="end"/>
             </w:r>
@@ -1057,55 +1722,68 @@
               <w:tab w:val="right" w:leader="dot" w:pos="9016"/>
             </w:tabs>
             <w:rPr>
+              <w:rFonts w:asciiTheme="minorHAnsi" w:eastAsiaTheme="minorEastAsia" w:hAnsiTheme="minorHAnsi" w:cstheme="minorBidi"/>
               <w:noProof/>
+              <w:kern w:val="2"/>
+              <w:sz w:val="24"/>
+              <w:szCs w:val="24"/>
+              <w14:ligatures w14:val="standardContextual"/>
             </w:rPr>
           </w:pPr>
-          <w:hyperlink w:anchor="_Toc238466595" w:history="1">
+          <w:hyperlink w:anchor="_Toc238548498" w:history="1">
             <w:r>
               <w:rPr>
                 <w:rStyle w:val="Hyperlink"/>
                 <w:noProof/>
-              </w:rPr>
-              <w:t>4  Parameter study</w:t>
-            </w:r>
-            <w:r>
-              <w:rPr>
-                <w:noProof/>
+                <w:lang w:val="en-GB"/>
+              </w:rPr>
+              <w:t>5  Results</w:t>
+            </w:r>
+            <w:r>
+              <w:rPr>
+                <w:noProof/>
+                <w:webHidden/>
               </w:rPr>
               <w:tab/>
             </w:r>
             <w:r>
               <w:rPr>
                 <w:noProof/>
+                <w:webHidden/>
               </w:rPr>
               <w:fldChar w:fldCharType="begin"/>
             </w:r>
             <w:r>
               <w:rPr>
                 <w:noProof/>
-              </w:rPr>
-              <w:instrText xml:space="preserve"> PAGEREF _Toc238466595 \h </w:instrText>
-            </w:r>
-            <w:r>
-              <w:rPr>
-                <w:noProof/>
-              </w:rPr>
-            </w:r>
-            <w:r>
-              <w:rPr>
-                <w:noProof/>
+                <w:webHidden/>
+              </w:rPr>
+              <w:instrText xml:space="preserve"> PAGEREF _Toc238548498 \h </w:instrText>
+            </w:r>
+            <w:r>
+              <w:rPr>
+                <w:noProof/>
+                <w:webHidden/>
+              </w:rPr>
+            </w:r>
+            <w:r>
+              <w:rPr>
+                <w:noProof/>
+                <w:webHidden/>
               </w:rPr>
               <w:fldChar w:fldCharType="separate"/>
             </w:r>
             <w:r>
               <w:rPr>
                 <w:noProof/>
-              </w:rPr>
-              <w:t>8</w:t>
-            </w:r>
-            <w:r>
-              <w:rPr>
-                <w:noProof/>
+                <w:webHidden/>
+              </w:rPr>
+              <w:t>10</w:t>
+            </w:r>
+            <w:r>
+              <w:rPr>
+                <w:noProof/>
+                <w:webHidden/>
               </w:rPr>
               <w:fldChar w:fldCharType="end"/>
             </w:r>
@@ -1118,55 +1796,67 @@
               <w:tab w:val="right" w:leader="dot" w:pos="9016"/>
             </w:tabs>
             <w:rPr>
+              <w:rFonts w:asciiTheme="minorHAnsi" w:eastAsiaTheme="minorEastAsia" w:hAnsiTheme="minorHAnsi" w:cstheme="minorBidi"/>
               <w:noProof/>
+              <w:kern w:val="2"/>
+              <w:sz w:val="24"/>
+              <w:szCs w:val="24"/>
+              <w14:ligatures w14:val="standardContextual"/>
             </w:rPr>
           </w:pPr>
-          <w:hyperlink w:anchor="_Toc238466596" w:history="1">
+          <w:hyperlink w:anchor="_Toc238548499" w:history="1">
             <w:r>
               <w:rPr>
                 <w:rStyle w:val="Hyperlink"/>
                 <w:noProof/>
               </w:rPr>
-              <w:t>4.1  Isovalue ρ — the one that decides the answer</w:t>
-            </w:r>
-            <w:r>
-              <w:rPr>
-                <w:noProof/>
+              <w:t>5.1  Surface ESP values</w:t>
+            </w:r>
+            <w:r>
+              <w:rPr>
+                <w:noProof/>
+                <w:webHidden/>
               </w:rPr>
               <w:tab/>
             </w:r>
             <w:r>
               <w:rPr>
                 <w:noProof/>
+                <w:webHidden/>
               </w:rPr>
               <w:fldChar w:fldCharType="begin"/>
             </w:r>
             <w:r>
               <w:rPr>
                 <w:noProof/>
-              </w:rPr>
-              <w:instrText xml:space="preserve"> PAGEREF _Toc238466596 \h </w:instrText>
-            </w:r>
-            <w:r>
-              <w:rPr>
-                <w:noProof/>
-              </w:rPr>
-            </w:r>
-            <w:r>
-              <w:rPr>
-                <w:noProof/>
+                <w:webHidden/>
+              </w:rPr>
+              <w:instrText xml:space="preserve"> PAGEREF _Toc238548499 \h </w:instrText>
+            </w:r>
+            <w:r>
+              <w:rPr>
+                <w:noProof/>
+                <w:webHidden/>
+              </w:rPr>
+            </w:r>
+            <w:r>
+              <w:rPr>
+                <w:noProof/>
+                <w:webHidden/>
               </w:rPr>
               <w:fldChar w:fldCharType="separate"/>
             </w:r>
             <w:r>
               <w:rPr>
                 <w:noProof/>
-              </w:rPr>
-              <w:t>8</w:t>
-            </w:r>
-            <w:r>
-              <w:rPr>
-                <w:noProof/>
+                <w:webHidden/>
+              </w:rPr>
+              <w:t>10</w:t>
+            </w:r>
+            <w:r>
+              <w:rPr>
+                <w:noProof/>
+                <w:webHidden/>
               </w:rPr>
               <w:fldChar w:fldCharType="end"/>
             </w:r>
@@ -1179,63 +1869,68 @@
               <w:tab w:val="right" w:leader="dot" w:pos="9016"/>
             </w:tabs>
             <w:rPr>
+              <w:rFonts w:asciiTheme="minorHAnsi" w:eastAsiaTheme="minorEastAsia" w:hAnsiTheme="minorHAnsi" w:cstheme="minorBidi"/>
               <w:noProof/>
+              <w:kern w:val="2"/>
+              <w:sz w:val="24"/>
+              <w:szCs w:val="24"/>
+              <w14:ligatures w14:val="standardContextual"/>
             </w:rPr>
           </w:pPr>
-          <w:hyperlink w:anchor="_Toc238466597" w:history="1">
+          <w:hyperlink w:anchor="_Toc238548500" w:history="1">
             <w:r>
               <w:rPr>
                 <w:rStyle w:val="Hyperlink"/>
                 <w:noProof/>
-              </w:rPr>
-              <w:t xml:space="preserve">4.2  Grid resolution — </w:t>
-            </w:r>
-            <w:r>
-              <w:rPr>
-                <w:rStyle w:val="Hyperlink"/>
-                <w:rFonts w:ascii="Consolas" w:eastAsia="Consolas" w:hAnsi="Consolas" w:cs="Consolas"/>
-                <w:noProof/>
-              </w:rPr>
-              <w:t>--stride</w:t>
-            </w:r>
-            <w:r>
-              <w:rPr>
-                <w:noProof/>
+                <w:lang w:val="en-GB"/>
+              </w:rPr>
+              <w:t>5.2  What these numbers may and may not be compared with</w:t>
+            </w:r>
+            <w:r>
+              <w:rPr>
+                <w:noProof/>
+                <w:webHidden/>
               </w:rPr>
               <w:tab/>
             </w:r>
             <w:r>
               <w:rPr>
                 <w:noProof/>
+                <w:webHidden/>
               </w:rPr>
               <w:fldChar w:fldCharType="begin"/>
             </w:r>
             <w:r>
               <w:rPr>
                 <w:noProof/>
-              </w:rPr>
-              <w:instrText xml:space="preserve"> PAGEREF _Toc238466597 \h </w:instrText>
-            </w:r>
-            <w:r>
-              <w:rPr>
-                <w:noProof/>
-              </w:rPr>
-            </w:r>
-            <w:r>
-              <w:rPr>
-                <w:noProof/>
+                <w:webHidden/>
+              </w:rPr>
+              <w:instrText xml:space="preserve"> PAGEREF _Toc238548500 \h </w:instrText>
+            </w:r>
+            <w:r>
+              <w:rPr>
+                <w:noProof/>
+                <w:webHidden/>
+              </w:rPr>
+            </w:r>
+            <w:r>
+              <w:rPr>
+                <w:noProof/>
+                <w:webHidden/>
               </w:rPr>
               <w:fldChar w:fldCharType="separate"/>
             </w:r>
             <w:r>
               <w:rPr>
                 <w:noProof/>
-              </w:rPr>
-              <w:t>8</w:t>
-            </w:r>
-            <w:r>
-              <w:rPr>
-                <w:noProof/>
+                <w:webHidden/>
+              </w:rPr>
+              <w:t>11</w:t>
+            </w:r>
+            <w:r>
+              <w:rPr>
+                <w:noProof/>
+                <w:webHidden/>
               </w:rPr>
               <w:fldChar w:fldCharType="end"/>
             </w:r>
@@ -1248,238 +1943,68 @@
               <w:tab w:val="right" w:leader="dot" w:pos="9016"/>
             </w:tabs>
             <w:rPr>
+              <w:rFonts w:asciiTheme="minorHAnsi" w:eastAsiaTheme="minorEastAsia" w:hAnsiTheme="minorHAnsi" w:cstheme="minorBidi"/>
               <w:noProof/>
+              <w:kern w:val="2"/>
+              <w:sz w:val="24"/>
+              <w:szCs w:val="24"/>
+              <w14:ligatures w14:val="standardContextual"/>
             </w:rPr>
           </w:pPr>
-          <w:hyperlink w:anchor="_Toc238466598" w:history="1">
+          <w:hyperlink w:anchor="_Toc238548501" w:history="1">
             <w:r>
               <w:rPr>
                 <w:rStyle w:val="Hyperlink"/>
                 <w:noProof/>
-              </w:rPr>
-              <w:t>4.3  Colour range — visual only</w:t>
-            </w:r>
-            <w:r>
-              <w:rPr>
-                <w:noProof/>
+                <w:lang w:val="en-GB"/>
+              </w:rPr>
+              <w:t>5.3  Provenance of the images</w:t>
+            </w:r>
+            <w:r>
+              <w:rPr>
+                <w:noProof/>
+                <w:webHidden/>
               </w:rPr>
               <w:tab/>
             </w:r>
             <w:r>
               <w:rPr>
                 <w:noProof/>
+                <w:webHidden/>
               </w:rPr>
               <w:fldChar w:fldCharType="begin"/>
             </w:r>
             <w:r>
               <w:rPr>
                 <w:noProof/>
-              </w:rPr>
-              <w:instrText xml:space="preserve"> PAGEREF _Toc238466598 \h </w:instrText>
-            </w:r>
-            <w:r>
-              <w:rPr>
-                <w:noProof/>
-              </w:rPr>
-            </w:r>
-            <w:r>
-              <w:rPr>
-                <w:noProof/>
+                <w:webHidden/>
+              </w:rPr>
+              <w:instrText xml:space="preserve"> PAGEREF _Toc238548501 \h </w:instrText>
+            </w:r>
+            <w:r>
+              <w:rPr>
+                <w:noProof/>
+                <w:webHidden/>
+              </w:rPr>
+            </w:r>
+            <w:r>
+              <w:rPr>
+                <w:noProof/>
+                <w:webHidden/>
               </w:rPr>
               <w:fldChar w:fldCharType="separate"/>
             </w:r>
             <w:r>
               <w:rPr>
                 <w:noProof/>
-              </w:rPr>
-              <w:t>9</w:t>
-            </w:r>
-            <w:r>
-              <w:rPr>
-                <w:noProof/>
-              </w:rPr>
-              <w:fldChar w:fldCharType="end"/>
-            </w:r>
-          </w:hyperlink>
-        </w:p>
-        <w:p>
-          <w:pPr>
-            <w:pStyle w:val="Verzeichnis2"/>
-            <w:tabs>
-              <w:tab w:val="right" w:leader="dot" w:pos="9016"/>
-            </w:tabs>
-            <w:rPr>
-              <w:noProof/>
-            </w:rPr>
-          </w:pPr>
-          <w:hyperlink w:anchor="_Toc238466599" w:history="1">
-            <w:r>
-              <w:rPr>
-                <w:rStyle w:val="Hyperlink"/>
-                <w:noProof/>
-              </w:rPr>
-              <w:t>4.4  σ-hole search parameters</w:t>
-            </w:r>
-            <w:r>
-              <w:rPr>
-                <w:noProof/>
-              </w:rPr>
-              <w:tab/>
-            </w:r>
-            <w:r>
-              <w:rPr>
-                <w:noProof/>
-              </w:rPr>
-              <w:fldChar w:fldCharType="begin"/>
-            </w:r>
-            <w:r>
-              <w:rPr>
-                <w:noProof/>
-              </w:rPr>
-              <w:instrText xml:space="preserve"> PAGEREF _Toc238466599 \h </w:instrText>
-            </w:r>
-            <w:r>
-              <w:rPr>
-                <w:noProof/>
-              </w:rPr>
-            </w:r>
-            <w:r>
-              <w:rPr>
-                <w:noProof/>
-              </w:rPr>
-              <w:fldChar w:fldCharType="separate"/>
-            </w:r>
-            <w:r>
-              <w:rPr>
-                <w:noProof/>
-              </w:rPr>
-              <w:t>9</w:t>
-            </w:r>
-            <w:r>
-              <w:rPr>
-                <w:noProof/>
-              </w:rPr>
-              <w:fldChar w:fldCharType="end"/>
-            </w:r>
-          </w:hyperlink>
-        </w:p>
-        <w:p>
-          <w:pPr>
-            <w:pStyle w:val="Verzeichnis2"/>
-            <w:tabs>
-              <w:tab w:val="right" w:leader="dot" w:pos="9016"/>
-            </w:tabs>
-            <w:rPr>
-              <w:noProof/>
-            </w:rPr>
-          </w:pPr>
-          <w:hyperlink w:anchor="_Toc238466600" w:history="1">
-            <w:r>
-              <w:rPr>
-                <w:rStyle w:val="Hyperlink"/>
-                <w:noProof/>
-              </w:rPr>
-              <w:t>4.5  Rendering</w:t>
-            </w:r>
-            <w:r>
-              <w:rPr>
-                <w:noProof/>
-              </w:rPr>
-              <w:tab/>
-            </w:r>
-            <w:r>
-              <w:rPr>
-                <w:noProof/>
-              </w:rPr>
-              <w:fldChar w:fldCharType="begin"/>
-            </w:r>
-            <w:r>
-              <w:rPr>
-                <w:noProof/>
-              </w:rPr>
-              <w:instrText xml:space="preserve"> PAGEREF _Toc238466600 \h </w:instrText>
-            </w:r>
-            <w:r>
-              <w:rPr>
-                <w:noProof/>
-              </w:rPr>
-            </w:r>
-            <w:r>
-              <w:rPr>
-                <w:noProof/>
-              </w:rPr>
-              <w:fldChar w:fldCharType="separate"/>
-            </w:r>
-            <w:r>
-              <w:rPr>
-                <w:noProof/>
-              </w:rPr>
-              <w:t>10</w:t>
-            </w:r>
-            <w:r>
-              <w:rPr>
-                <w:noProof/>
-              </w:rPr>
-              <w:fldChar w:fldCharType="end"/>
-            </w:r>
-          </w:hyperlink>
-        </w:p>
-        <w:p>
-          <w:pPr>
-            <w:pStyle w:val="Verzeichnis2"/>
-            <w:tabs>
-              <w:tab w:val="right" w:leader="dot" w:pos="9016"/>
-            </w:tabs>
-            <w:rPr>
-              <w:noProof/>
-            </w:rPr>
-          </w:pPr>
-          <w:hyperlink w:anchor="_Toc238466601" w:history="1">
-            <w:r>
-              <w:rPr>
-                <w:rStyle w:val="Hyperlink"/>
-                <w:noProof/>
-              </w:rPr>
-              <w:t>4.6  Test-data generator</w:t>
-            </w:r>
-            <w:r>
-              <w:rPr>
-                <w:noProof/>
-              </w:rPr>
-              <w:tab/>
-            </w:r>
-            <w:r>
-              <w:rPr>
-                <w:noProof/>
-              </w:rPr>
-              <w:fldChar w:fldCharType="begin"/>
-            </w:r>
-            <w:r>
-              <w:rPr>
-                <w:noProof/>
-              </w:rPr>
-              <w:instrText xml:space="preserve"> PAGEREF _Toc238466601 \h </w:instrText>
-            </w:r>
-            <w:r>
-              <w:rPr>
-                <w:noProof/>
-              </w:rPr>
-            </w:r>
-            <w:r>
-              <w:rPr>
-                <w:noProof/>
-              </w:rPr>
-              <w:fldChar w:fldCharType="separate"/>
-            </w:r>
-            <w:r>
-              <w:rPr>
-                <w:noProof/>
-              </w:rPr>
-              <w:t>10</w:t>
-            </w:r>
-            <w:r>
-              <w:rPr>
-                <w:noProof/>
+                <w:webHidden/>
+              </w:rPr>
+              <w:t>11</w:t>
+            </w:r>
+            <w:r>
+              <w:rPr>
+                <w:noProof/>
+                <w:webHidden/>
               </w:rPr>
               <w:fldChar w:fldCharType="end"/>
             </w:r>
@@ -1492,299 +2017,67 @@
               <w:tab w:val="right" w:leader="dot" w:pos="9016"/>
             </w:tabs>
             <w:rPr>
+              <w:rFonts w:asciiTheme="minorHAnsi" w:eastAsiaTheme="minorEastAsia" w:hAnsiTheme="minorHAnsi" w:cstheme="minorBidi"/>
               <w:noProof/>
+              <w:kern w:val="2"/>
+              <w:sz w:val="24"/>
+              <w:szCs w:val="24"/>
+              <w14:ligatures w14:val="standardContextual"/>
             </w:rPr>
           </w:pPr>
-          <w:hyperlink w:anchor="_Toc238466602" w:history="1">
+          <w:hyperlink w:anchor="_Toc238548502" w:history="1">
             <w:r>
               <w:rPr>
                 <w:rStyle w:val="Hyperlink"/>
                 <w:noProof/>
               </w:rPr>
-              <w:t>5  Results</w:t>
-            </w:r>
-            <w:r>
-              <w:rPr>
-                <w:noProof/>
+              <w:t>6  References</w:t>
+            </w:r>
+            <w:r>
+              <w:rPr>
+                <w:noProof/>
+                <w:webHidden/>
               </w:rPr>
               <w:tab/>
             </w:r>
             <w:r>
               <w:rPr>
                 <w:noProof/>
+                <w:webHidden/>
               </w:rPr>
               <w:fldChar w:fldCharType="begin"/>
             </w:r>
             <w:r>
               <w:rPr>
                 <w:noProof/>
-              </w:rPr>
-              <w:instrText xml:space="preserve"> PAGEREF _Toc238466602 \h </w:instrText>
-            </w:r>
-            <w:r>
-              <w:rPr>
-                <w:noProof/>
-              </w:rPr>
-            </w:r>
-            <w:r>
-              <w:rPr>
-                <w:noProof/>
+                <w:webHidden/>
+              </w:rPr>
+              <w:instrText xml:space="preserve"> PAGEREF _Toc238548502 \h </w:instrText>
+            </w:r>
+            <w:r>
+              <w:rPr>
+                <w:noProof/>
+                <w:webHidden/>
+              </w:rPr>
+            </w:r>
+            <w:r>
+              <w:rPr>
+                <w:noProof/>
+                <w:webHidden/>
               </w:rPr>
               <w:fldChar w:fldCharType="separate"/>
             </w:r>
             <w:r>
               <w:rPr>
                 <w:noProof/>
+                <w:webHidden/>
               </w:rPr>
               <w:t>11</w:t>
             </w:r>
             <w:r>
               <w:rPr>
                 <w:noProof/>
-              </w:rPr>
-              <w:fldChar w:fldCharType="end"/>
-            </w:r>
-          </w:hyperlink>
-        </w:p>
-        <w:p>
-          <w:pPr>
-            <w:pStyle w:val="Verzeichnis2"/>
-            <w:tabs>
-              <w:tab w:val="right" w:leader="dot" w:pos="9016"/>
-            </w:tabs>
-            <w:rPr>
-              <w:noProof/>
-            </w:rPr>
-          </w:pPr>
-          <w:hyperlink w:anchor="_Toc238466603" w:history="1">
-            <w:r>
-              <w:rPr>
-                <w:rStyle w:val="Hyperlink"/>
-                <w:noProof/>
-              </w:rPr>
-              <w:t>5.1  Surface ESP values</w:t>
-            </w:r>
-            <w:r>
-              <w:rPr>
-                <w:noProof/>
-              </w:rPr>
-              <w:tab/>
-            </w:r>
-            <w:r>
-              <w:rPr>
-                <w:noProof/>
-              </w:rPr>
-              <w:fldChar w:fldCharType="begin"/>
-            </w:r>
-            <w:r>
-              <w:rPr>
-                <w:noProof/>
-              </w:rPr>
-              <w:instrText xml:space="preserve"> PAGEREF _Toc238466603 \h </w:instrText>
-            </w:r>
-            <w:r>
-              <w:rPr>
-                <w:noProof/>
-              </w:rPr>
-            </w:r>
-            <w:r>
-              <w:rPr>
-                <w:noProof/>
-              </w:rPr>
-              <w:fldChar w:fldCharType="separate"/>
-            </w:r>
-            <w:r>
-              <w:rPr>
-                <w:noProof/>
-              </w:rPr>
-              <w:t>11</w:t>
-            </w:r>
-            <w:r>
-              <w:rPr>
-                <w:noProof/>
-              </w:rPr>
-              <w:fldChar w:fldCharType="end"/>
-            </w:r>
-          </w:hyperlink>
-        </w:p>
-        <w:p>
-          <w:pPr>
-            <w:pStyle w:val="Verzeichnis2"/>
-            <w:tabs>
-              <w:tab w:val="right" w:leader="dot" w:pos="9016"/>
-            </w:tabs>
-            <w:rPr>
-              <w:noProof/>
-            </w:rPr>
-          </w:pPr>
-          <w:hyperlink w:anchor="_Toc238466604" w:history="1">
-            <w:r>
-              <w:rPr>
-                <w:rStyle w:val="Hyperlink"/>
-                <w:noProof/>
-              </w:rPr>
-              <w:t>5.2  What these numbers may and may not be compared with</w:t>
-            </w:r>
-            <w:r>
-              <w:rPr>
-                <w:noProof/>
-              </w:rPr>
-              <w:tab/>
-            </w:r>
-            <w:r>
-              <w:rPr>
-                <w:noProof/>
-              </w:rPr>
-              <w:fldChar w:fldCharType="begin"/>
-            </w:r>
-            <w:r>
-              <w:rPr>
-                <w:noProof/>
-              </w:rPr>
-              <w:instrText xml:space="preserve"> PAGEREF _Toc238466604 \h </w:instrText>
-            </w:r>
-            <w:r>
-              <w:rPr>
-                <w:noProof/>
-              </w:rPr>
-            </w:r>
-            <w:r>
-              <w:rPr>
-                <w:noProof/>
-              </w:rPr>
-              <w:fldChar w:fldCharType="separate"/>
-            </w:r>
-            <w:r>
-              <w:rPr>
-                <w:noProof/>
-              </w:rPr>
-              <w:t>12</w:t>
-            </w:r>
-            <w:r>
-              <w:rPr>
-                <w:noProof/>
-              </w:rPr>
-              <w:fldChar w:fldCharType="end"/>
-            </w:r>
-          </w:hyperlink>
-        </w:p>
-        <w:p>
-          <w:pPr>
-            <w:pStyle w:val="Verzeichnis2"/>
-            <w:tabs>
-              <w:tab w:val="right" w:leader="dot" w:pos="9016"/>
-            </w:tabs>
-            <w:rPr>
-              <w:noProof/>
-            </w:rPr>
-          </w:pPr>
-          <w:hyperlink w:anchor="_Toc238466605" w:history="1">
-            <w:r>
-              <w:rPr>
-                <w:rStyle w:val="Hyperlink"/>
-                <w:noProof/>
-              </w:rPr>
-              <w:t>5.3  Provenance of the images</w:t>
-            </w:r>
-            <w:r>
-              <w:rPr>
-                <w:noProof/>
-              </w:rPr>
-              <w:tab/>
-            </w:r>
-            <w:r>
-              <w:rPr>
-                <w:noProof/>
-              </w:rPr>
-              <w:fldChar w:fldCharType="begin"/>
-            </w:r>
-            <w:r>
-              <w:rPr>
-                <w:noProof/>
-              </w:rPr>
-              <w:instrText xml:space="preserve"> PAGEREF _Toc238466605 \h </w:instrText>
-            </w:r>
-            <w:r>
-              <w:rPr>
-                <w:noProof/>
-              </w:rPr>
-            </w:r>
-            <w:r>
-              <w:rPr>
-                <w:noProof/>
-              </w:rPr>
-              <w:fldChar w:fldCharType="separate"/>
-            </w:r>
-            <w:r>
-              <w:rPr>
-                <w:noProof/>
-              </w:rPr>
-              <w:t>12</w:t>
-            </w:r>
-            <w:r>
-              <w:rPr>
-                <w:noProof/>
-              </w:rPr>
-              <w:fldChar w:fldCharType="end"/>
-            </w:r>
-          </w:hyperlink>
-        </w:p>
-        <w:p>
-          <w:pPr>
-            <w:pStyle w:val="Verzeichnis1"/>
-            <w:tabs>
-              <w:tab w:val="right" w:leader="dot" w:pos="9016"/>
-            </w:tabs>
-            <w:rPr>
-              <w:noProof/>
-            </w:rPr>
-          </w:pPr>
-          <w:hyperlink w:anchor="_Toc238466606" w:history="1">
-            <w:r>
-              <w:rPr>
-                <w:rStyle w:val="Hyperlink"/>
-                <w:noProof/>
-              </w:rPr>
-              <w:t>6  References</w:t>
-            </w:r>
-            <w:r>
-              <w:rPr>
-                <w:noProof/>
-              </w:rPr>
-              <w:tab/>
-            </w:r>
-            <w:r>
-              <w:rPr>
-                <w:noProof/>
-              </w:rPr>
-              <w:fldChar w:fldCharType="begin"/>
-            </w:r>
-            <w:r>
-              <w:rPr>
-                <w:noProof/>
-              </w:rPr>
-              <w:instrText xml:space="preserve"> PAGEREF _Toc238466606 \h </w:instrText>
-            </w:r>
-            <w:r>
-              <w:rPr>
-                <w:noProof/>
-              </w:rPr>
-            </w:r>
-            <w:r>
-              <w:rPr>
-                <w:noProof/>
-              </w:rPr>
-              <w:fldChar w:fldCharType="separate"/>
-            </w:r>
-            <w:r>
-              <w:rPr>
-                <w:noProof/>
-              </w:rPr>
-              <w:t>12</w:t>
-            </w:r>
-            <w:r>
-              <w:rPr>
-                <w:noProof/>
+                <w:webHidden/>
               </w:rPr>
               <w:fldChar w:fldCharType="end"/>
             </w:r>
@@ -1792,13 +2085,40 @@
         </w:p>
         <w:p>
           <w:r>
+            <w:rPr>
+              <w:b/>
+              <w:bCs/>
+            </w:rPr>
             <w:fldChar w:fldCharType="end"/>
           </w:r>
         </w:p>
       </w:sdtContent>
     </w:sdt>
     <w:p>
-      <w:r>
+      <w:pPr>
+        <w:spacing w:after="200"/>
+        <w:rPr>
+          <w:lang w:val="en-GB"/>
+        </w:rPr>
+      </w:pPr>
+    </w:p>
+    <w:p>
+      <w:pPr>
+        <w:rPr>
+          <w:rFonts w:ascii="Calibri Light" w:eastAsia="Calibri Light" w:hAnsi="Calibri Light" w:cs="Calibri Light"/>
+          <w:b/>
+          <w:bCs/>
+          <w:color w:val="1F3864"/>
+          <w:sz w:val="32"/>
+          <w:szCs w:val="32"/>
+          <w:lang w:val="en-GB"/>
+        </w:rPr>
+      </w:pPr>
+      <w:bookmarkStart w:id="0" w:name="_Toc238466585"/>
+      <w:r>
+        <w:rPr>
+          <w:lang w:val="en-GB"/>
+        </w:rPr>
         <w:br w:type="page"/>
       </w:r>
     </w:p>
@@ -1810,7 +2130,7 @@
           <w:lang w:val="en-GB"/>
         </w:rPr>
       </w:pPr>
-      <w:bookmarkStart w:id="0" w:name="_Toc238466585"/>
+      <w:bookmarkStart w:id="1" w:name="_Toc238548482"/>
       <w:r>
         <w:rPr>
           <w:lang w:val="en-GB"/>
@@ -1819,6 +2139,7 @@
         <w:t>1  Why these images look the way they do</w:t>
       </w:r>
       <w:bookmarkEnd w:id="0"/>
+      <w:bookmarkEnd w:id="1"/>
     </w:p>
     <w:p>
       <w:pPr>
@@ -1886,12 +2207,6 @@
         </w:rPr>
         <w:t>The colour is the ESP on that surface, in atomic units (Hartree/e).</w:t>
       </w:r>
-      <w:r>
-        <w:rPr>
-          <w:lang w:val="en-GB"/>
-        </w:rPr>
-        <w:t xml:space="preserve"> Red is negative (electron-rich, attracts electrophiles), blue is positive. The scale is symmetric around zero so that white always means "neutral".</w:t>
-      </w:r>
     </w:p>
     <w:p>
       <w:pPr>
@@ -1925,7 +2240,7 @@
         <w:rPr>
           <w:lang w:val="en-GB"/>
         </w:rPr>
-        <w:t xml:space="preserve">. The potential on the bromine is not isotropic — it is </w:t>
+        <w:t xml:space="preserve">. The potential on the bromine is not isotropic. It’s </w:t>
       </w:r>
       <w:r>
         <w:rPr>
@@ -1968,728 +2283,7 @@
         <w:rPr>
           <w:lang w:val="en-GB"/>
         </w:rPr>
-        <w:t xml:space="preserve"> view exists specifically to show it.</w:t>
-      </w:r>
-    </w:p>
-    <w:p>
-      <w:pPr>
-        <w:spacing w:after="140"/>
-        <w:rPr>
-          <w:lang w:val="en-GB"/>
-        </w:rPr>
-      </w:pPr>
-      <w:r>
-        <w:rPr>
-          <w:lang w:val="en-GB"/>
-        </w:rPr>
-        <w:t>Measured values for the included example, 4-bromoacetophenone:</w:t>
-      </w:r>
-    </w:p>
-    <w:tbl>
-      <w:tblPr>
-        <w:tblW w:w="9360" w:type="dxa"/>
-        <w:tblBorders>
-          <w:top w:val="single" w:sz="4" w:space="0" w:color="auto"/>
-          <w:left w:val="single" w:sz="4" w:space="0" w:color="auto"/>
-          <w:bottom w:val="single" w:sz="4" w:space="0" w:color="auto"/>
-          <w:right w:val="single" w:sz="4" w:space="0" w:color="auto"/>
-          <w:insideH w:val="single" w:sz="4" w:space="0" w:color="auto"/>
-          <w:insideV w:val="single" w:sz="4" w:space="0" w:color="auto"/>
-        </w:tblBorders>
-        <w:tblCellMar>
-          <w:left w:w="10" w:type="dxa"/>
-          <w:right w:w="10" w:type="dxa"/>
-        </w:tblCellMar>
-        <w:tblLook w:val="04A0" w:firstRow="1" w:lastRow="0" w:firstColumn="1" w:lastColumn="0" w:noHBand="0" w:noVBand="1"/>
-      </w:tblPr>
-      <w:tblGrid>
-        <w:gridCol w:w="2059"/>
-        <w:gridCol w:w="2621"/>
-        <w:gridCol w:w="1498"/>
-        <w:gridCol w:w="1591"/>
-        <w:gridCol w:w="1591"/>
-      </w:tblGrid>
-      <w:tr>
-        <w:tblPrEx>
-          <w:tblCellMar>
-            <w:top w:w="0" w:type="dxa"/>
-            <w:bottom w:w="0" w:type="dxa"/>
-          </w:tblCellMar>
-        </w:tblPrEx>
-        <w:trPr>
-          <w:tblHeader/>
-        </w:trPr>
-        <w:tc>
-          <w:tcPr>
-            <w:tcW w:w="2059" w:type="dxa"/>
-            <w:shd w:val="clear" w:color="auto" w:fill="2E5C8A"/>
-            <w:tcMar>
-              <w:top w:w="60" w:type="dxa"/>
-              <w:left w:w="100" w:type="dxa"/>
-              <w:bottom w:w="60" w:type="dxa"/>
-              <w:right w:w="100" w:type="dxa"/>
-            </w:tcMar>
-          </w:tcPr>
-          <w:p>
-            <w:r>
-              <w:rPr>
-                <w:b/>
-                <w:bCs/>
-                <w:color w:val="FFFFFF"/>
-                <w:sz w:val="18"/>
-                <w:szCs w:val="18"/>
-              </w:rPr>
-              <w:t>quantity</w:t>
-            </w:r>
-          </w:p>
-        </w:tc>
-        <w:tc>
-          <w:tcPr>
-            <w:tcW w:w="2621" w:type="dxa"/>
-            <w:shd w:val="clear" w:color="auto" w:fill="2E5C8A"/>
-            <w:tcMar>
-              <w:top w:w="60" w:type="dxa"/>
-              <w:left w:w="100" w:type="dxa"/>
-              <w:bottom w:w="60" w:type="dxa"/>
-              <w:right w:w="100" w:type="dxa"/>
-            </w:tcMar>
-          </w:tcPr>
-          <w:p>
-            <w:pPr>
-              <w:jc w:val="right"/>
-            </w:pPr>
-            <w:r>
-              <w:rPr>
-                <w:b/>
-                <w:bCs/>
-                <w:color w:val="FFFFFF"/>
-                <w:sz w:val="18"/>
-                <w:szCs w:val="18"/>
-              </w:rPr>
-              <w:t>on</w:t>
-            </w:r>
-          </w:p>
-        </w:tc>
-        <w:tc>
-          <w:tcPr>
-            <w:tcW w:w="1498" w:type="dxa"/>
-            <w:shd w:val="clear" w:color="auto" w:fill="2E5C8A"/>
-            <w:tcMar>
-              <w:top w:w="60" w:type="dxa"/>
-              <w:left w:w="100" w:type="dxa"/>
-              <w:bottom w:w="60" w:type="dxa"/>
-              <w:right w:w="100" w:type="dxa"/>
-            </w:tcMar>
-          </w:tcPr>
-          <w:p>
-            <w:pPr>
-              <w:jc w:val="right"/>
-            </w:pPr>
-            <w:r>
-              <w:rPr>
-                <w:b/>
-                <w:bCs/>
-                <w:color w:val="FFFFFF"/>
-                <w:sz w:val="18"/>
-                <w:szCs w:val="18"/>
-              </w:rPr>
-              <w:t>a.u.</w:t>
-            </w:r>
-          </w:p>
-        </w:tc>
-        <w:tc>
-          <w:tcPr>
-            <w:tcW w:w="1591" w:type="dxa"/>
-            <w:shd w:val="clear" w:color="auto" w:fill="2E5C8A"/>
-            <w:tcMar>
-              <w:top w:w="60" w:type="dxa"/>
-              <w:left w:w="100" w:type="dxa"/>
-              <w:bottom w:w="60" w:type="dxa"/>
-              <w:right w:w="100" w:type="dxa"/>
-            </w:tcMar>
-          </w:tcPr>
-          <w:p>
-            <w:pPr>
-              <w:jc w:val="right"/>
-            </w:pPr>
-            <w:r>
-              <w:rPr>
-                <w:b/>
-                <w:bCs/>
-                <w:color w:val="FFFFFF"/>
-                <w:sz w:val="18"/>
-                <w:szCs w:val="18"/>
-              </w:rPr>
-              <w:t>kcal/(mol·e)</w:t>
-            </w:r>
-          </w:p>
-        </w:tc>
-        <w:tc>
-          <w:tcPr>
-            <w:tcW w:w="1591" w:type="dxa"/>
-            <w:shd w:val="clear" w:color="auto" w:fill="2E5C8A"/>
-            <w:tcMar>
-              <w:top w:w="60" w:type="dxa"/>
-              <w:left w:w="100" w:type="dxa"/>
-              <w:bottom w:w="60" w:type="dxa"/>
-              <w:right w:w="100" w:type="dxa"/>
-            </w:tcMar>
-          </w:tcPr>
-          <w:p>
-            <w:pPr>
-              <w:jc w:val="right"/>
-            </w:pPr>
-            <w:r>
-              <w:rPr>
-                <w:b/>
-                <w:bCs/>
-                <w:color w:val="FFFFFF"/>
-                <w:sz w:val="18"/>
-                <w:szCs w:val="18"/>
-              </w:rPr>
-              <w:t>kJ/(mol·e)</w:t>
-            </w:r>
-          </w:p>
-        </w:tc>
-      </w:tr>
-      <w:tr>
-        <w:tblPrEx>
-          <w:tblCellMar>
-            <w:top w:w="0" w:type="dxa"/>
-            <w:bottom w:w="0" w:type="dxa"/>
-          </w:tblCellMar>
-        </w:tblPrEx>
-        <w:tc>
-          <w:tcPr>
-            <w:tcW w:w="2059" w:type="dxa"/>
-            <w:shd w:val="clear" w:color="auto" w:fill="FFFFFF"/>
-            <w:tcMar>
-              <w:top w:w="60" w:type="dxa"/>
-              <w:left w:w="100" w:type="dxa"/>
-              <w:bottom w:w="60" w:type="dxa"/>
-              <w:right w:w="100" w:type="dxa"/>
-            </w:tcMar>
-          </w:tcPr>
-          <w:p>
-            <w:r>
-              <w:rPr>
-                <w:sz w:val="18"/>
-                <w:szCs w:val="18"/>
-              </w:rPr>
-              <w:t>V</w:t>
-            </w:r>
-            <w:r>
-              <w:rPr>
-                <w:sz w:val="18"/>
-                <w:szCs w:val="18"/>
-                <w:vertAlign w:val="subscript"/>
-              </w:rPr>
-              <w:t>S,min</w:t>
-            </w:r>
-          </w:p>
-        </w:tc>
-        <w:tc>
-          <w:tcPr>
-            <w:tcW w:w="2621" w:type="dxa"/>
-            <w:shd w:val="clear" w:color="auto" w:fill="FFFFFF"/>
-            <w:tcMar>
-              <w:top w:w="60" w:type="dxa"/>
-              <w:left w:w="100" w:type="dxa"/>
-              <w:bottom w:w="60" w:type="dxa"/>
-              <w:right w:w="100" w:type="dxa"/>
-            </w:tcMar>
-          </w:tcPr>
-          <w:p>
-            <w:pPr>
-              <w:jc w:val="right"/>
-            </w:pPr>
-            <w:r>
-              <w:rPr>
-                <w:sz w:val="18"/>
-                <w:szCs w:val="18"/>
-              </w:rPr>
-              <w:t>carbonyl O</w:t>
-            </w:r>
-          </w:p>
-        </w:tc>
-        <w:tc>
-          <w:tcPr>
-            <w:tcW w:w="1498" w:type="dxa"/>
-            <w:shd w:val="clear" w:color="auto" w:fill="FFFFFF"/>
-            <w:tcMar>
-              <w:top w:w="60" w:type="dxa"/>
-              <w:left w:w="100" w:type="dxa"/>
-              <w:bottom w:w="60" w:type="dxa"/>
-              <w:right w:w="100" w:type="dxa"/>
-            </w:tcMar>
-          </w:tcPr>
-          <w:p>
-            <w:pPr>
-              <w:jc w:val="right"/>
-            </w:pPr>
-            <w:r>
-              <w:rPr>
-                <w:sz w:val="18"/>
-                <w:szCs w:val="18"/>
-              </w:rPr>
-              <w:t>−0.0653</w:t>
-            </w:r>
-          </w:p>
-        </w:tc>
-        <w:tc>
-          <w:tcPr>
-            <w:tcW w:w="1591" w:type="dxa"/>
-            <w:shd w:val="clear" w:color="auto" w:fill="FFFFFF"/>
-            <w:tcMar>
-              <w:top w:w="60" w:type="dxa"/>
-              <w:left w:w="100" w:type="dxa"/>
-              <w:bottom w:w="60" w:type="dxa"/>
-              <w:right w:w="100" w:type="dxa"/>
-            </w:tcMar>
-          </w:tcPr>
-          <w:p>
-            <w:pPr>
-              <w:jc w:val="right"/>
-            </w:pPr>
-            <w:r>
-              <w:rPr>
-                <w:sz w:val="18"/>
-                <w:szCs w:val="18"/>
-              </w:rPr>
-              <w:t>−41.0</w:t>
-            </w:r>
-          </w:p>
-        </w:tc>
-        <w:tc>
-          <w:tcPr>
-            <w:tcW w:w="1591" w:type="dxa"/>
-            <w:shd w:val="clear" w:color="auto" w:fill="FFFFFF"/>
-            <w:tcMar>
-              <w:top w:w="60" w:type="dxa"/>
-              <w:left w:w="100" w:type="dxa"/>
-              <w:bottom w:w="60" w:type="dxa"/>
-              <w:right w:w="100" w:type="dxa"/>
-            </w:tcMar>
-          </w:tcPr>
-          <w:p>
-            <w:pPr>
-              <w:jc w:val="right"/>
-            </w:pPr>
-            <w:r>
-              <w:rPr>
-                <w:sz w:val="18"/>
-                <w:szCs w:val="18"/>
-              </w:rPr>
-              <w:t>−171.5</w:t>
-            </w:r>
-          </w:p>
-        </w:tc>
-      </w:tr>
-      <w:tr>
-        <w:tblPrEx>
-          <w:tblCellMar>
-            <w:top w:w="0" w:type="dxa"/>
-            <w:bottom w:w="0" w:type="dxa"/>
-          </w:tblCellMar>
-        </w:tblPrEx>
-        <w:tc>
-          <w:tcPr>
-            <w:tcW w:w="2059" w:type="dxa"/>
-            <w:shd w:val="clear" w:color="auto" w:fill="FFFFFF"/>
-            <w:tcMar>
-              <w:top w:w="60" w:type="dxa"/>
-              <w:left w:w="100" w:type="dxa"/>
-              <w:bottom w:w="60" w:type="dxa"/>
-              <w:right w:w="100" w:type="dxa"/>
-            </w:tcMar>
-          </w:tcPr>
-          <w:p>
-            <w:r>
-              <w:rPr>
-                <w:sz w:val="18"/>
-                <w:szCs w:val="18"/>
-              </w:rPr>
-              <w:t>V</w:t>
-            </w:r>
-            <w:r>
-              <w:rPr>
-                <w:sz w:val="18"/>
-                <w:szCs w:val="18"/>
-                <w:vertAlign w:val="subscript"/>
-              </w:rPr>
-              <w:t>S,max</w:t>
-            </w:r>
-          </w:p>
-        </w:tc>
-        <w:tc>
-          <w:tcPr>
-            <w:tcW w:w="2621" w:type="dxa"/>
-            <w:shd w:val="clear" w:color="auto" w:fill="FFFFFF"/>
-            <w:tcMar>
-              <w:top w:w="60" w:type="dxa"/>
-              <w:left w:w="100" w:type="dxa"/>
-              <w:bottom w:w="60" w:type="dxa"/>
-              <w:right w:w="100" w:type="dxa"/>
-            </w:tcMar>
-          </w:tcPr>
-          <w:p>
-            <w:pPr>
-              <w:jc w:val="right"/>
-            </w:pPr>
-            <w:r>
-              <w:rPr>
-                <w:sz w:val="18"/>
-                <w:szCs w:val="18"/>
-              </w:rPr>
-              <w:t>a ring H</w:t>
-            </w:r>
-          </w:p>
-        </w:tc>
-        <w:tc>
-          <w:tcPr>
-            <w:tcW w:w="1498" w:type="dxa"/>
-            <w:shd w:val="clear" w:color="auto" w:fill="FFFFFF"/>
-            <w:tcMar>
-              <w:top w:w="60" w:type="dxa"/>
-              <w:left w:w="100" w:type="dxa"/>
-              <w:bottom w:w="60" w:type="dxa"/>
-              <w:right w:w="100" w:type="dxa"/>
-            </w:tcMar>
-          </w:tcPr>
-          <w:p>
-            <w:pPr>
-              <w:jc w:val="right"/>
-            </w:pPr>
-            <w:r>
-              <w:rPr>
-                <w:sz w:val="18"/>
-                <w:szCs w:val="18"/>
-              </w:rPr>
-              <w:t>+0.0476</w:t>
-            </w:r>
-          </w:p>
-        </w:tc>
-        <w:tc>
-          <w:tcPr>
-            <w:tcW w:w="1591" w:type="dxa"/>
-            <w:shd w:val="clear" w:color="auto" w:fill="FFFFFF"/>
-            <w:tcMar>
-              <w:top w:w="60" w:type="dxa"/>
-              <w:left w:w="100" w:type="dxa"/>
-              <w:bottom w:w="60" w:type="dxa"/>
-              <w:right w:w="100" w:type="dxa"/>
-            </w:tcMar>
-          </w:tcPr>
-          <w:p>
-            <w:pPr>
-              <w:jc w:val="right"/>
-            </w:pPr>
-            <w:r>
-              <w:rPr>
-                <w:sz w:val="18"/>
-                <w:szCs w:val="18"/>
-              </w:rPr>
-              <w:t>+29.9</w:t>
-            </w:r>
-          </w:p>
-        </w:tc>
-        <w:tc>
-          <w:tcPr>
-            <w:tcW w:w="1591" w:type="dxa"/>
-            <w:shd w:val="clear" w:color="auto" w:fill="FFFFFF"/>
-            <w:tcMar>
-              <w:top w:w="60" w:type="dxa"/>
-              <w:left w:w="100" w:type="dxa"/>
-              <w:bottom w:w="60" w:type="dxa"/>
-              <w:right w:w="100" w:type="dxa"/>
-            </w:tcMar>
-          </w:tcPr>
-          <w:p>
-            <w:pPr>
-              <w:jc w:val="right"/>
-            </w:pPr>
-            <w:r>
-              <w:rPr>
-                <w:sz w:val="18"/>
-                <w:szCs w:val="18"/>
-              </w:rPr>
-              <w:t>+125.0</w:t>
-            </w:r>
-          </w:p>
-        </w:tc>
-      </w:tr>
-      <w:tr>
-        <w:tblPrEx>
-          <w:tblCellMar>
-            <w:top w:w="0" w:type="dxa"/>
-            <w:bottom w:w="0" w:type="dxa"/>
-          </w:tblCellMar>
-        </w:tblPrEx>
-        <w:tc>
-          <w:tcPr>
-            <w:tcW w:w="2059" w:type="dxa"/>
-            <w:shd w:val="clear" w:color="auto" w:fill="FFFFFF"/>
-            <w:tcMar>
-              <w:top w:w="60" w:type="dxa"/>
-              <w:left w:w="100" w:type="dxa"/>
-              <w:bottom w:w="60" w:type="dxa"/>
-              <w:right w:w="100" w:type="dxa"/>
-            </w:tcMar>
-          </w:tcPr>
-          <w:p>
-            <w:r>
-              <w:rPr>
-                <w:sz w:val="18"/>
-                <w:szCs w:val="18"/>
-              </w:rPr>
-              <w:t>σ-hole</w:t>
-            </w:r>
-          </w:p>
-        </w:tc>
-        <w:tc>
-          <w:tcPr>
-            <w:tcW w:w="2621" w:type="dxa"/>
-            <w:shd w:val="clear" w:color="auto" w:fill="FFFFFF"/>
-            <w:tcMar>
-              <w:top w:w="60" w:type="dxa"/>
-              <w:left w:w="100" w:type="dxa"/>
-              <w:bottom w:w="60" w:type="dxa"/>
-              <w:right w:w="100" w:type="dxa"/>
-            </w:tcMar>
-          </w:tcPr>
-          <w:p>
-            <w:pPr>
-              <w:jc w:val="right"/>
-              <w:rPr>
-                <w:lang w:val="en-GB"/>
-              </w:rPr>
-            </w:pPr>
-            <w:r>
-              <w:rPr>
-                <w:sz w:val="18"/>
-                <w:szCs w:val="18"/>
-                <w:lang w:val="en-GB"/>
-              </w:rPr>
-              <w:t>Br, on the C–Br axis</w:t>
-            </w:r>
-          </w:p>
-        </w:tc>
-        <w:tc>
-          <w:tcPr>
-            <w:tcW w:w="1498" w:type="dxa"/>
-            <w:shd w:val="clear" w:color="auto" w:fill="FFFFFF"/>
-            <w:tcMar>
-              <w:top w:w="60" w:type="dxa"/>
-              <w:left w:w="100" w:type="dxa"/>
-              <w:bottom w:w="60" w:type="dxa"/>
-              <w:right w:w="100" w:type="dxa"/>
-            </w:tcMar>
-          </w:tcPr>
-          <w:p>
-            <w:pPr>
-              <w:jc w:val="right"/>
-            </w:pPr>
-            <w:r>
-              <w:rPr>
-                <w:sz w:val="18"/>
-                <w:szCs w:val="18"/>
-              </w:rPr>
-              <w:t>+0.0230</w:t>
-            </w:r>
-          </w:p>
-        </w:tc>
-        <w:tc>
-          <w:tcPr>
-            <w:tcW w:w="1591" w:type="dxa"/>
-            <w:shd w:val="clear" w:color="auto" w:fill="FFFFFF"/>
-            <w:tcMar>
-              <w:top w:w="60" w:type="dxa"/>
-              <w:left w:w="100" w:type="dxa"/>
-              <w:bottom w:w="60" w:type="dxa"/>
-              <w:right w:w="100" w:type="dxa"/>
-            </w:tcMar>
-          </w:tcPr>
-          <w:p>
-            <w:pPr>
-              <w:jc w:val="right"/>
-            </w:pPr>
-            <w:r>
-              <w:rPr>
-                <w:sz w:val="18"/>
-                <w:szCs w:val="18"/>
-              </w:rPr>
-              <w:t>+14.5</w:t>
-            </w:r>
-          </w:p>
-        </w:tc>
-        <w:tc>
-          <w:tcPr>
-            <w:tcW w:w="1591" w:type="dxa"/>
-            <w:shd w:val="clear" w:color="auto" w:fill="FFFFFF"/>
-            <w:tcMar>
-              <w:top w:w="60" w:type="dxa"/>
-              <w:left w:w="100" w:type="dxa"/>
-              <w:bottom w:w="60" w:type="dxa"/>
-              <w:right w:w="100" w:type="dxa"/>
-            </w:tcMar>
-          </w:tcPr>
-          <w:p>
-            <w:pPr>
-              <w:jc w:val="right"/>
-            </w:pPr>
-            <w:r>
-              <w:rPr>
-                <w:sz w:val="18"/>
-                <w:szCs w:val="18"/>
-              </w:rPr>
-              <w:t>+60.5</w:t>
-            </w:r>
-          </w:p>
-        </w:tc>
-      </w:tr>
-      <w:tr>
-        <w:tblPrEx>
-          <w:tblCellMar>
-            <w:top w:w="0" w:type="dxa"/>
-            <w:bottom w:w="0" w:type="dxa"/>
-          </w:tblCellMar>
-        </w:tblPrEx>
-        <w:tc>
-          <w:tcPr>
-            <w:tcW w:w="2059" w:type="dxa"/>
-            <w:shd w:val="clear" w:color="auto" w:fill="FFFFFF"/>
-            <w:tcMar>
-              <w:top w:w="60" w:type="dxa"/>
-              <w:left w:w="100" w:type="dxa"/>
-              <w:bottom w:w="60" w:type="dxa"/>
-              <w:right w:w="100" w:type="dxa"/>
-            </w:tcMar>
-          </w:tcPr>
-          <w:p>
-            <w:r>
-              <w:rPr>
-                <w:sz w:val="18"/>
-                <w:szCs w:val="18"/>
-              </w:rPr>
-              <w:t>halogen belt</w:t>
-            </w:r>
-          </w:p>
-        </w:tc>
-        <w:tc>
-          <w:tcPr>
-            <w:tcW w:w="2621" w:type="dxa"/>
-            <w:shd w:val="clear" w:color="auto" w:fill="FFFFFF"/>
-            <w:tcMar>
-              <w:top w:w="60" w:type="dxa"/>
-              <w:left w:w="100" w:type="dxa"/>
-              <w:bottom w:w="60" w:type="dxa"/>
-              <w:right w:w="100" w:type="dxa"/>
-            </w:tcMar>
-          </w:tcPr>
-          <w:p>
-            <w:pPr>
-              <w:jc w:val="right"/>
-            </w:pPr>
-            <w:r>
-              <w:rPr>
-                <w:sz w:val="18"/>
-                <w:szCs w:val="18"/>
-              </w:rPr>
-              <w:t>Br, perpendicular</w:t>
-            </w:r>
-          </w:p>
-        </w:tc>
-        <w:tc>
-          <w:tcPr>
-            <w:tcW w:w="1498" w:type="dxa"/>
-            <w:shd w:val="clear" w:color="auto" w:fill="FFFFFF"/>
-            <w:tcMar>
-              <w:top w:w="60" w:type="dxa"/>
-              <w:left w:w="100" w:type="dxa"/>
-              <w:bottom w:w="60" w:type="dxa"/>
-              <w:right w:w="100" w:type="dxa"/>
-            </w:tcMar>
-          </w:tcPr>
-          <w:p>
-            <w:pPr>
-              <w:jc w:val="right"/>
-            </w:pPr>
-            <w:r>
-              <w:rPr>
-                <w:sz w:val="18"/>
-                <w:szCs w:val="18"/>
-              </w:rPr>
-              <w:t>−0.0167</w:t>
-            </w:r>
-          </w:p>
-        </w:tc>
-        <w:tc>
-          <w:tcPr>
-            <w:tcW w:w="1591" w:type="dxa"/>
-            <w:shd w:val="clear" w:color="auto" w:fill="FFFFFF"/>
-            <w:tcMar>
-              <w:top w:w="60" w:type="dxa"/>
-              <w:left w:w="100" w:type="dxa"/>
-              <w:bottom w:w="60" w:type="dxa"/>
-              <w:right w:w="100" w:type="dxa"/>
-            </w:tcMar>
-          </w:tcPr>
-          <w:p>
-            <w:pPr>
-              <w:jc w:val="right"/>
-            </w:pPr>
-            <w:r>
-              <w:rPr>
-                <w:sz w:val="18"/>
-                <w:szCs w:val="18"/>
-              </w:rPr>
-              <w:t>−10.5</w:t>
-            </w:r>
-          </w:p>
-        </w:tc>
-        <w:tc>
-          <w:tcPr>
-            <w:tcW w:w="1591" w:type="dxa"/>
-            <w:shd w:val="clear" w:color="auto" w:fill="FFFFFF"/>
-            <w:tcMar>
-              <w:top w:w="60" w:type="dxa"/>
-              <w:left w:w="100" w:type="dxa"/>
-              <w:bottom w:w="60" w:type="dxa"/>
-              <w:right w:w="100" w:type="dxa"/>
-            </w:tcMar>
-          </w:tcPr>
-          <w:p>
-            <w:pPr>
-              <w:jc w:val="right"/>
-            </w:pPr>
-            <w:r>
-              <w:rPr>
-                <w:sz w:val="18"/>
-                <w:szCs w:val="18"/>
-              </w:rPr>
-              <w:t>−43.9</w:t>
-            </w:r>
-          </w:p>
-        </w:tc>
-      </w:tr>
-    </w:tbl>
-    <w:p>
-      <w:pPr>
-        <w:spacing w:after="160"/>
-      </w:pPr>
-    </w:p>
-    <w:p>
-      <w:pPr>
-        <w:spacing w:after="140"/>
-        <w:rPr>
-          <w:lang w:val="en-GB"/>
-        </w:rPr>
-      </w:pPr>
-      <w:r>
-        <w:rPr>
-          <w:lang w:val="en-GB"/>
-        </w:rPr>
-        <w:t>Note that all four are different places on the same surface, and that neither global extremum sits on the bromine — see §2.</w:t>
+        <w:t xml:space="preserve"> view, generated by the render_esp.py script exists specifically to show it. </w:t>
       </w:r>
     </w:p>
     <w:p>
@@ -2700,7 +2294,8 @@
           <w:lang w:val="en-GB"/>
         </w:rPr>
       </w:pPr>
-      <w:bookmarkStart w:id="1" w:name="_Toc238466586"/>
+      <w:bookmarkStart w:id="2" w:name="_Toc238466586"/>
+      <w:bookmarkStart w:id="3" w:name="_Toc238548483"/>
       <w:r>
         <w:rPr>
           <w:lang w:val="en-GB"/>
@@ -2716,7 +2311,8 @@
         </w:rPr>
         <w:t>-hole</w:t>
       </w:r>
-      <w:bookmarkEnd w:id="1"/>
+      <w:bookmarkEnd w:id="2"/>
+      <w:bookmarkEnd w:id="3"/>
     </w:p>
     <w:p>
       <w:pPr>
@@ -2726,7 +2322,8 @@
           <w:lang w:val="en-GB"/>
         </w:rPr>
       </w:pPr>
-      <w:bookmarkStart w:id="2" w:name="_Toc238466587"/>
+      <w:bookmarkStart w:id="4" w:name="_Toc238466587"/>
+      <w:bookmarkStart w:id="5" w:name="_Toc238548484"/>
       <w:r>
         <w:rPr>
           <w:lang w:val="en-GB"/>
@@ -2740,7 +2337,8 @@
         </w:rPr>
         <w:t>S,max</w:t>
       </w:r>
-      <w:bookmarkEnd w:id="2"/>
+      <w:bookmarkEnd w:id="4"/>
+      <w:bookmarkEnd w:id="5"/>
     </w:p>
     <w:p>
       <w:pPr>
@@ -2794,12 +2392,6 @@
         <w:gridCol w:w="2168"/>
       </w:tblGrid>
       <w:tr>
-        <w:tblPrEx>
-          <w:tblCellMar>
-            <w:top w:w="0" w:type="dxa"/>
-            <w:bottom w:w="0" w:type="dxa"/>
-          </w:tblCellMar>
-        </w:tblPrEx>
         <w:trPr>
           <w:tblHeader/>
         </w:trPr>
@@ -2905,12 +2497,6 @@
         </w:tc>
       </w:tr>
       <w:tr>
-        <w:tblPrEx>
-          <w:tblCellMar>
-            <w:top w:w="0" w:type="dxa"/>
-            <w:bottom w:w="0" w:type="dxa"/>
-          </w:tblCellMar>
-        </w:tblPrEx>
         <w:tc>
           <w:tcPr>
             <w:tcW w:w="2561" w:type="dxa"/>
@@ -3031,12 +2617,6 @@
         </w:tc>
       </w:tr>
       <w:tr>
-        <w:tblPrEx>
-          <w:tblCellMar>
-            <w:top w:w="0" w:type="dxa"/>
-            <w:bottom w:w="0" w:type="dxa"/>
-          </w:tblCellMar>
-        </w:tblPrEx>
         <w:tc>
           <w:tcPr>
             <w:tcW w:w="2561" w:type="dxa"/>
@@ -3140,12 +2720,6 @@
         </w:tc>
       </w:tr>
       <w:tr>
-        <w:tblPrEx>
-          <w:tblCellMar>
-            <w:top w:w="0" w:type="dxa"/>
-            <w:bottom w:w="0" w:type="dxa"/>
-          </w:tblCellMar>
-        </w:tblPrEx>
         <w:tc>
           <w:tcPr>
             <w:tcW w:w="2561" w:type="dxa"/>
@@ -3265,25 +2839,7 @@
         <w:rPr>
           <w:lang w:val="en-GB"/>
         </w:rPr>
-        <w:t xml:space="preserve">The three global maxima agree to within 0.4 % — because all three are the same aromatic C–H. Use them to compare halogen-bond donors and you conclude that chlorine, bromine and iodine have equally strong </w:t>
-      </w:r>
-      <w:r>
-        <w:t>σ</w:t>
-      </w:r>
-      <w:r>
-        <w:rPr>
-          <w:lang w:val="en-GB"/>
-        </w:rPr>
-        <w:t xml:space="preserve">-holes, which is wrong: the </w:t>
-      </w:r>
-      <w:r>
-        <w:t>σ</w:t>
-      </w:r>
-      <w:r>
-        <w:rPr>
-          <w:lang w:val="en-GB"/>
-        </w:rPr>
-        <w:t>-holes span a factor of 3.3, in the expected order Cl &lt; Br &lt; I.</w:t>
+        <w:t xml:space="preserve">The three global maxima agree to within 1.2 %. All three are the same aromatic C–H. </w:t>
       </w:r>
     </w:p>
     <w:p>
@@ -3295,12 +2851,34 @@
       </w:pPr>
       <w:r>
         <w:rPr>
+          <w:lang w:val="en-GB"/>
+        </w:rPr>
+        <w:t xml:space="preserve">The </w:t>
+      </w:r>
+      <w:r>
+        <w:t>σ</w:t>
+      </w:r>
+      <w:r>
+        <w:rPr>
+          <w:lang w:val="en-GB"/>
+        </w:rPr>
+        <w:t>-holes span a factor of 3.3, in the expected order Cl &lt; Br &lt; I.</w:t>
+      </w:r>
+    </w:p>
+    <w:p>
+      <w:pPr>
+        <w:spacing w:after="140"/>
+        <w:rPr>
+          <w:lang w:val="en-GB"/>
+        </w:rPr>
+      </w:pPr>
+      <w:r>
+        <w:rPr>
           <w:rFonts w:ascii="Consolas" w:eastAsia="Consolas" w:hAnsi="Consolas" w:cs="Consolas"/>
           <w:sz w:val="19"/>
           <w:szCs w:val="19"/>
           <w:lang w:val="en-GB"/>
         </w:rPr>
-        <w:lastRenderedPageBreak/>
         <w:t>render_esp.py</w:t>
       </w:r>
       <w:r>
@@ -3471,17 +3049,32 @@
     </w:p>
     <w:p>
       <w:pPr>
+        <w:rPr>
+          <w:lang w:val="en-GB"/>
+        </w:rPr>
+      </w:pPr>
+      <w:r>
+        <w:rPr>
+          <w:lang w:val="en-GB"/>
+        </w:rPr>
+        <w:br w:type="page"/>
+      </w:r>
+    </w:p>
+    <w:p>
+      <w:pPr>
         <w:pStyle w:val="berschrift2"/>
         <w:spacing w:before="280" w:after="140"/>
         <w:rPr>
           <w:lang w:val="en-GB"/>
         </w:rPr>
       </w:pPr>
-      <w:bookmarkStart w:id="3" w:name="_Toc238466588"/>
-      <w:r>
-        <w:rPr>
-          <w:lang w:val="en-GB"/>
-        </w:rPr>
+      <w:bookmarkStart w:id="6" w:name="_Toc238466588"/>
+      <w:bookmarkStart w:id="7" w:name="_Toc238548485"/>
+      <w:r>
+        <w:rPr>
+          <w:lang w:val="en-GB"/>
+        </w:rPr>
+        <w:lastRenderedPageBreak/>
         <w:t xml:space="preserve">2.2  The </w:t>
       </w:r>
       <w:r>
@@ -3493,7 +3086,8 @@
         </w:rPr>
         <w:t>-hole is not read off grid points</w:t>
       </w:r>
-      <w:bookmarkEnd w:id="3"/>
+      <w:bookmarkEnd w:id="6"/>
+      <w:bookmarkEnd w:id="7"/>
     </w:p>
     <w:p>
       <w:pPr>
@@ -3552,19 +3146,7 @@
         <w:rPr>
           <w:lang w:val="en-GB"/>
         </w:rPr>
-        <w:t xml:space="preserve"> crosses the isovalue along each ray by interpolation, and evaluates V there — both trilinearly interpolated</w:t>
-      </w:r>
-      <w:r>
-        <w:rPr>
-          <w:lang w:val="en-GB"/>
-        </w:rPr>
-        <w:t xml:space="preserve"> (see Sigma-Loch-Bestimmung.pdf)</w:t>
-      </w:r>
-      <w:r>
-        <w:rPr>
-          <w:lang w:val="en-GB"/>
-        </w:rPr>
-        <w:t>. That removes the dependence on grid alignment:</w:t>
+        <w:t xml:space="preserve"> crosses the isovalue along each ray by interpolation, and evaluates V at that specific point via trilinear interpolation (see Sigma-Loch-Bestimmung.pdf). That removes the dependence on grid alignment:</w:t>
       </w:r>
     </w:p>
     <w:tbl>
@@ -3591,12 +3173,6 @@
         <w:gridCol w:w="2617"/>
       </w:tblGrid>
       <w:tr>
-        <w:tblPrEx>
-          <w:tblCellMar>
-            <w:top w:w="0" w:type="dxa"/>
-            <w:bottom w:w="0" w:type="dxa"/>
-          </w:tblCellMar>
-        </w:tblPrEx>
         <w:trPr>
           <w:tblHeader/>
         </w:trPr>
@@ -3707,12 +3283,6 @@
         </w:tc>
       </w:tr>
       <w:tr>
-        <w:tblPrEx>
-          <w:tblCellMar>
-            <w:top w:w="0" w:type="dxa"/>
-            <w:bottom w:w="0" w:type="dxa"/>
-          </w:tblCellMar>
-        </w:tblPrEx>
         <w:tc>
           <w:tcPr>
             <w:tcW w:w="2415" w:type="dxa"/>
@@ -3810,12 +3380,6 @@
         </w:tc>
       </w:tr>
       <w:tr>
-        <w:tblPrEx>
-          <w:tblCellMar>
-            <w:top w:w="0" w:type="dxa"/>
-            <w:bottom w:w="0" w:type="dxa"/>
-          </w:tblCellMar>
-        </w:tblPrEx>
         <w:tc>
           <w:tcPr>
             <w:tcW w:w="2415" w:type="dxa"/>
@@ -3928,12 +3492,6 @@
         </w:tc>
       </w:tr>
       <w:tr>
-        <w:tblPrEx>
-          <w:tblCellMar>
-            <w:top w:w="0" w:type="dxa"/>
-            <w:bottom w:w="0" w:type="dxa"/>
-          </w:tblCellMar>
-        </w:tblPrEx>
         <w:tc>
           <w:tcPr>
             <w:tcW w:w="2415" w:type="dxa"/>
@@ -4129,14 +3687,16 @@
           <w:lang w:val="en-GB"/>
         </w:rPr>
       </w:pPr>
-      <w:bookmarkStart w:id="4" w:name="_Toc238466589"/>
+      <w:bookmarkStart w:id="8" w:name="_Toc238466589"/>
+      <w:bookmarkStart w:id="9" w:name="_Toc238548486"/>
       <w:r>
         <w:rPr>
           <w:lang w:val="en-GB"/>
         </w:rPr>
         <w:t>2.3  Molecules with more than one halogen</w:t>
       </w:r>
-      <w:bookmarkEnd w:id="4"/>
+      <w:bookmarkEnd w:id="8"/>
+      <w:bookmarkEnd w:id="9"/>
     </w:p>
     <w:p>
       <w:pPr>
@@ -4149,7 +3709,7 @@
         <w:rPr>
           <w:lang w:val="en-GB"/>
         </w:rPr>
-        <w:t>Two halogens in the same molecule are usually not equivalent. Triazolam is the obvious example: one chlorine sits on the fused benzodiazepine ring, the other on the pendant phenyl, and they see completely different electronic environments. An earlier version of the script simply took the first halogen in the atom list — which halogen that was depended on nothing but the ordering in the structure file, and the second one was silently dropped.</w:t>
+        <w:t>Two halogens in the same molecule are usually not equivalent. Triazolam (Created via the CreateTpTdFromSmiles.py script) is the obvious example: one chlorine sits on the fused benzodiazepine ring, the other on the pendant phenyl, and they see completely different electronic environments.</w:t>
       </w:r>
     </w:p>
     <w:p>
@@ -4163,7 +3723,7 @@
         <w:rPr>
           <w:lang w:val="en-GB"/>
         </w:rPr>
-        <w:t xml:space="preserve">Every halogen with a bonded carbon is now evaluated separately: its own C–X axis, its own ray cone, its own belt. The console prints one block per halogen, sorted by </w:t>
+        <w:t xml:space="preserve">Every halogen with a bonded carbon is evaluated separately: its own C–X axis, its own ray cone, its own belt. The console prints one block per halogen, sorted by </w:t>
       </w:r>
       <w:r>
         <w:t>σ</w:t>
@@ -4195,28 +3755,19 @@
         <w:shd w:val="clear" w:color="auto" w:fill="F2F2F2"/>
         <w:spacing w:before="100" w:after="160"/>
         <w:rPr>
-          <w:lang w:val="en-GB"/>
-        </w:rPr>
-      </w:pPr>
-      <w:r>
-        <w:rPr>
           <w:rFonts w:ascii="Consolas" w:eastAsia="Consolas" w:hAnsi="Consolas" w:cs="Consolas"/>
           <w:sz w:val="15"/>
           <w:szCs w:val="15"/>
-          <w:lang w:val="en-GB"/>
-        </w:rPr>
-        <w:t xml:space="preserve">  </w:t>
-      </w:r>
+        </w:rPr>
+      </w:pPr>
       <w:r>
         <w:rPr>
           <w:rFonts w:ascii="Consolas" w:eastAsia="Consolas" w:hAnsi="Consolas" w:cs="Consolas"/>
           <w:sz w:val="15"/>
           <w:szCs w:val="15"/>
-        </w:rPr>
-        <w:t>Lokal an Br1:   &lt;- Achse der sigma-Ansicht</w:t>
-      </w:r>
-      <w:r>
-        <w:br/>
+          <w:lang w:val="en-GB"/>
+        </w:rPr>
+        <w:t xml:space="preserve">    </w:t>
       </w:r>
       <w:r>
         <w:rPr>
@@ -4224,10 +3775,7 @@
           <w:sz w:val="15"/>
           <w:szCs w:val="15"/>
         </w:rPr>
-        <w:t xml:space="preserve">    sigma-Loch  = +0.0086 a.u.  =   +5.4 kcal/(mol*e)   [interpoliert, 2.9 Grad zur Achse]</w:t>
-      </w:r>
-      <w:r>
-        <w:br/>
+        <w:t>Lokal an Cl21:   &lt;- Achse der sigma-Ansicht</w:t>
       </w:r>
       <w:r>
         <w:rPr>
@@ -4235,10 +3783,8 @@
           <w:sz w:val="15"/>
           <w:szCs w:val="15"/>
         </w:rPr>
-        <w:t xml:space="preserve">    Guertel     = -0.0362 a.u.  =  -22.7 kcal/(mol*e)   [224 Punkte]</w:t>
-      </w:r>
-      <w:r>
         <w:br/>
+        <w:t>sigma-Loch  = +0.0171 a.u.  =   +44.9 kJ/(mol*e)  =  +10.7 kcal/(mol*e)   [interpoliert, 3.8 Grad zur Achse]</w:t>
       </w:r>
       <w:r>
         <w:rPr>
@@ -4246,39 +3792,61 @@
           <w:sz w:val="15"/>
           <w:szCs w:val="15"/>
         </w:rPr>
-        <w:t xml:space="preserve">  Lokal an Cl4:</w:t>
-      </w:r>
-      <w:r>
         <w:br/>
-      </w:r>
-      <w:r>
+        <w:t>Guertel     = -0.0184 a.u.  =   -48.2 kJ/(mol*e)  =  -11.5 kcal/(mol*e)   [508 Punkte]</w:t>
+      </w:r>
+    </w:p>
+    <w:p>
+      <w:pPr>
+        <w:pBdr>
+          <w:top w:val="single" w:sz="2" w:space="0" w:color="D9D9D9"/>
+          <w:left w:val="single" w:sz="2" w:space="0" w:color="D9D9D9"/>
+          <w:bottom w:val="single" w:sz="2" w:space="0" w:color="D9D9D9"/>
+          <w:right w:val="single" w:sz="2" w:space="0" w:color="D9D9D9"/>
+        </w:pBdr>
+        <w:shd w:val="clear" w:color="auto" w:fill="F2F2F2"/>
+        <w:spacing w:before="100" w:after="160"/>
         <w:rPr>
           <w:rFonts w:ascii="Consolas" w:eastAsia="Consolas" w:hAnsi="Consolas" w:cs="Consolas"/>
           <w:sz w:val="15"/>
           <w:szCs w:val="15"/>
-        </w:rPr>
-        <w:lastRenderedPageBreak/>
-        <w:t xml:space="preserve">    sigma-Loch  = -0.0040 a.u.  =   -2.5 kcal/(mol*e)   [interpoliert, 2.2 Grad zur Achse]</w:t>
-      </w:r>
-      <w:r>
-        <w:br/>
-      </w:r>
+          <w:lang w:val="en-GB"/>
+        </w:rPr>
+      </w:pPr>
       <w:r>
         <w:rPr>
           <w:rFonts w:ascii="Consolas" w:eastAsia="Consolas" w:hAnsi="Consolas" w:cs="Consolas"/>
           <w:sz w:val="15"/>
           <w:szCs w:val="15"/>
         </w:rPr>
-        <w:t xml:space="preserve">    Guertel     = -0.0362 a.u.  </w:t>
+        <w:t xml:space="preserve">  Lokal an Cl11:</w:t>
       </w:r>
       <w:r>
         <w:rPr>
           <w:rFonts w:ascii="Consolas" w:eastAsia="Consolas" w:hAnsi="Consolas" w:cs="Consolas"/>
           <w:sz w:val="15"/>
           <w:szCs w:val="15"/>
-          <w:lang w:val="en-GB"/>
-        </w:rPr>
-        <w:t>=  -22.7 kcal/(mol*e)   [157 Punkte]</w:t>
+        </w:rPr>
+        <w:br/>
+        <w:t>sigma-Loch  = +0.0144 a.u.  =   +37.8 kJ/(mol*e)  =   +9.0 kcal/(mol*e)   [interpoliert, 1.3 Grad zur Achse]</w:t>
+      </w:r>
+      <w:r>
+        <w:rPr>
+          <w:rFonts w:ascii="Consolas" w:eastAsia="Consolas" w:hAnsi="Consolas" w:cs="Consolas"/>
+          <w:sz w:val="15"/>
+          <w:szCs w:val="15"/>
+        </w:rPr>
+        <w:br/>
+        <w:t xml:space="preserve">Guertel     = -0.0110 a.u.  </w:t>
+      </w:r>
+      <w:r>
+        <w:rPr>
+          <w:rFonts w:ascii="Consolas" w:eastAsia="Consolas" w:hAnsi="Consolas" w:cs="Consolas"/>
+          <w:sz w:val="15"/>
+          <w:szCs w:val="15"/>
+          <w:lang w:val="en-GB"/>
+        </w:rPr>
+        <w:t>=   -28.8 kJ/(mol*e)  =   -6.9 kcal/(mol*e)   [464 Punkte]</w:t>
       </w:r>
     </w:p>
     <w:p>
@@ -4322,150 +3890,7 @@
         <w:rPr>
           <w:lang w:val="en-GB"/>
         </w:rPr>
-        <w:t xml:space="preserve"> gets one line per halogen and records which one defined the view. In </w:t>
-      </w:r>
-      <w:r>
-        <w:rPr>
-          <w:rFonts w:ascii="Consolas" w:eastAsia="Consolas" w:hAnsi="Consolas" w:cs="Consolas"/>
-          <w:sz w:val="19"/>
-          <w:szCs w:val="19"/>
-          <w:lang w:val="en-GB"/>
-        </w:rPr>
-        <w:t>summary.csv</w:t>
-      </w:r>
-      <w:r>
-        <w:rPr>
-          <w:lang w:val="en-GB"/>
-        </w:rPr>
-        <w:t xml:space="preserve">, </w:t>
-      </w:r>
-      <w:r>
-        <w:rPr>
-          <w:rFonts w:ascii="Consolas" w:eastAsia="Consolas" w:hAnsi="Consolas" w:cs="Consolas"/>
-          <w:sz w:val="19"/>
-          <w:szCs w:val="19"/>
-          <w:lang w:val="en-GB"/>
-        </w:rPr>
-        <w:t>sigma_hole_au</w:t>
-      </w:r>
-      <w:r>
-        <w:rPr>
-          <w:lang w:val="en-GB"/>
-        </w:rPr>
-        <w:t xml:space="preserve"> remains the </w:t>
-      </w:r>
-      <w:r>
-        <w:rPr>
-          <w:i/>
-          <w:iCs/>
-          <w:lang w:val="en-GB"/>
-        </w:rPr>
-        <w:t>strongest</w:t>
-      </w:r>
-      <w:r>
-        <w:rPr>
-          <w:lang w:val="en-GB"/>
-        </w:rPr>
-        <w:t xml:space="preserve"> </w:t>
-      </w:r>
-      <w:r>
-        <w:t>σ</w:t>
-      </w:r>
-      <w:r>
-        <w:rPr>
-          <w:lang w:val="en-GB"/>
-        </w:rPr>
-        <w:t xml:space="preserve">-hole so the column stays sortable across a batch; </w:t>
-      </w:r>
-      <w:r>
-        <w:rPr>
-          <w:rFonts w:ascii="Consolas" w:eastAsia="Consolas" w:hAnsi="Consolas" w:cs="Consolas"/>
-          <w:sz w:val="19"/>
-          <w:szCs w:val="19"/>
-          <w:lang w:val="en-GB"/>
-        </w:rPr>
-        <w:t>sigma_hole_on</w:t>
-      </w:r>
-      <w:r>
-        <w:rPr>
-          <w:lang w:val="en-GB"/>
-        </w:rPr>
-        <w:t xml:space="preserve"> names the atom it belongs to, </w:t>
-      </w:r>
-      <w:r>
-        <w:rPr>
-          <w:rFonts w:ascii="Consolas" w:eastAsia="Consolas" w:hAnsi="Consolas" w:cs="Consolas"/>
-          <w:sz w:val="19"/>
-          <w:szCs w:val="19"/>
-          <w:lang w:val="en-GB"/>
-        </w:rPr>
-        <w:t>n_halogens</w:t>
-      </w:r>
-      <w:r>
-        <w:rPr>
-          <w:lang w:val="en-GB"/>
-        </w:rPr>
-        <w:t xml:space="preserve"> how many there are, and </w:t>
-      </w:r>
-      <w:r>
-        <w:rPr>
-          <w:rFonts w:ascii="Consolas" w:eastAsia="Consolas" w:hAnsi="Consolas" w:cs="Consolas"/>
-          <w:sz w:val="19"/>
-          <w:szCs w:val="19"/>
-          <w:lang w:val="en-GB"/>
-        </w:rPr>
-        <w:t>sigma_holes_all</w:t>
-      </w:r>
-      <w:r>
-        <w:rPr>
-          <w:lang w:val="en-GB"/>
-        </w:rPr>
-        <w:t xml:space="preserve"> lists every one of them as </w:t>
-      </w:r>
-      <w:r>
-        <w:rPr>
-          <w:rFonts w:ascii="Consolas" w:eastAsia="Consolas" w:hAnsi="Consolas" w:cs="Consolas"/>
-          <w:sz w:val="19"/>
-          <w:szCs w:val="19"/>
-          <w:lang w:val="en-GB"/>
-        </w:rPr>
-        <w:t>label:value</w:t>
-      </w:r>
-      <w:r>
-        <w:rPr>
-          <w:lang w:val="en-GB"/>
-        </w:rPr>
-        <w:t xml:space="preserve"> pairs, e.g. </w:t>
-      </w:r>
-      <w:r>
-        <w:rPr>
-          <w:rFonts w:ascii="Consolas" w:eastAsia="Consolas" w:hAnsi="Consolas" w:cs="Consolas"/>
-          <w:sz w:val="19"/>
-          <w:szCs w:val="19"/>
-          <w:lang w:val="en-GB"/>
-        </w:rPr>
-        <w:t>Br1:0.00862;Cl4:-0.00398</w:t>
-      </w:r>
-      <w:r>
-        <w:rPr>
-          <w:lang w:val="en-GB"/>
-        </w:rPr>
-        <w:t xml:space="preserve">. Nothing is lost. The summary table at the end of a batch run appends </w:t>
-      </w:r>
-      <w:r>
-        <w:rPr>
-          <w:rFonts w:ascii="Consolas" w:eastAsia="Consolas" w:hAnsi="Consolas" w:cs="Consolas"/>
-          <w:sz w:val="19"/>
-          <w:szCs w:val="19"/>
-          <w:lang w:val="en-GB"/>
-        </w:rPr>
-        <w:t>Br1 of 2</w:t>
-      </w:r>
-      <w:r>
-        <w:rPr>
-          <w:lang w:val="en-GB"/>
-        </w:rPr>
-        <w:t xml:space="preserve"> to make clear the printed value is one of several.</w:t>
+        <w:t xml:space="preserve"> gets one line per halogen and records which one defined the view. </w:t>
       </w:r>
     </w:p>
     <w:p>
@@ -4479,7 +3904,37 @@
         <w:rPr>
           <w:lang w:val="en-GB"/>
         </w:rPr>
-        <w:t xml:space="preserve">Sanity checks: on </w:t>
+        <w:t xml:space="preserve">In </w:t>
+      </w:r>
+      <w:r>
+        <w:rPr>
+          <w:rFonts w:ascii="Consolas" w:eastAsia="Consolas" w:hAnsi="Consolas" w:cs="Consolas"/>
+          <w:sz w:val="19"/>
+          <w:szCs w:val="19"/>
+          <w:lang w:val="en-GB"/>
+        </w:rPr>
+        <w:t>summary.csv</w:t>
+      </w:r>
+      <w:r>
+        <w:rPr>
+          <w:lang w:val="en-GB"/>
+        </w:rPr>
+        <w:t xml:space="preserve">, </w:t>
+      </w:r>
+      <w:r>
+        <w:rPr>
+          <w:rFonts w:ascii="Consolas" w:eastAsia="Consolas" w:hAnsi="Consolas" w:cs="Consolas"/>
+          <w:sz w:val="19"/>
+          <w:szCs w:val="19"/>
+          <w:lang w:val="en-GB"/>
+        </w:rPr>
+        <w:t>sigma_hole_au</w:t>
+      </w:r>
+      <w:r>
+        <w:rPr>
+          <w:lang w:val="en-GB"/>
+        </w:rPr>
+        <w:t xml:space="preserve"> remains the </w:t>
       </w:r>
       <w:r>
         <w:rPr>
@@ -4487,13 +3942,13 @@
           <w:iCs/>
           <w:lang w:val="en-GB"/>
         </w:rPr>
-        <w:t>p</w:t>
-      </w:r>
-      <w:r>
-        <w:rPr>
-          <w:lang w:val="en-GB"/>
-        </w:rPr>
-        <w:t xml:space="preserve">-dichlorobenzene, where the two chlorines are related by symmetry, both come out at +0.0074 a.u. On 1-bromo-2-chloroethane they differ as chemistry demands — Br +5.4, Cl −2.5 kcal/mol, the alkyl chlorine having no </w:t>
+        <w:t>strongest</w:t>
+      </w:r>
+      <w:r>
+        <w:rPr>
+          <w:lang w:val="en-GB"/>
+        </w:rPr>
+        <w:t xml:space="preserve"> </w:t>
       </w:r>
       <w:r>
         <w:t>σ</w:t>
@@ -4502,21 +3957,97 @@
         <w:rPr>
           <w:lang w:val="en-GB"/>
         </w:rPr>
-        <w:t>-hole worth the name. Molecules with a single halogen are unaffected: the values and the console output are identical to before.</w:t>
-      </w:r>
-    </w:p>
-    <w:p>
-      <w:pPr>
-        <w:spacing w:after="140"/>
-        <w:rPr>
-          <w:lang w:val="en-GB"/>
-        </w:rPr>
-      </w:pPr>
-      <w:r>
-        <w:rPr>
-          <w:lang w:val="en-GB"/>
-        </w:rPr>
-        <w:t>One caveat for small molecules: the belt region is defined relative to its own halogen, and if two halogens sit within a few bonds of each other the belts overlap, so both report the same minimum — visible above, where both belt values are −0.0362. On molecules where the halogens are far apart, as in triazolam, this does not arise.</w:t>
+        <w:t xml:space="preserve">-hole so the column stays sortable across a batch; </w:t>
+      </w:r>
+      <w:r>
+        <w:rPr>
+          <w:rFonts w:ascii="Consolas" w:eastAsia="Consolas" w:hAnsi="Consolas" w:cs="Consolas"/>
+          <w:sz w:val="19"/>
+          <w:szCs w:val="19"/>
+          <w:lang w:val="en-GB"/>
+        </w:rPr>
+        <w:t>sigma_hole_on</w:t>
+      </w:r>
+      <w:r>
+        <w:rPr>
+          <w:lang w:val="en-GB"/>
+        </w:rPr>
+        <w:t xml:space="preserve"> names the atom it belongs to, </w:t>
+      </w:r>
+      <w:r>
+        <w:rPr>
+          <w:rFonts w:ascii="Consolas" w:eastAsia="Consolas" w:hAnsi="Consolas" w:cs="Consolas"/>
+          <w:sz w:val="19"/>
+          <w:szCs w:val="19"/>
+          <w:lang w:val="en-GB"/>
+        </w:rPr>
+        <w:t>n_halogens</w:t>
+      </w:r>
+      <w:r>
+        <w:rPr>
+          <w:lang w:val="en-GB"/>
+        </w:rPr>
+        <w:t xml:space="preserve"> how many there are, and </w:t>
+      </w:r>
+      <w:r>
+        <w:rPr>
+          <w:rFonts w:ascii="Consolas" w:eastAsia="Consolas" w:hAnsi="Consolas" w:cs="Consolas"/>
+          <w:sz w:val="19"/>
+          <w:szCs w:val="19"/>
+          <w:lang w:val="en-GB"/>
+        </w:rPr>
+        <w:t>sigma_holes_all</w:t>
+      </w:r>
+      <w:r>
+        <w:rPr>
+          <w:lang w:val="en-GB"/>
+        </w:rPr>
+        <w:t xml:space="preserve"> lists every one of them as </w:t>
+      </w:r>
+      <w:r>
+        <w:rPr>
+          <w:rFonts w:ascii="Consolas" w:eastAsia="Consolas" w:hAnsi="Consolas" w:cs="Consolas"/>
+          <w:sz w:val="19"/>
+          <w:szCs w:val="19"/>
+          <w:lang w:val="en-GB"/>
+        </w:rPr>
+        <w:t>label:value</w:t>
+      </w:r>
+      <w:r>
+        <w:rPr>
+          <w:lang w:val="en-GB"/>
+        </w:rPr>
+        <w:t xml:space="preserve"> pairs, e.g. </w:t>
+      </w:r>
+      <w:r>
+        <w:rPr>
+          <w:rFonts w:ascii="Consolas" w:eastAsia="Consolas" w:hAnsi="Consolas" w:cs="Consolas"/>
+          <w:sz w:val="19"/>
+          <w:szCs w:val="19"/>
+          <w:lang w:val="en-GB"/>
+        </w:rPr>
+        <w:t>Br1:0.00862;Cl4:-0.00398</w:t>
+      </w:r>
+      <w:r>
+        <w:rPr>
+          <w:lang w:val="en-GB"/>
+        </w:rPr>
+        <w:t xml:space="preserve">. Nothing is lost. The summary table at the end of a batch run appends </w:t>
+      </w:r>
+      <w:r>
+        <w:rPr>
+          <w:rFonts w:ascii="Consolas" w:eastAsia="Consolas" w:hAnsi="Consolas" w:cs="Consolas"/>
+          <w:sz w:val="19"/>
+          <w:szCs w:val="19"/>
+          <w:lang w:val="en-GB"/>
+        </w:rPr>
+        <w:t>Br1 of 2</w:t>
+      </w:r>
+      <w:r>
+        <w:rPr>
+          <w:lang w:val="en-GB"/>
+        </w:rPr>
+        <w:t xml:space="preserve"> to make clear the printed value is one of several.</w:t>
       </w:r>
     </w:p>
     <w:p>
@@ -4527,14 +4058,17 @@
           <w:lang w:val="en-GB"/>
         </w:rPr>
       </w:pPr>
-      <w:bookmarkStart w:id="5" w:name="_Toc238466590"/>
-      <w:r>
-        <w:rPr>
-          <w:lang w:val="en-GB"/>
-        </w:rPr>
+      <w:bookmarkStart w:id="10" w:name="_Toc238466590"/>
+      <w:bookmarkStart w:id="11" w:name="_Toc238548487"/>
+      <w:r>
+        <w:rPr>
+          <w:lang w:val="en-GB"/>
+        </w:rPr>
+        <w:lastRenderedPageBreak/>
         <w:t>2.4  The cone must not reach the rest of the molecule</w:t>
       </w:r>
-      <w:bookmarkEnd w:id="5"/>
+      <w:bookmarkEnd w:id="10"/>
+      <w:bookmarkEnd w:id="11"/>
     </w:p>
     <w:p>
       <w:pPr>
@@ -4547,19 +4081,7 @@
         <w:rPr>
           <w:lang w:val="en-GB"/>
         </w:rPr>
-        <w:t>Triazolam exposed a second problem, and this one was not specific to having two halogens</w:t>
-      </w:r>
-      <w:r>
-        <w:rPr>
-          <w:lang w:val="en-GB"/>
-        </w:rPr>
-        <w:t xml:space="preserve">, </w:t>
-      </w:r>
-      <w:r>
-        <w:rPr>
-          <w:lang w:val="en-GB"/>
-        </w:rPr>
-        <w:t xml:space="preserve">it had simply never been triggered by the flat test molecules. The ray method walked outward from the halogen and took the </w:t>
+        <w:t xml:space="preserve">Triazolam exposed a second problem, and this one was not specific to having two halogens, it had simply never been triggered by the flat test molecules. The ray method walked outward from the halogen and took the </w:t>
       </w:r>
       <w:r>
         <w:rPr>
@@ -4617,12 +4139,6 @@
         <w:gridCol w:w="2674"/>
       </w:tblGrid>
       <w:tr>
-        <w:tblPrEx>
-          <w:tblCellMar>
-            <w:top w:w="0" w:type="dxa"/>
-            <w:bottom w:w="0" w:type="dxa"/>
-          </w:tblCellMar>
-        </w:tblPrEx>
         <w:trPr>
           <w:tblHeader/>
         </w:trPr>
@@ -4701,12 +4217,6 @@
         </w:tc>
       </w:tr>
       <w:tr>
-        <w:tblPrEx>
-          <w:tblCellMar>
-            <w:top w:w="0" w:type="dxa"/>
-            <w:bottom w:w="0" w:type="dxa"/>
-          </w:tblCellMar>
-        </w:tblPrEx>
         <w:tc>
           <w:tcPr>
             <w:tcW w:w="1783" w:type="dxa"/>
@@ -4816,12 +4326,6 @@
         </w:tc>
       </w:tr>
       <w:tr>
-        <w:tblPrEx>
-          <w:tblCellMar>
-            <w:top w:w="0" w:type="dxa"/>
-            <w:bottom w:w="0" w:type="dxa"/>
-          </w:tblCellMar>
-        </w:tblPrEx>
         <w:tc>
           <w:tcPr>
             <w:tcW w:w="1783" w:type="dxa"/>
@@ -4899,21 +4403,17 @@
     </w:tbl>
     <w:p>
       <w:pPr>
-        <w:spacing w:after="160"/>
+        <w:spacing w:after="140"/>
+        <w:rPr>
+          <w:lang w:val="en-GB"/>
+        </w:rPr>
       </w:pPr>
-    </w:p>
-    <w:p>
-      <w:pPr>
-        <w:spacing w:after="140"/>
-        <w:rPr>
-          <w:lang w:val="en-GB"/>
-        </w:rPr>
-      </w:pPr>
-      <w:r>
-        <w:rPr>
-          <w:lang w:val="en-GB"/>
-        </w:rPr>
-        <w:t xml:space="preserve">+18.8 kcal/mol for an aryl chloride was the tell: chlorobenzene gives +4.9, and no substituent pattern triples that. The two symptoms in the printed output are the </w:t>
+      <w:r>
+        <w:rPr>
+          <w:lang w:val="en-GB"/>
+        </w:rPr>
+        <w:br/>
+        <w:t xml:space="preserve">+18.8 kcal/mol for an aryl chloride was the clue: chlorobenzene gives +4.9, and no substituent pattern triples that. The two symptoms in the printed output are the </w:t>
       </w:r>
       <w:r>
         <w:rPr>
@@ -4927,7 +4427,7 @@
         <w:rPr>
           <w:lang w:val="en-GB"/>
         </w:rPr>
-        <w:t xml:space="preserve"> (29° is nearly the cone edge — a real </w:t>
+        <w:t xml:space="preserve"> (29° is nearly the cone edge a real </w:t>
       </w:r>
       <w:r>
         <w:t>σ</w:t>
@@ -4944,7 +4444,7 @@
         <w:spacing w:after="140"/>
       </w:pPr>
       <w:r>
-        <w:t>Two changes fix it:</w:t>
+        <w:t>Two changes fixed it:</w:t>
       </w:r>
     </w:p>
     <w:p>
@@ -5056,7 +4556,6 @@
         <w:rPr>
           <w:lang w:val="en-GB"/>
         </w:rPr>
-        <w:lastRenderedPageBreak/>
         <w:t xml:space="preserve">The lesson is worth keeping: </w:t>
       </w:r>
       <w:r>
@@ -5091,7 +4590,8 @@
           <w:lang w:val="en-GB"/>
         </w:rPr>
       </w:pPr>
-      <w:bookmarkStart w:id="6" w:name="_Toc238466591"/>
+      <w:bookmarkStart w:id="12" w:name="_Toc238466591"/>
+      <w:bookmarkStart w:id="13" w:name="_Toc238548488"/>
       <w:r>
         <w:rPr>
           <w:lang w:val="en-GB"/>
@@ -5107,7 +4607,8 @@
         </w:rPr>
         <w:t>-hole</w:t>
       </w:r>
-      <w:bookmarkEnd w:id="6"/>
+      <w:bookmarkEnd w:id="12"/>
+      <w:bookmarkEnd w:id="13"/>
     </w:p>
     <w:p>
       <w:pPr>
@@ -5149,7 +4650,7 @@
         <w:rPr>
           <w:lang w:val="en-GB"/>
         </w:rPr>
-        <w:t xml:space="preserve"> extremes — for triazolam the triazole nitrogens at −0.084 a.u. On that scale a </w:t>
+        <w:t xml:space="preserve"> extremes. For triazolam the triazole nitrogens are at −0.084 a.u and therefore set the scale. On that scale a </w:t>
       </w:r>
       <w:r>
         <w:t>σ</w:t>
@@ -5196,203 +4697,27 @@
           <w:bCs/>
           <w:lang w:val="en-GB"/>
         </w:rPr>
-        <w:t>-hole; the picture at the automatic scale is not necessarily.</w:t>
+        <w:t xml:space="preserve">-hole; the picture at the automatic scale is not necessarily. </w:t>
       </w:r>
     </w:p>
     <w:p>
       <w:pPr>
-        <w:pStyle w:val="berschrift2"/>
-        <w:spacing w:before="280" w:after="140"/>
-        <w:rPr>
-          <w:lang w:val="en-GB"/>
-        </w:rPr>
-      </w:pPr>
-      <w:bookmarkStart w:id="7" w:name="_Toc238466592"/>
-      <w:r>
-        <w:rPr>
-          <w:lang w:val="en-GB"/>
-        </w:rPr>
-        <w:t>2.6  Orientation: two versions of the C–X axis</w:t>
-      </w:r>
-      <w:bookmarkEnd w:id="7"/>
-    </w:p>
-    <w:p>
-      <w:pPr>
-        <w:spacing w:after="140"/>
-        <w:rPr>
-          <w:lang w:val="en-GB"/>
-        </w:rPr>
-      </w:pPr>
-      <w:r>
-        <w:rPr>
-          <w:lang w:val="en-GB"/>
-        </w:rPr>
-        <w:t xml:space="preserve">The three views are oriented from the molecular geometry: the plane normal comes from the principal axes of the heavy atoms, the second axis is the carbon–halogen bond. If the molecule carries more than one halogen, the axis is the C–X bond of the one with the </w:t>
-      </w:r>
-      <w:r>
-        <w:rPr>
-          <w:i/>
-          <w:iCs/>
-          <w:lang w:val="en-GB"/>
-        </w:rPr>
-        <w:t>strongest</w:t>
-      </w:r>
-      <w:r>
-        <w:rPr>
-          <w:lang w:val="en-GB"/>
-        </w:rPr>
-        <w:t xml:space="preserve"> </w:t>
-      </w:r>
-      <w:r>
-        <w:t>σ</w:t>
-      </w:r>
-      <w:r>
-        <w:rPr>
-          <w:lang w:val="en-GB"/>
-        </w:rPr>
-        <w:t>-hole.</w:t>
-      </w:r>
-    </w:p>
-    <w:p>
-      <w:pPr>
-        <w:spacing w:after="140"/>
-        <w:rPr>
-          <w:lang w:val="en-GB"/>
-        </w:rPr>
-      </w:pPr>
-      <w:r>
-        <w:rPr>
+        <w:rPr>
+          <w:rFonts w:ascii="Calibri Light" w:eastAsia="Calibri Light" w:hAnsi="Calibri Light" w:cs="Calibri Light"/>
           <w:b/>
           <w:bCs/>
-          <w:lang w:val="en-GB"/>
-        </w:rPr>
-        <w:t>Two versions of that axis exist, and the difference matters.</w:t>
-      </w:r>
-      <w:r>
-        <w:rPr>
-          <w:lang w:val="en-GB"/>
-        </w:rPr>
-        <w:t xml:space="preserve"> The </w:t>
-      </w:r>
-      <w:r>
-        <w:t>π</w:t>
-      </w:r>
-      <w:r>
-        <w:rPr>
-          <w:lang w:val="en-GB"/>
-        </w:rPr>
-        <w:t xml:space="preserve"> and edge views need an axis that lies exactly in the fitted plane, so the three views form a clean orthogonal triple; the raw C–X vector is projected into the plane for them. The </w:t>
-      </w:r>
-      <w:r>
-        <w:t>σ</w:t>
-      </w:r>
-      <w:r>
-        <w:rPr>
-          <w:lang w:val="en-GB"/>
-        </w:rPr>
-        <w:t xml:space="preserve"> view must not use that projection — it has to follow the </w:t>
-      </w:r>
-      <w:r>
-        <w:rPr>
-          <w:i/>
-          <w:iCs/>
-          <w:lang w:val="en-GB"/>
-        </w:rPr>
-        <w:t>actual</w:t>
-      </w:r>
-      <w:r>
-        <w:rPr>
-          <w:lang w:val="en-GB"/>
-        </w:rPr>
-        <w:t xml:space="preserve"> bond. On a planar molecule the two coincide (4-bromoacetophenone: 0.001°) and the distinction is invisible. On triazolam the C–Cl21 bond sticks 42.9° out of the fitted plane, and the </w:t>
-      </w:r>
-      <w:r>
-        <w:t>σ</w:t>
-      </w:r>
-      <w:r>
-        <w:rPr>
-          <w:lang w:val="en-GB"/>
-        </w:rPr>
-        <w:t xml:space="preserve"> view was aiming 42.9° past the </w:t>
-      </w:r>
-      <w:r>
-        <w:t>σ</w:t>
-      </w:r>
-      <w:r>
-        <w:rPr>
-          <w:lang w:val="en-GB"/>
-        </w:rPr>
-        <w:t xml:space="preserve">-hole: the picture showed the molecule roughly edge-on with the chlorine off to the side. Since the fix, </w:t>
-      </w:r>
-      <w:r>
-        <w:rPr>
-          <w:rFonts w:ascii="Consolas" w:eastAsia="Consolas" w:hAnsi="Consolas" w:cs="Consolas"/>
-          <w:sz w:val="19"/>
-          <w:szCs w:val="19"/>
-          <w:lang w:val="en-GB"/>
-        </w:rPr>
-        <w:t>molecular_frame()</w:t>
-      </w:r>
-      <w:r>
-        <w:rPr>
-          <w:lang w:val="en-GB"/>
-        </w:rPr>
-        <w:t xml:space="preserve"> returns both vectors and the </w:t>
-      </w:r>
-      <w:r>
-        <w:t>σ</w:t>
-      </w:r>
-      <w:r>
-        <w:rPr>
-          <w:lang w:val="en-GB"/>
-        </w:rPr>
-        <w:t xml:space="preserve"> view uses the unprojected one. When the tilt exceeds 15°, the console says so.</w:t>
-      </w:r>
-    </w:p>
-    <w:p>
-      <w:pPr>
-        <w:spacing w:after="140"/>
-        <w:rPr>
+          <w:color w:val="1F3864"/>
+          <w:sz w:val="32"/>
+          <w:szCs w:val="32"/>
           <w:lang w:val="en-GB"/>
         </w:rPr>
       </w:pPr>
-      <w:r>
-        <w:rPr>
-          <w:b/>
-          <w:bCs/>
-          <w:lang w:val="en-GB"/>
-        </w:rPr>
-        <w:t>For molecules without a halogen</w:t>
-      </w:r>
-      <w:r>
-        <w:rPr>
-          <w:lang w:val="en-GB"/>
-        </w:rPr>
-        <w:t xml:space="preserve"> there is no C–X axis, and the script falls back to the longest principal axis of the heavy atoms. The three views stay a proper orthogonal triple, but </w:t>
-      </w:r>
-      <w:r>
-        <w:rPr>
-          <w:rFonts w:ascii="Consolas" w:eastAsia="Consolas" w:hAnsi="Consolas" w:cs="Consolas"/>
-          <w:sz w:val="19"/>
-          <w:szCs w:val="19"/>
-          <w:lang w:val="en-GB"/>
-        </w:rPr>
-        <w:t>*_sigma.png</w:t>
-      </w:r>
-      <w:r>
-        <w:rPr>
-          <w:lang w:val="en-GB"/>
-        </w:rPr>
-        <w:t xml:space="preserve"> then looks down the long axis of the molecule rather than at a </w:t>
-      </w:r>
-      <w:r>
-        <w:t>σ</w:t>
-      </w:r>
-      <w:r>
-        <w:rPr>
-          <w:lang w:val="en-GB"/>
-        </w:rPr>
-        <w:t>-hole — for paracetamol, for instance, from the phenol end through the ring towards the acetamido group. The file name is kept for consistency across an image set; read it as "axial view" in that case.</w:t>
+      <w:bookmarkStart w:id="14" w:name="_Toc238466593"/>
+      <w:r>
+        <w:rPr>
+          <w:lang w:val="en-GB"/>
+        </w:rPr>
+        <w:br w:type="page"/>
       </w:r>
     </w:p>
     <w:p>
@@ -5403,14 +4728,16 @@
           <w:lang w:val="en-GB"/>
         </w:rPr>
       </w:pPr>
-      <w:bookmarkStart w:id="8" w:name="_Toc238466593"/>
-      <w:r>
-        <w:rPr>
-          <w:lang w:val="en-GB"/>
-        </w:rPr>
+      <w:bookmarkStart w:id="15" w:name="_Toc238548489"/>
+      <w:r>
+        <w:rPr>
+          <w:lang w:val="en-GB"/>
+        </w:rPr>
+        <w:lastRenderedPageBreak/>
         <w:t>3  Choosing the colour scale</w:t>
       </w:r>
-      <w:bookmarkEnd w:id="8"/>
+      <w:bookmarkEnd w:id="14"/>
+      <w:bookmarkEnd w:id="15"/>
     </w:p>
     <w:p>
       <w:pPr>
@@ -5550,50 +4877,6 @@
         <w:rPr>
           <w:lang w:val="en-GB"/>
         </w:rPr>
-        <w:t xml:space="preserve">Whatever you choose, </w:t>
-      </w:r>
-      <w:r>
-        <w:rPr>
-          <w:b/>
-          <w:bCs/>
-          <w:lang w:val="en-GB"/>
-        </w:rPr>
-        <w:t>state the range in the figure caption</w:t>
-      </w:r>
-      <w:r>
-        <w:rPr>
-          <w:lang w:val="en-GB"/>
-        </w:rPr>
-        <w:t xml:space="preserve"> and ship </w:t>
-      </w:r>
-      <w:r>
-        <w:rPr>
-          <w:rFonts w:ascii="Consolas" w:eastAsia="Consolas" w:hAnsi="Consolas" w:cs="Consolas"/>
-          <w:sz w:val="19"/>
-          <w:szCs w:val="19"/>
-          <w:lang w:val="en-GB"/>
-        </w:rPr>
-        <w:t>*_colorbar.png</w:t>
-      </w:r>
-      <w:r>
-        <w:rPr>
-          <w:lang w:val="en-GB"/>
-        </w:rPr>
-        <w:t xml:space="preserve"> with the figures. An ESP figure without its scale is uninterpretable.</w:t>
-      </w:r>
-    </w:p>
-    <w:p>
-      <w:pPr>
-        <w:spacing w:after="140"/>
-        <w:rPr>
-          <w:lang w:val="en-GB"/>
-        </w:rPr>
-      </w:pPr>
-      <w:r>
-        <w:rPr>
-          <w:lang w:val="en-GB"/>
-        </w:rPr>
-        <w:lastRenderedPageBreak/>
         <w:t xml:space="preserve">For the halobenzenes the automatic range comes out at </w:t>
       </w:r>
       <w:r>
@@ -5700,14 +4983,16 @@
           <w:lang w:val="en-GB"/>
         </w:rPr>
       </w:pPr>
-      <w:bookmarkStart w:id="9" w:name="_Toc238466594"/>
+      <w:bookmarkStart w:id="16" w:name="_Toc238466594"/>
+      <w:bookmarkStart w:id="17" w:name="_Toc238548490"/>
       <w:r>
         <w:rPr>
           <w:lang w:val="en-GB"/>
         </w:rPr>
         <w:t>3.1  The rainbow ramp</w:t>
       </w:r>
-      <w:bookmarkEnd w:id="9"/>
+      <w:bookmarkEnd w:id="16"/>
+      <w:bookmarkEnd w:id="17"/>
     </w:p>
     <w:p>
       <w:pPr>
@@ -5755,12 +5040,6 @@
         <w:gridCol w:w="3789"/>
       </w:tblGrid>
       <w:tr>
-        <w:tblPrEx>
-          <w:tblCellMar>
-            <w:top w:w="0" w:type="dxa"/>
-            <w:bottom w:w="0" w:type="dxa"/>
-          </w:tblCellMar>
-        </w:tblPrEx>
         <w:trPr>
           <w:tblHeader/>
         </w:trPr>
@@ -5844,12 +5123,6 @@
         </w:tc>
       </w:tr>
       <w:tr>
-        <w:tblPrEx>
-          <w:tblCellMar>
-            <w:top w:w="0" w:type="dxa"/>
-            <w:bottom w:w="0" w:type="dxa"/>
-          </w:tblCellMar>
-        </w:tblPrEx>
         <w:tc>
           <w:tcPr>
             <w:tcW w:w="1782" w:type="dxa"/>
@@ -5921,12 +5194,6 @@
         </w:tc>
       </w:tr>
       <w:tr>
-        <w:tblPrEx>
-          <w:tblCellMar>
-            <w:top w:w="0" w:type="dxa"/>
-            <w:bottom w:w="0" w:type="dxa"/>
-          </w:tblCellMar>
-        </w:tblPrEx>
         <w:tc>
           <w:tcPr>
             <w:tcW w:w="1782" w:type="dxa"/>
@@ -6030,7 +5297,7 @@
         <w:rPr>
           <w:lang w:val="en-GB"/>
         </w:rPr>
-        <w:t xml:space="preserve"> Red stays negative and blue stays positive in both ramps; the rainbow only inserts yellow, green and cyan in between. Some programs run the rainbow the other way round (blue = negative), which makes the two image sets impossible to place side by side — the point of having the option at all.</w:t>
+        <w:t xml:space="preserve"> Red stays negative and blue stays positive in both ramps; the rainbow only inserts yellow, green and cyan in between.</w:t>
       </w:r>
     </w:p>
     <w:p>
@@ -6232,7 +5499,8 @@
           <w:lang w:val="en-GB"/>
         </w:rPr>
       </w:pPr>
-      <w:bookmarkStart w:id="10" w:name="_Toc238466595"/>
+      <w:bookmarkStart w:id="18" w:name="_Toc238466595"/>
+      <w:bookmarkStart w:id="19" w:name="_Toc238548491"/>
       <w:r>
         <w:rPr>
           <w:lang w:val="en-GB"/>
@@ -6240,7 +5508,8 @@
         <w:lastRenderedPageBreak/>
         <w:t>4  Parameter study</w:t>
       </w:r>
-      <w:bookmarkEnd w:id="10"/>
+      <w:bookmarkEnd w:id="18"/>
+      <w:bookmarkEnd w:id="19"/>
     </w:p>
     <w:p>
       <w:pPr>
@@ -6253,7 +5522,7 @@
         <w:rPr>
           <w:lang w:val="en-GB"/>
         </w:rPr>
-        <w:t>Every default in this pipeline was chosen against a measurement, not by taste. This section collects those measurements so the choices can be checked, and so it is clear which parameters are cosmetic and which change the result.</w:t>
+        <w:t>Every default in this pipeline was chosen against a measurement. This section collects those measurements so the choices can be checked, and so it is clear which parameters are cosmetic and which change the result.</w:t>
       </w:r>
     </w:p>
     <w:p>
@@ -6301,7 +5570,8 @@
           <w:lang w:val="en-GB"/>
         </w:rPr>
       </w:pPr>
-      <w:bookmarkStart w:id="11" w:name="_Toc238466596"/>
+      <w:bookmarkStart w:id="20" w:name="_Toc238466596"/>
+      <w:bookmarkStart w:id="21" w:name="_Toc238548492"/>
       <w:r>
         <w:rPr>
           <w:lang w:val="en-GB"/>
@@ -6315,9 +5585,16 @@
         <w:rPr>
           <w:lang w:val="en-GB"/>
         </w:rPr>
-        <w:t xml:space="preserve"> — the one that decides the answer</w:t>
-      </w:r>
-      <w:bookmarkEnd w:id="11"/>
+        <w:t xml:space="preserve"> </w:t>
+      </w:r>
+      <w:bookmarkEnd w:id="20"/>
+      <w:r>
+        <w:rPr>
+          <w:lang w:val="en-GB"/>
+        </w:rPr>
+        <w:t>--iso</w:t>
+      </w:r>
+      <w:bookmarkEnd w:id="21"/>
     </w:p>
     <w:p>
       <w:pPr>
@@ -6330,7 +5607,7 @@
         <w:rPr>
           <w:lang w:val="en-GB"/>
         </w:rPr>
-        <w:t>4-Bromoacetophenone, full 114×86×80 grid, everything else at defaults:</w:t>
+        <w:t>Bromobenzene on the full 251×251×251 grid at 0.12 Bohr spacing, everything else at defaults:</w:t>
       </w:r>
     </w:p>
     <w:tbl>
@@ -6360,12 +5637,6 @@
         <w:gridCol w:w="1248"/>
       </w:tblGrid>
       <w:tr>
-        <w:tblPrEx>
-          <w:tblCellMar>
-            <w:top w:w="0" w:type="dxa"/>
-            <w:bottom w:w="0" w:type="dxa"/>
-          </w:tblCellMar>
-        </w:tblPrEx>
         <w:trPr>
           <w:tblHeader/>
         </w:trPr>
@@ -6579,12 +5850,6 @@
         </w:tc>
       </w:tr>
       <w:tr>
-        <w:tblPrEx>
-          <w:tblCellMar>
-            <w:top w:w="0" w:type="dxa"/>
-            <w:bottom w:w="0" w:type="dxa"/>
-          </w:tblCellMar>
-        </w:tblPrEx>
         <w:tc>
           <w:tcPr>
             <w:tcW w:w="1352" w:type="dxa"/>
@@ -6626,7 +5891,7 @@
                 <w:sz w:val="17"/>
                 <w:szCs w:val="17"/>
               </w:rPr>
-              <w:t>4901</w:t>
+              <w:t>43009</w:t>
             </w:r>
           </w:p>
         </w:tc>
@@ -6650,7 +5915,7 @@
                 <w:sz w:val="17"/>
                 <w:szCs w:val="17"/>
               </w:rPr>
-              <w:t>−0.0596</w:t>
+              <w:t>−0.0175</w:t>
             </w:r>
           </w:p>
         </w:tc>
@@ -6674,7 +5939,7 @@
                 <w:sz w:val="17"/>
                 <w:szCs w:val="17"/>
               </w:rPr>
-              <w:t>+0.0408</w:t>
+              <w:t>+0.0248</w:t>
             </w:r>
           </w:p>
         </w:tc>
@@ -6698,7 +5963,7 @@
                 <w:sz w:val="17"/>
                 <w:szCs w:val="17"/>
               </w:rPr>
-              <w:t>+0.0159</w:t>
+              <w:t>+0.0098</w:t>
             </w:r>
           </w:p>
         </w:tc>
@@ -6722,7 +5987,7 @@
                 <w:sz w:val="17"/>
                 <w:szCs w:val="17"/>
               </w:rPr>
-              <w:t>10.0</w:t>
+              <w:t>6.2</w:t>
             </w:r>
           </w:p>
         </w:tc>
@@ -6746,18 +6011,12 @@
                 <w:sz w:val="17"/>
                 <w:szCs w:val="17"/>
               </w:rPr>
-              <w:t>−0.0151</w:t>
+              <w:t>−0.0175</w:t>
             </w:r>
           </w:p>
         </w:tc>
       </w:tr>
       <w:tr>
-        <w:tblPrEx>
-          <w:tblCellMar>
-            <w:top w:w="0" w:type="dxa"/>
-            <w:bottom w:w="0" w:type="dxa"/>
-          </w:tblCellMar>
-        </w:tblPrEx>
         <w:tc>
           <w:tcPr>
             <w:tcW w:w="1352" w:type="dxa"/>
@@ -6799,7 +6058,7 @@
                 <w:sz w:val="17"/>
                 <w:szCs w:val="17"/>
               </w:rPr>
-              <w:t>4925</w:t>
+              <w:t>39451</w:t>
             </w:r>
           </w:p>
         </w:tc>
@@ -6823,7 +6082,7 @@
                 <w:sz w:val="17"/>
                 <w:szCs w:val="17"/>
               </w:rPr>
-              <w:t>−0.0640</w:t>
+              <w:t>−0.0185</w:t>
             </w:r>
           </w:p>
         </w:tc>
@@ -6847,7 +6106,7 @@
                 <w:sz w:val="17"/>
                 <w:szCs w:val="17"/>
               </w:rPr>
-              <w:t>+0.0463</w:t>
+              <w:t>+0.0292</w:t>
             </w:r>
           </w:p>
         </w:tc>
@@ -6871,7 +6130,7 @@
                 <w:sz w:val="17"/>
                 <w:szCs w:val="17"/>
               </w:rPr>
-              <w:t>+0.0203</w:t>
+              <w:t>+0.0139</w:t>
             </w:r>
           </w:p>
         </w:tc>
@@ -6895,7 +6154,7 @@
                 <w:sz w:val="17"/>
                 <w:szCs w:val="17"/>
               </w:rPr>
-              <w:t>12.7</w:t>
+              <w:t>8.7</w:t>
             </w:r>
           </w:p>
         </w:tc>
@@ -6919,18 +6178,12 @@
                 <w:sz w:val="17"/>
                 <w:szCs w:val="17"/>
               </w:rPr>
-              <w:t>−0.0162</w:t>
+              <w:t>−0.0185</w:t>
             </w:r>
           </w:p>
         </w:tc>
       </w:tr>
       <w:tr>
-        <w:tblPrEx>
-          <w:tblCellMar>
-            <w:top w:w="0" w:type="dxa"/>
-            <w:bottom w:w="0" w:type="dxa"/>
-          </w:tblCellMar>
-        </w:tblPrEx>
         <w:tc>
           <w:tcPr>
             <w:tcW w:w="1352" w:type="dxa"/>
@@ -6976,7 +6229,7 @@
                 <w:sz w:val="17"/>
                 <w:szCs w:val="17"/>
               </w:rPr>
-              <w:t>4707</w:t>
+              <w:t>38010</w:t>
             </w:r>
           </w:p>
         </w:tc>
@@ -7002,7 +6255,7 @@
                 <w:sz w:val="17"/>
                 <w:szCs w:val="17"/>
               </w:rPr>
-              <w:t>−0.0653</w:t>
+              <w:t>−0.0188</w:t>
             </w:r>
           </w:p>
         </w:tc>
@@ -7028,7 +6281,7 @@
                 <w:sz w:val="17"/>
                 <w:szCs w:val="17"/>
               </w:rPr>
-              <w:t>+0.0476</w:t>
+              <w:t>+0.0315</w:t>
             </w:r>
           </w:p>
         </w:tc>
@@ -7054,7 +6307,7 @@
                 <w:sz w:val="17"/>
                 <w:szCs w:val="17"/>
               </w:rPr>
-              <w:t>+0.0230</w:t>
+              <w:t>+0.0163</w:t>
             </w:r>
           </w:p>
         </w:tc>
@@ -7080,7 +6333,7 @@
                 <w:sz w:val="17"/>
                 <w:szCs w:val="17"/>
               </w:rPr>
-              <w:t>14.5</w:t>
+              <w:t>10.2</w:t>
             </w:r>
           </w:p>
         </w:tc>
@@ -7106,18 +6359,12 @@
                 <w:sz w:val="17"/>
                 <w:szCs w:val="17"/>
               </w:rPr>
-              <w:t>−0.0167</w:t>
+              <w:t>−0.0188</w:t>
             </w:r>
           </w:p>
         </w:tc>
       </w:tr>
       <w:tr>
-        <w:tblPrEx>
-          <w:tblCellMar>
-            <w:top w:w="0" w:type="dxa"/>
-            <w:bottom w:w="0" w:type="dxa"/>
-          </w:tblCellMar>
-        </w:tblPrEx>
         <w:tc>
           <w:tcPr>
             <w:tcW w:w="1352" w:type="dxa"/>
@@ -7159,7 +6406,7 @@
                 <w:sz w:val="17"/>
                 <w:szCs w:val="17"/>
               </w:rPr>
-              <w:t>4743</w:t>
+              <w:t>35283</w:t>
             </w:r>
           </w:p>
         </w:tc>
@@ -7183,7 +6430,7 @@
                 <w:sz w:val="17"/>
                 <w:szCs w:val="17"/>
               </w:rPr>
-              <w:t>−0.0703</w:t>
+              <w:t>−0.0191</w:t>
             </w:r>
           </w:p>
         </w:tc>
@@ -7207,7 +6454,7 @@
                 <w:sz w:val="17"/>
                 <w:szCs w:val="17"/>
               </w:rPr>
-              <w:t>+0.0539</w:t>
+              <w:t>+0.0377</w:t>
             </w:r>
           </w:p>
         </w:tc>
@@ -7231,7 +6478,7 @@
                 <w:sz w:val="17"/>
                 <w:szCs w:val="17"/>
               </w:rPr>
-              <w:t>+0.0293</w:t>
+              <w:t>+0.0217</w:t>
             </w:r>
           </w:p>
         </w:tc>
@@ -7255,7 +6502,7 @@
                 <w:sz w:val="17"/>
                 <w:szCs w:val="17"/>
               </w:rPr>
-              <w:t>18.4</w:t>
+              <w:t>13.6</w:t>
             </w:r>
           </w:p>
         </w:tc>
@@ -7279,18 +6526,12 @@
                 <w:sz w:val="17"/>
                 <w:szCs w:val="17"/>
               </w:rPr>
-              <w:t>−0.0176</w:t>
+              <w:t>−0.0191</w:t>
             </w:r>
           </w:p>
         </w:tc>
       </w:tr>
       <w:tr>
-        <w:tblPrEx>
-          <w:tblCellMar>
-            <w:top w:w="0" w:type="dxa"/>
-            <w:bottom w:w="0" w:type="dxa"/>
-          </w:tblCellMar>
-        </w:tblPrEx>
         <w:tc>
           <w:tcPr>
             <w:tcW w:w="1352" w:type="dxa"/>
@@ -7332,7 +6573,7 @@
                 <w:sz w:val="17"/>
                 <w:szCs w:val="17"/>
               </w:rPr>
-              <w:t>4666</w:t>
+              <w:t>33771</w:t>
             </w:r>
           </w:p>
         </w:tc>
@@ -7356,7 +6597,7 @@
                 <w:sz w:val="17"/>
                 <w:szCs w:val="17"/>
               </w:rPr>
-              <w:t>−0.0730</w:t>
+              <w:t>−0.0191</w:t>
             </w:r>
           </w:p>
         </w:tc>
@@ -7380,7 +6621,7 @@
                 <w:sz w:val="17"/>
                 <w:szCs w:val="17"/>
               </w:rPr>
-              <w:t>+0.0584</w:t>
+              <w:t>+0.0424</w:t>
             </w:r>
           </w:p>
         </w:tc>
@@ -7404,7 +6645,7 @@
                 <w:sz w:val="17"/>
                 <w:szCs w:val="17"/>
               </w:rPr>
-              <w:t>+0.0354</w:t>
+              <w:t>+0.0265</w:t>
             </w:r>
           </w:p>
         </w:tc>
@@ -7428,7 +6669,7 @@
                 <w:sz w:val="17"/>
                 <w:szCs w:val="17"/>
               </w:rPr>
-              <w:t>22.2</w:t>
+              <w:t>16.6</w:t>
             </w:r>
           </w:p>
         </w:tc>
@@ -7452,18 +6693,12 @@
                 <w:sz w:val="17"/>
                 <w:szCs w:val="17"/>
               </w:rPr>
-              <w:t>−0.0179</w:t>
+              <w:t>−0.0191</w:t>
             </w:r>
           </w:p>
         </w:tc>
       </w:tr>
       <w:tr>
-        <w:tblPrEx>
-          <w:tblCellMar>
-            <w:top w:w="0" w:type="dxa"/>
-            <w:bottom w:w="0" w:type="dxa"/>
-          </w:tblCellMar>
-        </w:tblPrEx>
         <w:tc>
           <w:tcPr>
             <w:tcW w:w="1352" w:type="dxa"/>
@@ -7505,7 +6740,7 @@
                 <w:sz w:val="17"/>
                 <w:szCs w:val="17"/>
               </w:rPr>
-              <w:t>4490</w:t>
+              <w:t>30320</w:t>
             </w:r>
           </w:p>
         </w:tc>
@@ -7529,7 +6764,7 @@
                 <w:sz w:val="17"/>
                 <w:szCs w:val="17"/>
               </w:rPr>
-              <w:t>−0.0816</w:t>
+              <w:t>−0.0173</w:t>
             </w:r>
           </w:p>
         </w:tc>
@@ -7553,7 +6788,7 @@
                 <w:sz w:val="17"/>
                 <w:szCs w:val="17"/>
               </w:rPr>
-              <w:t>+0.0748</w:t>
+              <w:t>+0.0615</w:t>
             </w:r>
           </w:p>
         </w:tc>
@@ -7577,7 +6812,7 @@
                 <w:sz w:val="17"/>
                 <w:szCs w:val="17"/>
               </w:rPr>
-              <w:t>+0.0568</w:t>
+              <w:t>+0.0434</w:t>
             </w:r>
           </w:p>
         </w:tc>
@@ -7601,7 +6836,7 @@
                 <w:sz w:val="17"/>
                 <w:szCs w:val="17"/>
               </w:rPr>
-              <w:t>35.7</w:t>
+              <w:t>27.2</w:t>
             </w:r>
           </w:p>
         </w:tc>
@@ -7625,7 +6860,7 @@
                 <w:sz w:val="17"/>
                 <w:szCs w:val="17"/>
               </w:rPr>
-              <w:t>−0.0171</w:t>
+              <w:t>−0.0173</w:t>
             </w:r>
           </w:p>
         </w:tc>
@@ -7656,7 +6891,7 @@
         <w:rPr>
           <w:lang w:val="en-GB"/>
         </w:rPr>
-        <w:t>-hole grows by a factor of 3.6. That is not noise — a larger isovalue means a surface closer to the nuclei, where the positive nuclear contribution has been screened less. Every value on such a surface is larger in magnitude, on both signs.</w:t>
+        <w:t>-hole grows by a factor of 4.4. A larger isovalue means a surface closer to the nuclei, where the positive nuclear contribution has been screened less.</w:t>
       </w:r>
     </w:p>
     <w:p>
@@ -7670,51 +6905,16 @@
         <w:rPr>
           <w:lang w:val="en-GB"/>
         </w:rPr>
-        <w:t xml:space="preserve">The consequence is that </w:t>
-      </w:r>
-      <w:r>
-        <w:rPr>
-          <w:b/>
-          <w:bCs/>
-          <w:lang w:val="en-GB"/>
-        </w:rPr>
-        <w:t xml:space="preserve">a </w:t>
-      </w:r>
-      <w:r>
-        <w:rPr>
-          <w:b/>
-          <w:bCs/>
-        </w:rPr>
-        <w:t>σ</w:t>
-      </w:r>
-      <w:r>
-        <w:rPr>
-          <w:b/>
-          <w:bCs/>
-          <w:lang w:val="en-GB"/>
-        </w:rPr>
-        <w:t>-hole value without its isovalue is meaningless</w:t>
-      </w:r>
-      <w:r>
-        <w:rPr>
-          <w:lang w:val="en-GB"/>
-        </w:rPr>
-        <w:t xml:space="preserve">, and two values computed at different isovalues cannot be compared at all. This is why 0.001 a.u. is not a tunable here: it is the Bader/Politzer convention (§1) and the only value the rest of the literature can be read against. </w:t>
-      </w:r>
-      <w:r>
-        <w:rPr>
-          <w:rFonts w:ascii="Consolas" w:eastAsia="Consolas" w:hAnsi="Consolas" w:cs="Consolas"/>
-          <w:sz w:val="19"/>
-          <w:szCs w:val="19"/>
-          <w:lang w:val="en-GB"/>
-        </w:rPr>
-        <w:t>--iso</w:t>
-      </w:r>
-      <w:r>
-        <w:rPr>
-          <w:lang w:val="en-GB"/>
-        </w:rPr>
-        <w:t xml:space="preserve"> exists to reproduce someone else’s choice, not to improve on this one.</w:t>
+        <w:t xml:space="preserve">The isovalue does not simply rescale the surface, though. Over the same range the global maximum on the ring hydrogens grows by a factor of 2.5, while the belt around the bromine deepens only from −0.0175 to −0.0191 a.u. and is back at −0.0173 a.u. at </w:t>
+      </w:r>
+      <w:r>
+        <w:t>ρ</w:t>
+      </w:r>
+      <w:r>
+        <w:rPr>
+          <w:lang w:val="en-GB"/>
+        </w:rPr>
+        <w:t xml:space="preserve"> = 0.004. The positive region on the extended C–Br axis responds to the isovalue far more strongly than the negative region perpendicular to it, so no single factor converts a value measured at one isovalue into a value at another.</w:t>
       </w:r>
     </w:p>
     <w:p>
@@ -7728,7 +6928,128 @@
         <w:rPr>
           <w:lang w:val="en-GB"/>
         </w:rPr>
-        <w:t>Note that the shell point count barely moves across the whole range. The count is therefore no indication that anything changed — a convergence check that looks at "enough points" would have passed at every one of these settings.</w:t>
+        <w:t>The V</w:t>
+      </w:r>
+      <w:r>
+        <w:rPr>
+          <w:vertAlign w:val="subscript"/>
+          <w:lang w:val="en-GB"/>
+        </w:rPr>
+        <w:t>S,min</w:t>
+      </w:r>
+      <w:r>
+        <w:rPr>
+          <w:lang w:val="en-GB"/>
+        </w:rPr>
+        <w:t xml:space="preserve"> column and the belt column carry the same number in every row: in bromobenzene the most negative point of the entire surface is the belt around the bromine itself. That is a property of this molecule, not of the method</w:t>
+      </w:r>
+      <w:r>
+        <w:rPr>
+          <w:lang w:val="en-GB"/>
+        </w:rPr>
+        <w:t>.</w:t>
+      </w:r>
+    </w:p>
+    <w:p>
+      <w:pPr>
+        <w:spacing w:after="140"/>
+        <w:rPr>
+          <w:lang w:val="en-GB"/>
+        </w:rPr>
+      </w:pPr>
+      <w:r>
+        <w:rPr>
+          <w:lang w:val="en-GB"/>
+        </w:rPr>
+        <w:t xml:space="preserve">The consequence is that </w:t>
+      </w:r>
+      <w:r>
+        <w:rPr>
+          <w:b/>
+          <w:bCs/>
+          <w:lang w:val="en-GB"/>
+        </w:rPr>
+        <w:t xml:space="preserve">a </w:t>
+      </w:r>
+      <w:r>
+        <w:rPr>
+          <w:b/>
+          <w:bCs/>
+        </w:rPr>
+        <w:t>σ</w:t>
+      </w:r>
+      <w:r>
+        <w:rPr>
+          <w:b/>
+          <w:bCs/>
+          <w:lang w:val="en-GB"/>
+        </w:rPr>
+        <w:t>-hole value without its isovalue is meaningless</w:t>
+      </w:r>
+      <w:r>
+        <w:rPr>
+          <w:lang w:val="en-GB"/>
+        </w:rPr>
+        <w:t xml:space="preserve">, and two values computed at different isovalues cannot be compared at all. This is why 0.001 a.u. is used: it is the Bader/Politzer convention (§1) and the only value the rest of the literature can be read against. </w:t>
+      </w:r>
+    </w:p>
+    <w:p>
+      <w:pPr>
+        <w:spacing w:after="140"/>
+        <w:rPr>
+          <w:lang w:val="en-GB"/>
+        </w:rPr>
+      </w:pPr>
+      <w:r>
+        <w:rPr>
+          <w:rFonts w:ascii="Consolas" w:eastAsia="Consolas" w:hAnsi="Consolas" w:cs="Consolas"/>
+          <w:sz w:val="19"/>
+          <w:szCs w:val="19"/>
+          <w:lang w:val="en-GB"/>
+        </w:rPr>
+        <w:t>--iso</w:t>
+      </w:r>
+      <w:r>
+        <w:rPr>
+          <w:lang w:val="en-GB"/>
+        </w:rPr>
+        <w:t xml:space="preserve"> exists to reproduce someone else’s choice, not to improve on this one.</w:t>
+      </w:r>
+    </w:p>
+    <w:p>
+      <w:pPr>
+        <w:spacing w:after="140"/>
+        <w:rPr>
+          <w:lang w:val="en-GB"/>
+        </w:rPr>
+      </w:pPr>
+      <w:r>
+        <w:rPr>
+          <w:lang w:val="en-GB"/>
+        </w:rPr>
+        <w:t xml:space="preserve">The shell point count falls by 30 % across the range, from 43009 to 30320, while the </w:t>
+      </w:r>
+      <w:r>
+        <w:t>σ</w:t>
+      </w:r>
+      <w:r>
+        <w:rPr>
+          <w:lang w:val="en-GB"/>
+        </w:rPr>
+        <w:t>-hole grows by a factor of 4.4. The count is therefore no indication of what happened to the measured value: a convergence check that looks at “enough points” would have passed at every one of these settings.</w:t>
+      </w:r>
+    </w:p>
+    <w:p>
+      <w:pPr>
+        <w:rPr>
+          <w:lang w:val="en-GB"/>
+        </w:rPr>
+      </w:pPr>
+      <w:r>
+        <w:rPr>
+          <w:lang w:val="en-GB"/>
+        </w:rPr>
+        <w:br w:type="page"/>
       </w:r>
     </w:p>
     <w:p>
@@ -7739,23 +7060,23 @@
           <w:lang w:val="en-GB"/>
         </w:rPr>
       </w:pPr>
-      <w:bookmarkStart w:id="12" w:name="_Toc238466597"/>
-      <w:r>
-        <w:rPr>
-          <w:lang w:val="en-GB"/>
-        </w:rPr>
-        <w:t xml:space="preserve">4.2  Grid resolution — </w:t>
-      </w:r>
-      <w:r>
-        <w:rPr>
-          <w:rFonts w:ascii="Consolas" w:eastAsia="Consolas" w:hAnsi="Consolas" w:cs="Consolas"/>
-          <w:sz w:val="19"/>
-          <w:szCs w:val="19"/>
-          <w:lang w:val="en-GB"/>
-        </w:rPr>
-        <w:t>--stride</w:t>
-      </w:r>
-      <w:bookmarkEnd w:id="12"/>
+      <w:bookmarkStart w:id="22" w:name="_Toc238466597"/>
+      <w:bookmarkStart w:id="23" w:name="_Toc238548493"/>
+      <w:r>
+        <w:rPr>
+          <w:lang w:val="en-GB"/>
+        </w:rPr>
+        <w:lastRenderedPageBreak/>
+        <w:t>4.2  Grid resolution</w:t>
+      </w:r>
+      <w:bookmarkEnd w:id="22"/>
+      <w:r>
+        <w:rPr>
+          <w:lang w:val="en-GB"/>
+        </w:rPr>
+        <w:t xml:space="preserve"> --stride</w:t>
+      </w:r>
+      <w:bookmarkEnd w:id="23"/>
     </w:p>
     <w:p>
       <w:pPr>
@@ -7768,7 +7089,27 @@
         <w:rPr>
           <w:lang w:val="en-GB"/>
         </w:rPr>
-        <w:t>Same molecule, isovalue fixed at 0.001, cubes rebuilt from the same pointval files at increasing decimation:</w:t>
+        <w:t>Same molecule, isovalue fixed at 0.001, the same grid decimated by an increasing stride</w:t>
+      </w:r>
+      <w:r>
+        <w:rPr>
+          <w:lang w:val="en-GB"/>
+        </w:rPr>
+        <w:t xml:space="preserve"> (.</w:t>
+      </w:r>
+      <w:proofErr w:type="spellStart"/>
+      <w:r>
+        <w:rPr>
+          <w:lang w:val="en-GB"/>
+        </w:rPr>
+        <w:t>xyz</w:t>
+      </w:r>
+      <w:proofErr w:type="spellEnd"/>
+      <w:r>
+        <w:rPr>
+          <w:lang w:val="en-GB"/>
+        </w:rPr>
+        <w:t xml:space="preserve"> to .cube conversion). </w:t>
       </w:r>
     </w:p>
     <w:tbl>
@@ -7800,12 +7141,6 @@
         <w:gridCol w:w="936"/>
       </w:tblGrid>
       <w:tr>
-        <w:tblPrEx>
-          <w:tblCellMar>
-            <w:top w:w="0" w:type="dxa"/>
-            <w:bottom w:w="0" w:type="dxa"/>
-          </w:tblCellMar>
-        </w:tblPrEx>
         <w:trPr>
           <w:tblHeader/>
         </w:trPr>
@@ -8074,12 +7409,6 @@
         </w:tc>
       </w:tr>
       <w:tr>
-        <w:tblPrEx>
-          <w:tblCellMar>
-            <w:top w:w="0" w:type="dxa"/>
-            <w:bottom w:w="0" w:type="dxa"/>
-          </w:tblCellMar>
-        </w:tblPrEx>
         <w:tc>
           <w:tcPr>
             <w:tcW w:w="1106" w:type="dxa"/>
@@ -8123,7 +7452,7 @@
                 <w:sz w:val="16"/>
                 <w:szCs w:val="16"/>
               </w:rPr>
-              <w:t>114×86×80</w:t>
+              <w:t>251×251×251</w:t>
             </w:r>
           </w:p>
         </w:tc>
@@ -8149,7 +7478,7 @@
                 <w:sz w:val="16"/>
                 <w:szCs w:val="16"/>
               </w:rPr>
-              <w:t>0.25</w:t>
+              <w:t>0.12</w:t>
             </w:r>
           </w:p>
         </w:tc>
@@ -8173,7 +7502,7 @@
                 <w:sz w:val="16"/>
                 <w:szCs w:val="16"/>
               </w:rPr>
-              <w:t>20.7 MB</w:t>
+              <w:t>201.1 MB</w:t>
             </w:r>
           </w:p>
         </w:tc>
@@ -8197,7 +7526,7 @@
                 <w:sz w:val="16"/>
                 <w:szCs w:val="16"/>
               </w:rPr>
-              <w:t>−0.0653</w:t>
+              <w:t>−0.0188</w:t>
             </w:r>
           </w:p>
         </w:tc>
@@ -8221,7 +7550,7 @@
                 <w:sz w:val="16"/>
                 <w:szCs w:val="16"/>
               </w:rPr>
-              <w:t>+0.0476</w:t>
+              <w:t>+0.0315</w:t>
             </w:r>
           </w:p>
         </w:tc>
@@ -8247,7 +7576,7 @@
                 <w:sz w:val="16"/>
                 <w:szCs w:val="16"/>
               </w:rPr>
-              <w:t>+0.0230</w:t>
+              <w:t>+0.0163</w:t>
             </w:r>
           </w:p>
         </w:tc>
@@ -8271,7 +7600,7 @@
                 <w:sz w:val="16"/>
                 <w:szCs w:val="16"/>
               </w:rPr>
-              <w:t>14.5</w:t>
+              <w:t>10.2</w:t>
             </w:r>
           </w:p>
         </w:tc>
@@ -8295,18 +7624,12 @@
                 <w:sz w:val="16"/>
                 <w:szCs w:val="16"/>
               </w:rPr>
-              <w:t>−0.0167</w:t>
+              <w:t>−0.0188</w:t>
             </w:r>
           </w:p>
         </w:tc>
       </w:tr>
       <w:tr>
-        <w:tblPrEx>
-          <w:tblCellMar>
-            <w:top w:w="0" w:type="dxa"/>
-            <w:bottom w:w="0" w:type="dxa"/>
-          </w:tblCellMar>
-        </w:tblPrEx>
         <w:tc>
           <w:tcPr>
             <w:tcW w:w="1106" w:type="dxa"/>
@@ -8348,7 +7671,7 @@
                 <w:sz w:val="16"/>
                 <w:szCs w:val="16"/>
               </w:rPr>
-              <w:t>57×43×40</w:t>
+              <w:t>126×126×126</w:t>
             </w:r>
           </w:p>
         </w:tc>
@@ -8372,7 +7695,7 @@
                 <w:sz w:val="16"/>
                 <w:szCs w:val="16"/>
               </w:rPr>
-              <w:t>0.50</w:t>
+              <w:t>0.24</w:t>
             </w:r>
           </w:p>
         </w:tc>
@@ -8396,7 +7719,7 @@
                 <w:sz w:val="16"/>
                 <w:szCs w:val="16"/>
               </w:rPr>
-              <w:t>2.6 MB</w:t>
+              <w:t>25.4 MB</w:t>
             </w:r>
           </w:p>
         </w:tc>
@@ -8420,7 +7743,7 @@
                 <w:sz w:val="16"/>
                 <w:szCs w:val="16"/>
               </w:rPr>
-              <w:t>−0.0636</w:t>
+              <w:t>−0.0188</w:t>
             </w:r>
           </w:p>
         </w:tc>
@@ -8444,7 +7767,7 @@
                 <w:sz w:val="16"/>
                 <w:szCs w:val="16"/>
               </w:rPr>
-              <w:t>+0.0462</w:t>
+              <w:t>+0.0312</w:t>
             </w:r>
           </w:p>
         </w:tc>
@@ -8468,7 +7791,7 @@
                 <w:sz w:val="16"/>
                 <w:szCs w:val="16"/>
               </w:rPr>
-              <w:t>+0.0224</w:t>
+              <w:t>+0.0161</w:t>
             </w:r>
           </w:p>
         </w:tc>
@@ -8492,7 +7815,7 @@
                 <w:sz w:val="16"/>
                 <w:szCs w:val="16"/>
               </w:rPr>
-              <w:t>14.1</w:t>
+              <w:t>10.1</w:t>
             </w:r>
           </w:p>
         </w:tc>
@@ -8516,18 +7839,12 @@
                 <w:sz w:val="16"/>
                 <w:szCs w:val="16"/>
               </w:rPr>
-              <w:t>−0.0166</w:t>
+              <w:t>−0.0188</w:t>
             </w:r>
           </w:p>
         </w:tc>
       </w:tr>
       <w:tr>
-        <w:tblPrEx>
-          <w:tblCellMar>
-            <w:top w:w="0" w:type="dxa"/>
-            <w:bottom w:w="0" w:type="dxa"/>
-          </w:tblCellMar>
-        </w:tblPrEx>
         <w:tc>
           <w:tcPr>
             <w:tcW w:w="1106" w:type="dxa"/>
@@ -8569,7 +7886,7 @@
                 <w:sz w:val="16"/>
                 <w:szCs w:val="16"/>
               </w:rPr>
-              <w:t>38×29×27</w:t>
+              <w:t>84×84×84</w:t>
             </w:r>
           </w:p>
         </w:tc>
@@ -8593,7 +7910,7 @@
                 <w:sz w:val="16"/>
                 <w:szCs w:val="16"/>
               </w:rPr>
-              <w:t>0.75</w:t>
+              <w:t>0.36</w:t>
             </w:r>
           </w:p>
         </w:tc>
@@ -8617,7 +7934,7 @@
                 <w:sz w:val="16"/>
                 <w:szCs w:val="16"/>
               </w:rPr>
-              <w:t>0.8 MB</w:t>
+              <w:t>7.5 MB</w:t>
             </w:r>
           </w:p>
         </w:tc>
@@ -8641,7 +7958,7 @@
                 <w:sz w:val="16"/>
                 <w:szCs w:val="16"/>
               </w:rPr>
-              <w:t>−0.0638</w:t>
+              <w:t>−0.0188</w:t>
             </w:r>
           </w:p>
         </w:tc>
@@ -8665,7 +7982,7 @@
                 <w:sz w:val="16"/>
                 <w:szCs w:val="16"/>
               </w:rPr>
-              <w:t>+0.0469</w:t>
+              <w:t>+0.0312</w:t>
             </w:r>
           </w:p>
         </w:tc>
@@ -8689,7 +8006,7 @@
                 <w:sz w:val="16"/>
                 <w:szCs w:val="16"/>
               </w:rPr>
-              <w:t>+0.0221</w:t>
+              <w:t>+0.0160</w:t>
             </w:r>
           </w:p>
         </w:tc>
@@ -8713,7 +8030,7 @@
                 <w:sz w:val="16"/>
                 <w:szCs w:val="16"/>
               </w:rPr>
-              <w:t>13.9</w:t>
+              <w:t>10.1</w:t>
             </w:r>
           </w:p>
         </w:tc>
@@ -8737,18 +8054,12 @@
                 <w:sz w:val="16"/>
                 <w:szCs w:val="16"/>
               </w:rPr>
-              <w:t>−0.0159</w:t>
+              <w:t>−0.0188</w:t>
             </w:r>
           </w:p>
         </w:tc>
       </w:tr>
       <w:tr>
-        <w:tblPrEx>
-          <w:tblCellMar>
-            <w:top w:w="0" w:type="dxa"/>
-            <w:bottom w:w="0" w:type="dxa"/>
-          </w:tblCellMar>
-        </w:tblPrEx>
         <w:tc>
           <w:tcPr>
             <w:tcW w:w="1106" w:type="dxa"/>
@@ -8790,7 +8101,7 @@
                 <w:sz w:val="16"/>
                 <w:szCs w:val="16"/>
               </w:rPr>
-              <w:t>29×22×20</w:t>
+              <w:t>63×63×63</w:t>
             </w:r>
           </w:p>
         </w:tc>
@@ -8814,7 +8125,7 @@
                 <w:sz w:val="16"/>
                 <w:szCs w:val="16"/>
               </w:rPr>
-              <w:t>1.00</w:t>
+              <w:t>0.48</w:t>
             </w:r>
           </w:p>
         </w:tc>
@@ -8838,7 +8149,7 @@
                 <w:sz w:val="16"/>
                 <w:szCs w:val="16"/>
               </w:rPr>
-              <w:t>0.3 MB</w:t>
+              <w:t>3.2 MB</w:t>
             </w:r>
           </w:p>
         </w:tc>
@@ -8862,7 +8173,7 @@
                 <w:sz w:val="16"/>
                 <w:szCs w:val="16"/>
               </w:rPr>
-              <w:t>−0.0634</w:t>
+              <w:t>−0.0188</w:t>
             </w:r>
           </w:p>
         </w:tc>
@@ -8886,7 +8197,7 @@
                 <w:sz w:val="16"/>
                 <w:szCs w:val="16"/>
               </w:rPr>
-              <w:t>+0.0428</w:t>
+              <w:t>+0.0311</w:t>
             </w:r>
           </w:p>
         </w:tc>
@@ -8910,7 +8221,7 @@
                 <w:sz w:val="16"/>
                 <w:szCs w:val="16"/>
               </w:rPr>
-              <w:t>+0.0214</w:t>
+              <w:t>+0.0158</w:t>
             </w:r>
           </w:p>
         </w:tc>
@@ -8934,7 +8245,437 @@
                 <w:sz w:val="16"/>
                 <w:szCs w:val="16"/>
               </w:rPr>
-              <w:t>13.4</w:t>
+              <w:t>9.9</w:t>
+            </w:r>
+          </w:p>
+        </w:tc>
+        <w:tc>
+          <w:tcPr>
+            <w:tcW w:w="936" w:type="dxa"/>
+            <w:shd w:val="clear" w:color="auto" w:fill="FFFFFF"/>
+            <w:tcMar>
+              <w:top w:w="60" w:type="dxa"/>
+              <w:left w:w="100" w:type="dxa"/>
+              <w:bottom w:w="60" w:type="dxa"/>
+              <w:right w:w="100" w:type="dxa"/>
+            </w:tcMar>
+          </w:tcPr>
+          <w:p>
+            <w:pPr>
+              <w:jc w:val="right"/>
+            </w:pPr>
+            <w:r>
+              <w:rPr>
+                <w:sz w:val="16"/>
+                <w:szCs w:val="16"/>
+              </w:rPr>
+              <w:t>−0.0188</w:t>
+            </w:r>
+          </w:p>
+        </w:tc>
+      </w:tr>
+      <w:tr>
+        <w:tc>
+          <w:tcPr>
+            <w:tcW w:w="1106" w:type="dxa"/>
+            <w:shd w:val="clear" w:color="auto" w:fill="FFFFFF"/>
+            <w:tcMar>
+              <w:top w:w="60" w:type="dxa"/>
+              <w:left w:w="100" w:type="dxa"/>
+              <w:bottom w:w="60" w:type="dxa"/>
+              <w:right w:w="100" w:type="dxa"/>
+            </w:tcMar>
+          </w:tcPr>
+          <w:p>
+            <w:r>
+              <w:rPr>
+                <w:sz w:val="16"/>
+                <w:szCs w:val="16"/>
+              </w:rPr>
+              <w:t>6</w:t>
+            </w:r>
+          </w:p>
+        </w:tc>
+        <w:tc>
+          <w:tcPr>
+            <w:tcW w:w="1447" w:type="dxa"/>
+            <w:shd w:val="clear" w:color="auto" w:fill="FFFFFF"/>
+            <w:tcMar>
+              <w:top w:w="60" w:type="dxa"/>
+              <w:left w:w="100" w:type="dxa"/>
+              <w:bottom w:w="60" w:type="dxa"/>
+              <w:right w:w="100" w:type="dxa"/>
+            </w:tcMar>
+          </w:tcPr>
+          <w:p>
+            <w:pPr>
+              <w:jc w:val="right"/>
+            </w:pPr>
+            <w:r>
+              <w:rPr>
+                <w:sz w:val="16"/>
+                <w:szCs w:val="16"/>
+              </w:rPr>
+              <w:t>42×42×42</w:t>
+            </w:r>
+          </w:p>
+        </w:tc>
+        <w:tc>
+          <w:tcPr>
+            <w:tcW w:w="936" w:type="dxa"/>
+            <w:shd w:val="clear" w:color="auto" w:fill="FFFFFF"/>
+            <w:tcMar>
+              <w:top w:w="60" w:type="dxa"/>
+              <w:left w:w="100" w:type="dxa"/>
+              <w:bottom w:w="60" w:type="dxa"/>
+              <w:right w:w="100" w:type="dxa"/>
+            </w:tcMar>
+          </w:tcPr>
+          <w:p>
+            <w:pPr>
+              <w:jc w:val="right"/>
+            </w:pPr>
+            <w:r>
+              <w:rPr>
+                <w:sz w:val="16"/>
+                <w:szCs w:val="16"/>
+              </w:rPr>
+              <w:t>0.72</w:t>
+            </w:r>
+          </w:p>
+        </w:tc>
+        <w:tc>
+          <w:tcPr>
+            <w:tcW w:w="936" w:type="dxa"/>
+            <w:shd w:val="clear" w:color="auto" w:fill="FFFFFF"/>
+            <w:tcMar>
+              <w:top w:w="60" w:type="dxa"/>
+              <w:left w:w="100" w:type="dxa"/>
+              <w:bottom w:w="60" w:type="dxa"/>
+              <w:right w:w="100" w:type="dxa"/>
+            </w:tcMar>
+          </w:tcPr>
+          <w:p>
+            <w:pPr>
+              <w:jc w:val="right"/>
+            </w:pPr>
+            <w:r>
+              <w:rPr>
+                <w:sz w:val="16"/>
+                <w:szCs w:val="16"/>
+              </w:rPr>
+              <w:t>0.9 MB</w:t>
+            </w:r>
+          </w:p>
+        </w:tc>
+        <w:tc>
+          <w:tcPr>
+            <w:tcW w:w="1021" w:type="dxa"/>
+            <w:shd w:val="clear" w:color="auto" w:fill="FFFFFF"/>
+            <w:tcMar>
+              <w:top w:w="60" w:type="dxa"/>
+              <w:left w:w="100" w:type="dxa"/>
+              <w:bottom w:w="60" w:type="dxa"/>
+              <w:right w:w="100" w:type="dxa"/>
+            </w:tcMar>
+          </w:tcPr>
+          <w:p>
+            <w:pPr>
+              <w:jc w:val="right"/>
+            </w:pPr>
+            <w:r>
+              <w:rPr>
+                <w:sz w:val="16"/>
+                <w:szCs w:val="16"/>
+              </w:rPr>
+              <w:t>−0.0188</w:t>
+            </w:r>
+          </w:p>
+        </w:tc>
+        <w:tc>
+          <w:tcPr>
+            <w:tcW w:w="1021" w:type="dxa"/>
+            <w:shd w:val="clear" w:color="auto" w:fill="FFFFFF"/>
+            <w:tcMar>
+              <w:top w:w="60" w:type="dxa"/>
+              <w:left w:w="100" w:type="dxa"/>
+              <w:bottom w:w="60" w:type="dxa"/>
+              <w:right w:w="100" w:type="dxa"/>
+            </w:tcMar>
+          </w:tcPr>
+          <w:p>
+            <w:pPr>
+              <w:jc w:val="right"/>
+            </w:pPr>
+            <w:r>
+              <w:rPr>
+                <w:sz w:val="16"/>
+                <w:szCs w:val="16"/>
+              </w:rPr>
+              <w:t>+0.0312</w:t>
+            </w:r>
+          </w:p>
+        </w:tc>
+        <w:tc>
+          <w:tcPr>
+            <w:tcW w:w="1021" w:type="dxa"/>
+            <w:shd w:val="clear" w:color="auto" w:fill="FFFFFF"/>
+            <w:tcMar>
+              <w:top w:w="60" w:type="dxa"/>
+              <w:left w:w="100" w:type="dxa"/>
+              <w:bottom w:w="60" w:type="dxa"/>
+              <w:right w:w="100" w:type="dxa"/>
+            </w:tcMar>
+          </w:tcPr>
+          <w:p>
+            <w:pPr>
+              <w:jc w:val="right"/>
+            </w:pPr>
+            <w:r>
+              <w:rPr>
+                <w:sz w:val="16"/>
+                <w:szCs w:val="16"/>
+              </w:rPr>
+              <w:t>+0.0149</w:t>
+            </w:r>
+          </w:p>
+        </w:tc>
+        <w:tc>
+          <w:tcPr>
+            <w:tcW w:w="936" w:type="dxa"/>
+            <w:shd w:val="clear" w:color="auto" w:fill="FFFFFF"/>
+            <w:tcMar>
+              <w:top w:w="60" w:type="dxa"/>
+              <w:left w:w="100" w:type="dxa"/>
+              <w:bottom w:w="60" w:type="dxa"/>
+              <w:right w:w="100" w:type="dxa"/>
+            </w:tcMar>
+          </w:tcPr>
+          <w:p>
+            <w:pPr>
+              <w:jc w:val="right"/>
+            </w:pPr>
+            <w:r>
+              <w:rPr>
+                <w:sz w:val="16"/>
+                <w:szCs w:val="16"/>
+              </w:rPr>
+              <w:t>9.4</w:t>
+            </w:r>
+          </w:p>
+        </w:tc>
+        <w:tc>
+          <w:tcPr>
+            <w:tcW w:w="936" w:type="dxa"/>
+            <w:shd w:val="clear" w:color="auto" w:fill="FFFFFF"/>
+            <w:tcMar>
+              <w:top w:w="60" w:type="dxa"/>
+              <w:left w:w="100" w:type="dxa"/>
+              <w:bottom w:w="60" w:type="dxa"/>
+              <w:right w:w="100" w:type="dxa"/>
+            </w:tcMar>
+          </w:tcPr>
+          <w:p>
+            <w:pPr>
+              <w:jc w:val="right"/>
+            </w:pPr>
+            <w:r>
+              <w:rPr>
+                <w:sz w:val="16"/>
+                <w:szCs w:val="16"/>
+              </w:rPr>
+              <w:t>−0.0188</w:t>
+            </w:r>
+          </w:p>
+        </w:tc>
+      </w:tr>
+      <w:tr>
+        <w:tc>
+          <w:tcPr>
+            <w:tcW w:w="1106" w:type="dxa"/>
+            <w:shd w:val="clear" w:color="auto" w:fill="FFFFFF"/>
+            <w:tcMar>
+              <w:top w:w="60" w:type="dxa"/>
+              <w:left w:w="100" w:type="dxa"/>
+              <w:bottom w:w="60" w:type="dxa"/>
+              <w:right w:w="100" w:type="dxa"/>
+            </w:tcMar>
+          </w:tcPr>
+          <w:p>
+            <w:r>
+              <w:rPr>
+                <w:sz w:val="16"/>
+                <w:szCs w:val="16"/>
+              </w:rPr>
+              <w:t>8</w:t>
+            </w:r>
+          </w:p>
+        </w:tc>
+        <w:tc>
+          <w:tcPr>
+            <w:tcW w:w="1447" w:type="dxa"/>
+            <w:shd w:val="clear" w:color="auto" w:fill="FFFFFF"/>
+            <w:tcMar>
+              <w:top w:w="60" w:type="dxa"/>
+              <w:left w:w="100" w:type="dxa"/>
+              <w:bottom w:w="60" w:type="dxa"/>
+              <w:right w:w="100" w:type="dxa"/>
+            </w:tcMar>
+          </w:tcPr>
+          <w:p>
+            <w:pPr>
+              <w:jc w:val="right"/>
+            </w:pPr>
+            <w:r>
+              <w:rPr>
+                <w:sz w:val="16"/>
+                <w:szCs w:val="16"/>
+              </w:rPr>
+              <w:t>32×32×32</w:t>
+            </w:r>
+          </w:p>
+        </w:tc>
+        <w:tc>
+          <w:tcPr>
+            <w:tcW w:w="936" w:type="dxa"/>
+            <w:shd w:val="clear" w:color="auto" w:fill="FFFFFF"/>
+            <w:tcMar>
+              <w:top w:w="60" w:type="dxa"/>
+              <w:left w:w="100" w:type="dxa"/>
+              <w:bottom w:w="60" w:type="dxa"/>
+              <w:right w:w="100" w:type="dxa"/>
+            </w:tcMar>
+          </w:tcPr>
+          <w:p>
+            <w:pPr>
+              <w:jc w:val="right"/>
+            </w:pPr>
+            <w:r>
+              <w:rPr>
+                <w:sz w:val="16"/>
+                <w:szCs w:val="16"/>
+              </w:rPr>
+              <w:t>0.96</w:t>
+            </w:r>
+          </w:p>
+        </w:tc>
+        <w:tc>
+          <w:tcPr>
+            <w:tcW w:w="936" w:type="dxa"/>
+            <w:shd w:val="clear" w:color="auto" w:fill="FFFFFF"/>
+            <w:tcMar>
+              <w:top w:w="60" w:type="dxa"/>
+              <w:left w:w="100" w:type="dxa"/>
+              <w:bottom w:w="60" w:type="dxa"/>
+              <w:right w:w="100" w:type="dxa"/>
+            </w:tcMar>
+          </w:tcPr>
+          <w:p>
+            <w:pPr>
+              <w:jc w:val="right"/>
+            </w:pPr>
+            <w:r>
+              <w:rPr>
+                <w:sz w:val="16"/>
+                <w:szCs w:val="16"/>
+              </w:rPr>
+              <w:t>0.4 MB</w:t>
+            </w:r>
+          </w:p>
+        </w:tc>
+        <w:tc>
+          <w:tcPr>
+            <w:tcW w:w="1021" w:type="dxa"/>
+            <w:shd w:val="clear" w:color="auto" w:fill="FFFFFF"/>
+            <w:tcMar>
+              <w:top w:w="60" w:type="dxa"/>
+              <w:left w:w="100" w:type="dxa"/>
+              <w:bottom w:w="60" w:type="dxa"/>
+              <w:right w:w="100" w:type="dxa"/>
+            </w:tcMar>
+          </w:tcPr>
+          <w:p>
+            <w:pPr>
+              <w:jc w:val="right"/>
+            </w:pPr>
+            <w:r>
+              <w:rPr>
+                <w:sz w:val="16"/>
+                <w:szCs w:val="16"/>
+              </w:rPr>
+              <w:t>−0.0187</w:t>
+            </w:r>
+          </w:p>
+        </w:tc>
+        <w:tc>
+          <w:tcPr>
+            <w:tcW w:w="1021" w:type="dxa"/>
+            <w:shd w:val="clear" w:color="auto" w:fill="FFFFFF"/>
+            <w:tcMar>
+              <w:top w:w="60" w:type="dxa"/>
+              <w:left w:w="100" w:type="dxa"/>
+              <w:bottom w:w="60" w:type="dxa"/>
+              <w:right w:w="100" w:type="dxa"/>
+            </w:tcMar>
+          </w:tcPr>
+          <w:p>
+            <w:pPr>
+              <w:jc w:val="right"/>
+            </w:pPr>
+            <w:r>
+              <w:rPr>
+                <w:sz w:val="16"/>
+                <w:szCs w:val="16"/>
+              </w:rPr>
+              <w:t>+0.0296</w:t>
+            </w:r>
+          </w:p>
+        </w:tc>
+        <w:tc>
+          <w:tcPr>
+            <w:tcW w:w="1021" w:type="dxa"/>
+            <w:shd w:val="clear" w:color="auto" w:fill="FFFFFF"/>
+            <w:tcMar>
+              <w:top w:w="60" w:type="dxa"/>
+              <w:left w:w="100" w:type="dxa"/>
+              <w:bottom w:w="60" w:type="dxa"/>
+              <w:right w:w="100" w:type="dxa"/>
+            </w:tcMar>
+          </w:tcPr>
+          <w:p>
+            <w:pPr>
+              <w:jc w:val="right"/>
+            </w:pPr>
+            <w:r>
+              <w:rPr>
+                <w:sz w:val="16"/>
+                <w:szCs w:val="16"/>
+              </w:rPr>
+              <w:t>+0.0135</w:t>
+            </w:r>
+          </w:p>
+        </w:tc>
+        <w:tc>
+          <w:tcPr>
+            <w:tcW w:w="936" w:type="dxa"/>
+            <w:shd w:val="clear" w:color="auto" w:fill="FFFFFF"/>
+            <w:tcMar>
+              <w:top w:w="60" w:type="dxa"/>
+              <w:left w:w="100" w:type="dxa"/>
+              <w:bottom w:w="60" w:type="dxa"/>
+              <w:right w:w="100" w:type="dxa"/>
+            </w:tcMar>
+          </w:tcPr>
+          <w:p>
+            <w:pPr>
+              <w:jc w:val="right"/>
+            </w:pPr>
+            <w:r>
+              <w:rPr>
+                <w:sz w:val="16"/>
+                <w:szCs w:val="16"/>
+              </w:rPr>
+              <w:t>8.4</w:t>
             </w:r>
           </w:p>
         </w:tc>
@@ -8980,8 +8721,7 @@
         <w:rPr>
           <w:lang w:val="en-GB"/>
         </w:rPr>
-        <w:lastRenderedPageBreak/>
-        <w:t xml:space="preserve">Cost falls by a factor of 70 across this table; the </w:t>
+        <w:t xml:space="preserve">Cost falls by a factor of 480 across this table; the </w:t>
       </w:r>
       <w:r>
         <w:t>σ</w:t>
@@ -8990,7 +8730,19 @@
         <w:rPr>
           <w:lang w:val="en-GB"/>
         </w:rPr>
-        <w:t>-hole falls by 7 %. The degradation is smooth and one-sided — always low, never high — because the interpolated density smooths the isosurface. At stride 4 the belt can no longer be measured at all: fewer than five surface points survive in the belt region, and the script prints a dash rather than a number.</w:t>
+        <w:t>-hole falls by 17 %. The degradation is smooth and one-sided</w:t>
+      </w:r>
+      <w:r>
+        <w:rPr>
+          <w:lang w:val="en-GB"/>
+        </w:rPr>
+        <w:t>,</w:t>
+      </w:r>
+      <w:r>
+        <w:rPr>
+          <w:lang w:val="en-GB"/>
+        </w:rPr>
+        <w:t xml:space="preserve"> because the interpolated density smooths the isosurface. Up to stride 4 the loss stays below 3 %, and stride 2 costs 1.2 % for an eight times smaller file. At stride 8 the belt can no longer be measured at all: fewer than five surface points survive in the belt region, and the script prints a dash rather than a number.</w:t>
       </w:r>
     </w:p>
     <w:p>
@@ -9004,21 +8756,31 @@
         <w:rPr>
           <w:lang w:val="en-GB"/>
         </w:rPr>
-        <w:t xml:space="preserve">Two things make this table look better than it should. First, these are </w:t>
-      </w:r>
-      <w:r>
-        <w:rPr>
-          <w:b/>
-          <w:bCs/>
-          <w:lang w:val="en-GB"/>
-        </w:rPr>
-        <w:t>ray-based</w:t>
-      </w:r>
-      <w:r>
-        <w:rPr>
-          <w:lang w:val="en-GB"/>
-        </w:rPr>
-        <w:t xml:space="preserve"> values; the point-based method on the same grids spans a factor of five (§2.2). Second, this molecule is small — for the 251³ bromobenzene grids the full-resolution cubes are 205 MB and stride 2 is what makes the workflow usable at all.</w:t>
+        <w:t>One thing still makes this table look better than it should: these are ray-based values. The point-based method on the same six grids spans a factor of 5.1, from +0.0034 to +0.0175 a.u., and it does not even fall monotonically</w:t>
+      </w:r>
+      <w:r>
+        <w:rPr>
+          <w:lang w:val="en-GB"/>
+        </w:rPr>
+        <w:t xml:space="preserve">. </w:t>
+      </w:r>
+      <w:r>
+        <w:rPr>
+          <w:lang w:val="en-GB"/>
+        </w:rPr>
+        <w:t>22 % low at stride 2, 8 % high at stride 3, 65 % low at stride 4</w:t>
+      </w:r>
+      <w:r>
+        <w:rPr>
+          <w:lang w:val="en-GB"/>
+        </w:rPr>
+        <w:t xml:space="preserve">, </w:t>
+      </w:r>
+      <w:r>
+        <w:rPr>
+          <w:lang w:val="en-GB"/>
+        </w:rPr>
+        <w:t>because it depends on whether a grid point happens to lie both close to the C–Br axis and inside the thin shell. At stride 8 it finds fewer than five points in the cone and returns nothing at all, where the ray method still gives +0.0135 a.u. That is the measurement behind §2.2.</w:t>
       </w:r>
     </w:p>
     <w:p>
@@ -9032,21 +8794,19 @@
         <w:rPr>
           <w:lang w:val="en-GB"/>
         </w:rPr>
-        <w:t xml:space="preserve">Practical rule: </w:t>
-      </w:r>
-      <w:r>
-        <w:rPr>
-          <w:b/>
-          <w:bCs/>
-          <w:lang w:val="en-GB"/>
-        </w:rPr>
-        <w:t>stride 2 for looking, stride 1 for numbers that go in a table.</w:t>
-      </w:r>
-      <w:r>
-        <w:rPr>
-          <w:lang w:val="en-GB"/>
-        </w:rPr>
-        <w:t xml:space="preserve"> The script warns above 0.30 Bohr spacing for exactly this reason.</w:t>
+        <w:t>Practical rule: stride 2 for looking, stride 1 for numbers that go in a table. The script warns above 0.30 Bohr spacing for exactly this reason</w:t>
+      </w:r>
+      <w:r>
+        <w:rPr>
+          <w:lang w:val="en-GB"/>
+        </w:rPr>
+        <w:t>. S</w:t>
+      </w:r>
+      <w:r>
+        <w:rPr>
+          <w:lang w:val="en-GB"/>
+        </w:rPr>
+        <w:t>tride 2 at 0.24 Bohr is the last one below the threshold.</w:t>
       </w:r>
     </w:p>
     <w:p>
@@ -9057,14 +8817,16 @@
           <w:lang w:val="en-GB"/>
         </w:rPr>
       </w:pPr>
-      <w:bookmarkStart w:id="13" w:name="_Toc238466598"/>
+      <w:bookmarkStart w:id="24" w:name="_Toc238466598"/>
+      <w:bookmarkStart w:id="25" w:name="_Toc238548494"/>
       <w:r>
         <w:rPr>
           <w:lang w:val="en-GB"/>
         </w:rPr>
         <w:t>4.3  Colour range — visual only</w:t>
       </w:r>
-      <w:bookmarkEnd w:id="13"/>
+      <w:bookmarkEnd w:id="24"/>
+      <w:bookmarkEnd w:id="25"/>
     </w:p>
     <w:p>
       <w:pPr>
@@ -9112,12 +8874,6 @@
         <w:gridCol w:w="4048"/>
       </w:tblGrid>
       <w:tr>
-        <w:tblPrEx>
-          <w:tblCellMar>
-            <w:top w:w="0" w:type="dxa"/>
-            <w:bottom w:w="0" w:type="dxa"/>
-          </w:tblCellMar>
-        </w:tblPrEx>
         <w:trPr>
           <w:tblHeader/>
         </w:trPr>
@@ -9160,6 +8916,7 @@
             <w:pPr>
               <w:jc w:val="right"/>
             </w:pPr>
+            <w:proofErr w:type="spellStart"/>
             <w:r>
               <w:rPr>
                 <w:b/>
@@ -9168,25 +8925,9 @@
                 <w:sz w:val="18"/>
                 <w:szCs w:val="18"/>
               </w:rPr>
-              <w:t>range</w:t>
-            </w:r>
-          </w:p>
-        </w:tc>
-        <w:tc>
-          <w:tcPr>
-            <w:tcW w:w="4048" w:type="dxa"/>
-            <w:shd w:val="clear" w:color="auto" w:fill="2E5C8A"/>
-            <w:tcMar>
-              <w:top w:w="60" w:type="dxa"/>
-              <w:left w:w="100" w:type="dxa"/>
-              <w:bottom w:w="60" w:type="dxa"/>
-              <w:right w:w="100" w:type="dxa"/>
-            </w:tcMar>
-          </w:tcPr>
-          <w:p>
-            <w:pPr>
-              <w:jc w:val="right"/>
-            </w:pPr>
+              <w:t>Automatic</w:t>
+            </w:r>
+            <w:proofErr w:type="spellEnd"/>
             <w:r>
               <w:rPr>
                 <w:b/>
@@ -9195,18 +8936,51 @@
                 <w:sz w:val="18"/>
                 <w:szCs w:val="18"/>
               </w:rPr>
+              <w:t xml:space="preserve"> </w:t>
+            </w:r>
+            <w:proofErr w:type="spellStart"/>
+            <w:r>
+              <w:rPr>
+                <w:b/>
+                <w:bCs/>
+                <w:color w:val="FFFFFF"/>
+                <w:sz w:val="18"/>
+                <w:szCs w:val="18"/>
+              </w:rPr>
+              <w:t>range</w:t>
+            </w:r>
+            <w:proofErr w:type="spellEnd"/>
+          </w:p>
+        </w:tc>
+        <w:tc>
+          <w:tcPr>
+            <w:tcW w:w="4048" w:type="dxa"/>
+            <w:shd w:val="clear" w:color="auto" w:fill="2E5C8A"/>
+            <w:tcMar>
+              <w:top w:w="60" w:type="dxa"/>
+              <w:left w:w="100" w:type="dxa"/>
+              <w:bottom w:w="60" w:type="dxa"/>
+              <w:right w:w="100" w:type="dxa"/>
+            </w:tcMar>
+          </w:tcPr>
+          <w:p>
+            <w:pPr>
+              <w:jc w:val="right"/>
+            </w:pPr>
+            <w:r>
+              <w:rPr>
+                <w:b/>
+                <w:bCs/>
+                <w:color w:val="FFFFFF"/>
+                <w:sz w:val="18"/>
+                <w:szCs w:val="18"/>
+              </w:rPr>
               <w:t>set by</w:t>
             </w:r>
           </w:p>
         </w:tc>
       </w:tr>
       <w:tr>
-        <w:tblPrEx>
-          <w:tblCellMar>
-            <w:top w:w="0" w:type="dxa"/>
-            <w:bottom w:w="0" w:type="dxa"/>
-          </w:tblCellMar>
-        </w:tblPrEx>
         <w:tc>
           <w:tcPr>
             <w:tcW w:w="3288" w:type="dxa"/>
@@ -9278,12 +9052,6 @@
         </w:tc>
       </w:tr>
       <w:tr>
-        <w:tblPrEx>
-          <w:tblCellMar>
-            <w:top w:w="0" w:type="dxa"/>
-            <w:bottom w:w="0" w:type="dxa"/>
-          </w:tblCellMar>
-        </w:tblPrEx>
         <w:tc>
           <w:tcPr>
             <w:tcW w:w="3288" w:type="dxa"/>
@@ -9355,12 +9123,6 @@
         </w:tc>
       </w:tr>
       <w:tr>
-        <w:tblPrEx>
-          <w:tblCellMar>
-            <w:top w:w="0" w:type="dxa"/>
-            <w:bottom w:w="0" w:type="dxa"/>
-          </w:tblCellMar>
-        </w:tblPrEx>
         <w:tc>
           <w:tcPr>
             <w:tcW w:w="3288" w:type="dxa"/>
@@ -9432,12 +9194,6 @@
         </w:tc>
       </w:tr>
       <w:tr>
-        <w:tblPrEx>
-          <w:tblCellMar>
-            <w:top w:w="0" w:type="dxa"/>
-            <w:bottom w:w="0" w:type="dxa"/>
-          </w:tblCellMar>
-        </w:tblPrEx>
         <w:tc>
           <w:tcPr>
             <w:tcW w:w="3288" w:type="dxa"/>
@@ -9534,7 +9290,31 @@
         <w:rPr>
           <w:lang w:val="en-GB"/>
         </w:rPr>
-        <w:t>-hole of +0.017 is 49 % of full blue at ±0.035 and 20 % at ±0.085 — visible in the first case, nearly white in the second, from identical data. Whenever the molecule carries a group far more polar than the halogen, the automatic range is set by that group and the halogen region is washed out. See §3 for when a common scale is legitimate.</w:t>
+        <w:t>-hole of +0.017 is 49 % of full blue at ±0.035 and 20 % at ±0.085</w:t>
+      </w:r>
+      <w:r>
+        <w:rPr>
+          <w:lang w:val="en-GB"/>
+        </w:rPr>
+        <w:t>, hence it is good vis</w:t>
+      </w:r>
+      <w:r>
+        <w:rPr>
+          <w:lang w:val="en-GB"/>
+        </w:rPr>
+        <w:t xml:space="preserve">ible in the first case, </w:t>
+      </w:r>
+      <w:r>
+        <w:rPr>
+          <w:lang w:val="en-GB"/>
+        </w:rPr>
+        <w:t xml:space="preserve">but </w:t>
+      </w:r>
+      <w:r>
+        <w:rPr>
+          <w:lang w:val="en-GB"/>
+        </w:rPr>
+        <w:t>nearly white in the second, from identical data. Whenever the molecule carries a group far more polar than the halogen, the automatic range is set by that group and the halogen region is washed out. See §3 for when a common scale is legitimate.</w:t>
       </w:r>
     </w:p>
     <w:p>
@@ -9545,11 +9325,13 @@
           <w:lang w:val="en-GB"/>
         </w:rPr>
       </w:pPr>
-      <w:bookmarkStart w:id="14" w:name="_Toc238466599"/>
-      <w:r>
-        <w:rPr>
-          <w:lang w:val="en-GB"/>
-        </w:rPr>
+      <w:bookmarkStart w:id="26" w:name="_Toc238466599"/>
+      <w:bookmarkStart w:id="27" w:name="_Toc238548495"/>
+      <w:r>
+        <w:rPr>
+          <w:lang w:val="en-GB"/>
+        </w:rPr>
+        <w:lastRenderedPageBreak/>
         <w:t xml:space="preserve">4.4  </w:t>
       </w:r>
       <w:r>
@@ -9561,7 +9343,8 @@
         </w:rPr>
         <w:t>-hole search parameters</w:t>
       </w:r>
-      <w:bookmarkEnd w:id="14"/>
+      <w:bookmarkEnd w:id="26"/>
+      <w:bookmarkEnd w:id="27"/>
     </w:p>
     <w:tbl>
       <w:tblPr>
@@ -9586,12 +9369,6 @@
         <w:gridCol w:w="5571"/>
       </w:tblGrid>
       <w:tr>
-        <w:tblPrEx>
-          <w:tblCellMar>
-            <w:top w:w="0" w:type="dxa"/>
-            <w:bottom w:w="0" w:type="dxa"/>
-          </w:tblCellMar>
-        </w:tblPrEx>
         <w:trPr>
           <w:tblHeader/>
         </w:trPr>
@@ -9675,12 +9452,6 @@
         </w:tc>
       </w:tr>
       <w:tr>
-        <w:tblPrEx>
-          <w:tblCellMar>
-            <w:top w:w="0" w:type="dxa"/>
-            <w:bottom w:w="0" w:type="dxa"/>
-          </w:tblCellMar>
-        </w:tblPrEx>
         <w:tc>
           <w:tcPr>
             <w:tcW w:w="1783" w:type="dxa"/>
@@ -9765,99 +9536,20 @@
                 <w:szCs w:val="17"/>
                 <w:lang w:val="en-GB"/>
               </w:rPr>
-              <w:t>wide enough that the maximum is found interior to the cone, narrow enough to exclude the belt. A maximum near the edge is a warning sign, not a result — the console prints the off-axis angle for this reason</w:t>
-            </w:r>
-          </w:p>
-        </w:tc>
-      </w:tr>
-      <w:tr>
-        <w:tblPrEx>
-          <w:tblCellMar>
-            <w:top w:w="0" w:type="dxa"/>
-            <w:bottom w:w="0" w:type="dxa"/>
-          </w:tblCellMar>
-        </w:tblPrEx>
-        <w:tc>
-          <w:tcPr>
-            <w:tcW w:w="1783" w:type="dxa"/>
-            <w:shd w:val="clear" w:color="auto" w:fill="FFFFFF"/>
-            <w:tcMar>
-              <w:top w:w="60" w:type="dxa"/>
-              <w:left w:w="100" w:type="dxa"/>
-              <w:bottom w:w="60" w:type="dxa"/>
-              <w:right w:w="100" w:type="dxa"/>
-            </w:tcMar>
-          </w:tcPr>
-          <w:p>
-            <w:r>
-              <w:rPr>
-                <w:sz w:val="17"/>
-                <w:szCs w:val="17"/>
-              </w:rPr>
-              <w:t>rays per halogen</w:t>
-            </w:r>
-          </w:p>
-        </w:tc>
-        <w:tc>
-          <w:tcPr>
-            <w:tcW w:w="2006" w:type="dxa"/>
-            <w:shd w:val="clear" w:color="auto" w:fill="FFFFFF"/>
-            <w:tcMar>
-              <w:top w:w="60" w:type="dxa"/>
-              <w:left w:w="100" w:type="dxa"/>
-              <w:bottom w:w="60" w:type="dxa"/>
-              <w:right w:w="100" w:type="dxa"/>
-            </w:tcMar>
-          </w:tcPr>
-          <w:p>
-            <w:pPr>
-              <w:jc w:val="right"/>
-            </w:pPr>
-            <w:r>
-              <w:rPr>
-                <w:sz w:val="17"/>
-                <w:szCs w:val="17"/>
-              </w:rPr>
-              <w:t>400, Fibonacci spiral</w:t>
-            </w:r>
-          </w:p>
-        </w:tc>
-        <w:tc>
-          <w:tcPr>
-            <w:tcW w:w="5571" w:type="dxa"/>
-            <w:shd w:val="clear" w:color="auto" w:fill="FFFFFF"/>
-            <w:tcMar>
-              <w:top w:w="60" w:type="dxa"/>
-              <w:left w:w="100" w:type="dxa"/>
-              <w:bottom w:w="60" w:type="dxa"/>
-              <w:right w:w="100" w:type="dxa"/>
-            </w:tcMar>
-          </w:tcPr>
-          <w:p>
-            <w:pPr>
-              <w:jc w:val="right"/>
-              <w:rPr>
-                <w:lang w:val="en-GB"/>
-              </w:rPr>
-            </w:pPr>
+              <w:t>wide enough that the maximum is found interior to the cone, narrow enough to exclude the belt. A maximum near the edge is a warning sign</w:t>
+            </w:r>
             <w:r>
               <w:rPr>
                 <w:sz w:val="17"/>
                 <w:szCs w:val="17"/>
                 <w:lang w:val="en-GB"/>
               </w:rPr>
-              <w:t>even coverage of the cap without the pole clustering of spherical coordinates</w:t>
+              <w:t>.</w:t>
             </w:r>
           </w:p>
         </w:tc>
       </w:tr>
       <w:tr>
-        <w:tblPrEx>
-          <w:tblCellMar>
-            <w:top w:w="0" w:type="dxa"/>
-            <w:bottom w:w="0" w:type="dxa"/>
-          </w:tblCellMar>
-        </w:tblPrEx>
         <w:tc>
           <w:tcPr>
             <w:tcW w:w="1783" w:type="dxa"/>
@@ -9870,36 +9562,45 @@
             </w:tcMar>
           </w:tcPr>
           <w:p>
+            <w:proofErr w:type="spellStart"/>
             <w:r>
               <w:rPr>
                 <w:sz w:val="17"/>
                 <w:szCs w:val="17"/>
               </w:rPr>
-              <w:t>step along a ray</w:t>
-            </w:r>
-          </w:p>
-        </w:tc>
-        <w:tc>
-          <w:tcPr>
-            <w:tcW w:w="2006" w:type="dxa"/>
-            <w:shd w:val="clear" w:color="auto" w:fill="FFFFFF"/>
-            <w:tcMar>
-              <w:top w:w="60" w:type="dxa"/>
-              <w:left w:w="100" w:type="dxa"/>
-              <w:bottom w:w="60" w:type="dxa"/>
-              <w:right w:w="100" w:type="dxa"/>
-            </w:tcMar>
-          </w:tcPr>
-          <w:p>
-            <w:pPr>
-              <w:jc w:val="right"/>
-            </w:pPr>
+              <w:t>rays</w:t>
+            </w:r>
+            <w:proofErr w:type="spellEnd"/>
             <w:r>
               <w:rPr>
                 <w:sz w:val="17"/>
                 <w:szCs w:val="17"/>
               </w:rPr>
-              <w:t>0.02 Bohr</w:t>
+              <w:t xml:space="preserve"> per halogen</w:t>
+            </w:r>
+          </w:p>
+        </w:tc>
+        <w:tc>
+          <w:tcPr>
+            <w:tcW w:w="2006" w:type="dxa"/>
+            <w:shd w:val="clear" w:color="auto" w:fill="FFFFFF"/>
+            <w:tcMar>
+              <w:top w:w="60" w:type="dxa"/>
+              <w:left w:w="100" w:type="dxa"/>
+              <w:bottom w:w="60" w:type="dxa"/>
+              <w:right w:w="100" w:type="dxa"/>
+            </w:tcMar>
+          </w:tcPr>
+          <w:p>
+            <w:pPr>
+              <w:jc w:val="right"/>
+            </w:pPr>
+            <w:r>
+              <w:rPr>
+                <w:sz w:val="17"/>
+                <w:szCs w:val="17"/>
+              </w:rPr>
+              <w:t>400, Fibonacci spiral</w:t>
             </w:r>
           </w:p>
         </w:tc>
@@ -9927,18 +9628,12 @@
                 <w:szCs w:val="17"/>
                 <w:lang w:val="en-GB"/>
               </w:rPr>
-              <w:t>far below the grid spacing; the crossing radius is then refined by linear interpolation anyway</w:t>
+              <w:t>even coverage of the cap without the pole clustering of spherical coordinates</w:t>
             </w:r>
           </w:p>
         </w:tc>
       </w:tr>
       <w:tr>
-        <w:tblPrEx>
-          <w:tblCellMar>
-            <w:top w:w="0" w:type="dxa"/>
-            <w:bottom w:w="0" w:type="dxa"/>
-          </w:tblCellMar>
-        </w:tblPrEx>
         <w:tc>
           <w:tcPr>
             <w:tcW w:w="1783" w:type="dxa"/>
@@ -9956,31 +9651,56 @@
                 <w:sz w:val="17"/>
                 <w:szCs w:val="17"/>
               </w:rPr>
-              <w:t>radius cut-off</w:t>
-            </w:r>
-          </w:p>
-        </w:tc>
-        <w:tc>
-          <w:tcPr>
-            <w:tcW w:w="2006" w:type="dxa"/>
-            <w:shd w:val="clear" w:color="auto" w:fill="FFFFFF"/>
-            <w:tcMar>
-              <w:top w:w="60" w:type="dxa"/>
-              <w:left w:w="100" w:type="dxa"/>
-              <w:bottom w:w="60" w:type="dxa"/>
-              <w:right w:w="100" w:type="dxa"/>
-            </w:tcMar>
-          </w:tcPr>
-          <w:p>
-            <w:pPr>
-              <w:jc w:val="right"/>
-            </w:pPr>
+              <w:t xml:space="preserve">step </w:t>
+            </w:r>
+            <w:proofErr w:type="spellStart"/>
             <w:r>
               <w:rPr>
                 <w:sz w:val="17"/>
                 <w:szCs w:val="17"/>
               </w:rPr>
-              <w:t>1.6 × Bondi vdW</w:t>
+              <w:t>along</w:t>
+            </w:r>
+            <w:proofErr w:type="spellEnd"/>
+            <w:r>
+              <w:rPr>
+                <w:sz w:val="17"/>
+                <w:szCs w:val="17"/>
+              </w:rPr>
+              <w:t xml:space="preserve"> a </w:t>
+            </w:r>
+            <w:proofErr w:type="spellStart"/>
+            <w:r>
+              <w:rPr>
+                <w:sz w:val="17"/>
+                <w:szCs w:val="17"/>
+              </w:rPr>
+              <w:t>ray</w:t>
+            </w:r>
+            <w:proofErr w:type="spellEnd"/>
+          </w:p>
+        </w:tc>
+        <w:tc>
+          <w:tcPr>
+            <w:tcW w:w="2006" w:type="dxa"/>
+            <w:shd w:val="clear" w:color="auto" w:fill="FFFFFF"/>
+            <w:tcMar>
+              <w:top w:w="60" w:type="dxa"/>
+              <w:left w:w="100" w:type="dxa"/>
+              <w:bottom w:w="60" w:type="dxa"/>
+              <w:right w:w="100" w:type="dxa"/>
+            </w:tcMar>
+          </w:tcPr>
+          <w:p>
+            <w:pPr>
+              <w:jc w:val="right"/>
+            </w:pPr>
+            <w:r>
+              <w:rPr>
+                <w:sz w:val="17"/>
+                <w:szCs w:val="17"/>
+              </w:rPr>
+              <w:t>0.02 Bohr</w:t>
             </w:r>
           </w:p>
         </w:tc>
@@ -10008,33 +9728,127 @@
                 <w:szCs w:val="17"/>
                 <w:lang w:val="en-GB"/>
               </w:rPr>
-              <w:t xml:space="preserve">the </w:t>
-            </w:r>
+              <w:t>far below the grid spacing; the crossing radius is then refined by linear interpolation anyway</w:t>
+            </w:r>
+          </w:p>
+        </w:tc>
+      </w:tr>
+      <w:tr>
+        <w:tc>
+          <w:tcPr>
+            <w:tcW w:w="1783" w:type="dxa"/>
+            <w:shd w:val="clear" w:color="auto" w:fill="FFFFFF"/>
+            <w:tcMar>
+              <w:top w:w="60" w:type="dxa"/>
+              <w:left w:w="100" w:type="dxa"/>
+              <w:bottom w:w="60" w:type="dxa"/>
+              <w:right w:w="100" w:type="dxa"/>
+            </w:tcMar>
+          </w:tcPr>
+          <w:p>
+            <w:proofErr w:type="spellStart"/>
             <w:r>
               <w:rPr>
                 <w:sz w:val="17"/>
                 <w:szCs w:val="17"/>
               </w:rPr>
-              <w:t>ρ</w:t>
-            </w:r>
+              <w:t>radius</w:t>
+            </w:r>
+            <w:proofErr w:type="spellEnd"/>
+            <w:r>
+              <w:rPr>
+                <w:sz w:val="17"/>
+                <w:szCs w:val="17"/>
+              </w:rPr>
+              <w:t xml:space="preserve"> </w:t>
+            </w:r>
+            <w:proofErr w:type="spellStart"/>
+            <w:r>
+              <w:rPr>
+                <w:sz w:val="17"/>
+                <w:szCs w:val="17"/>
+              </w:rPr>
+              <w:t>cut</w:t>
+            </w:r>
+            <w:proofErr w:type="spellEnd"/>
+            <w:r>
+              <w:rPr>
+                <w:sz w:val="17"/>
+                <w:szCs w:val="17"/>
+              </w:rPr>
+              <w:t>-off</w:t>
+            </w:r>
+          </w:p>
+        </w:tc>
+        <w:tc>
+          <w:tcPr>
+            <w:tcW w:w="2006" w:type="dxa"/>
+            <w:shd w:val="clear" w:color="auto" w:fill="FFFFFF"/>
+            <w:tcMar>
+              <w:top w:w="60" w:type="dxa"/>
+              <w:left w:w="100" w:type="dxa"/>
+              <w:bottom w:w="60" w:type="dxa"/>
+              <w:right w:w="100" w:type="dxa"/>
+            </w:tcMar>
+          </w:tcPr>
+          <w:p>
+            <w:pPr>
+              <w:jc w:val="right"/>
+            </w:pPr>
+            <w:r>
+              <w:rPr>
+                <w:sz w:val="17"/>
+                <w:szCs w:val="17"/>
+              </w:rPr>
+              <w:t>1.6 × Bondi vdW</w:t>
+            </w:r>
+          </w:p>
+        </w:tc>
+        <w:tc>
+          <w:tcPr>
+            <w:tcW w:w="5571" w:type="dxa"/>
+            <w:shd w:val="clear" w:color="auto" w:fill="FFFFFF"/>
+            <w:tcMar>
+              <w:top w:w="60" w:type="dxa"/>
+              <w:left w:w="100" w:type="dxa"/>
+              <w:bottom w:w="60" w:type="dxa"/>
+              <w:right w:w="100" w:type="dxa"/>
+            </w:tcMar>
+          </w:tcPr>
+          <w:p>
+            <w:pPr>
+              <w:jc w:val="right"/>
+              <w:rPr>
+                <w:lang w:val="en-GB"/>
+              </w:rPr>
+            </w:pPr>
             <w:r>
               <w:rPr>
                 <w:sz w:val="17"/>
                 <w:szCs w:val="17"/>
                 <w:lang w:val="en-GB"/>
               </w:rPr>
+              <w:t xml:space="preserve">the </w:t>
+            </w:r>
+            <w:r>
+              <w:rPr>
+                <w:sz w:val="17"/>
+                <w:szCs w:val="17"/>
+              </w:rPr>
+              <w:t>ρ</w:t>
+            </w:r>
+            <w:r>
+              <w:rPr>
+                <w:sz w:val="17"/>
+                <w:szCs w:val="17"/>
+                <w:lang w:val="en-GB"/>
+              </w:rPr>
               <w:t xml:space="preserve"> = 0.001 surface sits at 1.1–1.2 vdW radii; beyond that the ray is looking at another part of the molecule</w:t>
             </w:r>
           </w:p>
         </w:tc>
       </w:tr>
       <w:tr>
-        <w:tblPrEx>
-          <w:tblCellMar>
-            <w:top w:w="0" w:type="dxa"/>
-            <w:bottom w:w="0" w:type="dxa"/>
-          </w:tblCellMar>
-        </w:tblPrEx>
         <w:tc>
           <w:tcPr>
             <w:tcW w:w="1783" w:type="dxa"/>
@@ -10047,12 +9861,21 @@
             </w:tcMar>
           </w:tcPr>
           <w:p>
+            <w:proofErr w:type="spellStart"/>
             <w:r>
               <w:rPr>
                 <w:sz w:val="17"/>
                 <w:szCs w:val="17"/>
               </w:rPr>
-              <w:t>belt half-angle</w:t>
+              <w:t>belt</w:t>
+            </w:r>
+            <w:proofErr w:type="spellEnd"/>
+            <w:r>
+              <w:rPr>
+                <w:sz w:val="17"/>
+                <w:szCs w:val="17"/>
+              </w:rPr>
+              <w:t xml:space="preserve"> half-angle</w:t>
             </w:r>
           </w:p>
         </w:tc>
@@ -10125,12 +9948,6 @@
         </w:tc>
       </w:tr>
       <w:tr>
-        <w:tblPrEx>
-          <w:tblCellMar>
-            <w:top w:w="0" w:type="dxa"/>
-            <w:bottom w:w="0" w:type="dxa"/>
-          </w:tblCellMar>
-        </w:tblPrEx>
         <w:tc>
           <w:tcPr>
             <w:tcW w:w="1783" w:type="dxa"/>
@@ -10143,13 +9960,31 @@
             </w:tcMar>
           </w:tcPr>
           <w:p>
+            <w:proofErr w:type="spellStart"/>
             <w:r>
               <w:rPr>
                 <w:sz w:val="17"/>
                 <w:szCs w:val="17"/>
               </w:rPr>
-              <w:t>belt radius</w:t>
-            </w:r>
+              <w:t>belt</w:t>
+            </w:r>
+            <w:proofErr w:type="spellEnd"/>
+            <w:r>
+              <w:rPr>
+                <w:sz w:val="17"/>
+                <w:szCs w:val="17"/>
+              </w:rPr>
+              <w:t xml:space="preserve"> </w:t>
+            </w:r>
+            <w:proofErr w:type="spellStart"/>
+            <w:r>
+              <w:rPr>
+                <w:sz w:val="17"/>
+                <w:szCs w:val="17"/>
+              </w:rPr>
+              <w:t>radius</w:t>
+            </w:r>
+            <w:proofErr w:type="spellEnd"/>
           </w:p>
         </w:tc>
         <w:tc>
@@ -10225,8 +10060,7 @@
         <w:rPr>
           <w:lang w:val="en-GB"/>
         </w:rPr>
-        <w:lastRenderedPageBreak/>
-        <w:t>The first two of these were tuned; the rest follow from the geometry. What actually cost the most work was not any of these numbers but the two structural mistakes — taking the outermost isosurface crossing, and projecting the C–X axis into the fitted plane — both of which are documented where they arose.</w:t>
+        <w:t xml:space="preserve">The first two of these were tuned; the rest follow from the geometry. </w:t>
       </w:r>
     </w:p>
     <w:p>
@@ -10234,11 +10068,13 @@
         <w:pStyle w:val="berschrift2"/>
         <w:spacing w:before="280" w:after="140"/>
       </w:pPr>
-      <w:bookmarkStart w:id="15" w:name="_Toc238466600"/>
+      <w:bookmarkStart w:id="28" w:name="_Toc238466600"/>
+      <w:bookmarkStart w:id="29" w:name="_Toc238548496"/>
       <w:r>
         <w:t>4.5  Rendering</w:t>
       </w:r>
-      <w:bookmarkEnd w:id="15"/>
+      <w:bookmarkEnd w:id="28"/>
+      <w:bookmarkEnd w:id="29"/>
     </w:p>
     <w:tbl>
       <w:tblPr>
@@ -10263,12 +10099,6 @@
         <w:gridCol w:w="5126"/>
       </w:tblGrid>
       <w:tr>
-        <w:tblPrEx>
-          <w:tblCellMar>
-            <w:top w:w="0" w:type="dxa"/>
-            <w:bottom w:w="0" w:type="dxa"/>
-          </w:tblCellMar>
-        </w:tblPrEx>
         <w:trPr>
           <w:tblHeader/>
         </w:trPr>
@@ -10352,12 +10182,6 @@
         </w:tc>
       </w:tr>
       <w:tr>
-        <w:tblPrEx>
-          <w:tblCellMar>
-            <w:top w:w="0" w:type="dxa"/>
-            <w:bottom w:w="0" w:type="dxa"/>
-          </w:tblCellMar>
-        </w:tblPrEx>
         <w:tc>
           <w:tcPr>
             <w:tcW w:w="2228" w:type="dxa"/>
@@ -10438,12 +10262,6 @@
         </w:tc>
       </w:tr>
       <w:tr>
-        <w:tblPrEx>
-          <w:tblCellMar>
-            <w:top w:w="0" w:type="dxa"/>
-            <w:bottom w:w="0" w:type="dxa"/>
-          </w:tblCellMar>
-        </w:tblPrEx>
         <w:tc>
           <w:tcPr>
             <w:tcW w:w="2228" w:type="dxa"/>
@@ -10520,12 +10338,6 @@
         </w:tc>
       </w:tr>
       <w:tr>
-        <w:tblPrEx>
-          <w:tblCellMar>
-            <w:top w:w="0" w:type="dxa"/>
-            <w:bottom w:w="0" w:type="dxa"/>
-          </w:tblCellMar>
-        </w:tblPrEx>
         <w:tc>
           <w:tcPr>
             <w:tcW w:w="2228" w:type="dxa"/>
@@ -10538,6 +10350,7 @@
             </w:tcMar>
           </w:tcPr>
           <w:p>
+            <w:proofErr w:type="spellStart"/>
             <w:r>
               <w:rPr>
                 <w:rFonts w:ascii="Consolas" w:eastAsia="Consolas" w:hAnsi="Consolas" w:cs="Consolas"/>
@@ -10546,6 +10359,7 @@
               </w:rPr>
               <w:t>surface_quality</w:t>
             </w:r>
+            <w:proofErr w:type="spellEnd"/>
           </w:p>
         </w:tc>
         <w:tc>
@@ -10602,12 +10416,6 @@
         </w:tc>
       </w:tr>
       <w:tr>
-        <w:tblPrEx>
-          <w:tblCellMar>
-            <w:top w:w="0" w:type="dxa"/>
-            <w:bottom w:w="0" w:type="dxa"/>
-          </w:tblCellMar>
-        </w:tblPrEx>
         <w:tc>
           <w:tcPr>
             <w:tcW w:w="2228" w:type="dxa"/>
@@ -10620,6 +10428,7 @@
             </w:tcMar>
           </w:tcPr>
           <w:p>
+            <w:proofErr w:type="spellStart"/>
             <w:r>
               <w:rPr>
                 <w:rFonts w:ascii="Consolas" w:eastAsia="Consolas" w:hAnsi="Consolas" w:cs="Consolas"/>
@@ -10628,6 +10437,7 @@
               </w:rPr>
               <w:t>orthoscopic</w:t>
             </w:r>
+            <w:proofErr w:type="spellEnd"/>
           </w:p>
         </w:tc>
         <w:tc>
@@ -10684,12 +10494,6 @@
         </w:tc>
       </w:tr>
       <w:tr>
-        <w:tblPrEx>
-          <w:tblCellMar>
-            <w:top w:w="0" w:type="dxa"/>
-            <w:bottom w:w="0" w:type="dxa"/>
-          </w:tblCellMar>
-        </w:tblPrEx>
         <w:tc>
           <w:tcPr>
             <w:tcW w:w="2228" w:type="dxa"/>
@@ -10702,13 +10506,31 @@
             </w:tcMar>
           </w:tcPr>
           <w:p>
+            <w:proofErr w:type="spellStart"/>
             <w:r>
               <w:rPr>
                 <w:sz w:val="17"/>
                 <w:szCs w:val="17"/>
               </w:rPr>
-              <w:t>image size</w:t>
-            </w:r>
+              <w:t>image</w:t>
+            </w:r>
+            <w:proofErr w:type="spellEnd"/>
+            <w:r>
+              <w:rPr>
+                <w:sz w:val="17"/>
+                <w:szCs w:val="17"/>
+              </w:rPr>
+              <w:t xml:space="preserve"> </w:t>
+            </w:r>
+            <w:proofErr w:type="spellStart"/>
+            <w:r>
+              <w:rPr>
+                <w:sz w:val="17"/>
+                <w:szCs w:val="17"/>
+              </w:rPr>
+              <w:t>size</w:t>
+            </w:r>
+            <w:proofErr w:type="spellEnd"/>
           </w:p>
         </w:tc>
         <w:tc>
@@ -10781,14 +10603,16 @@
           <w:lang w:val="en-GB"/>
         </w:rPr>
       </w:pPr>
-      <w:bookmarkStart w:id="16" w:name="_Toc238466601"/>
+      <w:bookmarkStart w:id="30" w:name="_Toc238466601"/>
+      <w:bookmarkStart w:id="31" w:name="_Toc238548497"/>
       <w:r>
         <w:rPr>
           <w:lang w:val="en-GB"/>
         </w:rPr>
         <w:t>4.6  Test-data generator</w:t>
       </w:r>
-      <w:bookmarkEnd w:id="16"/>
+      <w:bookmarkEnd w:id="30"/>
+      <w:bookmarkEnd w:id="31"/>
     </w:p>
     <w:p>
       <w:pPr>
@@ -10864,7 +10688,8 @@
           <w:lang w:val="en-GB"/>
         </w:rPr>
       </w:pPr>
-      <w:bookmarkStart w:id="17" w:name="_Toc238466602"/>
+      <w:bookmarkStart w:id="32" w:name="_Toc238466602"/>
+      <w:bookmarkStart w:id="33" w:name="_Toc238548498"/>
       <w:r>
         <w:rPr>
           <w:lang w:val="en-GB"/>
@@ -10872,7 +10697,8 @@
         <w:lastRenderedPageBreak/>
         <w:t>5  Results</w:t>
       </w:r>
-      <w:bookmarkEnd w:id="17"/>
+      <w:bookmarkEnd w:id="32"/>
+      <w:bookmarkEnd w:id="33"/>
     </w:p>
     <w:p>
       <w:pPr>
@@ -10965,12 +10791,6 @@
         <w:gridCol w:w="4011"/>
       </w:tblGrid>
       <w:tr>
-        <w:tblPrEx>
-          <w:tblCellMar>
-            <w:top w:w="0" w:type="dxa"/>
-            <w:bottom w:w="0" w:type="dxa"/>
-          </w:tblCellMar>
-        </w:tblPrEx>
         <w:trPr>
           <w:tblHeader/>
         </w:trPr>
@@ -11054,12 +10874,6 @@
         </w:tc>
       </w:tr>
       <w:tr>
-        <w:tblPrEx>
-          <w:tblCellMar>
-            <w:top w:w="0" w:type="dxa"/>
-            <w:bottom w:w="0" w:type="dxa"/>
-          </w:tblCellMar>
-        </w:tblPrEx>
         <w:tc>
           <w:tcPr>
             <w:tcW w:w="2675" w:type="dxa"/>
@@ -11132,12 +10946,6 @@
         </w:tc>
       </w:tr>
       <w:tr>
-        <w:tblPrEx>
-          <w:tblCellMar>
-            <w:top w:w="0" w:type="dxa"/>
-            <w:bottom w:w="0" w:type="dxa"/>
-          </w:tblCellMar>
-        </w:tblPrEx>
         <w:tc>
           <w:tcPr>
             <w:tcW w:w="2675" w:type="dxa"/>
@@ -11210,12 +11018,6 @@
         </w:tc>
       </w:tr>
       <w:tr>
-        <w:tblPrEx>
-          <w:tblCellMar>
-            <w:top w:w="0" w:type="dxa"/>
-            <w:bottom w:w="0" w:type="dxa"/>
-          </w:tblCellMar>
-        </w:tblPrEx>
         <w:tc>
           <w:tcPr>
             <w:tcW w:w="2675" w:type="dxa"/>
@@ -11288,12 +11090,6 @@
         </w:tc>
       </w:tr>
       <w:tr>
-        <w:tblPrEx>
-          <w:tblCellMar>
-            <w:top w:w="0" w:type="dxa"/>
-            <w:bottom w:w="0" w:type="dxa"/>
-          </w:tblCellMar>
-        </w:tblPrEx>
         <w:tc>
           <w:tcPr>
             <w:tcW w:w="2675" w:type="dxa"/>
@@ -11374,12 +11170,6 @@
         </w:tc>
       </w:tr>
       <w:tr>
-        <w:tblPrEx>
-          <w:tblCellMar>
-            <w:top w:w="0" w:type="dxa"/>
-            <w:bottom w:w="0" w:type="dxa"/>
-          </w:tblCellMar>
-        </w:tblPrEx>
         <w:tc>
           <w:tcPr>
             <w:tcW w:w="2675" w:type="dxa"/>
@@ -11460,12 +11250,6 @@
         </w:tc>
       </w:tr>
       <w:tr>
-        <w:tblPrEx>
-          <w:tblCellMar>
-            <w:top w:w="0" w:type="dxa"/>
-            <w:bottom w:w="0" w:type="dxa"/>
-          </w:tblCellMar>
-        </w:tblPrEx>
         <w:tc>
           <w:tcPr>
             <w:tcW w:w="2675" w:type="dxa"/>
@@ -11546,12 +11330,6 @@
         </w:tc>
       </w:tr>
       <w:tr>
-        <w:tblPrEx>
-          <w:tblCellMar>
-            <w:top w:w="0" w:type="dxa"/>
-            <w:bottom w:w="0" w:type="dxa"/>
-          </w:tblCellMar>
-        </w:tblPrEx>
         <w:tc>
           <w:tcPr>
             <w:tcW w:w="2675" w:type="dxa"/>
@@ -11642,11 +11420,13 @@
         <w:pStyle w:val="berschrift2"/>
         <w:spacing w:before="280" w:after="140"/>
       </w:pPr>
-      <w:bookmarkStart w:id="18" w:name="_Toc238466603"/>
+      <w:bookmarkStart w:id="34" w:name="_Toc238466603"/>
+      <w:bookmarkStart w:id="35" w:name="_Toc238548499"/>
       <w:r>
         <w:t>5.1  Surface ESP values</w:t>
       </w:r>
-      <w:bookmarkEnd w:id="18"/>
+      <w:bookmarkEnd w:id="34"/>
+      <w:bookmarkEnd w:id="35"/>
     </w:p>
     <w:p>
       <w:pPr>
@@ -11709,12 +11489,6 @@
         <w:gridCol w:w="837"/>
       </w:tblGrid>
       <w:tr>
-        <w:tblPrEx>
-          <w:tblCellMar>
-            <w:top w:w="0" w:type="dxa"/>
-            <w:bottom w:w="0" w:type="dxa"/>
-          </w:tblCellMar>
-        </w:tblPrEx>
         <w:trPr>
           <w:tblHeader/>
         </w:trPr>
@@ -11982,12 +11756,6 @@
         </w:tc>
       </w:tr>
       <w:tr>
-        <w:tblPrEx>
-          <w:tblCellMar>
-            <w:top w:w="0" w:type="dxa"/>
-            <w:bottom w:w="0" w:type="dxa"/>
-          </w:tblCellMar>
-        </w:tblPrEx>
         <w:tc>
           <w:tcPr>
             <w:tcW w:w="1675" w:type="dxa"/>
@@ -12203,12 +11971,6 @@
         </w:tc>
       </w:tr>
       <w:tr>
-        <w:tblPrEx>
-          <w:tblCellMar>
-            <w:top w:w="0" w:type="dxa"/>
-            <w:bottom w:w="0" w:type="dxa"/>
-          </w:tblCellMar>
-        </w:tblPrEx>
         <w:tc>
           <w:tcPr>
             <w:tcW w:w="1675" w:type="dxa"/>
@@ -12424,12 +12186,6 @@
         </w:tc>
       </w:tr>
       <w:tr>
-        <w:tblPrEx>
-          <w:tblCellMar>
-            <w:top w:w="0" w:type="dxa"/>
-            <w:bottom w:w="0" w:type="dxa"/>
-          </w:tblCellMar>
-        </w:tblPrEx>
         <w:tc>
           <w:tcPr>
             <w:tcW w:w="1675" w:type="dxa"/>
@@ -12645,12 +12401,6 @@
         </w:tc>
       </w:tr>
       <w:tr>
-        <w:tblPrEx>
-          <w:tblCellMar>
-            <w:top w:w="0" w:type="dxa"/>
-            <w:bottom w:w="0" w:type="dxa"/>
-          </w:tblCellMar>
-        </w:tblPrEx>
         <w:tc>
           <w:tcPr>
             <w:tcW w:w="1675" w:type="dxa"/>
@@ -12870,12 +12620,6 @@
         </w:tc>
       </w:tr>
       <w:tr>
-        <w:tblPrEx>
-          <w:tblCellMar>
-            <w:top w:w="0" w:type="dxa"/>
-            <w:bottom w:w="0" w:type="dxa"/>
-          </w:tblCellMar>
-        </w:tblPrEx>
         <w:tc>
           <w:tcPr>
             <w:tcW w:w="1675" w:type="dxa"/>
@@ -13091,12 +12835,6 @@
         </w:tc>
       </w:tr>
       <w:tr>
-        <w:tblPrEx>
-          <w:tblCellMar>
-            <w:top w:w="0" w:type="dxa"/>
-            <w:bottom w:w="0" w:type="dxa"/>
-          </w:tblCellMar>
-        </w:tblPrEx>
         <w:tc>
           <w:tcPr>
             <w:tcW w:w="1675" w:type="dxa"/>
@@ -13312,12 +13050,6 @@
         </w:tc>
       </w:tr>
       <w:tr>
-        <w:tblPrEx>
-          <w:tblCellMar>
-            <w:top w:w="0" w:type="dxa"/>
-            <w:bottom w:w="0" w:type="dxa"/>
-          </w:tblCellMar>
-        </w:tblPrEx>
         <w:tc>
           <w:tcPr>
             <w:tcW w:w="1675" w:type="dxa"/>
@@ -13498,12 +13230,6 @@
         </w:tc>
       </w:tr>
       <w:tr>
-        <w:tblPrEx>
-          <w:tblCellMar>
-            <w:top w:w="0" w:type="dxa"/>
-            <w:bottom w:w="0" w:type="dxa"/>
-          </w:tblCellMar>
-        </w:tblPrEx>
         <w:tc>
           <w:tcPr>
             <w:tcW w:w="1675" w:type="dxa"/>
@@ -13949,14 +13675,16 @@
           <w:lang w:val="en-GB"/>
         </w:rPr>
       </w:pPr>
-      <w:bookmarkStart w:id="19" w:name="_Toc238466604"/>
+      <w:bookmarkStart w:id="36" w:name="_Toc238466604"/>
+      <w:bookmarkStart w:id="37" w:name="_Toc238548500"/>
       <w:r>
         <w:rPr>
           <w:lang w:val="en-GB"/>
         </w:rPr>
         <w:t>5.2  What these numbers may and may not be compared with</w:t>
       </w:r>
-      <w:bookmarkEnd w:id="19"/>
+      <w:bookmarkEnd w:id="36"/>
+      <w:bookmarkEnd w:id="37"/>
     </w:p>
     <w:p>
       <w:pPr>
@@ -14154,14 +13882,16 @@
           <w:lang w:val="en-GB"/>
         </w:rPr>
       </w:pPr>
-      <w:bookmarkStart w:id="20" w:name="_Toc238466605"/>
+      <w:bookmarkStart w:id="38" w:name="_Toc238466605"/>
+      <w:bookmarkStart w:id="39" w:name="_Toc238548501"/>
       <w:r>
         <w:rPr>
           <w:lang w:val="en-GB"/>
         </w:rPr>
         <w:t>5.3  Provenance of the images</w:t>
       </w:r>
-      <w:bookmarkEnd w:id="20"/>
+      <w:bookmarkEnd w:id="38"/>
+      <w:bookmarkEnd w:id="39"/>
     </w:p>
     <w:p>
       <w:pPr>
@@ -14324,11 +14054,13 @@
         <w:pStyle w:val="berschrift1"/>
         <w:spacing w:before="360" w:after="180"/>
       </w:pPr>
-      <w:bookmarkStart w:id="21" w:name="_Toc238466606"/>
+      <w:bookmarkStart w:id="40" w:name="_Toc238466606"/>
+      <w:bookmarkStart w:id="41" w:name="_Toc238548502"/>
       <w:r>
         <w:t>6  References</w:t>
       </w:r>
-      <w:bookmarkEnd w:id="21"/>
+      <w:bookmarkEnd w:id="40"/>
+      <w:bookmarkEnd w:id="41"/>
     </w:p>
     <w:p>
       <w:pPr>
@@ -14529,7 +14261,7 @@
       </w:r>
     </w:p>
     <w:sectPr>
-      <w:footerReference w:type="default" r:id="rId11"/>
+      <w:footerReference w:type="default" r:id="rId12"/>
       <w:pgSz w:w="11906" w:h="16838"/>
       <w:pgMar w:top="1440" w:right="1440" w:bottom="1440" w:left="1440" w:header="708" w:footer="708" w:gutter="0"/>
       <w:cols w:space="720"/>
@@ -15378,6 +15110,27 @@
       <w:ind w:left="210"/>
     </w:pPr>
   </w:style>
+  <w:style w:type="paragraph" w:styleId="Inhaltsverzeichnisberschrift">
+    <w:name w:val="TOC Heading"/>
+    <w:basedOn w:val="berschrift1"/>
+    <w:next w:val="Standard"/>
+    <w:uiPriority w:val="39"/>
+    <w:unhideWhenUsed/>
+    <w:qFormat/>
+    <w:rsid w:val="00D54D33"/>
+    <w:pPr>
+      <w:keepNext/>
+      <w:keepLines/>
+      <w:spacing w:before="240" w:line="259" w:lineRule="auto"/>
+      <w:outlineLvl w:val="9"/>
+    </w:pPr>
+    <w:rPr>
+      <w:rFonts w:asciiTheme="majorHAnsi" w:eastAsiaTheme="majorEastAsia" w:hAnsiTheme="majorHAnsi" w:cstheme="majorBidi"/>
+      <w:b w:val="0"/>
+      <w:bCs w:val="0"/>
+      <w:color w:val="0F4761" w:themeColor="accent1" w:themeShade="BF"/>
+    </w:rPr>
+  </w:style>
 </w:styles>
 </file>
 
@@ -15694,4 +15447,16 @@
     </a:ext>
   </a:extLst>
 </a:theme>
+</file>
+
+<file path=customXml/item1.xml><?xml version="1.0" encoding="utf-8"?>
+<b:Sources xmlns:b="http://schemas.openxmlformats.org/officeDocument/2006/bibliography" xmlns="http://schemas.openxmlformats.org/officeDocument/2006/bibliography" SelectedStyle="\APASixthEditionOfficeOnline.xsl" StyleName="APA" Version="6"/>
+</file>
+
+<file path=customXml/itemProps1.xml><?xml version="1.0" encoding="utf-8"?>
+<ds:datastoreItem xmlns:ds="http://schemas.openxmlformats.org/officeDocument/2006/customXml" ds:itemID="{5F517EA6-5346-428A-9806-FEC1AA5BC256}">
+  <ds:schemaRefs>
+    <ds:schemaRef ds:uri="http://schemas.openxmlformats.org/officeDocument/2006/bibliography"/>
+  </ds:schemaRefs>
+</ds:datastoreItem>
 </file>
--- a/docs/ESP_Visualization_Background.docx
+++ b/docs/ESP_Visualization_Background.docx
@@ -10709,62 +10709,42 @@
       </w:pPr>
       <w:r>
         <w:rPr>
-          <w:rFonts w:ascii="Consolas" w:eastAsia="Consolas" w:hAnsi="Consolas" w:cs="Consolas"/>
+          <w:rFonts w:ascii="Consolas" w:hAnsi="Consolas"/>
           <w:sz w:val="19"/>
-          <w:szCs w:val="19"/>
-          <w:lang w:val="en-GB"/>
         </w:rPr>
         <w:t>results/</w:t>
       </w:r>
       <w:r>
-        <w:rPr>
-          <w:lang w:val="en-GB"/>
-        </w:rPr>
-        <w:t xml:space="preserve"> holds the image sets that this project actually delivers — seven molecules, each with the three standard views, its colour bar and its </w:t>
-      </w:r>
-      <w:r>
-        <w:rPr>
-          <w:rFonts w:ascii="Consolas" w:eastAsia="Consolas" w:hAnsi="Consolas" w:cs="Consolas"/>
+        <w:t xml:space="preserve"> holds the image sets that this project actually delivers — nine molecules, each with the three standard views, its colour bar and its </w:t>
+      </w:r>
+      <w:r>
+        <w:rPr>
+          <w:rFonts w:ascii="Consolas" w:hAnsi="Consolas"/>
           <w:sz w:val="19"/>
-          <w:szCs w:val="19"/>
-          <w:lang w:val="en-GB"/>
         </w:rPr>
         <w:t>*_settings.txt</w:t>
       </w:r>
       <w:r>
-        <w:rPr>
-          <w:lang w:val="en-GB"/>
-        </w:rPr>
         <w:t xml:space="preserve">. Unlike </w:t>
       </w:r>
       <w:r>
         <w:rPr>
-          <w:rFonts w:ascii="Consolas" w:eastAsia="Consolas" w:hAnsi="Consolas" w:cs="Consolas"/>
+          <w:rFonts w:ascii="Consolas" w:hAnsi="Consolas"/>
           <w:sz w:val="19"/>
-          <w:szCs w:val="19"/>
-          <w:lang w:val="en-GB"/>
         </w:rPr>
         <w:t>sandbox/</w:t>
       </w:r>
       <w:r>
-        <w:rPr>
-          <w:lang w:val="en-GB"/>
-        </w:rPr>
         <w:t xml:space="preserve">, this folder is committed: the images are the deliverable, and </w:t>
       </w:r>
       <w:r>
         <w:rPr>
-          <w:rFonts w:ascii="Consolas" w:eastAsia="Consolas" w:hAnsi="Consolas" w:cs="Consolas"/>
+          <w:rFonts w:ascii="Consolas" w:hAnsi="Consolas"/>
           <w:sz w:val="19"/>
-          <w:szCs w:val="19"/>
-          <w:lang w:val="en-GB"/>
         </w:rPr>
         <w:t>*_settings.txt</w:t>
       </w:r>
       <w:r>
-        <w:rPr>
-          <w:lang w:val="en-GB"/>
-        </w:rPr>
         <w:t xml:space="preserve"> next to each one is the record of how it was made.</w:t>
       </w:r>
     </w:p>
@@ -10892,7 +10872,7 @@
                 <w:sz w:val="15"/>
                 <w:szCs w:val="15"/>
               </w:rPr>
-              <w:t>chlorbenzol/</w:t>
+              <w:t>Pyridine/</w:t>
             </w:r>
           </w:p>
         </w:tc>
@@ -10916,7 +10896,7 @@
                 <w:sz w:val="16"/>
                 <w:szCs w:val="16"/>
               </w:rPr>
-              <w:t>chlorobenzene</w:t>
+              <w:t>pyridine</w:t>
             </w:r>
           </w:p>
         </w:tc>
@@ -10964,7 +10944,7 @@
                 <w:sz w:val="15"/>
                 <w:szCs w:val="15"/>
               </w:rPr>
-              <w:t>brombenzol/</w:t>
+              <w:t>Me-Pyr/</w:t>
             </w:r>
           </w:p>
         </w:tc>
@@ -10988,7 +10968,7 @@
                 <w:sz w:val="16"/>
                 <w:szCs w:val="16"/>
               </w:rPr>
-              <w:t>bromobenzene</w:t>
+              <w:t>4-methylpyridine</w:t>
             </w:r>
           </w:p>
         </w:tc>
@@ -11036,7 +11016,7 @@
                 <w:sz w:val="15"/>
                 <w:szCs w:val="15"/>
               </w:rPr>
-              <w:t>iodbenzol/</w:t>
+              <w:t>CN-Pyr/</w:t>
             </w:r>
           </w:p>
         </w:tc>
@@ -11060,7 +11040,7 @@
                 <w:sz w:val="16"/>
                 <w:szCs w:val="16"/>
               </w:rPr>
-              <w:t>iodobenzene</w:t>
+              <w:t>4-cyanopyridine</w:t>
             </w:r>
           </w:p>
         </w:tc>
@@ -11108,7 +11088,7 @@
                 <w:sz w:val="15"/>
                 <w:szCs w:val="15"/>
               </w:rPr>
-              <w:t>chlormethan/</w:t>
+              <w:t>NO2-Pyr/</w:t>
             </w:r>
           </w:p>
         </w:tc>
@@ -11132,7 +11112,7 @@
                 <w:sz w:val="16"/>
                 <w:szCs w:val="16"/>
               </w:rPr>
-              <w:t>chloromethane</w:t>
+              <w:t>4-nitropyridine</w:t>
             </w:r>
           </w:p>
         </w:tc>
@@ -11156,15 +11136,79 @@
                 <w:sz w:val="16"/>
                 <w:szCs w:val="16"/>
               </w:rPr>
-              <w:t xml:space="preserve">generated, </w:t>
-            </w:r>
+              <w:t>provided Turbomole data</w:t>
+            </w:r>
+          </w:p>
+        </w:tc>
+      </w:tr>
+      <w:tr>
+        <w:tc>
+          <w:tcPr>
+            <w:tcW w:w="2675" w:type="dxa"/>
+            <w:shd w:val="clear" w:color="auto" w:fill="FFFFFF"/>
+            <w:tcMar>
+              <w:top w:w="60" w:type="dxa"/>
+              <w:left w:w="100" w:type="dxa"/>
+              <w:bottom w:w="60" w:type="dxa"/>
+              <w:right w:w="100" w:type="dxa"/>
+            </w:tcMar>
+          </w:tcPr>
+          <w:p>
             <w:r>
               <w:rPr>
                 <w:rFonts w:ascii="Consolas" w:eastAsia="Consolas" w:hAnsi="Consolas" w:cs="Consolas"/>
                 <w:sz w:val="15"/>
                 <w:szCs w:val="15"/>
               </w:rPr>
-              <w:t>tools/CreateTpTdFromSmiles.py</w:t>
+              <w:t>I-Pyr/</w:t>
+            </w:r>
+          </w:p>
+        </w:tc>
+        <w:tc>
+          <w:tcPr>
+            <w:tcW w:w="2674" w:type="dxa"/>
+            <w:shd w:val="clear" w:color="auto" w:fill="FFFFFF"/>
+            <w:tcMar>
+              <w:top w:w="60" w:type="dxa"/>
+              <w:left w:w="100" w:type="dxa"/>
+              <w:bottom w:w="60" w:type="dxa"/>
+              <w:right w:w="100" w:type="dxa"/>
+            </w:tcMar>
+          </w:tcPr>
+          <w:p>
+            <w:pPr>
+              <w:jc w:val="right"/>
+            </w:pPr>
+            <w:r>
+              <w:rPr>
+                <w:sz w:val="16"/>
+                <w:szCs w:val="16"/>
+              </w:rPr>
+              <w:t>3-iodopyridine</w:t>
+            </w:r>
+          </w:p>
+        </w:tc>
+        <w:tc>
+          <w:tcPr>
+            <w:tcW w:w="4011" w:type="dxa"/>
+            <w:shd w:val="clear" w:color="auto" w:fill="FFFFFF"/>
+            <w:tcMar>
+              <w:top w:w="60" w:type="dxa"/>
+              <w:left w:w="100" w:type="dxa"/>
+              <w:bottom w:w="60" w:type="dxa"/>
+              <w:right w:w="100" w:type="dxa"/>
+            </w:tcMar>
+          </w:tcPr>
+          <w:p>
+            <w:pPr>
+              <w:jc w:val="right"/>
+            </w:pPr>
+            <w:r>
+              <w:rPr>
+                <w:sz w:val="16"/>
+                <w:szCs w:val="16"/>
+              </w:rPr>
+              <w:t>provided Turbomole data</w:t>
             </w:r>
           </w:p>
         </w:tc>
@@ -11188,7 +11232,7 @@
                 <w:sz w:val="15"/>
                 <w:szCs w:val="15"/>
               </w:rPr>
-              <w:t>4-bromacetophenon/</w:t>
+              <w:t>Cl-NO2-Pyr/</w:t>
             </w:r>
           </w:p>
         </w:tc>
@@ -11212,7 +11256,7 @@
                 <w:sz w:val="16"/>
                 <w:szCs w:val="16"/>
               </w:rPr>
-              <w:t>4-bromoacetophenone</w:t>
+              <w:t>4-chloro-3-nitropyridine</w:t>
             </w:r>
           </w:p>
         </w:tc>
@@ -11236,15 +11280,79 @@
                 <w:sz w:val="16"/>
                 <w:szCs w:val="16"/>
               </w:rPr>
-              <w:t xml:space="preserve">generated, </w:t>
-            </w:r>
+              <w:t>provided Turbomole data</w:t>
+            </w:r>
+          </w:p>
+        </w:tc>
+      </w:tr>
+      <w:tr>
+        <w:tc>
+          <w:tcPr>
+            <w:tcW w:w="2675" w:type="dxa"/>
+            <w:shd w:val="clear" w:color="auto" w:fill="FFFFFF"/>
+            <w:tcMar>
+              <w:top w:w="60" w:type="dxa"/>
+              <w:left w:w="100" w:type="dxa"/>
+              <w:bottom w:w="60" w:type="dxa"/>
+              <w:right w:w="100" w:type="dxa"/>
+            </w:tcMar>
+          </w:tcPr>
+          <w:p>
             <w:r>
               <w:rPr>
                 <w:rFonts w:ascii="Consolas" w:eastAsia="Consolas" w:hAnsi="Consolas" w:cs="Consolas"/>
                 <w:sz w:val="15"/>
                 <w:szCs w:val="15"/>
               </w:rPr>
-              <w:t>tools/CreateTpTdFromSmiles.py</w:t>
+              <w:t>chlorbenzol/</w:t>
+            </w:r>
+          </w:p>
+        </w:tc>
+        <w:tc>
+          <w:tcPr>
+            <w:tcW w:w="2674" w:type="dxa"/>
+            <w:shd w:val="clear" w:color="auto" w:fill="FFFFFF"/>
+            <w:tcMar>
+              <w:top w:w="60" w:type="dxa"/>
+              <w:left w:w="100" w:type="dxa"/>
+              <w:bottom w:w="60" w:type="dxa"/>
+              <w:right w:w="100" w:type="dxa"/>
+            </w:tcMar>
+          </w:tcPr>
+          <w:p>
+            <w:pPr>
+              <w:jc w:val="right"/>
+            </w:pPr>
+            <w:r>
+              <w:rPr>
+                <w:sz w:val="16"/>
+                <w:szCs w:val="16"/>
+              </w:rPr>
+              <w:t>chlorobenzene</w:t>
+            </w:r>
+          </w:p>
+        </w:tc>
+        <w:tc>
+          <w:tcPr>
+            <w:tcW w:w="4011" w:type="dxa"/>
+            <w:shd w:val="clear" w:color="auto" w:fill="FFFFFF"/>
+            <w:tcMar>
+              <w:top w:w="60" w:type="dxa"/>
+              <w:left w:w="100" w:type="dxa"/>
+              <w:bottom w:w="60" w:type="dxa"/>
+              <w:right w:w="100" w:type="dxa"/>
+            </w:tcMar>
+          </w:tcPr>
+          <w:p>
+            <w:pPr>
+              <w:jc w:val="right"/>
+            </w:pPr>
+            <w:r>
+              <w:rPr>
+                <w:sz w:val="16"/>
+                <w:szCs w:val="16"/>
+              </w:rPr>
+              <w:t>provided Turbomole data</w:t>
             </w:r>
           </w:p>
         </w:tc>
@@ -11268,7 +11376,7 @@
                 <w:sz w:val="15"/>
                 <w:szCs w:val="15"/>
               </w:rPr>
-              <w:t>paracetamol/</w:t>
+              <w:t>brombenzol/</w:t>
             </w:r>
           </w:p>
         </w:tc>
@@ -11292,7 +11400,7 @@
                 <w:sz w:val="16"/>
                 <w:szCs w:val="16"/>
               </w:rPr>
-              <w:t>paracetamol</w:t>
+              <w:t>bromobenzene</w:t>
             </w:r>
           </w:p>
         </w:tc>
@@ -11316,39 +11424,31 @@
                 <w:sz w:val="16"/>
                 <w:szCs w:val="16"/>
               </w:rPr>
-              <w:t xml:space="preserve">generated, </w:t>
-            </w:r>
+              <w:t>provided Turbomole data</w:t>
+            </w:r>
+          </w:p>
+        </w:tc>
+      </w:tr>
+      <w:tr>
+        <w:tc>
+          <w:tcPr>
+            <w:tcW w:w="2675" w:type="dxa"/>
+            <w:shd w:val="clear" w:color="auto" w:fill="FFFFFF"/>
+            <w:tcMar>
+              <w:top w:w="60" w:type="dxa"/>
+              <w:left w:w="100" w:type="dxa"/>
+              <w:bottom w:w="60" w:type="dxa"/>
+              <w:right w:w="100" w:type="dxa"/>
+            </w:tcMar>
+          </w:tcPr>
+          <w:p>
             <w:r>
               <w:rPr>
                 <w:rFonts w:ascii="Consolas" w:eastAsia="Consolas" w:hAnsi="Consolas" w:cs="Consolas"/>
                 <w:sz w:val="15"/>
                 <w:szCs w:val="15"/>
               </w:rPr>
-              <w:t>tools/CreateTpTdFromSmiles.py</w:t>
-            </w:r>
-          </w:p>
-        </w:tc>
-      </w:tr>
-      <w:tr>
-        <w:tc>
-          <w:tcPr>
-            <w:tcW w:w="2675" w:type="dxa"/>
-            <w:shd w:val="clear" w:color="auto" w:fill="FFFFFF"/>
-            <w:tcMar>
-              <w:top w:w="60" w:type="dxa"/>
-              <w:left w:w="100" w:type="dxa"/>
-              <w:bottom w:w="60" w:type="dxa"/>
-              <w:right w:w="100" w:type="dxa"/>
-            </w:tcMar>
-          </w:tcPr>
-          <w:p>
-            <w:r>
-              <w:rPr>
-                <w:rFonts w:ascii="Consolas" w:eastAsia="Consolas" w:hAnsi="Consolas" w:cs="Consolas"/>
-                <w:sz w:val="15"/>
-                <w:szCs w:val="15"/>
-              </w:rPr>
-              <w:t>halcion/</w:t>
+              <w:t>iodbenzol/</w:t>
             </w:r>
           </w:p>
         </w:tc>
@@ -11372,7 +11472,7 @@
                 <w:sz w:val="16"/>
                 <w:szCs w:val="16"/>
               </w:rPr>
-              <w:t>triazolam</w:t>
+              <w:t>iodobenzene</w:t>
             </w:r>
           </w:p>
         </w:tc>
@@ -11396,15 +11496,7 @@
                 <w:sz w:val="16"/>
                 <w:szCs w:val="16"/>
               </w:rPr>
-              <w:t xml:space="preserve">generated, </w:t>
-            </w:r>
-            <w:r>
-              <w:rPr>
-                <w:rFonts w:ascii="Consolas" w:eastAsia="Consolas" w:hAnsi="Consolas" w:cs="Consolas"/>
-                <w:sz w:val="15"/>
-                <w:szCs w:val="15"/>
-              </w:rPr>
-              <w:t>tools/CreateTpTdFromSmiles.py</w:t>
+              <w:t>provided Turbomole data</w:t>
             </w:r>
           </w:p>
         </w:tc>
@@ -11436,28 +11528,7 @@
         </w:rPr>
       </w:pPr>
       <w:r>
-        <w:rPr>
-          <w:lang w:val="en-GB"/>
-        </w:rPr>
-        <w:t xml:space="preserve">All at </w:t>
-      </w:r>
-      <w:r>
-        <w:t>ρ</w:t>
-      </w:r>
-      <w:r>
-        <w:rPr>
-          <w:lang w:val="en-GB"/>
-        </w:rPr>
-        <w:t xml:space="preserve"> = 0.001 a.u.; </w:t>
-      </w:r>
-      <w:r>
-        <w:t>σ</w:t>
-      </w:r>
-      <w:r>
-        <w:rPr>
-          <w:lang w:val="en-GB"/>
-        </w:rPr>
-        <w:t>-hole and belt from the ray method. Atom labels are 1-based indices into the respective structure file.</w:t>
+        <w:t>All at ρ = 0.001 a.u.; σ-hole and belt from the ray method. Atom labels are 1-based indices into the respective structure file. Note the two grid spacings — see §5.2.</w:t>
       </w:r>
     </w:p>
     <w:tbl>
@@ -11773,7 +11844,7 @@
                 <w:sz w:val="15"/>
                 <w:szCs w:val="15"/>
               </w:rPr>
-              <w:t>chlorobenzene</w:t>
+              <w:t>pyridine</w:t>
             </w:r>
           </w:p>
         </w:tc>
@@ -11821,7 +11892,7 @@
                 <w:sz w:val="15"/>
                 <w:szCs w:val="15"/>
               </w:rPr>
-              <w:t>0.12</w:t>
+              <w:t>0.16</w:t>
             </w:r>
           </w:p>
         </w:tc>
@@ -11845,7 +11916,7 @@
                 <w:sz w:val="15"/>
                 <w:szCs w:val="15"/>
               </w:rPr>
-              <w:t>±0.035</w:t>
+              <w:t>±0.070</w:t>
             </w:r>
           </w:p>
         </w:tc>
@@ -11869,7 +11940,7 @@
                 <w:sz w:val="15"/>
                 <w:szCs w:val="15"/>
               </w:rPr>
-              <w:t>−0.0190 (Cl12)</w:t>
+              <w:t>−0.0650 (N7)</w:t>
             </w:r>
           </w:p>
         </w:tc>
@@ -11893,7 +11964,7 @@
                 <w:sz w:val="15"/>
                 <w:szCs w:val="15"/>
               </w:rPr>
-              <w:t>+0.0313 (H9)</w:t>
+              <w:t>+0.0396 (H6)</w:t>
             </w:r>
           </w:p>
         </w:tc>
@@ -11917,7 +11988,7 @@
                 <w:sz w:val="15"/>
                 <w:szCs w:val="15"/>
               </w:rPr>
-              <w:t>+0.0078</w:t>
+              <w:t>—</w:t>
             </w:r>
           </w:p>
         </w:tc>
@@ -11941,7 +12012,7 @@
                 <w:sz w:val="15"/>
                 <w:szCs w:val="15"/>
               </w:rPr>
-              <w:t>+4.9</w:t>
+              <w:t>—</w:t>
             </w:r>
           </w:p>
         </w:tc>
@@ -11965,7 +12036,7 @@
                 <w:sz w:val="15"/>
                 <w:szCs w:val="15"/>
               </w:rPr>
-              <w:t>−0.0190</w:t>
+              <w:t>—</w:t>
             </w:r>
           </w:p>
         </w:tc>
@@ -11988,7 +12059,7 @@
                 <w:sz w:val="15"/>
                 <w:szCs w:val="15"/>
               </w:rPr>
-              <w:t>bromobenzene</w:t>
+              <w:t>4-methylpyridine</w:t>
             </w:r>
           </w:p>
         </w:tc>
@@ -12036,7 +12107,7 @@
                 <w:sz w:val="15"/>
                 <w:szCs w:val="15"/>
               </w:rPr>
-              <w:t>0.12</w:t>
+              <w:t>0.16</w:t>
             </w:r>
           </w:p>
         </w:tc>
@@ -12060,7 +12131,7 @@
                 <w:sz w:val="15"/>
                 <w:szCs w:val="15"/>
               </w:rPr>
-              <w:t>±0.035</w:t>
+              <w:t>±0.070</w:t>
             </w:r>
           </w:p>
         </w:tc>
@@ -12084,7 +12155,7 @@
                 <w:sz w:val="15"/>
                 <w:szCs w:val="15"/>
               </w:rPr>
-              <w:t>−0.0188 (Br12)</w:t>
+              <w:t>−0.0678 (N10)</w:t>
             </w:r>
           </w:p>
         </w:tc>
@@ -12108,7 +12179,7 @@
                 <w:sz w:val="15"/>
                 <w:szCs w:val="15"/>
               </w:rPr>
-              <w:t>+0.0315 (H7)</w:t>
+              <w:t>+0.0365 (H12)</w:t>
             </w:r>
           </w:p>
         </w:tc>
@@ -12132,7 +12203,7 @@
                 <w:sz w:val="15"/>
                 <w:szCs w:val="15"/>
               </w:rPr>
-              <w:t>+0.0162</w:t>
+              <w:t>—</w:t>
             </w:r>
           </w:p>
         </w:tc>
@@ -12156,7 +12227,7 @@
                 <w:sz w:val="15"/>
                 <w:szCs w:val="15"/>
               </w:rPr>
-              <w:t>+10.2</w:t>
+              <w:t>—</w:t>
             </w:r>
           </w:p>
         </w:tc>
@@ -12180,7 +12251,7 @@
                 <w:sz w:val="15"/>
                 <w:szCs w:val="15"/>
               </w:rPr>
-              <w:t>−0.0188</w:t>
+              <w:t>—</w:t>
             </w:r>
           </w:p>
         </w:tc>
@@ -12203,7 +12274,7 @@
                 <w:sz w:val="15"/>
                 <w:szCs w:val="15"/>
               </w:rPr>
-              <w:t>iodobenzene</w:t>
+              <w:t>4-cyanopyridine</w:t>
             </w:r>
           </w:p>
         </w:tc>
@@ -12251,7 +12322,7 @@
                 <w:sz w:val="15"/>
                 <w:szCs w:val="15"/>
               </w:rPr>
-              <w:t>0.12</w:t>
+              <w:t>0.16</w:t>
             </w:r>
           </w:p>
         </w:tc>
@@ -12275,7 +12346,7 @@
                 <w:sz w:val="15"/>
                 <w:szCs w:val="15"/>
               </w:rPr>
-              <w:t>±0.035</w:t>
+              <w:t>±0.060</w:t>
             </w:r>
           </w:p>
         </w:tc>
@@ -12299,7 +12370,7 @@
                 <w:sz w:val="15"/>
                 <w:szCs w:val="15"/>
               </w:rPr>
-              <w:t>−0.0169 (I12)</w:t>
+              <w:t>−0.0593 (N3)</w:t>
             </w:r>
           </w:p>
         </w:tc>
@@ -12323,7 +12394,7 @@
                 <w:sz w:val="15"/>
                 <w:szCs w:val="15"/>
               </w:rPr>
-              <w:t>+0.0317 (H5)</w:t>
+              <w:t>+0.0502 (H8)</w:t>
             </w:r>
           </w:p>
         </w:tc>
@@ -12347,7 +12418,7 @@
                 <w:sz w:val="15"/>
                 <w:szCs w:val="15"/>
               </w:rPr>
-              <w:t>+0.0255</w:t>
+              <w:t>—</w:t>
             </w:r>
           </w:p>
         </w:tc>
@@ -12371,7 +12442,7 @@
                 <w:sz w:val="15"/>
                 <w:szCs w:val="15"/>
               </w:rPr>
-              <w:t>+16.0</w:t>
+              <w:t>—</w:t>
             </w:r>
           </w:p>
         </w:tc>
@@ -12395,7 +12466,7 @@
                 <w:sz w:val="15"/>
                 <w:szCs w:val="15"/>
               </w:rPr>
-              <w:t>−0.0169</w:t>
+              <w:t>—</w:t>
             </w:r>
           </w:p>
         </w:tc>
@@ -12418,7 +12489,7 @@
                 <w:sz w:val="15"/>
                 <w:szCs w:val="15"/>
               </w:rPr>
-              <w:t>chloromethane</w:t>
+              <w:t>4-nitropyridine</w:t>
             </w:r>
           </w:p>
         </w:tc>
@@ -12442,7 +12513,7 @@
                 <w:sz w:val="15"/>
                 <w:szCs w:val="15"/>
               </w:rPr>
-              <w:t>40×38×38</w:t>
+              <w:t>251³</w:t>
             </w:r>
           </w:p>
         </w:tc>
@@ -12466,7 +12537,7 @@
                 <w:sz w:val="15"/>
                 <w:szCs w:val="15"/>
               </w:rPr>
-              <w:t>0.40</w:t>
+              <w:t>0.16</w:t>
             </w:r>
           </w:p>
         </w:tc>
@@ -12490,7 +12561,7 @@
                 <w:sz w:val="15"/>
                 <w:szCs w:val="15"/>
               </w:rPr>
-              <w:t>±0.035</w:t>
+              <w:t>±0.050</w:t>
             </w:r>
           </w:p>
         </w:tc>
@@ -12514,7 +12585,7 @@
                 <w:sz w:val="15"/>
                 <w:szCs w:val="15"/>
               </w:rPr>
-              <w:t>−0.0283 (Cl1)</w:t>
+              <w:t>−0.0471 (N2)</w:t>
             </w:r>
           </w:p>
         </w:tc>
@@ -12538,7 +12609,7 @@
                 <w:sz w:val="15"/>
                 <w:szCs w:val="15"/>
               </w:rPr>
-              <w:t>+0.0323 (H3)</w:t>
+              <w:t>+0.0449 (H12)</w:t>
             </w:r>
           </w:p>
         </w:tc>
@@ -12559,12 +12630,10 @@
             </w:pPr>
             <w:r>
               <w:rPr>
-                <w:b/>
-                <w:bCs/>
                 <w:sz w:val="15"/>
                 <w:szCs w:val="15"/>
               </w:rPr>
-              <w:t>−0.0083</w:t>
+              <w:t>—</w:t>
             </w:r>
           </w:p>
         </w:tc>
@@ -12585,12 +12654,10 @@
             </w:pPr>
             <w:r>
               <w:rPr>
-                <w:b/>
-                <w:bCs/>
                 <w:sz w:val="15"/>
                 <w:szCs w:val="15"/>
               </w:rPr>
-              <w:t>−5.2</w:t>
+              <w:t>—</w:t>
             </w:r>
           </w:p>
         </w:tc>
@@ -12614,7 +12681,7 @@
                 <w:sz w:val="15"/>
                 <w:szCs w:val="15"/>
               </w:rPr>
-              <w:t>−0.0283</w:t>
+              <w:t>—</w:t>
             </w:r>
           </w:p>
         </w:tc>
@@ -12637,7 +12704,7 @@
                 <w:sz w:val="15"/>
                 <w:szCs w:val="15"/>
               </w:rPr>
-              <w:t>4-bromoacetophenone</w:t>
+              <w:t>3-iodopyridine</w:t>
             </w:r>
           </w:p>
         </w:tc>
@@ -12661,7 +12728,7 @@
                 <w:sz w:val="15"/>
                 <w:szCs w:val="15"/>
               </w:rPr>
-              <w:t>114×86×80</w:t>
+              <w:t>251³</w:t>
             </w:r>
           </w:p>
         </w:tc>
@@ -12685,7 +12752,7 @@
                 <w:sz w:val="15"/>
                 <w:szCs w:val="15"/>
               </w:rPr>
-              <w:t>0.25</w:t>
+              <w:t>0.16</w:t>
             </w:r>
           </w:p>
         </w:tc>
@@ -12709,7 +12776,7 @@
                 <w:sz w:val="15"/>
                 <w:szCs w:val="15"/>
               </w:rPr>
-              <w:t>±0.070</w:t>
+              <w:t>±0.060</w:t>
             </w:r>
           </w:p>
         </w:tc>
@@ -12733,7 +12800,7 @@
                 <w:sz w:val="15"/>
                 <w:szCs w:val="15"/>
               </w:rPr>
-              <w:t>−0.0653 (O3)</w:t>
+              <w:t>−0.0564 (N8)</w:t>
             </w:r>
           </w:p>
         </w:tc>
@@ -12757,7 +12824,7 @@
                 <w:sz w:val="15"/>
                 <w:szCs w:val="15"/>
               </w:rPr>
-              <w:t>+0.0476 (H14)</w:t>
+              <w:t>+0.0459 (H10)</w:t>
             </w:r>
           </w:p>
         </w:tc>
@@ -12781,7 +12848,7 @@
                 <w:sz w:val="15"/>
                 <w:szCs w:val="15"/>
               </w:rPr>
-              <w:t>+0.0230</w:t>
+              <w:t>+0.0344 (I7)</w:t>
             </w:r>
           </w:p>
         </w:tc>
@@ -12805,7 +12872,7 @@
                 <w:sz w:val="15"/>
                 <w:szCs w:val="15"/>
               </w:rPr>
-              <w:t>+14.5</w:t>
+              <w:t>+21.6</w:t>
             </w:r>
           </w:p>
         </w:tc>
@@ -12829,7 +12896,7 @@
                 <w:sz w:val="15"/>
                 <w:szCs w:val="15"/>
               </w:rPr>
-              <w:t>−0.0167</w:t>
+              <w:t>−0.0115</w:t>
             </w:r>
           </w:p>
         </w:tc>
@@ -12852,7 +12919,7 @@
                 <w:sz w:val="15"/>
                 <w:szCs w:val="15"/>
               </w:rPr>
-              <w:t>triazolam</w:t>
+              <w:t>4-chloro-3-nitropyridine</w:t>
             </w:r>
           </w:p>
         </w:tc>
@@ -12876,7 +12943,7 @@
                 <w:sz w:val="15"/>
                 <w:szCs w:val="15"/>
               </w:rPr>
-              <w:t>132×101×106</w:t>
+              <w:t>251³</w:t>
             </w:r>
           </w:p>
         </w:tc>
@@ -12900,7 +12967,7 @@
                 <w:sz w:val="15"/>
                 <w:szCs w:val="15"/>
               </w:rPr>
-              <w:t>0.25</w:t>
+              <w:t>0.16</w:t>
             </w:r>
           </w:p>
         </w:tc>
@@ -12924,7 +12991,7 @@
                 <w:sz w:val="15"/>
                 <w:szCs w:val="15"/>
               </w:rPr>
-              <w:t>±0.085</w:t>
+              <w:t>±0.060</w:t>
             </w:r>
           </w:p>
         </w:tc>
@@ -12948,7 +13015,7 @@
                 <w:sz w:val="15"/>
                 <w:szCs w:val="15"/>
               </w:rPr>
-              <w:t>−0.0843 (N4)</w:t>
+              <w:t>−0.0454 (O8)</w:t>
             </w:r>
           </w:p>
         </w:tc>
@@ -12972,7 +13039,7 @@
                 <w:sz w:val="15"/>
                 <w:szCs w:val="15"/>
               </w:rPr>
-              <w:t>+0.0543 (H27)</w:t>
+              <w:t>+0.0582 (H12)</w:t>
             </w:r>
           </w:p>
         </w:tc>
@@ -12996,7 +13063,7 @@
                 <w:sz w:val="15"/>
                 <w:szCs w:val="15"/>
               </w:rPr>
-              <w:t>+0.0171 (Cl21)</w:t>
+              <w:t>+0.0251 (Cl10)</w:t>
             </w:r>
           </w:p>
         </w:tc>
@@ -13020,7 +13087,7 @@
                 <w:sz w:val="15"/>
                 <w:szCs w:val="15"/>
               </w:rPr>
-              <w:t>+10.7</w:t>
+              <w:t>+15.7</w:t>
             </w:r>
           </w:p>
         </w:tc>
@@ -13044,7 +13111,7 @@
                 <w:sz w:val="15"/>
                 <w:szCs w:val="15"/>
               </w:rPr>
-              <w:t>−0.0184</w:t>
+              <w:t>−0.0309</w:t>
             </w:r>
           </w:p>
         </w:tc>
@@ -13067,98 +13134,13 @@
                 <w:sz w:val="15"/>
                 <w:szCs w:val="15"/>
               </w:rPr>
-              <w:t>"</w:t>
+              <w:t>chlorobenzene</w:t>
             </w:r>
           </w:p>
         </w:tc>
         <w:tc>
           <w:tcPr>
             <w:tcW w:w="1294" w:type="dxa"/>
-            <w:shd w:val="clear" w:color="auto" w:fill="FFFFFF"/>
-            <w:tcMar>
-              <w:top w:w="60" w:type="dxa"/>
-              <w:left w:w="100" w:type="dxa"/>
-              <w:bottom w:w="60" w:type="dxa"/>
-              <w:right w:w="100" w:type="dxa"/>
-            </w:tcMar>
-          </w:tcPr>
-          <w:p>
-            <w:pPr>
-              <w:jc w:val="right"/>
-            </w:pPr>
-          </w:p>
-        </w:tc>
-        <w:tc>
-          <w:tcPr>
-            <w:tcW w:w="685" w:type="dxa"/>
-            <w:shd w:val="clear" w:color="auto" w:fill="FFFFFF"/>
-            <w:tcMar>
-              <w:top w:w="60" w:type="dxa"/>
-              <w:left w:w="100" w:type="dxa"/>
-              <w:bottom w:w="60" w:type="dxa"/>
-              <w:right w:w="100" w:type="dxa"/>
-            </w:tcMar>
-          </w:tcPr>
-          <w:p>
-            <w:pPr>
-              <w:jc w:val="right"/>
-            </w:pPr>
-          </w:p>
-        </w:tc>
-        <w:tc>
-          <w:tcPr>
-            <w:tcW w:w="761" w:type="dxa"/>
-            <w:shd w:val="clear" w:color="auto" w:fill="FFFFFF"/>
-            <w:tcMar>
-              <w:top w:w="60" w:type="dxa"/>
-              <w:left w:w="100" w:type="dxa"/>
-              <w:bottom w:w="60" w:type="dxa"/>
-              <w:right w:w="100" w:type="dxa"/>
-            </w:tcMar>
-          </w:tcPr>
-          <w:p>
-            <w:pPr>
-              <w:jc w:val="right"/>
-            </w:pPr>
-          </w:p>
-        </w:tc>
-        <w:tc>
-          <w:tcPr>
-            <w:tcW w:w="1141" w:type="dxa"/>
-            <w:shd w:val="clear" w:color="auto" w:fill="FFFFFF"/>
-            <w:tcMar>
-              <w:top w:w="60" w:type="dxa"/>
-              <w:left w:w="100" w:type="dxa"/>
-              <w:bottom w:w="60" w:type="dxa"/>
-              <w:right w:w="100" w:type="dxa"/>
-            </w:tcMar>
-          </w:tcPr>
-          <w:p>
-            <w:pPr>
-              <w:jc w:val="right"/>
-            </w:pPr>
-          </w:p>
-        </w:tc>
-        <w:tc>
-          <w:tcPr>
-            <w:tcW w:w="1065" w:type="dxa"/>
-            <w:shd w:val="clear" w:color="auto" w:fill="FFFFFF"/>
-            <w:tcMar>
-              <w:top w:w="60" w:type="dxa"/>
-              <w:left w:w="100" w:type="dxa"/>
-              <w:bottom w:w="60" w:type="dxa"/>
-              <w:right w:w="100" w:type="dxa"/>
-            </w:tcMar>
-          </w:tcPr>
-          <w:p>
-            <w:pPr>
-              <w:jc w:val="right"/>
-            </w:pPr>
-          </w:p>
-        </w:tc>
-        <w:tc>
-          <w:tcPr>
-            <w:tcW w:w="1141" w:type="dxa"/>
             <w:shd w:val="clear" w:color="auto" w:fill="FFFFFF"/>
             <w:tcMar>
               <w:top w:w="60" w:type="dxa"/>
@@ -13176,13 +13158,13 @@
                 <w:sz w:val="15"/>
                 <w:szCs w:val="15"/>
               </w:rPr>
-              <w:t>+0.0144 (Cl11)</w:t>
-            </w:r>
-          </w:p>
-        </w:tc>
-        <w:tc>
-          <w:tcPr>
-            <w:tcW w:w="761" w:type="dxa"/>
+              <w:t>251³</w:t>
+            </w:r>
+          </w:p>
+        </w:tc>
+        <w:tc>
+          <w:tcPr>
+            <w:tcW w:w="685" w:type="dxa"/>
             <w:shd w:val="clear" w:color="auto" w:fill="FFFFFF"/>
             <w:tcMar>
               <w:top w:w="60" w:type="dxa"/>
@@ -13200,13 +13182,13 @@
                 <w:sz w:val="15"/>
                 <w:szCs w:val="15"/>
               </w:rPr>
-              <w:t>+9.0</w:t>
-            </w:r>
-          </w:p>
-        </w:tc>
-        <w:tc>
-          <w:tcPr>
-            <w:tcW w:w="837" w:type="dxa"/>
+              <w:t>0.12</w:t>
+            </w:r>
+          </w:p>
+        </w:tc>
+        <w:tc>
+          <w:tcPr>
+            <w:tcW w:w="761" w:type="dxa"/>
             <w:shd w:val="clear" w:color="auto" w:fill="FFFFFF"/>
             <w:tcMar>
               <w:top w:w="60" w:type="dxa"/>
@@ -13224,7 +13206,127 @@
                 <w:sz w:val="15"/>
                 <w:szCs w:val="15"/>
               </w:rPr>
-              <w:t>−0.0110</w:t>
+              <w:t>±0.035</w:t>
+            </w:r>
+          </w:p>
+        </w:tc>
+        <w:tc>
+          <w:tcPr>
+            <w:tcW w:w="1141" w:type="dxa"/>
+            <w:shd w:val="clear" w:color="auto" w:fill="FFFFFF"/>
+            <w:tcMar>
+              <w:top w:w="60" w:type="dxa"/>
+              <w:left w:w="100" w:type="dxa"/>
+              <w:bottom w:w="60" w:type="dxa"/>
+              <w:right w:w="100" w:type="dxa"/>
+            </w:tcMar>
+          </w:tcPr>
+          <w:p>
+            <w:pPr>
+              <w:jc w:val="right"/>
+            </w:pPr>
+            <w:r>
+              <w:rPr>
+                <w:sz w:val="15"/>
+                <w:szCs w:val="15"/>
+              </w:rPr>
+              <w:t>−0.0190 (Cl12)</w:t>
+            </w:r>
+          </w:p>
+        </w:tc>
+        <w:tc>
+          <w:tcPr>
+            <w:tcW w:w="1065" w:type="dxa"/>
+            <w:shd w:val="clear" w:color="auto" w:fill="FFFFFF"/>
+            <w:tcMar>
+              <w:top w:w="60" w:type="dxa"/>
+              <w:left w:w="100" w:type="dxa"/>
+              <w:bottom w:w="60" w:type="dxa"/>
+              <w:right w:w="100" w:type="dxa"/>
+            </w:tcMar>
+          </w:tcPr>
+          <w:p>
+            <w:pPr>
+              <w:jc w:val="right"/>
+            </w:pPr>
+            <w:r>
+              <w:rPr>
+                <w:sz w:val="15"/>
+                <w:szCs w:val="15"/>
+              </w:rPr>
+              <w:t>+0.0313 (H9)</w:t>
+            </w:r>
+          </w:p>
+        </w:tc>
+        <w:tc>
+          <w:tcPr>
+            <w:tcW w:w="1141" w:type="dxa"/>
+            <w:shd w:val="clear" w:color="auto" w:fill="FFFFFF"/>
+            <w:tcMar>
+              <w:top w:w="60" w:type="dxa"/>
+              <w:left w:w="100" w:type="dxa"/>
+              <w:bottom w:w="60" w:type="dxa"/>
+              <w:right w:w="100" w:type="dxa"/>
+            </w:tcMar>
+          </w:tcPr>
+          <w:p>
+            <w:pPr>
+              <w:jc w:val="right"/>
+            </w:pPr>
+            <w:r>
+              <w:rPr>
+                <w:sz w:val="15"/>
+                <w:szCs w:val="15"/>
+              </w:rPr>
+              <w:t>+0.0079</w:t>
+            </w:r>
+          </w:p>
+        </w:tc>
+        <w:tc>
+          <w:tcPr>
+            <w:tcW w:w="761" w:type="dxa"/>
+            <w:shd w:val="clear" w:color="auto" w:fill="FFFFFF"/>
+            <w:tcMar>
+              <w:top w:w="60" w:type="dxa"/>
+              <w:left w:w="100" w:type="dxa"/>
+              <w:bottom w:w="60" w:type="dxa"/>
+              <w:right w:w="100" w:type="dxa"/>
+            </w:tcMar>
+          </w:tcPr>
+          <w:p>
+            <w:pPr>
+              <w:jc w:val="right"/>
+            </w:pPr>
+            <w:r>
+              <w:rPr>
+                <w:sz w:val="15"/>
+                <w:szCs w:val="15"/>
+              </w:rPr>
+              <w:t>+4.9</w:t>
+            </w:r>
+          </w:p>
+        </w:tc>
+        <w:tc>
+          <w:tcPr>
+            <w:tcW w:w="837" w:type="dxa"/>
+            <w:shd w:val="clear" w:color="auto" w:fill="FFFFFF"/>
+            <w:tcMar>
+              <w:top w:w="60" w:type="dxa"/>
+              <w:left w:w="100" w:type="dxa"/>
+              <w:bottom w:w="60" w:type="dxa"/>
+              <w:right w:w="100" w:type="dxa"/>
+            </w:tcMar>
+          </w:tcPr>
+          <w:p>
+            <w:pPr>
+              <w:jc w:val="right"/>
+            </w:pPr>
+            <w:r>
+              <w:rPr>
+                <w:sz w:val="15"/>
+                <w:szCs w:val="15"/>
+              </w:rPr>
+              <w:t>−0.0190</w:t>
             </w:r>
           </w:p>
         </w:tc>
@@ -13247,7 +13349,7 @@
                 <w:sz w:val="15"/>
                 <w:szCs w:val="15"/>
               </w:rPr>
-              <w:t>paracetamol</w:t>
+              <w:t>bromobenzene</w:t>
             </w:r>
           </w:p>
         </w:tc>
@@ -13271,7 +13373,7 @@
                 <w:sz w:val="15"/>
                 <w:szCs w:val="15"/>
               </w:rPr>
-              <w:t>122×67×86</w:t>
+              <w:t>251³</w:t>
             </w:r>
           </w:p>
         </w:tc>
@@ -13295,7 +13397,7 @@
                 <w:sz w:val="15"/>
                 <w:szCs w:val="15"/>
               </w:rPr>
-              <w:t>0.25</w:t>
+              <w:t>0.12</w:t>
             </w:r>
           </w:p>
         </w:tc>
@@ -13319,7 +13421,7 @@
                 <w:sz w:val="15"/>
                 <w:szCs w:val="15"/>
               </w:rPr>
-              <w:t>±0.090</w:t>
+              <w:t>±0.035</w:t>
             </w:r>
           </w:p>
         </w:tc>
@@ -13343,7 +13445,7 @@
                 <w:sz w:val="15"/>
                 <w:szCs w:val="15"/>
               </w:rPr>
-              <w:t>−0.0737 (O3)</w:t>
+              <w:t>−0.0188 (Br12)</w:t>
             </w:r>
           </w:p>
         </w:tc>
@@ -13367,7 +13469,7 @@
                 <w:sz w:val="15"/>
                 <w:szCs w:val="15"/>
               </w:rPr>
-              <w:t>+0.0898 (H20)</w:t>
+              <w:t>+0.0315 (H7)</w:t>
             </w:r>
           </w:p>
         </w:tc>
@@ -13391,7 +13493,7 @@
                 <w:sz w:val="15"/>
                 <w:szCs w:val="15"/>
               </w:rPr>
-              <w:t>—</w:t>
+              <w:t>+0.0163</w:t>
             </w:r>
           </w:p>
         </w:tc>
@@ -13415,7 +13517,7 @@
                 <w:sz w:val="15"/>
                 <w:szCs w:val="15"/>
               </w:rPr>
-              <w:t>—</w:t>
+              <w:t>+10.2</w:t>
             </w:r>
           </w:p>
         </w:tc>
@@ -13439,7 +13541,222 @@
                 <w:sz w:val="15"/>
                 <w:szCs w:val="15"/>
               </w:rPr>
-              <w:t>—</w:t>
+              <w:t>−0.0188</w:t>
+            </w:r>
+          </w:p>
+        </w:tc>
+      </w:tr>
+      <w:tr>
+        <w:tc>
+          <w:tcPr>
+            <w:tcW w:w="1675" w:type="dxa"/>
+            <w:shd w:val="clear" w:color="auto" w:fill="FFFFFF"/>
+            <w:tcMar>
+              <w:top w:w="60" w:type="dxa"/>
+              <w:left w:w="100" w:type="dxa"/>
+              <w:bottom w:w="60" w:type="dxa"/>
+              <w:right w:w="100" w:type="dxa"/>
+            </w:tcMar>
+          </w:tcPr>
+          <w:p>
+            <w:r>
+              <w:rPr>
+                <w:sz w:val="15"/>
+                <w:szCs w:val="15"/>
+              </w:rPr>
+              <w:t>iodobenzene</w:t>
+            </w:r>
+          </w:p>
+        </w:tc>
+        <w:tc>
+          <w:tcPr>
+            <w:tcW w:w="1294" w:type="dxa"/>
+            <w:shd w:val="clear" w:color="auto" w:fill="FFFFFF"/>
+            <w:tcMar>
+              <w:top w:w="60" w:type="dxa"/>
+              <w:left w:w="100" w:type="dxa"/>
+              <w:bottom w:w="60" w:type="dxa"/>
+              <w:right w:w="100" w:type="dxa"/>
+            </w:tcMar>
+          </w:tcPr>
+          <w:p>
+            <w:pPr>
+              <w:jc w:val="right"/>
+            </w:pPr>
+            <w:r>
+              <w:rPr>
+                <w:sz w:val="15"/>
+                <w:szCs w:val="15"/>
+              </w:rPr>
+              <w:t>251³</w:t>
+            </w:r>
+          </w:p>
+        </w:tc>
+        <w:tc>
+          <w:tcPr>
+            <w:tcW w:w="685" w:type="dxa"/>
+            <w:shd w:val="clear" w:color="auto" w:fill="FFFFFF"/>
+            <w:tcMar>
+              <w:top w:w="60" w:type="dxa"/>
+              <w:left w:w="100" w:type="dxa"/>
+              <w:bottom w:w="60" w:type="dxa"/>
+              <w:right w:w="100" w:type="dxa"/>
+            </w:tcMar>
+          </w:tcPr>
+          <w:p>
+            <w:pPr>
+              <w:jc w:val="right"/>
+            </w:pPr>
+            <w:r>
+              <w:rPr>
+                <w:sz w:val="15"/>
+                <w:szCs w:val="15"/>
+              </w:rPr>
+              <w:t>0.12</w:t>
+            </w:r>
+          </w:p>
+        </w:tc>
+        <w:tc>
+          <w:tcPr>
+            <w:tcW w:w="761" w:type="dxa"/>
+            <w:shd w:val="clear" w:color="auto" w:fill="FFFFFF"/>
+            <w:tcMar>
+              <w:top w:w="60" w:type="dxa"/>
+              <w:left w:w="100" w:type="dxa"/>
+              <w:bottom w:w="60" w:type="dxa"/>
+              <w:right w:w="100" w:type="dxa"/>
+            </w:tcMar>
+          </w:tcPr>
+          <w:p>
+            <w:pPr>
+              <w:jc w:val="right"/>
+            </w:pPr>
+            <w:r>
+              <w:rPr>
+                <w:sz w:val="15"/>
+                <w:szCs w:val="15"/>
+              </w:rPr>
+              <w:t>±0.035</w:t>
+            </w:r>
+          </w:p>
+        </w:tc>
+        <w:tc>
+          <w:tcPr>
+            <w:tcW w:w="1141" w:type="dxa"/>
+            <w:shd w:val="clear" w:color="auto" w:fill="FFFFFF"/>
+            <w:tcMar>
+              <w:top w:w="60" w:type="dxa"/>
+              <w:left w:w="100" w:type="dxa"/>
+              <w:bottom w:w="60" w:type="dxa"/>
+              <w:right w:w="100" w:type="dxa"/>
+            </w:tcMar>
+          </w:tcPr>
+          <w:p>
+            <w:pPr>
+              <w:jc w:val="right"/>
+            </w:pPr>
+            <w:r>
+              <w:rPr>
+                <w:sz w:val="15"/>
+                <w:szCs w:val="15"/>
+              </w:rPr>
+              <w:t>−0.0169 (I12)</w:t>
+            </w:r>
+          </w:p>
+        </w:tc>
+        <w:tc>
+          <w:tcPr>
+            <w:tcW w:w="1065" w:type="dxa"/>
+            <w:shd w:val="clear" w:color="auto" w:fill="FFFFFF"/>
+            <w:tcMar>
+              <w:top w:w="60" w:type="dxa"/>
+              <w:left w:w="100" w:type="dxa"/>
+              <w:bottom w:w="60" w:type="dxa"/>
+              <w:right w:w="100" w:type="dxa"/>
+            </w:tcMar>
+          </w:tcPr>
+          <w:p>
+            <w:pPr>
+              <w:jc w:val="right"/>
+            </w:pPr>
+            <w:r>
+              <w:rPr>
+                <w:sz w:val="15"/>
+                <w:szCs w:val="15"/>
+              </w:rPr>
+              <w:t>+0.0317 (H5)</w:t>
+            </w:r>
+          </w:p>
+        </w:tc>
+        <w:tc>
+          <w:tcPr>
+            <w:tcW w:w="1141" w:type="dxa"/>
+            <w:shd w:val="clear" w:color="auto" w:fill="FFFFFF"/>
+            <w:tcMar>
+              <w:top w:w="60" w:type="dxa"/>
+              <w:left w:w="100" w:type="dxa"/>
+              <w:bottom w:w="60" w:type="dxa"/>
+              <w:right w:w="100" w:type="dxa"/>
+            </w:tcMar>
+          </w:tcPr>
+          <w:p>
+            <w:pPr>
+              <w:jc w:val="right"/>
+            </w:pPr>
+            <w:r>
+              <w:rPr>
+                <w:sz w:val="15"/>
+                <w:szCs w:val="15"/>
+              </w:rPr>
+              <w:t>+0.0256</w:t>
+            </w:r>
+          </w:p>
+        </w:tc>
+        <w:tc>
+          <w:tcPr>
+            <w:tcW w:w="761" w:type="dxa"/>
+            <w:shd w:val="clear" w:color="auto" w:fill="FFFFFF"/>
+            <w:tcMar>
+              <w:top w:w="60" w:type="dxa"/>
+              <w:left w:w="100" w:type="dxa"/>
+              <w:bottom w:w="60" w:type="dxa"/>
+              <w:right w:w="100" w:type="dxa"/>
+            </w:tcMar>
+          </w:tcPr>
+          <w:p>
+            <w:pPr>
+              <w:jc w:val="right"/>
+            </w:pPr>
+            <w:r>
+              <w:rPr>
+                <w:sz w:val="15"/>
+                <w:szCs w:val="15"/>
+              </w:rPr>
+              <w:t>+16.1</w:t>
+            </w:r>
+          </w:p>
+        </w:tc>
+        <w:tc>
+          <w:tcPr>
+            <w:tcW w:w="837" w:type="dxa"/>
+            <w:shd w:val="clear" w:color="auto" w:fill="FFFFFF"/>
+            <w:tcMar>
+              <w:top w:w="60" w:type="dxa"/>
+              <w:left w:w="100" w:type="dxa"/>
+              <w:bottom w:w="60" w:type="dxa"/>
+              <w:right w:w="100" w:type="dxa"/>
+            </w:tcMar>
+          </w:tcPr>
+          <w:p>
+            <w:pPr>
+              <w:jc w:val="right"/>
+            </w:pPr>
+            <w:r>
+              <w:rPr>
+                <w:sz w:val="15"/>
+                <w:szCs w:val="15"/>
+              </w:rPr>
+              <w:t>−0.0169</w:t>
             </w:r>
           </w:p>
         </w:tc>
@@ -13458,9 +13775,6 @@
         </w:rPr>
       </w:pPr>
       <w:r>
-        <w:rPr>
-          <w:lang w:val="en-GB"/>
-        </w:rPr>
         <w:t>What the set is meant to show:</w:t>
       </w:r>
     </w:p>
@@ -13476,32 +13790,11 @@
       <w:r>
         <w:rPr>
           <w:b/>
-          <w:bCs/>
-          <w:lang w:val="en-GB"/>
-        </w:rPr>
-        <w:t>The halobenzene series</w:t>
-      </w:r>
-      <w:r>
-        <w:rPr>
-          <w:lang w:val="en-GB"/>
-        </w:rPr>
-        <w:t xml:space="preserve"> is the trend Cl &lt; Br &lt; I, a factor of 3.3 across the three — while their global V</w:t>
-      </w:r>
-      <w:r>
-        <w:rPr>
-          <w:vertAlign w:val="subscript"/>
-          <w:lang w:val="en-GB"/>
-        </w:rPr>
-        <w:t>S,max</w:t>
-      </w:r>
-      <w:r>
-        <w:rPr>
-          <w:lang w:val="en-GB"/>
-        </w:rPr>
-        <w:t xml:space="preserve"> agree to within 0.4 %, because that maximum is the same aromatic C–H in all three. </w:t>
-      </w:r>
-      <w:r>
-        <w:t>This is the central argument of §2.1.</w:t>
+        </w:rPr>
+        <w:t>The halobenzene series is the trend Cl &lt; Br &lt; I,</w:t>
+      </w:r>
+      <w:r>
+        <w:t xml:space="preserve"> a factor of 3.2 across the three — while their global VS,max agree to within 1.3 %, because that maximum is the same aromatic C–H in all three. This is the central argument of §2.1.</w:t>
       </w:r>
     </w:p>
     <w:p>
@@ -13519,48 +13812,11 @@
       <w:r>
         <w:rPr>
           <w:b/>
-          <w:bCs/>
-          <w:lang w:val="en-GB"/>
-        </w:rPr>
-        <w:t>Chloromethane</w:t>
-      </w:r>
-      <w:r>
-        <w:rPr>
-          <w:lang w:val="en-GB"/>
-        </w:rPr>
-        <w:t xml:space="preserve"> is the negative control: an </w:t>
-      </w:r>
-      <w:r>
-        <w:rPr>
-          <w:i/>
-          <w:iCs/>
-          <w:lang w:val="en-GB"/>
-        </w:rPr>
-        <w:t>alkyl</w:t>
-      </w:r>
-      <w:r>
-        <w:rPr>
-          <w:lang w:val="en-GB"/>
-        </w:rPr>
-        <w:t xml:space="preserve"> chloride has no </w:t>
-      </w:r>
-      <w:r>
-        <w:t>σ</w:t>
-      </w:r>
-      <w:r>
-        <w:rPr>
-          <w:lang w:val="en-GB"/>
-        </w:rPr>
-        <w:t xml:space="preserve">-hole at all. The value on the C–Cl axis is −5.2 kcal/mol — still negative. The </w:t>
-      </w:r>
-      <w:r>
-        <w:t>σ</w:t>
-      </w:r>
-      <w:r>
-        <w:rPr>
-          <w:lang w:val="en-GB"/>
-        </w:rPr>
-        <w:t>-hole is a property of the C–X bond’s electronic environment, not of the halogen alone.</w:t>
+        </w:rPr>
+        <w:t>The ring nitrogen dominates the negative side.</w:t>
+      </w:r>
+      <w:r>
+        <w:t xml:space="preserve"> In five of the six pyridines VS,min sits on the ring nitrogen — the lone pair, not the π system — between −0.0471 and −0.0678 a.u., two and a half to three and a half times the most negative value found anywhere on a halobenzene. The exception is 4-chloro-3-nitropyridine, where the nitro oxygens win at −0.0454.</w:t>
       </w:r>
     </w:p>
     <w:p>
@@ -13578,29 +13834,11 @@
       <w:r>
         <w:rPr>
           <w:b/>
-          <w:bCs/>
-          <w:lang w:val="en-GB"/>
-        </w:rPr>
-        <w:t>4-Bromoacetophenone</w:t>
-      </w:r>
-      <w:r>
-        <w:rPr>
-          <w:lang w:val="en-GB"/>
-        </w:rPr>
-        <w:t xml:space="preserve"> separates the belt from the global minimum for the first time: V</w:t>
-      </w:r>
-      <w:r>
-        <w:rPr>
-          <w:vertAlign w:val="subscript"/>
-          <w:lang w:val="en-GB"/>
-        </w:rPr>
-        <w:t>S,min</w:t>
-      </w:r>
-      <w:r>
-        <w:rPr>
-          <w:lang w:val="en-GB"/>
-        </w:rPr>
-        <w:t xml:space="preserve"> sits on the carbonyl oxygen at −41.0, the belt on the bromine at −10.5. In the halobenzenes those two lines were always the same number.</w:t>
+        </w:rPr>
+        <w:t>Substituents shift that lone pair in the expected direction:</w:t>
+      </w:r>
+      <w:r>
+        <w:t xml:space="preserve"> methyl −0.0678, unsubstituted pyridine −0.0650, cyano −0.0593, nitro −0.0471. A span of 0.0207 a.u. — 54 kJ/(mol·e) — from a single group in the 4-position, with the electron-withdrawing ones making the nitrogen the weaker acceptor.</w:t>
       </w:r>
     </w:p>
     <w:p>
@@ -13618,25 +13856,11 @@
       <w:r>
         <w:rPr>
           <w:b/>
-          <w:bCs/>
-          <w:lang w:val="en-GB"/>
-        </w:rPr>
-        <w:t>Paracetamol</w:t>
-      </w:r>
-      <w:r>
-        <w:rPr>
-          <w:lang w:val="en-GB"/>
-        </w:rPr>
-        <w:t xml:space="preserve"> is the halogen-free case — no </w:t>
-      </w:r>
-      <w:r>
-        <w:t>σ</w:t>
-      </w:r>
-      <w:r>
-        <w:rPr>
-          <w:lang w:val="en-GB"/>
-        </w:rPr>
-        <w:t>-hole block, orientation from the principal axes, dash in the table.</w:t>
+        </w:rPr>
+        <w:t>The ring carries over to the σ-hole.</w:t>
+      </w:r>
+      <w:r>
+        <w:t xml:space="preserve"> 3-Iodopyridine reaches +0.0344 against +0.0256 for iodobenzene: the same C–I bond on an electron-poorer ring is 34 % stronger. The iodine sits in the 3-position, not the 4-position (see §5.2), so the effect here is inductive rather than mesomeric.</w:t>
       </w:r>
     </w:p>
     <w:p>
@@ -13654,164 +13878,11 @@
       <w:r>
         <w:rPr>
           <w:b/>
-          <w:bCs/>
-          <w:lang w:val="en-GB"/>
-        </w:rPr>
-        <w:lastRenderedPageBreak/>
-        <w:t>Triazolam</w:t>
-      </w:r>
-      <w:r>
-        <w:rPr>
-          <w:lang w:val="en-GB"/>
-        </w:rPr>
-        <w:t xml:space="preserve"> is the two-halogen case, and the two chlorines differ by 19 % despite being the same element: +10.7 on the pendant 2′-phenyl chlorine against +9.0 on the fused-ring one.</w:t>
-      </w:r>
-    </w:p>
-    <w:p>
-      <w:pPr>
-        <w:pStyle w:val="berschrift2"/>
-        <w:spacing w:before="280" w:after="140"/>
-        <w:rPr>
-          <w:lang w:val="en-GB"/>
-        </w:rPr>
-      </w:pPr>
-      <w:bookmarkStart w:id="36" w:name="_Toc238466604"/>
-      <w:bookmarkStart w:id="37" w:name="_Toc238548500"/>
-      <w:r>
-        <w:rPr>
-          <w:lang w:val="en-GB"/>
-        </w:rPr>
-        <w:t>5.2  What these numbers may and may not be compared with</w:t>
-      </w:r>
-      <w:bookmarkEnd w:id="36"/>
-      <w:bookmarkEnd w:id="37"/>
-    </w:p>
-    <w:p>
-      <w:pPr>
-        <w:spacing w:after="140"/>
-        <w:rPr>
-          <w:lang w:val="en-GB"/>
-        </w:rPr>
-      </w:pPr>
-      <w:r>
-        <w:rPr>
-          <w:b/>
-          <w:bCs/>
-          <w:lang w:val="en-GB"/>
-        </w:rPr>
-        <w:t>The first three rows and the last four are not comparable with each other.</w:t>
-      </w:r>
-      <w:r>
-        <w:rPr>
-          <w:lang w:val="en-GB"/>
-        </w:rPr>
-        <w:t xml:space="preserve"> Chlorobenzene, bromobenzene and iodobenzene come from the provided Turbomole calculation. The other four were generated with </w:t>
-      </w:r>
-      <w:r>
-        <w:rPr>
-          <w:rFonts w:ascii="Consolas" w:eastAsia="Consolas" w:hAnsi="Consolas" w:cs="Consolas"/>
-          <w:sz w:val="19"/>
-          <w:szCs w:val="19"/>
-          <w:lang w:val="en-GB"/>
-        </w:rPr>
-        <w:t>tools/CreateTpTdFromSmiles.py</w:t>
-      </w:r>
-      <w:r>
-        <w:rPr>
-          <w:lang w:val="en-GB"/>
-        </w:rPr>
-        <w:t xml:space="preserve"> at HF/def2-SVP on an MMFF94 geometry — a different method, a different basis set, and a force-field geometry rather than an optimised one. Any of those three differences moves V</w:t>
-      </w:r>
-      <w:r>
-        <w:rPr>
-          <w:vertAlign w:val="subscript"/>
-          <w:lang w:val="en-GB"/>
-        </w:rPr>
-        <w:t>S,min</w:t>
-      </w:r>
-      <w:r>
-        <w:rPr>
-          <w:lang w:val="en-GB"/>
-        </w:rPr>
-        <w:t xml:space="preserve"> and V</w:t>
-      </w:r>
-      <w:r>
-        <w:rPr>
-          <w:vertAlign w:val="subscript"/>
-          <w:lang w:val="en-GB"/>
-        </w:rPr>
-        <w:t>S,max</w:t>
-      </w:r>
-      <w:r>
-        <w:rPr>
-          <w:lang w:val="en-GB"/>
-        </w:rPr>
-        <w:t xml:space="preserve"> by more than the effects being discussed. See </w:t>
-      </w:r>
-      <w:r>
-        <w:rPr>
-          <w:rFonts w:ascii="Consolas" w:eastAsia="Consolas" w:hAnsi="Consolas" w:cs="Consolas"/>
-          <w:sz w:val="19"/>
-          <w:szCs w:val="19"/>
-          <w:lang w:val="en-GB"/>
-        </w:rPr>
-        <w:t>tools/README.txt</w:t>
-      </w:r>
-      <w:r>
-        <w:rPr>
-          <w:lang w:val="en-GB"/>
-        </w:rPr>
-        <w:t>, section "LIMITATIONS".</w:t>
-      </w:r>
-    </w:p>
-    <w:p>
-      <w:pPr>
-        <w:spacing w:after="140"/>
-        <w:rPr>
-          <w:lang w:val="en-GB"/>
-        </w:rPr>
-      </w:pPr>
-      <w:r>
-        <w:rPr>
-          <w:lang w:val="en-GB"/>
-        </w:rPr>
-        <w:t>Within each group the comparison is sound: the three halobenzenes were computed identically, and the four generated sets share method, basis and grid spacing.</w:t>
-      </w:r>
-    </w:p>
-    <w:p>
-      <w:pPr>
-        <w:spacing w:after="140"/>
-        <w:rPr>
-          <w:lang w:val="en-GB"/>
-        </w:rPr>
-      </w:pPr>
-      <w:r>
-        <w:rPr>
-          <w:lang w:val="en-GB"/>
-        </w:rPr>
-        <w:t xml:space="preserve">The colour scales tell the same story. All four molecules at ±0.035 can be compared </w:t>
-      </w:r>
-      <w:r>
-        <w:rPr>
-          <w:i/>
-          <w:iCs/>
-          <w:lang w:val="en-GB"/>
-        </w:rPr>
-        <w:t>by eye</w:t>
-      </w:r>
-      <w:r>
-        <w:rPr>
-          <w:lang w:val="en-GB"/>
-        </w:rPr>
-        <w:t>; 4-bromoacetophenone, triazolam and paracetamol each carry their own range because a shared one would render the halogen regions colourless. Always read the colour bar shipped with the image, never the colours alone.</w:t>
-      </w:r>
-    </w:p>
-    <w:p>
-      <w:pPr>
-        <w:spacing w:after="140"/>
-      </w:pPr>
-      <w:r>
-        <w:t>Two further caveats:</w:t>
+        </w:rPr>
+        <w:t>4-Chloro-3-nitropyridine is the clearest case for how much the environment matters.</w:t>
+      </w:r>
+      <w:r>
+        <w:t xml:space="preserve"> Its chlorine reaches +0.0251 against +0.0079 on chlorobenzene, more than three times, on the same element — and its belt is the deepest of the set at −0.0309. Ring nitrogen and nitro group withdraw together.</w:t>
       </w:r>
     </w:p>
     <w:p>
@@ -13829,16 +13900,129 @@
       <w:r>
         <w:rPr>
           <w:b/>
-          <w:bCs/>
-          <w:lang w:val="en-GB"/>
-        </w:rPr>
-        <w:t>Chloromethane’s grid is 0.40 Bohr</w:t>
-      </w:r>
-      <w:r>
-        <w:rPr>
-          <w:lang w:val="en-GB"/>
-        </w:rPr>
-        <w:t>, above the 0.30 Bohr threshold at which the script warns. Per §4.2 that biases the value low by a few percent. It does not affect the conclusion — the sign is what matters here, and −5.2 is nowhere near zero.</w:t>
+        </w:rPr>
+        <w:t>It is also the only σ-hole in the set that is not on the bond axis:</w:t>
+      </w:r>
+      <w:r>
+        <w:t xml:space="preserve"> the maximum sits 6.4° off, pushed there by the neighbouring nitro group. Every other halogen here gives 0.0°. The angle is recorded in *_settings.txt, and §2.4 explains why the search cone must not reach the rest of the molecule.</w:t>
+      </w:r>
+    </w:p>
+    <w:p>
+      <w:pPr>
+        <w:pStyle w:val="berschrift2"/>
+        <w:spacing w:before="280" w:after="140"/>
+        <w:rPr>
+          <w:lang w:val="en-GB"/>
+        </w:rPr>
+      </w:pPr>
+      <w:bookmarkStart w:id="36" w:name="_Toc238466604"/>
+      <w:bookmarkStart w:id="37" w:name="_Toc238548500"/>
+      <w:r>
+        <w:rPr>
+          <w:lang w:val="en-GB"/>
+        </w:rPr>
+        <w:t>5.2  What these numbers may and may not be compared with</w:t>
+      </w:r>
+      <w:bookmarkEnd w:id="36"/>
+      <w:bookmarkEnd w:id="37"/>
+    </w:p>
+    <w:p>
+      <w:pPr>
+        <w:spacing w:after="140"/>
+        <w:rPr>
+          <w:lang w:val="en-GB"/>
+        </w:rPr>
+      </w:pPr>
+      <w:r>
+        <w:rPr>
+          <w:b/>
+        </w:rPr>
+        <w:t>All nine sets come from Turbomole calculations provided by the supervisor.</w:t>
+      </w:r>
+      <w:r>
+        <w:t xml:space="preserve"> The method caveat of earlier versions of this document therefore no longer applies. The self-generated molecules — chloromethane, 4-bromoacetophenone, paracetamol and triazolam, computed at HF/def2-SVP on MMFF94 geometries with </w:t>
+      </w:r>
+      <w:r>
+        <w:rPr>
+          <w:rFonts w:ascii="Consolas" w:hAnsi="Consolas"/>
+          <w:sz w:val="19"/>
+        </w:rPr>
+        <w:t>tools/CreateTpTdFromSmiles.py</w:t>
+      </w:r>
+      <w:r>
+        <w:t xml:space="preserve"> — have been removed from the delivered set. The generator and its limitations are still documented in </w:t>
+      </w:r>
+      <w:r>
+        <w:rPr>
+          <w:rFonts w:ascii="Consolas" w:hAnsi="Consolas"/>
+          <w:sz w:val="19"/>
+        </w:rPr>
+        <w:t>tools/README.txt</w:t>
+      </w:r>
+      <w:r>
+        <w:t>.</w:t>
+      </w:r>
+    </w:p>
+    <w:p>
+      <w:pPr>
+        <w:spacing w:after="140"/>
+        <w:rPr>
+          <w:lang w:val="en-GB"/>
+        </w:rPr>
+      </w:pPr>
+      <w:r>
+        <w:t>One difference between the two groups remains and belongs in the methods section: they were computed on different grids. The pyridines use 0.16 Bohr spacing over a ±20 Bohr box, the halobenzenes 0.12 Bohr over ±15 Bohr. That is why the shell point counts differ by roughly a factor of three — 12 000 to 17 000 against 36 000 to 42 000. The effect on the values is small: decimating the bromobenzene grid from 0.12 to 0.24 Bohr, twice as coarse as the pyridine grid, moves VS,min by 0.00005 and VS,max by 0.00033 a.u., about 1 %. That is far below every difference discussed above, and per §4.2 both spacings sit well inside the range where the isovalue, not the grid, sets the accuracy.</w:t>
+      </w:r>
+    </w:p>
+    <w:p>
+      <w:pPr>
+        <w:spacing w:after="140"/>
+        <w:rPr>
+          <w:lang w:val="en-GB"/>
+        </w:rPr>
+      </w:pPr>
+      <w:r>
+        <w:t>The colour scales, however, are not comparable. Each molecule was rendered on its own automatic range, from ±0.035 to ±0.070. Two images read side by side without their colour bars would suggest that bromobenzene is as polarised as pyridine, which is wrong by a factor of two. For a comparison figure, re-render the whole set on one scale:</w:t>
+      </w:r>
+    </w:p>
+    <w:p>
+      <w:pPr>
+        <w:pBdr>
+          <w:top w:val="single" w:sz="2" w:space="0" w:color="D9D9D9"/>
+          <w:left w:val="single" w:sz="2" w:space="0" w:color="D9D9D9"/>
+          <w:bottom w:val="single" w:sz="2" w:space="0" w:color="D9D9D9"/>
+          <w:right w:val="single" w:sz="2" w:space="0" w:color="D9D9D9"/>
+        </w:pBdr>
+        <w:shd w:val="clear" w:color="auto" w:fill="F2F2F2"/>
+        <w:spacing w:before="100" w:after="160"/>
+        <w:rPr>
+          <w:lang w:val="en-GB"/>
+        </w:rPr>
+      </w:pPr>
+      <w:r>
+        <w:rPr>
+          <w:rFonts w:ascii="Consolas" w:eastAsia="Consolas" w:hAnsi="Consolas" w:cs="Consolas"/>
+          <w:sz w:val="15"/>
+          <w:szCs w:val="15"/>
+          <w:lang w:val="en-GB"/>
+        </w:rPr>
+        <w:t>python run_all.py --root ../sandbox --esp-range 0.070 --images-dir images_common</w:t>
+      </w:r>
+    </w:p>
+    <w:p>
+      <w:pPr>
+        <w:spacing w:after="140"/>
+      </w:pPr>
+      <w:r>
+        <w:t>Always read the colour bar shipped with the image, never the colours alone.</w:t>
+      </w:r>
+    </w:p>
+    <w:p>
+      <w:pPr>
+        <w:spacing w:after="140"/>
+      </w:pPr>
+      <w:r>
+        <w:t>Two further caveats:</w:t>
       </w:r>
     </w:p>
     <w:p>
@@ -13855,23 +14039,34 @@
       </w:pPr>
       <w:r>
         <w:rPr>
-          <w:lang w:val="en-GB"/>
-        </w:rPr>
-        <w:t xml:space="preserve">The maximum density value in the provided data suggests </w:t>
-      </w:r>
-      <w:r>
-        <w:rPr>
           <w:b/>
-          <w:bCs/>
-          <w:lang w:val="en-GB"/>
-        </w:rPr>
-        <w:t>bromine was treated all-electron while iodine used an effective core potential</w:t>
-      </w:r>
-      <w:r>
-        <w:rPr>
-          <w:lang w:val="en-GB"/>
-        </w:rPr>
-        <w:t>. That is a question for the supervisor; if so, the Br/I step in the table is not a pure basis-set-consistent comparison.</w:t>
+        </w:rPr>
+        <w:t>The maximum density value in the provided halobenzene data suggests bromine was treated all-electron while iodine used an effective core potential.</w:t>
+      </w:r>
+      <w:r>
+        <w:t xml:space="preserve"> That is a question for the supervisor; if so, the Br/I step in the table is not a pure basis-set-consistent comparison.</w:t>
+      </w:r>
+    </w:p>
+    <w:p>
+      <w:pPr>
+        <w:pStyle w:val="Listenabsatz"/>
+        <w:numPr>
+          <w:ilvl w:val="0"/>
+          <w:numId w:val="1"/>
+        </w:numPr>
+        <w:spacing w:after="100"/>
+        <w:rPr>
+          <w:lang w:val="en-GB"/>
+        </w:rPr>
+      </w:pPr>
+      <w:r>
+        <w:rPr>
+          <w:b/>
+        </w:rPr>
+        <w:t>I-Pyr is the 3-isomer, not the 4-isomer that the folder name suggests.</w:t>
+      </w:r>
+      <w:r>
+        <w:t xml:space="preserve"> By analogy with Me-Pyr, CN-Pyr and NO2-Pyr one would expect the 4-position. Confirmed from the geometry: the ring-nitrogen-to-iodine distance is 4.33 Å, against 4.36 Å expected for the 3-position and 4.88 Å for the 4-position. Any argument that lines it up with the para-substituted members has to account for that.</w:t>
       </w:r>
     </w:p>
     <w:p>
@@ -13906,123 +14101,37 @@
         </w:rPr>
       </w:pPr>
       <w:r>
-        <w:rPr>
-          <w:rFonts w:ascii="Consolas" w:eastAsia="Consolas" w:hAnsi="Consolas" w:cs="Consolas"/>
+        <w:t xml:space="preserve">All nine image sets come from a single run of the current </w:t>
+      </w:r>
+      <w:r>
+        <w:rPr>
+          <w:rFonts w:ascii="Consolas" w:hAnsi="Consolas"/>
           <w:sz w:val="19"/>
-          <w:szCs w:val="19"/>
-          <w:lang w:val="en-GB"/>
-        </w:rPr>
-        <w:t>chlorbenzol/</w:t>
-      </w:r>
-      <w:r>
-        <w:rPr>
-          <w:lang w:val="en-GB"/>
-        </w:rPr>
-        <w:t xml:space="preserve">, </w:t>
-      </w:r>
-      <w:r>
-        <w:rPr>
-          <w:rFonts w:ascii="Consolas" w:eastAsia="Consolas" w:hAnsi="Consolas" w:cs="Consolas"/>
+        </w:rPr>
+        <w:t>render_esp.py</w:t>
+      </w:r>
+      <w:r>
+        <w:t xml:space="preserve">, so the mixed-script-version caveat of earlier versions of this document no longer applies. The images in </w:t>
+      </w:r>
+      <w:r>
+        <w:rPr>
+          <w:rFonts w:ascii="Consolas" w:hAnsi="Consolas"/>
           <w:sz w:val="19"/>
-          <w:szCs w:val="19"/>
-          <w:lang w:val="en-GB"/>
-        </w:rPr>
-        <w:t>chlormethan/</w:t>
-      </w:r>
-      <w:r>
-        <w:rPr>
-          <w:lang w:val="en-GB"/>
-        </w:rPr>
-        <w:t xml:space="preserve"> and </w:t>
-      </w:r>
-      <w:r>
-        <w:rPr>
-          <w:rFonts w:ascii="Consolas" w:eastAsia="Consolas" w:hAnsi="Consolas" w:cs="Consolas"/>
+        </w:rPr>
+        <w:t>results/</w:t>
+      </w:r>
+      <w:r>
+        <w:t xml:space="preserve"> are copies of that run's output in </w:t>
+      </w:r>
+      <w:r>
+        <w:rPr>
+          <w:rFonts w:ascii="Consolas" w:hAnsi="Consolas"/>
           <w:sz w:val="19"/>
-          <w:szCs w:val="19"/>
-          <w:lang w:val="en-GB"/>
-        </w:rPr>
-        <w:t>iodbenzol/</w:t>
-      </w:r>
-      <w:r>
-        <w:rPr>
-          <w:lang w:val="en-GB"/>
-        </w:rPr>
-        <w:t xml:space="preserve"> were rendered with an earlier version of </w:t>
-      </w:r>
-      <w:r>
-        <w:rPr>
-          <w:rFonts w:ascii="Consolas" w:eastAsia="Consolas" w:hAnsi="Consolas" w:cs="Consolas"/>
-          <w:sz w:val="19"/>
-          <w:szCs w:val="19"/>
-          <w:lang w:val="en-GB"/>
-        </w:rPr>
-        <w:t>render_esp.py</w:t>
-      </w:r>
-      <w:r>
-        <w:rPr>
-          <w:lang w:val="en-GB"/>
-        </w:rPr>
-        <w:t xml:space="preserve"> — their </w:t>
-      </w:r>
-      <w:r>
-        <w:rPr>
-          <w:rFonts w:ascii="Consolas" w:eastAsia="Consolas" w:hAnsi="Consolas" w:cs="Consolas"/>
-          <w:sz w:val="19"/>
-          <w:szCs w:val="19"/>
-          <w:lang w:val="en-GB"/>
-        </w:rPr>
-        <w:t>*_settings.txt</w:t>
-      </w:r>
-      <w:r>
-        <w:rPr>
-          <w:lang w:val="en-GB"/>
-        </w:rPr>
-        <w:t xml:space="preserve"> still uses the single-halogen layout (</w:t>
-      </w:r>
-      <w:r>
-        <w:rPr>
-          <w:rFonts w:ascii="Consolas" w:eastAsia="Consolas" w:hAnsi="Consolas" w:cs="Consolas"/>
-          <w:sz w:val="19"/>
-          <w:szCs w:val="19"/>
-          <w:lang w:val="en-GB"/>
-        </w:rPr>
-        <w:t>sigma-Loch (Cl)</w:t>
-      </w:r>
-      <w:r>
-        <w:rPr>
-          <w:lang w:val="en-GB"/>
-        </w:rPr>
-        <w:t xml:space="preserve"> and a separate </w:t>
-      </w:r>
-      <w:r>
-        <w:rPr>
-          <w:rFonts w:ascii="Consolas" w:eastAsia="Consolas" w:hAnsi="Consolas" w:cs="Consolas"/>
-          <w:sz w:val="19"/>
-          <w:szCs w:val="19"/>
-          <w:lang w:val="en-GB"/>
-        </w:rPr>
-        <w:t>Halogenguertel</w:t>
-      </w:r>
-      <w:r>
-        <w:rPr>
-          <w:lang w:val="en-GB"/>
-        </w:rPr>
-        <w:t xml:space="preserve"> line) rather than the per-halogen one. The </w:t>
-      </w:r>
-      <w:r>
-        <w:rPr>
-          <w:b/>
-          <w:bCs/>
-          <w:lang w:val="en-GB"/>
-        </w:rPr>
-        <w:t>numbers are unaffected</w:t>
-      </w:r>
-      <w:r>
-        <w:rPr>
-          <w:lang w:val="en-GB"/>
-        </w:rPr>
-        <w:t>: all three molecules carry one halogen and are planar or axially symmetric, so neither the outermost-crossing fix nor the true-axis fix changes anything for them, and the values above match a current run. Still, a deliverable set should come from one script version. Re-rendering them is one command and the cube files are unchanged.</w:t>
+        </w:rPr>
+        <w:t>sandbox/</w:t>
+      </w:r>
+      <w:r>
+        <w:t>; the cube files behind them stay untracked and are regenerable from the pointval grids. The command was:</w:t>
       </w:r>
     </w:p>
     <w:p>
@@ -14046,7 +14155,7 @@
           <w:szCs w:val="15"/>
           <w:lang w:val="en-GB"/>
         </w:rPr>
-        <w:t>python run_all.py --root ../sandbox --only chlorbenzol chlormethan iodbenzol</w:t>
+        <w:t>python run_all.py --root ../sandbox</w:t>
       </w:r>
     </w:p>
     <w:p>

--- a/docs/ESP_Visualization_Background.docx
+++ b/docs/ESP_Visualization_Background.docx
@@ -124,11 +124,6 @@
             </a:graphic>
           </wp:inline>
         </w:drawing>
-      </w:r>
-      <w:r>
-        <w:rPr>
-          <w:noProof/>
-        </w:rPr>
         <w:drawing>
           <wp:inline distT="0" distB="0" distL="0" distR="0" wp14:anchorId="26DB74DC" wp14:editId="4C1EF5B0">
             <wp:extent cx="1428750" cy="1143000"/>
@@ -167,11 +162,6 @@
             </a:graphic>
           </wp:inline>
         </w:drawing>
-      </w:r>
-      <w:r>
-        <w:rPr>
-          <w:noProof/>
-        </w:rPr>
         <w:drawing>
           <wp:inline distT="0" distB="0" distL="0" distR="0" wp14:anchorId="5AC42BA4" wp14:editId="32CB1017">
             <wp:extent cx="1428750" cy="1143000"/>
@@ -223,7 +213,7 @@
         </w:rPr>
         <w:drawing>
           <wp:inline distT="0" distB="0" distL="0" distR="0" wp14:anchorId="33351035" wp14:editId="15BB9088">
-            <wp:extent cx="2476500" cy="438150"/>
+            <wp:extent cx="2476500" cy="456674"/>
             <wp:effectExtent l="0" t="0" r="0" b="0"/>
             <wp:docPr id="1086316838" name="Grafik 1086316838"/>
             <wp:cNvGraphicFramePr>
@@ -248,7 +238,7 @@
                   <pic:spPr bwMode="auto">
                     <a:xfrm>
                       <a:off x="0" y="0"/>
-                      <a:ext cx="2476500" cy="438150"/>
+                      <a:ext cx="2476500" cy="456674"/>
                     </a:xfrm>
                     <a:prstGeom prst="rect">
                       <a:avLst/>
@@ -278,7 +268,7 @@
           <w:szCs w:val="18"/>
           <w:lang w:val="en-GB"/>
         </w:rPr>
-        <w:t xml:space="preserve">4-Bromoacetophenone. Left: </w:t>
+        <w:t xml:space="preserve">4-Chloro-3-nitropyridine. Left: </w:t>
       </w:r>
       <w:r>
         <w:rPr>
@@ -299,7 +289,7 @@
           <w:szCs w:val="18"/>
           <w:lang w:val="en-GB"/>
         </w:rPr>
-        <w:t xml:space="preserve"> face, with the carbonyl oxygen as the deep red region at the top. Centre: view along the C–Br axis — the blue </w:t>
+        <w:t xml:space="preserve"> face, with the nitro oxygens as the deep red region. Centre: view along the C–Cl axis — the blue </w:t>
       </w:r>
       <w:r>
         <w:rPr>
@@ -320,7 +310,7 @@
           <w:szCs w:val="18"/>
           <w:lang w:val="en-GB"/>
         </w:rPr>
-        <w:t>-hole cap inside the red belt. Right: in-plane profile. One molecule showing both features the workflow has to get right: a strongly negative functional group and an anisotropic halogen.</w:t>
+        <w:t>-hole cap in the middle of the chlorine, the nitro group deep red beside it. Right: in-plane profile. One molecule showing both features the workflow has to get right: a strongly negative functional group and an anisotropic halogen.</w:t>
       </w:r>
     </w:p>
     <w:p>
@@ -456,11 +446,7 @@
           </w:pPr>
           <w:r>
             <w:fldChar w:fldCharType="begin"/>
-          </w:r>
-          <w:r>
             <w:instrText xml:space="preserve"> TOC \o "1-3" \h \z \u </w:instrText>
-          </w:r>
-          <w:r>
             <w:fldChar w:fldCharType="separate"/>
           </w:r>
           <w:hyperlink w:anchor="_Toc238548482" w:history="1">
@@ -478,46 +464,10 @@
                 <w:webHidden/>
               </w:rPr>
               <w:tab/>
-            </w:r>
-            <w:r>
-              <w:rPr>
-                <w:noProof/>
-                <w:webHidden/>
-              </w:rPr>
               <w:fldChar w:fldCharType="begin"/>
-            </w:r>
-            <w:r>
-              <w:rPr>
-                <w:noProof/>
-                <w:webHidden/>
-              </w:rPr>
               <w:instrText xml:space="preserve"> PAGEREF _Toc238548482 \h </w:instrText>
-            </w:r>
-            <w:r>
-              <w:rPr>
-                <w:noProof/>
-                <w:webHidden/>
-              </w:rPr>
-            </w:r>
-            <w:r>
-              <w:rPr>
-                <w:noProof/>
-                <w:webHidden/>
-              </w:rPr>
               <w:fldChar w:fldCharType="separate"/>
-            </w:r>
-            <w:r>
-              <w:rPr>
-                <w:noProof/>
-                <w:webHidden/>
-              </w:rPr>
               <w:t>3</w:t>
-            </w:r>
-            <w:r>
-              <w:rPr>
-                <w:noProof/>
-                <w:webHidden/>
-              </w:rPr>
               <w:fldChar w:fldCharType="end"/>
             </w:r>
           </w:hyperlink>
@@ -567,46 +517,10 @@
                 <w:webHidden/>
               </w:rPr>
               <w:tab/>
-            </w:r>
-            <w:r>
-              <w:rPr>
-                <w:noProof/>
-                <w:webHidden/>
-              </w:rPr>
               <w:fldChar w:fldCharType="begin"/>
-            </w:r>
-            <w:r>
-              <w:rPr>
-                <w:noProof/>
-                <w:webHidden/>
-              </w:rPr>
               <w:instrText xml:space="preserve"> PAGEREF _Toc238548483 \h </w:instrText>
-            </w:r>
-            <w:r>
-              <w:rPr>
-                <w:noProof/>
-                <w:webHidden/>
-              </w:rPr>
-            </w:r>
-            <w:r>
-              <w:rPr>
-                <w:noProof/>
-                <w:webHidden/>
-              </w:rPr>
               <w:fldChar w:fldCharType="separate"/>
-            </w:r>
-            <w:r>
-              <w:rPr>
-                <w:noProof/>
-                <w:webHidden/>
-              </w:rPr>
               <w:t>3</w:t>
-            </w:r>
-            <w:r>
-              <w:rPr>
-                <w:noProof/>
-                <w:webHidden/>
-              </w:rPr>
               <w:fldChar w:fldCharType="end"/>
             </w:r>
           </w:hyperlink>
@@ -650,46 +564,10 @@
                 <w:webHidden/>
               </w:rPr>
               <w:tab/>
-            </w:r>
-            <w:r>
-              <w:rPr>
-                <w:noProof/>
-                <w:webHidden/>
-              </w:rPr>
               <w:fldChar w:fldCharType="begin"/>
-            </w:r>
-            <w:r>
-              <w:rPr>
-                <w:noProof/>
-                <w:webHidden/>
-              </w:rPr>
               <w:instrText xml:space="preserve"> PAGEREF _Toc238548484 \h </w:instrText>
-            </w:r>
-            <w:r>
-              <w:rPr>
-                <w:noProof/>
-                <w:webHidden/>
-              </w:rPr>
-            </w:r>
-            <w:r>
-              <w:rPr>
-                <w:noProof/>
-                <w:webHidden/>
-              </w:rPr>
               <w:fldChar w:fldCharType="separate"/>
-            </w:r>
-            <w:r>
-              <w:rPr>
-                <w:noProof/>
-                <w:webHidden/>
-              </w:rPr>
               <w:t>3</w:t>
-            </w:r>
-            <w:r>
-              <w:rPr>
-                <w:noProof/>
-                <w:webHidden/>
-              </w:rPr>
               <w:fldChar w:fldCharType="end"/>
             </w:r>
           </w:hyperlink>
@@ -739,46 +617,10 @@
                 <w:webHidden/>
               </w:rPr>
               <w:tab/>
-            </w:r>
-            <w:r>
-              <w:rPr>
-                <w:noProof/>
-                <w:webHidden/>
-              </w:rPr>
               <w:fldChar w:fldCharType="begin"/>
-            </w:r>
-            <w:r>
-              <w:rPr>
-                <w:noProof/>
-                <w:webHidden/>
-              </w:rPr>
               <w:instrText xml:space="preserve"> PAGEREF _Toc238548485 \h </w:instrText>
-            </w:r>
-            <w:r>
-              <w:rPr>
-                <w:noProof/>
-                <w:webHidden/>
-              </w:rPr>
-            </w:r>
-            <w:r>
-              <w:rPr>
-                <w:noProof/>
-                <w:webHidden/>
-              </w:rPr>
               <w:fldChar w:fldCharType="separate"/>
-            </w:r>
-            <w:r>
-              <w:rPr>
-                <w:noProof/>
-                <w:webHidden/>
-              </w:rPr>
               <w:t>4</w:t>
-            </w:r>
-            <w:r>
-              <w:rPr>
-                <w:noProof/>
-                <w:webHidden/>
-              </w:rPr>
               <w:fldChar w:fldCharType="end"/>
             </w:r>
           </w:hyperlink>
@@ -813,46 +655,10 @@
                 <w:webHidden/>
               </w:rPr>
               <w:tab/>
-            </w:r>
-            <w:r>
-              <w:rPr>
-                <w:noProof/>
-                <w:webHidden/>
-              </w:rPr>
               <w:fldChar w:fldCharType="begin"/>
-            </w:r>
-            <w:r>
-              <w:rPr>
-                <w:noProof/>
-                <w:webHidden/>
-              </w:rPr>
               <w:instrText xml:space="preserve"> PAGEREF _Toc238548486 \h </w:instrText>
-            </w:r>
-            <w:r>
-              <w:rPr>
-                <w:noProof/>
-                <w:webHidden/>
-              </w:rPr>
-            </w:r>
-            <w:r>
-              <w:rPr>
-                <w:noProof/>
-                <w:webHidden/>
-              </w:rPr>
               <w:fldChar w:fldCharType="separate"/>
-            </w:r>
-            <w:r>
-              <w:rPr>
-                <w:noProof/>
-                <w:webHidden/>
-              </w:rPr>
               <w:t>4</w:t>
-            </w:r>
-            <w:r>
-              <w:rPr>
-                <w:noProof/>
-                <w:webHidden/>
-              </w:rPr>
               <w:fldChar w:fldCharType="end"/>
             </w:r>
           </w:hyperlink>
@@ -887,46 +693,10 @@
                 <w:webHidden/>
               </w:rPr>
               <w:tab/>
-            </w:r>
-            <w:r>
-              <w:rPr>
-                <w:noProof/>
-                <w:webHidden/>
-              </w:rPr>
               <w:fldChar w:fldCharType="begin"/>
-            </w:r>
-            <w:r>
-              <w:rPr>
-                <w:noProof/>
-                <w:webHidden/>
-              </w:rPr>
               <w:instrText xml:space="preserve"> PAGEREF _Toc238548487 \h </w:instrText>
-            </w:r>
-            <w:r>
-              <w:rPr>
-                <w:noProof/>
-                <w:webHidden/>
-              </w:rPr>
-            </w:r>
-            <w:r>
-              <w:rPr>
-                <w:noProof/>
-                <w:webHidden/>
-              </w:rPr>
               <w:fldChar w:fldCharType="separate"/>
-            </w:r>
-            <w:r>
-              <w:rPr>
-                <w:noProof/>
-                <w:webHidden/>
-              </w:rPr>
               <w:t>5</w:t>
-            </w:r>
-            <w:r>
-              <w:rPr>
-                <w:noProof/>
-                <w:webHidden/>
-              </w:rPr>
               <w:fldChar w:fldCharType="end"/>
             </w:r>
           </w:hyperlink>
@@ -976,46 +746,10 @@
                 <w:webHidden/>
               </w:rPr>
               <w:tab/>
-            </w:r>
-            <w:r>
-              <w:rPr>
-                <w:noProof/>
-                <w:webHidden/>
-              </w:rPr>
               <w:fldChar w:fldCharType="begin"/>
-            </w:r>
-            <w:r>
-              <w:rPr>
-                <w:noProof/>
-                <w:webHidden/>
-              </w:rPr>
               <w:instrText xml:space="preserve"> PAGEREF _Toc238548488 \h </w:instrText>
-            </w:r>
-            <w:r>
-              <w:rPr>
-                <w:noProof/>
-                <w:webHidden/>
-              </w:rPr>
-            </w:r>
-            <w:r>
-              <w:rPr>
-                <w:noProof/>
-                <w:webHidden/>
-              </w:rPr>
               <w:fldChar w:fldCharType="separate"/>
-            </w:r>
-            <w:r>
-              <w:rPr>
-                <w:noProof/>
-                <w:webHidden/>
-              </w:rPr>
               <w:t>5</w:t>
-            </w:r>
-            <w:r>
-              <w:rPr>
-                <w:noProof/>
-                <w:webHidden/>
-              </w:rPr>
               <w:fldChar w:fldCharType="end"/>
             </w:r>
           </w:hyperlink>
@@ -1050,46 +784,10 @@
                 <w:webHidden/>
               </w:rPr>
               <w:tab/>
-            </w:r>
-            <w:r>
-              <w:rPr>
-                <w:noProof/>
-                <w:webHidden/>
-              </w:rPr>
               <w:fldChar w:fldCharType="begin"/>
-            </w:r>
-            <w:r>
-              <w:rPr>
-                <w:noProof/>
-                <w:webHidden/>
-              </w:rPr>
               <w:instrText xml:space="preserve"> PAGEREF _Toc238548489 \h </w:instrText>
-            </w:r>
-            <w:r>
-              <w:rPr>
-                <w:noProof/>
-                <w:webHidden/>
-              </w:rPr>
-            </w:r>
-            <w:r>
-              <w:rPr>
-                <w:noProof/>
-                <w:webHidden/>
-              </w:rPr>
               <w:fldChar w:fldCharType="separate"/>
-            </w:r>
-            <w:r>
-              <w:rPr>
-                <w:noProof/>
-                <w:webHidden/>
-              </w:rPr>
               <w:t>6</w:t>
-            </w:r>
-            <w:r>
-              <w:rPr>
-                <w:noProof/>
-                <w:webHidden/>
-              </w:rPr>
               <w:fldChar w:fldCharType="end"/>
             </w:r>
           </w:hyperlink>
@@ -1124,46 +822,10 @@
                 <w:webHidden/>
               </w:rPr>
               <w:tab/>
-            </w:r>
-            <w:r>
-              <w:rPr>
-                <w:noProof/>
-                <w:webHidden/>
-              </w:rPr>
               <w:fldChar w:fldCharType="begin"/>
-            </w:r>
-            <w:r>
-              <w:rPr>
-                <w:noProof/>
-                <w:webHidden/>
-              </w:rPr>
               <w:instrText xml:space="preserve"> PAGEREF _Toc238548490 \h </w:instrText>
-            </w:r>
-            <w:r>
-              <w:rPr>
-                <w:noProof/>
-                <w:webHidden/>
-              </w:rPr>
-            </w:r>
-            <w:r>
-              <w:rPr>
-                <w:noProof/>
-                <w:webHidden/>
-              </w:rPr>
               <w:fldChar w:fldCharType="separate"/>
-            </w:r>
-            <w:r>
-              <w:rPr>
-                <w:noProof/>
-                <w:webHidden/>
-              </w:rPr>
               <w:t>6</w:t>
-            </w:r>
-            <w:r>
-              <w:rPr>
-                <w:noProof/>
-                <w:webHidden/>
-              </w:rPr>
               <w:fldChar w:fldCharType="end"/>
             </w:r>
           </w:hyperlink>
@@ -1198,46 +860,10 @@
                 <w:webHidden/>
               </w:rPr>
               <w:tab/>
-            </w:r>
-            <w:r>
-              <w:rPr>
-                <w:noProof/>
-                <w:webHidden/>
-              </w:rPr>
               <w:fldChar w:fldCharType="begin"/>
-            </w:r>
-            <w:r>
-              <w:rPr>
-                <w:noProof/>
-                <w:webHidden/>
-              </w:rPr>
               <w:instrText xml:space="preserve"> PAGEREF _Toc238548491 \h </w:instrText>
-            </w:r>
-            <w:r>
-              <w:rPr>
-                <w:noProof/>
-                <w:webHidden/>
-              </w:rPr>
-            </w:r>
-            <w:r>
-              <w:rPr>
-                <w:noProof/>
-                <w:webHidden/>
-              </w:rPr>
               <w:fldChar w:fldCharType="separate"/>
-            </w:r>
-            <w:r>
-              <w:rPr>
-                <w:noProof/>
-                <w:webHidden/>
-              </w:rPr>
               <w:t>7</w:t>
-            </w:r>
-            <w:r>
-              <w:rPr>
-                <w:noProof/>
-                <w:webHidden/>
-              </w:rPr>
               <w:fldChar w:fldCharType="end"/>
             </w:r>
           </w:hyperlink>
@@ -1287,46 +913,10 @@
                 <w:webHidden/>
               </w:rPr>
               <w:tab/>
-            </w:r>
-            <w:r>
-              <w:rPr>
-                <w:noProof/>
-                <w:webHidden/>
-              </w:rPr>
               <w:fldChar w:fldCharType="begin"/>
-            </w:r>
-            <w:r>
-              <w:rPr>
-                <w:noProof/>
-                <w:webHidden/>
-              </w:rPr>
               <w:instrText xml:space="preserve"> PAGEREF _Toc238548492 \h </w:instrText>
-            </w:r>
-            <w:r>
-              <w:rPr>
-                <w:noProof/>
-                <w:webHidden/>
-              </w:rPr>
-            </w:r>
-            <w:r>
-              <w:rPr>
-                <w:noProof/>
-                <w:webHidden/>
-              </w:rPr>
               <w:fldChar w:fldCharType="separate"/>
-            </w:r>
-            <w:r>
-              <w:rPr>
-                <w:noProof/>
-                <w:webHidden/>
-              </w:rPr>
               <w:t>7</w:t>
-            </w:r>
-            <w:r>
-              <w:rPr>
-                <w:noProof/>
-                <w:webHidden/>
-              </w:rPr>
               <w:fldChar w:fldCharType="end"/>
             </w:r>
           </w:hyperlink>
@@ -1361,46 +951,10 @@
                 <w:webHidden/>
               </w:rPr>
               <w:tab/>
-            </w:r>
-            <w:r>
-              <w:rPr>
-                <w:noProof/>
-                <w:webHidden/>
-              </w:rPr>
               <w:fldChar w:fldCharType="begin"/>
-            </w:r>
-            <w:r>
-              <w:rPr>
-                <w:noProof/>
-                <w:webHidden/>
-              </w:rPr>
               <w:instrText xml:space="preserve"> PAGEREF _Toc238548493 \h </w:instrText>
-            </w:r>
-            <w:r>
-              <w:rPr>
-                <w:noProof/>
-                <w:webHidden/>
-              </w:rPr>
-            </w:r>
-            <w:r>
-              <w:rPr>
-                <w:noProof/>
-                <w:webHidden/>
-              </w:rPr>
               <w:fldChar w:fldCharType="separate"/>
-            </w:r>
-            <w:r>
-              <w:rPr>
-                <w:noProof/>
-                <w:webHidden/>
-              </w:rPr>
               <w:t>8</w:t>
-            </w:r>
-            <w:r>
-              <w:rPr>
-                <w:noProof/>
-                <w:webHidden/>
-              </w:rPr>
               <w:fldChar w:fldCharType="end"/>
             </w:r>
           </w:hyperlink>
@@ -1435,46 +989,10 @@
                 <w:webHidden/>
               </w:rPr>
               <w:tab/>
-            </w:r>
-            <w:r>
-              <w:rPr>
-                <w:noProof/>
-                <w:webHidden/>
-              </w:rPr>
               <w:fldChar w:fldCharType="begin"/>
-            </w:r>
-            <w:r>
-              <w:rPr>
-                <w:noProof/>
-                <w:webHidden/>
-              </w:rPr>
               <w:instrText xml:space="preserve"> PAGEREF _Toc238548494 \h </w:instrText>
-            </w:r>
-            <w:r>
-              <w:rPr>
-                <w:noProof/>
-                <w:webHidden/>
-              </w:rPr>
-            </w:r>
-            <w:r>
-              <w:rPr>
-                <w:noProof/>
-                <w:webHidden/>
-              </w:rPr>
               <w:fldChar w:fldCharType="separate"/>
-            </w:r>
-            <w:r>
-              <w:rPr>
-                <w:noProof/>
-                <w:webHidden/>
-              </w:rPr>
               <w:t>8</w:t>
-            </w:r>
-            <w:r>
-              <w:rPr>
-                <w:noProof/>
-                <w:webHidden/>
-              </w:rPr>
               <w:fldChar w:fldCharType="end"/>
             </w:r>
           </w:hyperlink>
@@ -1524,46 +1042,10 @@
                 <w:webHidden/>
               </w:rPr>
               <w:tab/>
-            </w:r>
-            <w:r>
-              <w:rPr>
-                <w:noProof/>
-                <w:webHidden/>
-              </w:rPr>
               <w:fldChar w:fldCharType="begin"/>
-            </w:r>
-            <w:r>
-              <w:rPr>
-                <w:noProof/>
-                <w:webHidden/>
-              </w:rPr>
               <w:instrText xml:space="preserve"> PAGEREF _Toc238548495 \h </w:instrText>
-            </w:r>
-            <w:r>
-              <w:rPr>
-                <w:noProof/>
-                <w:webHidden/>
-              </w:rPr>
-            </w:r>
-            <w:r>
-              <w:rPr>
-                <w:noProof/>
-                <w:webHidden/>
-              </w:rPr>
               <w:fldChar w:fldCharType="separate"/>
-            </w:r>
-            <w:r>
-              <w:rPr>
-                <w:noProof/>
-                <w:webHidden/>
-              </w:rPr>
               <w:t>8</w:t>
-            </w:r>
-            <w:r>
-              <w:rPr>
-                <w:noProof/>
-                <w:webHidden/>
-              </w:rPr>
               <w:fldChar w:fldCharType="end"/>
             </w:r>
           </w:hyperlink>
@@ -1597,46 +1079,10 @@
                 <w:webHidden/>
               </w:rPr>
               <w:tab/>
-            </w:r>
-            <w:r>
-              <w:rPr>
-                <w:noProof/>
-                <w:webHidden/>
-              </w:rPr>
               <w:fldChar w:fldCharType="begin"/>
-            </w:r>
-            <w:r>
-              <w:rPr>
-                <w:noProof/>
-                <w:webHidden/>
-              </w:rPr>
               <w:instrText xml:space="preserve"> PAGEREF _Toc238548496 \h </w:instrText>
-            </w:r>
-            <w:r>
-              <w:rPr>
-                <w:noProof/>
-                <w:webHidden/>
-              </w:rPr>
-            </w:r>
-            <w:r>
-              <w:rPr>
-                <w:noProof/>
-                <w:webHidden/>
-              </w:rPr>
               <w:fldChar w:fldCharType="separate"/>
-            </w:r>
-            <w:r>
-              <w:rPr>
-                <w:noProof/>
-                <w:webHidden/>
-              </w:rPr>
               <w:t>9</w:t>
-            </w:r>
-            <w:r>
-              <w:rPr>
-                <w:noProof/>
-                <w:webHidden/>
-              </w:rPr>
               <w:fldChar w:fldCharType="end"/>
             </w:r>
           </w:hyperlink>
@@ -1671,46 +1117,10 @@
                 <w:webHidden/>
               </w:rPr>
               <w:tab/>
-            </w:r>
-            <w:r>
-              <w:rPr>
-                <w:noProof/>
-                <w:webHidden/>
-              </w:rPr>
               <w:fldChar w:fldCharType="begin"/>
-            </w:r>
-            <w:r>
-              <w:rPr>
-                <w:noProof/>
-                <w:webHidden/>
-              </w:rPr>
               <w:instrText xml:space="preserve"> PAGEREF _Toc238548497 \h </w:instrText>
-            </w:r>
-            <w:r>
-              <w:rPr>
-                <w:noProof/>
-                <w:webHidden/>
-              </w:rPr>
-            </w:r>
-            <w:r>
-              <w:rPr>
-                <w:noProof/>
-                <w:webHidden/>
-              </w:rPr>
               <w:fldChar w:fldCharType="separate"/>
-            </w:r>
-            <w:r>
-              <w:rPr>
-                <w:noProof/>
-                <w:webHidden/>
-              </w:rPr>
               <w:t>9</w:t>
-            </w:r>
-            <w:r>
-              <w:rPr>
-                <w:noProof/>
-                <w:webHidden/>
-              </w:rPr>
               <w:fldChar w:fldCharType="end"/>
             </w:r>
           </w:hyperlink>
@@ -1745,46 +1155,10 @@
                 <w:webHidden/>
               </w:rPr>
               <w:tab/>
-            </w:r>
-            <w:r>
-              <w:rPr>
-                <w:noProof/>
-                <w:webHidden/>
-              </w:rPr>
               <w:fldChar w:fldCharType="begin"/>
-            </w:r>
-            <w:r>
-              <w:rPr>
-                <w:noProof/>
-                <w:webHidden/>
-              </w:rPr>
               <w:instrText xml:space="preserve"> PAGEREF _Toc238548498 \h </w:instrText>
-            </w:r>
-            <w:r>
-              <w:rPr>
-                <w:noProof/>
-                <w:webHidden/>
-              </w:rPr>
-            </w:r>
-            <w:r>
-              <w:rPr>
-                <w:noProof/>
-                <w:webHidden/>
-              </w:rPr>
               <w:fldChar w:fldCharType="separate"/>
-            </w:r>
-            <w:r>
-              <w:rPr>
-                <w:noProof/>
-                <w:webHidden/>
-              </w:rPr>
               <w:t>10</w:t>
-            </w:r>
-            <w:r>
-              <w:rPr>
-                <w:noProof/>
-                <w:webHidden/>
-              </w:rPr>
               <w:fldChar w:fldCharType="end"/>
             </w:r>
           </w:hyperlink>
@@ -1818,46 +1192,10 @@
                 <w:webHidden/>
               </w:rPr>
               <w:tab/>
-            </w:r>
-            <w:r>
-              <w:rPr>
-                <w:noProof/>
-                <w:webHidden/>
-              </w:rPr>
               <w:fldChar w:fldCharType="begin"/>
-            </w:r>
-            <w:r>
-              <w:rPr>
-                <w:noProof/>
-                <w:webHidden/>
-              </w:rPr>
               <w:instrText xml:space="preserve"> PAGEREF _Toc238548499 \h </w:instrText>
-            </w:r>
-            <w:r>
-              <w:rPr>
-                <w:noProof/>
-                <w:webHidden/>
-              </w:rPr>
-            </w:r>
-            <w:r>
-              <w:rPr>
-                <w:noProof/>
-                <w:webHidden/>
-              </w:rPr>
               <w:fldChar w:fldCharType="separate"/>
-            </w:r>
-            <w:r>
-              <w:rPr>
-                <w:noProof/>
-                <w:webHidden/>
-              </w:rPr>
               <w:t>10</w:t>
-            </w:r>
-            <w:r>
-              <w:rPr>
-                <w:noProof/>
-                <w:webHidden/>
-              </w:rPr>
               <w:fldChar w:fldCharType="end"/>
             </w:r>
           </w:hyperlink>
@@ -1892,46 +1230,10 @@
                 <w:webHidden/>
               </w:rPr>
               <w:tab/>
-            </w:r>
-            <w:r>
-              <w:rPr>
-                <w:noProof/>
-                <w:webHidden/>
-              </w:rPr>
               <w:fldChar w:fldCharType="begin"/>
-            </w:r>
-            <w:r>
-              <w:rPr>
-                <w:noProof/>
-                <w:webHidden/>
-              </w:rPr>
               <w:instrText xml:space="preserve"> PAGEREF _Toc238548500 \h </w:instrText>
-            </w:r>
-            <w:r>
-              <w:rPr>
-                <w:noProof/>
-                <w:webHidden/>
-              </w:rPr>
-            </w:r>
-            <w:r>
-              <w:rPr>
-                <w:noProof/>
-                <w:webHidden/>
-              </w:rPr>
               <w:fldChar w:fldCharType="separate"/>
-            </w:r>
-            <w:r>
-              <w:rPr>
-                <w:noProof/>
-                <w:webHidden/>
-              </w:rPr>
               <w:t>11</w:t>
-            </w:r>
-            <w:r>
-              <w:rPr>
-                <w:noProof/>
-                <w:webHidden/>
-              </w:rPr>
               <w:fldChar w:fldCharType="end"/>
             </w:r>
           </w:hyperlink>
@@ -1966,46 +1268,10 @@
                 <w:webHidden/>
               </w:rPr>
               <w:tab/>
-            </w:r>
-            <w:r>
-              <w:rPr>
-                <w:noProof/>
-                <w:webHidden/>
-              </w:rPr>
               <w:fldChar w:fldCharType="begin"/>
-            </w:r>
-            <w:r>
-              <w:rPr>
-                <w:noProof/>
-                <w:webHidden/>
-              </w:rPr>
               <w:instrText xml:space="preserve"> PAGEREF _Toc238548501 \h </w:instrText>
-            </w:r>
-            <w:r>
-              <w:rPr>
-                <w:noProof/>
-                <w:webHidden/>
-              </w:rPr>
-            </w:r>
-            <w:r>
-              <w:rPr>
-                <w:noProof/>
-                <w:webHidden/>
-              </w:rPr>
               <w:fldChar w:fldCharType="separate"/>
-            </w:r>
-            <w:r>
-              <w:rPr>
-                <w:noProof/>
-                <w:webHidden/>
-              </w:rPr>
               <w:t>11</w:t>
-            </w:r>
-            <w:r>
-              <w:rPr>
-                <w:noProof/>
-                <w:webHidden/>
-              </w:rPr>
               <w:fldChar w:fldCharType="end"/>
             </w:r>
           </w:hyperlink>
@@ -2039,46 +1305,10 @@
                 <w:webHidden/>
               </w:rPr>
               <w:tab/>
-            </w:r>
-            <w:r>
-              <w:rPr>
-                <w:noProof/>
-                <w:webHidden/>
-              </w:rPr>
               <w:fldChar w:fldCharType="begin"/>
-            </w:r>
-            <w:r>
-              <w:rPr>
-                <w:noProof/>
-                <w:webHidden/>
-              </w:rPr>
               <w:instrText xml:space="preserve"> PAGEREF _Toc238548502 \h </w:instrText>
-            </w:r>
-            <w:r>
-              <w:rPr>
-                <w:noProof/>
-                <w:webHidden/>
-              </w:rPr>
-            </w:r>
-            <w:r>
-              <w:rPr>
-                <w:noProof/>
-                <w:webHidden/>
-              </w:rPr>
               <w:fldChar w:fldCharType="separate"/>
-            </w:r>
-            <w:r>
-              <w:rPr>
-                <w:noProof/>
-                <w:webHidden/>
-              </w:rPr>
               <w:t>11</w:t>
-            </w:r>
-            <w:r>
-              <w:rPr>
-                <w:noProof/>
-                <w:webHidden/>
-              </w:rPr>
               <w:fldChar w:fldCharType="end"/>
             </w:r>
           </w:hyperlink>
@@ -3776,22 +3006,8 @@
           <w:szCs w:val="15"/>
         </w:rPr>
         <w:t>Lokal an Cl21:   &lt;- Achse der sigma-Ansicht</w:t>
-      </w:r>
-      <w:r>
-        <w:rPr>
-          <w:rFonts w:ascii="Consolas" w:eastAsia="Consolas" w:hAnsi="Consolas" w:cs="Consolas"/>
-          <w:sz w:val="15"/>
-          <w:szCs w:val="15"/>
-        </w:rPr>
         <w:br/>
         <w:t>sigma-Loch  = +0.0171 a.u.  =   +44.9 kJ/(mol*e)  =  +10.7 kcal/(mol*e)   [interpoliert, 3.8 Grad zur Achse]</w:t>
-      </w:r>
-      <w:r>
-        <w:rPr>
-          <w:rFonts w:ascii="Consolas" w:eastAsia="Consolas" w:hAnsi="Consolas" w:cs="Consolas"/>
-          <w:sz w:val="15"/>
-          <w:szCs w:val="15"/>
-        </w:rPr>
         <w:br/>
         <w:t>Guertel     = -0.0184 a.u.  =   -48.2 kJ/(mol*e)  =  -11.5 kcal/(mol*e)   [508 Punkte]</w:t>
       </w:r>
@@ -3820,22 +3036,8 @@
           <w:szCs w:val="15"/>
         </w:rPr>
         <w:t xml:space="preserve">  Lokal an Cl11:</w:t>
-      </w:r>
-      <w:r>
-        <w:rPr>
-          <w:rFonts w:ascii="Consolas" w:eastAsia="Consolas" w:hAnsi="Consolas" w:cs="Consolas"/>
-          <w:sz w:val="15"/>
-          <w:szCs w:val="15"/>
-        </w:rPr>
         <w:br/>
         <w:t>sigma-Loch  = +0.0144 a.u.  =   +37.8 kJ/(mol*e)  =   +9.0 kcal/(mol*e)   [interpoliert, 1.3 Grad zur Achse]</w:t>
-      </w:r>
-      <w:r>
-        <w:rPr>
-          <w:rFonts w:ascii="Consolas" w:eastAsia="Consolas" w:hAnsi="Consolas" w:cs="Consolas"/>
-          <w:sz w:val="15"/>
-          <w:szCs w:val="15"/>
-        </w:rPr>
         <w:br/>
         <w:t xml:space="preserve">Guertel     = -0.0110 a.u.  </w:t>
       </w:r>
@@ -4528,7 +3730,7 @@
         <w:rPr>
           <w:lang w:val="en-GB"/>
         </w:rPr>
-        <w:t xml:space="preserve">Single-halogen molecules are unaffected — for 4-bromoacetophenone the </w:t>
+        <w:t xml:space="preserve">Single-halogen molecules are unaffected — for bromobenzene the </w:t>
       </w:r>
       <w:r>
         <w:t>σ</w:t>
@@ -4537,7 +3739,7 @@
         <w:rPr>
           <w:lang w:val="en-GB"/>
         </w:rPr>
-        <w:t>-hole moves from +0.02304 to +0.02303 a.u. and the belt is unchanged, because on a convex molecule the first and the last crossing are the same point. The rendered images are bit-identical; only the numbers changed.</w:t>
+        <w:t>-hole stays at +0.01629 a.u. and the belt minimum at −0.01882 a.u., identical to every digit before and after, because on a convex molecule the first and the last crossing are the same point and nothing else lies within 1.6 van der Waals radii of the bromine. Recomputed both ways on the full-resolution grid, the numbers and the rendered images are bit-identical.</w:t>
       </w:r>
     </w:p>
     <w:p>
@@ -6941,13 +6143,7 @@
         <w:rPr>
           <w:lang w:val="en-GB"/>
         </w:rPr>
-        <w:t xml:space="preserve"> column and the belt column carry the same number in every row: in bromobenzene the most negative point of the entire surface is the belt around the bromine itself. That is a property of this molecule, not of the method</w:t>
-      </w:r>
-      <w:r>
-        <w:rPr>
-          <w:lang w:val="en-GB"/>
-        </w:rPr>
-        <w:t>.</w:t>
+        <w:t xml:space="preserve"> column and the belt column carry the same number in every row: in bromobenzene the most negative point of the entire surface is the belt around the bromine itself. That is a property of this molecule, not of the method.</w:t>
       </w:r>
     </w:p>
     <w:p>
@@ -7089,27 +6285,7 @@
         <w:rPr>
           <w:lang w:val="en-GB"/>
         </w:rPr>
-        <w:t>Same molecule, isovalue fixed at 0.001, the same grid decimated by an increasing stride</w:t>
-      </w:r>
-      <w:r>
-        <w:rPr>
-          <w:lang w:val="en-GB"/>
-        </w:rPr>
-        <w:t xml:space="preserve"> (.</w:t>
-      </w:r>
-      <w:proofErr w:type="spellStart"/>
-      <w:r>
-        <w:rPr>
-          <w:lang w:val="en-GB"/>
-        </w:rPr>
-        <w:t>xyz</w:t>
-      </w:r>
-      <w:proofErr w:type="spellEnd"/>
-      <w:r>
-        <w:rPr>
-          <w:lang w:val="en-GB"/>
-        </w:rPr>
-        <w:t xml:space="preserve"> to .cube conversion). </w:t>
+        <w:t xml:space="preserve">Same molecule, isovalue fixed at 0.001, the same grid decimated by an increasing stride (.xyz to .cube conversion). </w:t>
       </w:r>
     </w:p>
     <w:tbl>
@@ -8730,19 +7906,7 @@
         <w:rPr>
           <w:lang w:val="en-GB"/>
         </w:rPr>
-        <w:t>-hole falls by 17 %. The degradation is smooth and one-sided</w:t>
-      </w:r>
-      <w:r>
-        <w:rPr>
-          <w:lang w:val="en-GB"/>
-        </w:rPr>
-        <w:t>,</w:t>
-      </w:r>
-      <w:r>
-        <w:rPr>
-          <w:lang w:val="en-GB"/>
-        </w:rPr>
-        <w:t xml:space="preserve"> because the interpolated density smooths the isosurface. Up to stride 4 the loss stays below 3 %, and stride 2 costs 1.2 % for an eight times smaller file. At stride 8 the belt can no longer be measured at all: fewer than five surface points survive in the belt region, and the script prints a dash rather than a number.</w:t>
+        <w:t xml:space="preserve">-hole falls by 17 %. The degradation is smooth and one-sided, because the interpolated density smooths the isosurface. Up to stride 4 the loss stays below 3 %, and stride 2 costs 1.2 % for an eight times smaller file. At stride 8 the belt can no longer be measured at all: fewer than five surface points survive in the belt region, and the script prints a dash rather than a number.</w:t>
       </w:r>
     </w:p>
     <w:p>
@@ -8756,31 +7920,7 @@
         <w:rPr>
           <w:lang w:val="en-GB"/>
         </w:rPr>
-        <w:t>One thing still makes this table look better than it should: these are ray-based values. The point-based method on the same six grids spans a factor of 5.1, from +0.0034 to +0.0175 a.u., and it does not even fall monotonically</w:t>
-      </w:r>
-      <w:r>
-        <w:rPr>
-          <w:lang w:val="en-GB"/>
-        </w:rPr>
-        <w:t xml:space="preserve">. </w:t>
-      </w:r>
-      <w:r>
-        <w:rPr>
-          <w:lang w:val="en-GB"/>
-        </w:rPr>
-        <w:t>22 % low at stride 2, 8 % high at stride 3, 65 % low at stride 4</w:t>
-      </w:r>
-      <w:r>
-        <w:rPr>
-          <w:lang w:val="en-GB"/>
-        </w:rPr>
-        <w:t xml:space="preserve">, </w:t>
-      </w:r>
-      <w:r>
-        <w:rPr>
-          <w:lang w:val="en-GB"/>
-        </w:rPr>
-        <w:t>because it depends on whether a grid point happens to lie both close to the C–Br axis and inside the thin shell. At stride 8 it finds fewer than five points in the cone and returns nothing at all, where the ray method still gives +0.0135 a.u. That is the measurement behind §2.2.</w:t>
+        <w:t xml:space="preserve">One thing still makes this table look better than it should: these are ray-based values. The point-based method on the same six grids spans a factor of 5.1, from +0.0034 to +0.0175 a.u., and it does not even fall monotonically. 22 % low at stride 2, 8 % high at stride 3, 65 % low at stride 4, because it depends on whether a grid point happens to lie both close to the C–Br axis and inside the thin shell. At stride 8 it finds fewer than five points in the cone and returns nothing at all, where the ray method still gives +0.0135 a.u. That is the measurement behind §2.2.</w:t>
       </w:r>
     </w:p>
     <w:p>
@@ -8794,19 +7934,7 @@
         <w:rPr>
           <w:lang w:val="en-GB"/>
         </w:rPr>
-        <w:t>Practical rule: stride 2 for looking, stride 1 for numbers that go in a table. The script warns above 0.30 Bohr spacing for exactly this reason</w:t>
-      </w:r>
-      <w:r>
-        <w:rPr>
-          <w:lang w:val="en-GB"/>
-        </w:rPr>
-        <w:t>. S</w:t>
-      </w:r>
-      <w:r>
-        <w:rPr>
-          <w:lang w:val="en-GB"/>
-        </w:rPr>
-        <w:t>tride 2 at 0.24 Bohr is the last one below the threshold.</w:t>
+        <w:t>Practical rule: stride 2 for looking, stride 1 for numbers that go in a table. The script warns above 0.30 Bohr spacing for exactly this reason. Stride 2 at 0.24 Bohr is the last one below the threshold.</w:t>
       </w:r>
     </w:p>
     <w:p>
@@ -8916,7 +8044,6 @@
             <w:pPr>
               <w:jc w:val="right"/>
             </w:pPr>
-            <w:proofErr w:type="spellStart"/>
             <w:r>
               <w:rPr>
                 <w:b/>
@@ -8925,31 +8052,8 @@
                 <w:sz w:val="18"/>
                 <w:szCs w:val="18"/>
               </w:rPr>
-              <w:t>Automatic</w:t>
-            </w:r>
-            <w:proofErr w:type="spellEnd"/>
-            <w:r>
-              <w:rPr>
-                <w:b/>
-                <w:bCs/>
-                <w:color w:val="FFFFFF"/>
-                <w:sz w:val="18"/>
-                <w:szCs w:val="18"/>
-              </w:rPr>
-              <w:t xml:space="preserve"> </w:t>
-            </w:r>
-            <w:proofErr w:type="spellStart"/>
-            <w:r>
-              <w:rPr>
-                <w:b/>
-                <w:bCs/>
-                <w:color w:val="FFFFFF"/>
-                <w:sz w:val="18"/>
-                <w:szCs w:val="18"/>
-              </w:rPr>
-              <w:t>range</w:t>
-            </w:r>
-            <w:proofErr w:type="spellEnd"/>
+              <w:t xml:space="preserve">Automatic range</w:t>
+            </w:r>
           </w:p>
         </w:tc>
         <w:tc>
@@ -9290,31 +8394,7 @@
         <w:rPr>
           <w:lang w:val="en-GB"/>
         </w:rPr>
-        <w:t>-hole of +0.017 is 49 % of full blue at ±0.035 and 20 % at ±0.085</w:t>
-      </w:r>
-      <w:r>
-        <w:rPr>
-          <w:lang w:val="en-GB"/>
-        </w:rPr>
-        <w:t>, hence it is good vis</w:t>
-      </w:r>
-      <w:r>
-        <w:rPr>
-          <w:lang w:val="en-GB"/>
-        </w:rPr>
-        <w:t xml:space="preserve">ible in the first case, </w:t>
-      </w:r>
-      <w:r>
-        <w:rPr>
-          <w:lang w:val="en-GB"/>
-        </w:rPr>
-        <w:t xml:space="preserve">but </w:t>
-      </w:r>
-      <w:r>
-        <w:rPr>
-          <w:lang w:val="en-GB"/>
-        </w:rPr>
-        <w:t>nearly white in the second, from identical data. Whenever the molecule carries a group far more polar than the halogen, the automatic range is set by that group and the halogen region is washed out. See §3 for when a common scale is legitimate.</w:t>
+        <w:t xml:space="preserve">-hole of +0.017 is 49 % of full blue at ±0.035 and 20 % at ±0.085, hence it is good visible in the first case, but nearly white in the second, from identical data. Whenever the molecule carries a group far more polar than the halogen, the automatic range is set by that group and the halogen region is washed out. See §3 for when a common scale is legitimate.</w:t>
       </w:r>
     </w:p>
     <w:p>
@@ -9536,15 +8616,82 @@
                 <w:szCs w:val="17"/>
                 <w:lang w:val="en-GB"/>
               </w:rPr>
-              <w:t>wide enough that the maximum is found interior to the cone, narrow enough to exclude the belt. A maximum near the edge is a warning sign</w:t>
-            </w:r>
+              <w:t>wide enough that the maximum is found interior to the cone, narrow enough to exclude the belt. A maximum near the edge is a warning sign.</w:t>
+            </w:r>
+          </w:p>
+        </w:tc>
+      </w:tr>
+      <w:tr>
+        <w:tc>
+          <w:tcPr>
+            <w:tcW w:w="1783" w:type="dxa"/>
+            <w:shd w:val="clear" w:color="auto" w:fill="FFFFFF"/>
+            <w:tcMar>
+              <w:top w:w="60" w:type="dxa"/>
+              <w:left w:w="100" w:type="dxa"/>
+              <w:bottom w:w="60" w:type="dxa"/>
+              <w:right w:w="100" w:type="dxa"/>
+            </w:tcMar>
+          </w:tcPr>
+          <w:p>
+            <w:r>
+              <w:rPr>
+                <w:sz w:val="17"/>
+                <w:szCs w:val="17"/>
+              </w:rPr>
+              <w:t xml:space="preserve">rays per halogen</w:t>
+            </w:r>
+          </w:p>
+        </w:tc>
+        <w:tc>
+          <w:tcPr>
+            <w:tcW w:w="2006" w:type="dxa"/>
+            <w:shd w:val="clear" w:color="auto" w:fill="FFFFFF"/>
+            <w:tcMar>
+              <w:top w:w="60" w:type="dxa"/>
+              <w:left w:w="100" w:type="dxa"/>
+              <w:bottom w:w="60" w:type="dxa"/>
+              <w:right w:w="100" w:type="dxa"/>
+            </w:tcMar>
+          </w:tcPr>
+          <w:p>
+            <w:pPr>
+              <w:jc w:val="right"/>
+            </w:pPr>
+            <w:r>
+              <w:rPr>
+                <w:sz w:val="17"/>
+                <w:szCs w:val="17"/>
+              </w:rPr>
+              <w:t>400, Fibonacci spiral</w:t>
+            </w:r>
+          </w:p>
+        </w:tc>
+        <w:tc>
+          <w:tcPr>
+            <w:tcW w:w="5571" w:type="dxa"/>
+            <w:shd w:val="clear" w:color="auto" w:fill="FFFFFF"/>
+            <w:tcMar>
+              <w:top w:w="60" w:type="dxa"/>
+              <w:left w:w="100" w:type="dxa"/>
+              <w:bottom w:w="60" w:type="dxa"/>
+              <w:right w:w="100" w:type="dxa"/>
+            </w:tcMar>
+          </w:tcPr>
+          <w:p>
+            <w:pPr>
+              <w:jc w:val="right"/>
+              <w:rPr>
+                <w:lang w:val="en-GB"/>
+              </w:rPr>
+            </w:pPr>
             <w:r>
               <w:rPr>
                 <w:sz w:val="17"/>
                 <w:szCs w:val="17"/>
                 <w:lang w:val="en-GB"/>
               </w:rPr>
-              <w:t>.</w:t>
+              <w:t>even coverage of the cap without the pole clustering of spherical coordinates</w:t>
             </w:r>
           </w:p>
         </w:tc>
@@ -9562,45 +8709,36 @@
             </w:tcMar>
           </w:tcPr>
           <w:p>
-            <w:proofErr w:type="spellStart"/>
             <w:r>
               <w:rPr>
                 <w:sz w:val="17"/>
                 <w:szCs w:val="17"/>
               </w:rPr>
-              <w:t>rays</w:t>
-            </w:r>
-            <w:proofErr w:type="spellEnd"/>
+              <w:t xml:space="preserve">step along a ray</w:t>
+            </w:r>
+          </w:p>
+        </w:tc>
+        <w:tc>
+          <w:tcPr>
+            <w:tcW w:w="2006" w:type="dxa"/>
+            <w:shd w:val="clear" w:color="auto" w:fill="FFFFFF"/>
+            <w:tcMar>
+              <w:top w:w="60" w:type="dxa"/>
+              <w:left w:w="100" w:type="dxa"/>
+              <w:bottom w:w="60" w:type="dxa"/>
+              <w:right w:w="100" w:type="dxa"/>
+            </w:tcMar>
+          </w:tcPr>
+          <w:p>
+            <w:pPr>
+              <w:jc w:val="right"/>
+            </w:pPr>
             <w:r>
               <w:rPr>
                 <w:sz w:val="17"/>
                 <w:szCs w:val="17"/>
               </w:rPr>
-              <w:t xml:space="preserve"> per halogen</w:t>
-            </w:r>
-          </w:p>
-        </w:tc>
-        <w:tc>
-          <w:tcPr>
-            <w:tcW w:w="2006" w:type="dxa"/>
-            <w:shd w:val="clear" w:color="auto" w:fill="FFFFFF"/>
-            <w:tcMar>
-              <w:top w:w="60" w:type="dxa"/>
-              <w:left w:w="100" w:type="dxa"/>
-              <w:bottom w:w="60" w:type="dxa"/>
-              <w:right w:w="100" w:type="dxa"/>
-            </w:tcMar>
-          </w:tcPr>
-          <w:p>
-            <w:pPr>
-              <w:jc w:val="right"/>
-            </w:pPr>
-            <w:r>
-              <w:rPr>
-                <w:sz w:val="17"/>
-                <w:szCs w:val="17"/>
-              </w:rPr>
-              <w:t>400, Fibonacci spiral</w:t>
+              <w:t>0.02 Bohr</w:t>
             </w:r>
           </w:p>
         </w:tc>
@@ -9628,7 +8766,7 @@
                 <w:szCs w:val="17"/>
                 <w:lang w:val="en-GB"/>
               </w:rPr>
-              <w:t>even coverage of the cap without the pole clustering of spherical coordinates</w:t>
+              <w:t>far below the grid spacing; the crossing radius is then refined by linear interpolation anyway</w:t>
             </w:r>
           </w:p>
         </w:tc>
@@ -9651,56 +8789,31 @@
                 <w:sz w:val="17"/>
                 <w:szCs w:val="17"/>
               </w:rPr>
-              <w:t xml:space="preserve">step </w:t>
-            </w:r>
-            <w:proofErr w:type="spellStart"/>
+              <w:t xml:space="preserve">radius cut-off</w:t>
+            </w:r>
+          </w:p>
+        </w:tc>
+        <w:tc>
+          <w:tcPr>
+            <w:tcW w:w="2006" w:type="dxa"/>
+            <w:shd w:val="clear" w:color="auto" w:fill="FFFFFF"/>
+            <w:tcMar>
+              <w:top w:w="60" w:type="dxa"/>
+              <w:left w:w="100" w:type="dxa"/>
+              <w:bottom w:w="60" w:type="dxa"/>
+              <w:right w:w="100" w:type="dxa"/>
+            </w:tcMar>
+          </w:tcPr>
+          <w:p>
+            <w:pPr>
+              <w:jc w:val="right"/>
+            </w:pPr>
             <w:r>
               <w:rPr>
                 <w:sz w:val="17"/>
                 <w:szCs w:val="17"/>
               </w:rPr>
-              <w:t>along</w:t>
-            </w:r>
-            <w:proofErr w:type="spellEnd"/>
-            <w:r>
-              <w:rPr>
-                <w:sz w:val="17"/>
-                <w:szCs w:val="17"/>
-              </w:rPr>
-              <w:t xml:space="preserve"> a </w:t>
-            </w:r>
-            <w:proofErr w:type="spellStart"/>
-            <w:r>
-              <w:rPr>
-                <w:sz w:val="17"/>
-                <w:szCs w:val="17"/>
-              </w:rPr>
-              <w:t>ray</w:t>
-            </w:r>
-            <w:proofErr w:type="spellEnd"/>
-          </w:p>
-        </w:tc>
-        <w:tc>
-          <w:tcPr>
-            <w:tcW w:w="2006" w:type="dxa"/>
-            <w:shd w:val="clear" w:color="auto" w:fill="FFFFFF"/>
-            <w:tcMar>
-              <w:top w:w="60" w:type="dxa"/>
-              <w:left w:w="100" w:type="dxa"/>
-              <w:bottom w:w="60" w:type="dxa"/>
-              <w:right w:w="100" w:type="dxa"/>
-            </w:tcMar>
-          </w:tcPr>
-          <w:p>
-            <w:pPr>
-              <w:jc w:val="right"/>
-            </w:pPr>
-            <w:r>
-              <w:rPr>
-                <w:sz w:val="17"/>
-                <w:szCs w:val="17"/>
-              </w:rPr>
-              <w:t>0.02 Bohr</w:t>
+              <w:t>1.6 × Bondi vdW</w:t>
             </w:r>
           </w:p>
         </w:tc>
@@ -9728,122 +8841,112 @@
                 <w:szCs w:val="17"/>
                 <w:lang w:val="en-GB"/>
               </w:rPr>
-              <w:t>far below the grid spacing; the crossing radius is then refined by linear interpolation anyway</w:t>
-            </w:r>
-          </w:p>
-        </w:tc>
-      </w:tr>
-      <w:tr>
-        <w:tc>
-          <w:tcPr>
-            <w:tcW w:w="1783" w:type="dxa"/>
-            <w:shd w:val="clear" w:color="auto" w:fill="FFFFFF"/>
-            <w:tcMar>
-              <w:top w:w="60" w:type="dxa"/>
-              <w:left w:w="100" w:type="dxa"/>
-              <w:bottom w:w="60" w:type="dxa"/>
-              <w:right w:w="100" w:type="dxa"/>
-            </w:tcMar>
-          </w:tcPr>
-          <w:p>
-            <w:proofErr w:type="spellStart"/>
+              <w:t xml:space="preserve">the </w:t>
+            </w:r>
             <w:r>
               <w:rPr>
                 <w:sz w:val="17"/>
                 <w:szCs w:val="17"/>
               </w:rPr>
-              <w:t>radius</w:t>
-            </w:r>
-            <w:proofErr w:type="spellEnd"/>
-            <w:r>
-              <w:rPr>
-                <w:sz w:val="17"/>
-                <w:szCs w:val="17"/>
-              </w:rPr>
-              <w:t xml:space="preserve"> </w:t>
-            </w:r>
-            <w:proofErr w:type="spellStart"/>
-            <w:r>
-              <w:rPr>
-                <w:sz w:val="17"/>
-                <w:szCs w:val="17"/>
-              </w:rPr>
-              <w:t>cut</w:t>
-            </w:r>
-            <w:proofErr w:type="spellEnd"/>
-            <w:r>
-              <w:rPr>
-                <w:sz w:val="17"/>
-                <w:szCs w:val="17"/>
-              </w:rPr>
-              <w:t>-off</w:t>
-            </w:r>
-          </w:p>
-        </w:tc>
-        <w:tc>
-          <w:tcPr>
-            <w:tcW w:w="2006" w:type="dxa"/>
-            <w:shd w:val="clear" w:color="auto" w:fill="FFFFFF"/>
-            <w:tcMar>
-              <w:top w:w="60" w:type="dxa"/>
-              <w:left w:w="100" w:type="dxa"/>
-              <w:bottom w:w="60" w:type="dxa"/>
-              <w:right w:w="100" w:type="dxa"/>
-            </w:tcMar>
-          </w:tcPr>
-          <w:p>
-            <w:pPr>
-              <w:jc w:val="right"/>
-            </w:pPr>
-            <w:r>
-              <w:rPr>
-                <w:sz w:val="17"/>
-                <w:szCs w:val="17"/>
-              </w:rPr>
-              <w:t>1.6 × Bondi vdW</w:t>
-            </w:r>
-          </w:p>
-        </w:tc>
-        <w:tc>
-          <w:tcPr>
-            <w:tcW w:w="5571" w:type="dxa"/>
-            <w:shd w:val="clear" w:color="auto" w:fill="FFFFFF"/>
-            <w:tcMar>
-              <w:top w:w="60" w:type="dxa"/>
-              <w:left w:w="100" w:type="dxa"/>
-              <w:bottom w:w="60" w:type="dxa"/>
-              <w:right w:w="100" w:type="dxa"/>
-            </w:tcMar>
-          </w:tcPr>
-          <w:p>
-            <w:pPr>
-              <w:jc w:val="right"/>
-              <w:rPr>
-                <w:lang w:val="en-GB"/>
-              </w:rPr>
-            </w:pPr>
+              <w:t>ρ</w:t>
+            </w:r>
             <w:r>
               <w:rPr>
                 <w:sz w:val="17"/>
                 <w:szCs w:val="17"/>
                 <w:lang w:val="en-GB"/>
               </w:rPr>
-              <w:t xml:space="preserve">the </w:t>
-            </w:r>
+              <w:t xml:space="preserve"> = 0.001 surface sits at 1.1–1.2 vdW radii; beyond that the ray is looking at another part of the molecule</w:t>
+            </w:r>
+          </w:p>
+        </w:tc>
+      </w:tr>
+      <w:tr>
+        <w:tc>
+          <w:tcPr>
+            <w:tcW w:w="1783" w:type="dxa"/>
+            <w:shd w:val="clear" w:color="auto" w:fill="FFFFFF"/>
+            <w:tcMar>
+              <w:top w:w="60" w:type="dxa"/>
+              <w:left w:w="100" w:type="dxa"/>
+              <w:bottom w:w="60" w:type="dxa"/>
+              <w:right w:w="100" w:type="dxa"/>
+            </w:tcMar>
+          </w:tcPr>
+          <w:p>
             <w:r>
               <w:rPr>
                 <w:sz w:val="17"/>
                 <w:szCs w:val="17"/>
               </w:rPr>
-              <w:t>ρ</w:t>
-            </w:r>
+              <w:t xml:space="preserve">belt half-angle</w:t>
+            </w:r>
+          </w:p>
+        </w:tc>
+        <w:tc>
+          <w:tcPr>
+            <w:tcW w:w="2006" w:type="dxa"/>
+            <w:shd w:val="clear" w:color="auto" w:fill="FFFFFF"/>
+            <w:tcMar>
+              <w:top w:w="60" w:type="dxa"/>
+              <w:left w:w="100" w:type="dxa"/>
+              <w:bottom w:w="60" w:type="dxa"/>
+              <w:right w:w="100" w:type="dxa"/>
+            </w:tcMar>
+          </w:tcPr>
+          <w:p>
+            <w:pPr>
+              <w:jc w:val="right"/>
+            </w:pPr>
+            <w:r>
+              <w:rPr>
+                <w:sz w:val="17"/>
+                <w:szCs w:val="17"/>
+              </w:rPr>
+              <w:t>±69.5° (</w:t>
+            </w:r>
+            <w:r>
+              <w:rPr>
+                <w:rFonts w:ascii="Consolas" w:eastAsia="Consolas" w:hAnsi="Consolas" w:cs="Consolas"/>
+                <w:sz w:val="16"/>
+                <w:szCs w:val="16"/>
+              </w:rPr>
+              <w:t>belt_cos = 0.35</w:t>
+            </w:r>
+            <w:r>
+              <w:rPr>
+                <w:sz w:val="17"/>
+                <w:szCs w:val="17"/>
+              </w:rPr>
+              <w:t>)</w:t>
+            </w:r>
+          </w:p>
+        </w:tc>
+        <w:tc>
+          <w:tcPr>
+            <w:tcW w:w="5571" w:type="dxa"/>
+            <w:shd w:val="clear" w:color="auto" w:fill="FFFFFF"/>
+            <w:tcMar>
+              <w:top w:w="60" w:type="dxa"/>
+              <w:left w:w="100" w:type="dxa"/>
+              <w:bottom w:w="60" w:type="dxa"/>
+              <w:right w:w="100" w:type="dxa"/>
+            </w:tcMar>
+          </w:tcPr>
+          <w:p>
+            <w:pPr>
+              <w:jc w:val="right"/>
+              <w:rPr>
+                <w:lang w:val="en-GB"/>
+              </w:rPr>
+            </w:pPr>
             <w:r>
               <w:rPr>
                 <w:sz w:val="17"/>
                 <w:szCs w:val="17"/>
                 <w:lang w:val="en-GB"/>
               </w:rPr>
-              <w:t xml:space="preserve"> = 0.001 surface sits at 1.1–1.2 vdW radii; beyond that the ray is looking at another part of the molecule</w:t>
+              <w:t>the belt is broad; a narrow band would sample only its rim</w:t>
             </w:r>
           </w:p>
         </w:tc>
@@ -9861,130 +8964,13 @@
             </w:tcMar>
           </w:tcPr>
           <w:p>
-            <w:proofErr w:type="spellStart"/>
             <w:r>
               <w:rPr>
                 <w:sz w:val="17"/>
                 <w:szCs w:val="17"/>
               </w:rPr>
-              <w:t>belt</w:t>
-            </w:r>
-            <w:proofErr w:type="spellEnd"/>
-            <w:r>
-              <w:rPr>
-                <w:sz w:val="17"/>
-                <w:szCs w:val="17"/>
-              </w:rPr>
-              <w:t xml:space="preserve"> half-angle</w:t>
-            </w:r>
-          </w:p>
-        </w:tc>
-        <w:tc>
-          <w:tcPr>
-            <w:tcW w:w="2006" w:type="dxa"/>
-            <w:shd w:val="clear" w:color="auto" w:fill="FFFFFF"/>
-            <w:tcMar>
-              <w:top w:w="60" w:type="dxa"/>
-              <w:left w:w="100" w:type="dxa"/>
-              <w:bottom w:w="60" w:type="dxa"/>
-              <w:right w:w="100" w:type="dxa"/>
-            </w:tcMar>
-          </w:tcPr>
-          <w:p>
-            <w:pPr>
-              <w:jc w:val="right"/>
-            </w:pPr>
-            <w:r>
-              <w:rPr>
-                <w:sz w:val="17"/>
-                <w:szCs w:val="17"/>
-              </w:rPr>
-              <w:t>±69.5° (</w:t>
-            </w:r>
-            <w:r>
-              <w:rPr>
-                <w:rFonts w:ascii="Consolas" w:eastAsia="Consolas" w:hAnsi="Consolas" w:cs="Consolas"/>
-                <w:sz w:val="16"/>
-                <w:szCs w:val="16"/>
-              </w:rPr>
-              <w:t>belt_cos = 0.35</w:t>
-            </w:r>
-            <w:r>
-              <w:rPr>
-                <w:sz w:val="17"/>
-                <w:szCs w:val="17"/>
-              </w:rPr>
-              <w:t>)</w:t>
-            </w:r>
-          </w:p>
-        </w:tc>
-        <w:tc>
-          <w:tcPr>
-            <w:tcW w:w="5571" w:type="dxa"/>
-            <w:shd w:val="clear" w:color="auto" w:fill="FFFFFF"/>
-            <w:tcMar>
-              <w:top w:w="60" w:type="dxa"/>
-              <w:left w:w="100" w:type="dxa"/>
-              <w:bottom w:w="60" w:type="dxa"/>
-              <w:right w:w="100" w:type="dxa"/>
-            </w:tcMar>
-          </w:tcPr>
-          <w:p>
-            <w:pPr>
-              <w:jc w:val="right"/>
-              <w:rPr>
-                <w:lang w:val="en-GB"/>
-              </w:rPr>
-            </w:pPr>
-            <w:r>
-              <w:rPr>
-                <w:sz w:val="17"/>
-                <w:szCs w:val="17"/>
-                <w:lang w:val="en-GB"/>
-              </w:rPr>
-              <w:t>the belt is broad; a narrow band would sample only its rim</w:t>
-            </w:r>
-          </w:p>
-        </w:tc>
-      </w:tr>
-      <w:tr>
-        <w:tc>
-          <w:tcPr>
-            <w:tcW w:w="1783" w:type="dxa"/>
-            <w:shd w:val="clear" w:color="auto" w:fill="FFFFFF"/>
-            <w:tcMar>
-              <w:top w:w="60" w:type="dxa"/>
-              <w:left w:w="100" w:type="dxa"/>
-              <w:bottom w:w="60" w:type="dxa"/>
-              <w:right w:w="100" w:type="dxa"/>
-            </w:tcMar>
-          </w:tcPr>
-          <w:p>
-            <w:proofErr w:type="spellStart"/>
-            <w:r>
-              <w:rPr>
-                <w:sz w:val="17"/>
-                <w:szCs w:val="17"/>
-              </w:rPr>
-              <w:t>belt</w:t>
-            </w:r>
-            <w:proofErr w:type="spellEnd"/>
-            <w:r>
-              <w:rPr>
-                <w:sz w:val="17"/>
-                <w:szCs w:val="17"/>
-              </w:rPr>
-              <w:t xml:space="preserve"> </w:t>
-            </w:r>
-            <w:proofErr w:type="spellStart"/>
-            <w:r>
-              <w:rPr>
-                <w:sz w:val="17"/>
-                <w:szCs w:val="17"/>
-              </w:rPr>
-              <w:t>radius</w:t>
-            </w:r>
-            <w:proofErr w:type="spellEnd"/>
+              <w:t xml:space="preserve">belt radius</w:t>
+            </w:r>
           </w:p>
         </w:tc>
         <w:tc>
@@ -10350,7 +9336,6 @@
             </w:tcMar>
           </w:tcPr>
           <w:p>
-            <w:proofErr w:type="spellStart"/>
             <w:r>
               <w:rPr>
                 <w:rFonts w:ascii="Consolas" w:eastAsia="Consolas" w:hAnsi="Consolas" w:cs="Consolas"/>
@@ -10359,7 +9344,6 @@
               </w:rPr>
               <w:t>surface_quality</w:t>
             </w:r>
-            <w:proofErr w:type="spellEnd"/>
           </w:p>
         </w:tc>
         <w:tc>
@@ -10428,7 +9412,6 @@
             </w:tcMar>
           </w:tcPr>
           <w:p>
-            <w:proofErr w:type="spellStart"/>
             <w:r>
               <w:rPr>
                 <w:rFonts w:ascii="Consolas" w:eastAsia="Consolas" w:hAnsi="Consolas" w:cs="Consolas"/>
@@ -10437,7 +9420,6 @@
               </w:rPr>
               <w:t>orthoscopic</w:t>
             </w:r>
-            <w:proofErr w:type="spellEnd"/>
           </w:p>
         </w:tc>
         <w:tc>
@@ -10506,31 +9488,13 @@
             </w:tcMar>
           </w:tcPr>
           <w:p>
-            <w:proofErr w:type="spellStart"/>
             <w:r>
               <w:rPr>
                 <w:sz w:val="17"/>
                 <w:szCs w:val="17"/>
               </w:rPr>
-              <w:t>image</w:t>
-            </w:r>
-            <w:proofErr w:type="spellEnd"/>
-            <w:r>
-              <w:rPr>
-                <w:sz w:val="17"/>
-                <w:szCs w:val="17"/>
-              </w:rPr>
-              <w:t xml:space="preserve"> </w:t>
-            </w:r>
-            <w:proofErr w:type="spellStart"/>
-            <w:r>
-              <w:rPr>
-                <w:sz w:val="17"/>
-                <w:szCs w:val="17"/>
-              </w:rPr>
-              <w:t>size</w:t>
-            </w:r>
-            <w:proofErr w:type="spellEnd"/>
+              <w:t xml:space="preserve">image size</w:t>
+            </w:r>
           </w:p>
         </w:tc>
         <w:tc>

--- a/docs/ESP_Visualization_Background.docx
+++ b/docs/ESP_Visualization_Background.docx
@@ -124,6 +124,11 @@
             </a:graphic>
           </wp:inline>
         </w:drawing>
+      </w:r>
+      <w:r>
+        <w:rPr>
+          <w:noProof/>
+        </w:rPr>
         <w:drawing>
           <wp:inline distT="0" distB="0" distL="0" distR="0" wp14:anchorId="26DB74DC" wp14:editId="4C1EF5B0">
             <wp:extent cx="1428750" cy="1143000"/>
@@ -162,6 +167,11 @@
             </a:graphic>
           </wp:inline>
         </w:drawing>
+      </w:r>
+      <w:r>
+        <w:rPr>
+          <w:noProof/>
+        </w:rPr>
         <w:drawing>
           <wp:inline distT="0" distB="0" distL="0" distR="0" wp14:anchorId="5AC42BA4" wp14:editId="32CB1017">
             <wp:extent cx="1428750" cy="1143000"/>
@@ -310,7 +320,31 @@
           <w:szCs w:val="18"/>
           <w:lang w:val="en-GB"/>
         </w:rPr>
-        <w:t>-hole cap in the middle of the chlorine, the nitro group deep red beside it. Right: in-plane profile. One molecule showing both features the workflow has to get right: a strongly negative functional group and an anisotropic halogen.</w:t>
+        <w:t xml:space="preserve">-hole cap in the middle of the chlorine, the nitro group deep red beside it. Right: in-plane profile. One molecule showing both features the workflow </w:t>
+      </w:r>
+      <w:proofErr w:type="gramStart"/>
+      <w:r>
+        <w:rPr>
+          <w:i/>
+          <w:iCs/>
+          <w:color w:val="595959"/>
+          <w:sz w:val="18"/>
+          <w:szCs w:val="18"/>
+          <w:lang w:val="en-GB"/>
+        </w:rPr>
+        <w:t>has to</w:t>
+      </w:r>
+      <w:proofErr w:type="gramEnd"/>
+      <w:r>
+        <w:rPr>
+          <w:i/>
+          <w:iCs/>
+          <w:color w:val="595959"/>
+          <w:sz w:val="18"/>
+          <w:szCs w:val="18"/>
+          <w:lang w:val="en-GB"/>
+        </w:rPr>
+        <w:t xml:space="preserve"> get right: a strongly negative functional group and an anisotropic halogen.</w:t>
       </w:r>
     </w:p>
     <w:p>
@@ -329,7 +363,21 @@
         <w:rPr>
           <w:lang w:val="en-GB"/>
         </w:rPr>
-        <w:t xml:space="preserve">This document holds the background of the workflow: the conventions behind the images, which number actually describes a </w:t>
+        <w:t xml:space="preserve">This document holds the background of the workflow: the conventions behind the images, which number </w:t>
+      </w:r>
+      <w:proofErr w:type="gramStart"/>
+      <w:r>
+        <w:rPr>
+          <w:lang w:val="en-GB"/>
+        </w:rPr>
+        <w:t>actually describes</w:t>
+      </w:r>
+      <w:proofErr w:type="gramEnd"/>
+      <w:r>
+        <w:rPr>
+          <w:lang w:val="en-GB"/>
+        </w:rPr>
+        <w:t xml:space="preserve"> a </w:t>
       </w:r>
       <w:r>
         <w:t>σ</w:t>
@@ -446,7 +494,11 @@
           </w:pPr>
           <w:r>
             <w:fldChar w:fldCharType="begin"/>
+          </w:r>
+          <w:r>
             <w:instrText xml:space="preserve"> TOC \o "1-3" \h \z \u </w:instrText>
+          </w:r>
+          <w:r>
             <w:fldChar w:fldCharType="separate"/>
           </w:r>
           <w:hyperlink w:anchor="_Toc238548482" w:history="1">
@@ -464,10 +516,46 @@
                 <w:webHidden/>
               </w:rPr>
               <w:tab/>
+            </w:r>
+            <w:r>
+              <w:rPr>
+                <w:noProof/>
+                <w:webHidden/>
+              </w:rPr>
               <w:fldChar w:fldCharType="begin"/>
+            </w:r>
+            <w:r>
+              <w:rPr>
+                <w:noProof/>
+                <w:webHidden/>
+              </w:rPr>
               <w:instrText xml:space="preserve"> PAGEREF _Toc238548482 \h </w:instrText>
+            </w:r>
+            <w:r>
+              <w:rPr>
+                <w:noProof/>
+                <w:webHidden/>
+              </w:rPr>
+            </w:r>
+            <w:r>
+              <w:rPr>
+                <w:noProof/>
+                <w:webHidden/>
+              </w:rPr>
               <w:fldChar w:fldCharType="separate"/>
+            </w:r>
+            <w:r>
+              <w:rPr>
+                <w:noProof/>
+                <w:webHidden/>
+              </w:rPr>
               <w:t>3</w:t>
+            </w:r>
+            <w:r>
+              <w:rPr>
+                <w:noProof/>
+                <w:webHidden/>
+              </w:rPr>
               <w:fldChar w:fldCharType="end"/>
             </w:r>
           </w:hyperlink>
@@ -517,10 +605,46 @@
                 <w:webHidden/>
               </w:rPr>
               <w:tab/>
+            </w:r>
+            <w:r>
+              <w:rPr>
+                <w:noProof/>
+                <w:webHidden/>
+              </w:rPr>
               <w:fldChar w:fldCharType="begin"/>
+            </w:r>
+            <w:r>
+              <w:rPr>
+                <w:noProof/>
+                <w:webHidden/>
+              </w:rPr>
               <w:instrText xml:space="preserve"> PAGEREF _Toc238548483 \h </w:instrText>
+            </w:r>
+            <w:r>
+              <w:rPr>
+                <w:noProof/>
+                <w:webHidden/>
+              </w:rPr>
+            </w:r>
+            <w:r>
+              <w:rPr>
+                <w:noProof/>
+                <w:webHidden/>
+              </w:rPr>
               <w:fldChar w:fldCharType="separate"/>
+            </w:r>
+            <w:r>
+              <w:rPr>
+                <w:noProof/>
+                <w:webHidden/>
+              </w:rPr>
               <w:t>3</w:t>
+            </w:r>
+            <w:r>
+              <w:rPr>
+                <w:noProof/>
+                <w:webHidden/>
+              </w:rPr>
               <w:fldChar w:fldCharType="end"/>
             </w:r>
           </w:hyperlink>
@@ -564,10 +688,46 @@
                 <w:webHidden/>
               </w:rPr>
               <w:tab/>
+            </w:r>
+            <w:r>
+              <w:rPr>
+                <w:noProof/>
+                <w:webHidden/>
+              </w:rPr>
               <w:fldChar w:fldCharType="begin"/>
+            </w:r>
+            <w:r>
+              <w:rPr>
+                <w:noProof/>
+                <w:webHidden/>
+              </w:rPr>
               <w:instrText xml:space="preserve"> PAGEREF _Toc238548484 \h </w:instrText>
+            </w:r>
+            <w:r>
+              <w:rPr>
+                <w:noProof/>
+                <w:webHidden/>
+              </w:rPr>
+            </w:r>
+            <w:r>
+              <w:rPr>
+                <w:noProof/>
+                <w:webHidden/>
+              </w:rPr>
               <w:fldChar w:fldCharType="separate"/>
+            </w:r>
+            <w:r>
+              <w:rPr>
+                <w:noProof/>
+                <w:webHidden/>
+              </w:rPr>
               <w:t>3</w:t>
+            </w:r>
+            <w:r>
+              <w:rPr>
+                <w:noProof/>
+                <w:webHidden/>
+              </w:rPr>
               <w:fldChar w:fldCharType="end"/>
             </w:r>
           </w:hyperlink>
@@ -617,10 +777,46 @@
                 <w:webHidden/>
               </w:rPr>
               <w:tab/>
+            </w:r>
+            <w:r>
+              <w:rPr>
+                <w:noProof/>
+                <w:webHidden/>
+              </w:rPr>
               <w:fldChar w:fldCharType="begin"/>
+            </w:r>
+            <w:r>
+              <w:rPr>
+                <w:noProof/>
+                <w:webHidden/>
+              </w:rPr>
               <w:instrText xml:space="preserve"> PAGEREF _Toc238548485 \h </w:instrText>
+            </w:r>
+            <w:r>
+              <w:rPr>
+                <w:noProof/>
+                <w:webHidden/>
+              </w:rPr>
+            </w:r>
+            <w:r>
+              <w:rPr>
+                <w:noProof/>
+                <w:webHidden/>
+              </w:rPr>
               <w:fldChar w:fldCharType="separate"/>
+            </w:r>
+            <w:r>
+              <w:rPr>
+                <w:noProof/>
+                <w:webHidden/>
+              </w:rPr>
               <w:t>4</w:t>
+            </w:r>
+            <w:r>
+              <w:rPr>
+                <w:noProof/>
+                <w:webHidden/>
+              </w:rPr>
               <w:fldChar w:fldCharType="end"/>
             </w:r>
           </w:hyperlink>
@@ -655,10 +851,46 @@
                 <w:webHidden/>
               </w:rPr>
               <w:tab/>
+            </w:r>
+            <w:r>
+              <w:rPr>
+                <w:noProof/>
+                <w:webHidden/>
+              </w:rPr>
               <w:fldChar w:fldCharType="begin"/>
+            </w:r>
+            <w:r>
+              <w:rPr>
+                <w:noProof/>
+                <w:webHidden/>
+              </w:rPr>
               <w:instrText xml:space="preserve"> PAGEREF _Toc238548486 \h </w:instrText>
+            </w:r>
+            <w:r>
+              <w:rPr>
+                <w:noProof/>
+                <w:webHidden/>
+              </w:rPr>
+            </w:r>
+            <w:r>
+              <w:rPr>
+                <w:noProof/>
+                <w:webHidden/>
+              </w:rPr>
               <w:fldChar w:fldCharType="separate"/>
+            </w:r>
+            <w:r>
+              <w:rPr>
+                <w:noProof/>
+                <w:webHidden/>
+              </w:rPr>
               <w:t>4</w:t>
+            </w:r>
+            <w:r>
+              <w:rPr>
+                <w:noProof/>
+                <w:webHidden/>
+              </w:rPr>
               <w:fldChar w:fldCharType="end"/>
             </w:r>
           </w:hyperlink>
@@ -693,10 +925,46 @@
                 <w:webHidden/>
               </w:rPr>
               <w:tab/>
+            </w:r>
+            <w:r>
+              <w:rPr>
+                <w:noProof/>
+                <w:webHidden/>
+              </w:rPr>
               <w:fldChar w:fldCharType="begin"/>
+            </w:r>
+            <w:r>
+              <w:rPr>
+                <w:noProof/>
+                <w:webHidden/>
+              </w:rPr>
               <w:instrText xml:space="preserve"> PAGEREF _Toc238548487 \h </w:instrText>
+            </w:r>
+            <w:r>
+              <w:rPr>
+                <w:noProof/>
+                <w:webHidden/>
+              </w:rPr>
+            </w:r>
+            <w:r>
+              <w:rPr>
+                <w:noProof/>
+                <w:webHidden/>
+              </w:rPr>
               <w:fldChar w:fldCharType="separate"/>
+            </w:r>
+            <w:r>
+              <w:rPr>
+                <w:noProof/>
+                <w:webHidden/>
+              </w:rPr>
               <w:t>5</w:t>
+            </w:r>
+            <w:r>
+              <w:rPr>
+                <w:noProof/>
+                <w:webHidden/>
+              </w:rPr>
               <w:fldChar w:fldCharType="end"/>
             </w:r>
           </w:hyperlink>
@@ -746,10 +1014,46 @@
                 <w:webHidden/>
               </w:rPr>
               <w:tab/>
+            </w:r>
+            <w:r>
+              <w:rPr>
+                <w:noProof/>
+                <w:webHidden/>
+              </w:rPr>
               <w:fldChar w:fldCharType="begin"/>
+            </w:r>
+            <w:r>
+              <w:rPr>
+                <w:noProof/>
+                <w:webHidden/>
+              </w:rPr>
               <w:instrText xml:space="preserve"> PAGEREF _Toc238548488 \h </w:instrText>
+            </w:r>
+            <w:r>
+              <w:rPr>
+                <w:noProof/>
+                <w:webHidden/>
+              </w:rPr>
+            </w:r>
+            <w:r>
+              <w:rPr>
+                <w:noProof/>
+                <w:webHidden/>
+              </w:rPr>
               <w:fldChar w:fldCharType="separate"/>
+            </w:r>
+            <w:r>
+              <w:rPr>
+                <w:noProof/>
+                <w:webHidden/>
+              </w:rPr>
               <w:t>5</w:t>
+            </w:r>
+            <w:r>
+              <w:rPr>
+                <w:noProof/>
+                <w:webHidden/>
+              </w:rPr>
               <w:fldChar w:fldCharType="end"/>
             </w:r>
           </w:hyperlink>
@@ -784,10 +1088,46 @@
                 <w:webHidden/>
               </w:rPr>
               <w:tab/>
+            </w:r>
+            <w:r>
+              <w:rPr>
+                <w:noProof/>
+                <w:webHidden/>
+              </w:rPr>
               <w:fldChar w:fldCharType="begin"/>
+            </w:r>
+            <w:r>
+              <w:rPr>
+                <w:noProof/>
+                <w:webHidden/>
+              </w:rPr>
               <w:instrText xml:space="preserve"> PAGEREF _Toc238548489 \h </w:instrText>
+            </w:r>
+            <w:r>
+              <w:rPr>
+                <w:noProof/>
+                <w:webHidden/>
+              </w:rPr>
+            </w:r>
+            <w:r>
+              <w:rPr>
+                <w:noProof/>
+                <w:webHidden/>
+              </w:rPr>
               <w:fldChar w:fldCharType="separate"/>
+            </w:r>
+            <w:r>
+              <w:rPr>
+                <w:noProof/>
+                <w:webHidden/>
+              </w:rPr>
               <w:t>6</w:t>
+            </w:r>
+            <w:r>
+              <w:rPr>
+                <w:noProof/>
+                <w:webHidden/>
+              </w:rPr>
               <w:fldChar w:fldCharType="end"/>
             </w:r>
           </w:hyperlink>
@@ -822,10 +1162,46 @@
                 <w:webHidden/>
               </w:rPr>
               <w:tab/>
+            </w:r>
+            <w:r>
+              <w:rPr>
+                <w:noProof/>
+                <w:webHidden/>
+              </w:rPr>
               <w:fldChar w:fldCharType="begin"/>
+            </w:r>
+            <w:r>
+              <w:rPr>
+                <w:noProof/>
+                <w:webHidden/>
+              </w:rPr>
               <w:instrText xml:space="preserve"> PAGEREF _Toc238548490 \h </w:instrText>
+            </w:r>
+            <w:r>
+              <w:rPr>
+                <w:noProof/>
+                <w:webHidden/>
+              </w:rPr>
+            </w:r>
+            <w:r>
+              <w:rPr>
+                <w:noProof/>
+                <w:webHidden/>
+              </w:rPr>
               <w:fldChar w:fldCharType="separate"/>
+            </w:r>
+            <w:r>
+              <w:rPr>
+                <w:noProof/>
+                <w:webHidden/>
+              </w:rPr>
               <w:t>6</w:t>
+            </w:r>
+            <w:r>
+              <w:rPr>
+                <w:noProof/>
+                <w:webHidden/>
+              </w:rPr>
               <w:fldChar w:fldCharType="end"/>
             </w:r>
           </w:hyperlink>
@@ -860,10 +1236,46 @@
                 <w:webHidden/>
               </w:rPr>
               <w:tab/>
+            </w:r>
+            <w:r>
+              <w:rPr>
+                <w:noProof/>
+                <w:webHidden/>
+              </w:rPr>
               <w:fldChar w:fldCharType="begin"/>
+            </w:r>
+            <w:r>
+              <w:rPr>
+                <w:noProof/>
+                <w:webHidden/>
+              </w:rPr>
               <w:instrText xml:space="preserve"> PAGEREF _Toc238548491 \h </w:instrText>
+            </w:r>
+            <w:r>
+              <w:rPr>
+                <w:noProof/>
+                <w:webHidden/>
+              </w:rPr>
+            </w:r>
+            <w:r>
+              <w:rPr>
+                <w:noProof/>
+                <w:webHidden/>
+              </w:rPr>
               <w:fldChar w:fldCharType="separate"/>
+            </w:r>
+            <w:r>
+              <w:rPr>
+                <w:noProof/>
+                <w:webHidden/>
+              </w:rPr>
               <w:t>7</w:t>
+            </w:r>
+            <w:r>
+              <w:rPr>
+                <w:noProof/>
+                <w:webHidden/>
+              </w:rPr>
               <w:fldChar w:fldCharType="end"/>
             </w:r>
           </w:hyperlink>
@@ -913,10 +1325,46 @@
                 <w:webHidden/>
               </w:rPr>
               <w:tab/>
+            </w:r>
+            <w:r>
+              <w:rPr>
+                <w:noProof/>
+                <w:webHidden/>
+              </w:rPr>
               <w:fldChar w:fldCharType="begin"/>
+            </w:r>
+            <w:r>
+              <w:rPr>
+                <w:noProof/>
+                <w:webHidden/>
+              </w:rPr>
               <w:instrText xml:space="preserve"> PAGEREF _Toc238548492 \h </w:instrText>
+            </w:r>
+            <w:r>
+              <w:rPr>
+                <w:noProof/>
+                <w:webHidden/>
+              </w:rPr>
+            </w:r>
+            <w:r>
+              <w:rPr>
+                <w:noProof/>
+                <w:webHidden/>
+              </w:rPr>
               <w:fldChar w:fldCharType="separate"/>
+            </w:r>
+            <w:r>
+              <w:rPr>
+                <w:noProof/>
+                <w:webHidden/>
+              </w:rPr>
               <w:t>7</w:t>
+            </w:r>
+            <w:r>
+              <w:rPr>
+                <w:noProof/>
+                <w:webHidden/>
+              </w:rPr>
               <w:fldChar w:fldCharType="end"/>
             </w:r>
           </w:hyperlink>
@@ -951,10 +1399,46 @@
                 <w:webHidden/>
               </w:rPr>
               <w:tab/>
+            </w:r>
+            <w:r>
+              <w:rPr>
+                <w:noProof/>
+                <w:webHidden/>
+              </w:rPr>
               <w:fldChar w:fldCharType="begin"/>
+            </w:r>
+            <w:r>
+              <w:rPr>
+                <w:noProof/>
+                <w:webHidden/>
+              </w:rPr>
               <w:instrText xml:space="preserve"> PAGEREF _Toc238548493 \h </w:instrText>
+            </w:r>
+            <w:r>
+              <w:rPr>
+                <w:noProof/>
+                <w:webHidden/>
+              </w:rPr>
+            </w:r>
+            <w:r>
+              <w:rPr>
+                <w:noProof/>
+                <w:webHidden/>
+              </w:rPr>
               <w:fldChar w:fldCharType="separate"/>
+            </w:r>
+            <w:r>
+              <w:rPr>
+                <w:noProof/>
+                <w:webHidden/>
+              </w:rPr>
               <w:t>8</w:t>
+            </w:r>
+            <w:r>
+              <w:rPr>
+                <w:noProof/>
+                <w:webHidden/>
+              </w:rPr>
               <w:fldChar w:fldCharType="end"/>
             </w:r>
           </w:hyperlink>
@@ -989,10 +1473,46 @@
                 <w:webHidden/>
               </w:rPr>
               <w:tab/>
+            </w:r>
+            <w:r>
+              <w:rPr>
+                <w:noProof/>
+                <w:webHidden/>
+              </w:rPr>
               <w:fldChar w:fldCharType="begin"/>
+            </w:r>
+            <w:r>
+              <w:rPr>
+                <w:noProof/>
+                <w:webHidden/>
+              </w:rPr>
               <w:instrText xml:space="preserve"> PAGEREF _Toc238548494 \h </w:instrText>
+            </w:r>
+            <w:r>
+              <w:rPr>
+                <w:noProof/>
+                <w:webHidden/>
+              </w:rPr>
+            </w:r>
+            <w:r>
+              <w:rPr>
+                <w:noProof/>
+                <w:webHidden/>
+              </w:rPr>
               <w:fldChar w:fldCharType="separate"/>
+            </w:r>
+            <w:r>
+              <w:rPr>
+                <w:noProof/>
+                <w:webHidden/>
+              </w:rPr>
               <w:t>8</w:t>
+            </w:r>
+            <w:r>
+              <w:rPr>
+                <w:noProof/>
+                <w:webHidden/>
+              </w:rPr>
               <w:fldChar w:fldCharType="end"/>
             </w:r>
           </w:hyperlink>
@@ -1042,10 +1562,46 @@
                 <w:webHidden/>
               </w:rPr>
               <w:tab/>
+            </w:r>
+            <w:r>
+              <w:rPr>
+                <w:noProof/>
+                <w:webHidden/>
+              </w:rPr>
               <w:fldChar w:fldCharType="begin"/>
+            </w:r>
+            <w:r>
+              <w:rPr>
+                <w:noProof/>
+                <w:webHidden/>
+              </w:rPr>
               <w:instrText xml:space="preserve"> PAGEREF _Toc238548495 \h </w:instrText>
+            </w:r>
+            <w:r>
+              <w:rPr>
+                <w:noProof/>
+                <w:webHidden/>
+              </w:rPr>
+            </w:r>
+            <w:r>
+              <w:rPr>
+                <w:noProof/>
+                <w:webHidden/>
+              </w:rPr>
               <w:fldChar w:fldCharType="separate"/>
+            </w:r>
+            <w:r>
+              <w:rPr>
+                <w:noProof/>
+                <w:webHidden/>
+              </w:rPr>
               <w:t>8</w:t>
+            </w:r>
+            <w:r>
+              <w:rPr>
+                <w:noProof/>
+                <w:webHidden/>
+              </w:rPr>
               <w:fldChar w:fldCharType="end"/>
             </w:r>
           </w:hyperlink>
@@ -1079,10 +1635,46 @@
                 <w:webHidden/>
               </w:rPr>
               <w:tab/>
+            </w:r>
+            <w:r>
+              <w:rPr>
+                <w:noProof/>
+                <w:webHidden/>
+              </w:rPr>
               <w:fldChar w:fldCharType="begin"/>
+            </w:r>
+            <w:r>
+              <w:rPr>
+                <w:noProof/>
+                <w:webHidden/>
+              </w:rPr>
               <w:instrText xml:space="preserve"> PAGEREF _Toc238548496 \h </w:instrText>
+            </w:r>
+            <w:r>
+              <w:rPr>
+                <w:noProof/>
+                <w:webHidden/>
+              </w:rPr>
+            </w:r>
+            <w:r>
+              <w:rPr>
+                <w:noProof/>
+                <w:webHidden/>
+              </w:rPr>
               <w:fldChar w:fldCharType="separate"/>
+            </w:r>
+            <w:r>
+              <w:rPr>
+                <w:noProof/>
+                <w:webHidden/>
+              </w:rPr>
               <w:t>9</w:t>
+            </w:r>
+            <w:r>
+              <w:rPr>
+                <w:noProof/>
+                <w:webHidden/>
+              </w:rPr>
               <w:fldChar w:fldCharType="end"/>
             </w:r>
           </w:hyperlink>
@@ -1117,10 +1709,46 @@
                 <w:webHidden/>
               </w:rPr>
               <w:tab/>
+            </w:r>
+            <w:r>
+              <w:rPr>
+                <w:noProof/>
+                <w:webHidden/>
+              </w:rPr>
               <w:fldChar w:fldCharType="begin"/>
+            </w:r>
+            <w:r>
+              <w:rPr>
+                <w:noProof/>
+                <w:webHidden/>
+              </w:rPr>
               <w:instrText xml:space="preserve"> PAGEREF _Toc238548497 \h </w:instrText>
+            </w:r>
+            <w:r>
+              <w:rPr>
+                <w:noProof/>
+                <w:webHidden/>
+              </w:rPr>
+            </w:r>
+            <w:r>
+              <w:rPr>
+                <w:noProof/>
+                <w:webHidden/>
+              </w:rPr>
               <w:fldChar w:fldCharType="separate"/>
+            </w:r>
+            <w:r>
+              <w:rPr>
+                <w:noProof/>
+                <w:webHidden/>
+              </w:rPr>
               <w:t>9</w:t>
+            </w:r>
+            <w:r>
+              <w:rPr>
+                <w:noProof/>
+                <w:webHidden/>
+              </w:rPr>
               <w:fldChar w:fldCharType="end"/>
             </w:r>
           </w:hyperlink>
@@ -1155,10 +1783,46 @@
                 <w:webHidden/>
               </w:rPr>
               <w:tab/>
+            </w:r>
+            <w:r>
+              <w:rPr>
+                <w:noProof/>
+                <w:webHidden/>
+              </w:rPr>
               <w:fldChar w:fldCharType="begin"/>
+            </w:r>
+            <w:r>
+              <w:rPr>
+                <w:noProof/>
+                <w:webHidden/>
+              </w:rPr>
               <w:instrText xml:space="preserve"> PAGEREF _Toc238548498 \h </w:instrText>
+            </w:r>
+            <w:r>
+              <w:rPr>
+                <w:noProof/>
+                <w:webHidden/>
+              </w:rPr>
+            </w:r>
+            <w:r>
+              <w:rPr>
+                <w:noProof/>
+                <w:webHidden/>
+              </w:rPr>
               <w:fldChar w:fldCharType="separate"/>
+            </w:r>
+            <w:r>
+              <w:rPr>
+                <w:noProof/>
+                <w:webHidden/>
+              </w:rPr>
               <w:t>10</w:t>
+            </w:r>
+            <w:r>
+              <w:rPr>
+                <w:noProof/>
+                <w:webHidden/>
+              </w:rPr>
               <w:fldChar w:fldCharType="end"/>
             </w:r>
           </w:hyperlink>
@@ -1192,10 +1856,46 @@
                 <w:webHidden/>
               </w:rPr>
               <w:tab/>
+            </w:r>
+            <w:r>
+              <w:rPr>
+                <w:noProof/>
+                <w:webHidden/>
+              </w:rPr>
               <w:fldChar w:fldCharType="begin"/>
+            </w:r>
+            <w:r>
+              <w:rPr>
+                <w:noProof/>
+                <w:webHidden/>
+              </w:rPr>
               <w:instrText xml:space="preserve"> PAGEREF _Toc238548499 \h </w:instrText>
+            </w:r>
+            <w:r>
+              <w:rPr>
+                <w:noProof/>
+                <w:webHidden/>
+              </w:rPr>
+            </w:r>
+            <w:r>
+              <w:rPr>
+                <w:noProof/>
+                <w:webHidden/>
+              </w:rPr>
               <w:fldChar w:fldCharType="separate"/>
+            </w:r>
+            <w:r>
+              <w:rPr>
+                <w:noProof/>
+                <w:webHidden/>
+              </w:rPr>
               <w:t>10</w:t>
+            </w:r>
+            <w:r>
+              <w:rPr>
+                <w:noProof/>
+                <w:webHidden/>
+              </w:rPr>
               <w:fldChar w:fldCharType="end"/>
             </w:r>
           </w:hyperlink>
@@ -1230,10 +1930,46 @@
                 <w:webHidden/>
               </w:rPr>
               <w:tab/>
+            </w:r>
+            <w:r>
+              <w:rPr>
+                <w:noProof/>
+                <w:webHidden/>
+              </w:rPr>
               <w:fldChar w:fldCharType="begin"/>
+            </w:r>
+            <w:r>
+              <w:rPr>
+                <w:noProof/>
+                <w:webHidden/>
+              </w:rPr>
               <w:instrText xml:space="preserve"> PAGEREF _Toc238548500 \h </w:instrText>
+            </w:r>
+            <w:r>
+              <w:rPr>
+                <w:noProof/>
+                <w:webHidden/>
+              </w:rPr>
+            </w:r>
+            <w:r>
+              <w:rPr>
+                <w:noProof/>
+                <w:webHidden/>
+              </w:rPr>
               <w:fldChar w:fldCharType="separate"/>
+            </w:r>
+            <w:r>
+              <w:rPr>
+                <w:noProof/>
+                <w:webHidden/>
+              </w:rPr>
               <w:t>11</w:t>
+            </w:r>
+            <w:r>
+              <w:rPr>
+                <w:noProof/>
+                <w:webHidden/>
+              </w:rPr>
               <w:fldChar w:fldCharType="end"/>
             </w:r>
           </w:hyperlink>
@@ -1268,10 +2004,46 @@
                 <w:webHidden/>
               </w:rPr>
               <w:tab/>
+            </w:r>
+            <w:r>
+              <w:rPr>
+                <w:noProof/>
+                <w:webHidden/>
+              </w:rPr>
               <w:fldChar w:fldCharType="begin"/>
+            </w:r>
+            <w:r>
+              <w:rPr>
+                <w:noProof/>
+                <w:webHidden/>
+              </w:rPr>
               <w:instrText xml:space="preserve"> PAGEREF _Toc238548501 \h </w:instrText>
+            </w:r>
+            <w:r>
+              <w:rPr>
+                <w:noProof/>
+                <w:webHidden/>
+              </w:rPr>
+            </w:r>
+            <w:r>
+              <w:rPr>
+                <w:noProof/>
+                <w:webHidden/>
+              </w:rPr>
               <w:fldChar w:fldCharType="separate"/>
+            </w:r>
+            <w:r>
+              <w:rPr>
+                <w:noProof/>
+                <w:webHidden/>
+              </w:rPr>
               <w:t>11</w:t>
+            </w:r>
+            <w:r>
+              <w:rPr>
+                <w:noProof/>
+                <w:webHidden/>
+              </w:rPr>
               <w:fldChar w:fldCharType="end"/>
             </w:r>
           </w:hyperlink>
@@ -1305,10 +2077,46 @@
                 <w:webHidden/>
               </w:rPr>
               <w:tab/>
+            </w:r>
+            <w:r>
+              <w:rPr>
+                <w:noProof/>
+                <w:webHidden/>
+              </w:rPr>
               <w:fldChar w:fldCharType="begin"/>
+            </w:r>
+            <w:r>
+              <w:rPr>
+                <w:noProof/>
+                <w:webHidden/>
+              </w:rPr>
               <w:instrText xml:space="preserve"> PAGEREF _Toc238548502 \h </w:instrText>
+            </w:r>
+            <w:r>
+              <w:rPr>
+                <w:noProof/>
+                <w:webHidden/>
+              </w:rPr>
+            </w:r>
+            <w:r>
+              <w:rPr>
+                <w:noProof/>
+                <w:webHidden/>
+              </w:rPr>
               <w:fldChar w:fldCharType="separate"/>
+            </w:r>
+            <w:r>
+              <w:rPr>
+                <w:noProof/>
+                <w:webHidden/>
+              </w:rPr>
               <w:t>11</w:t>
+            </w:r>
+            <w:r>
+              <w:rPr>
+                <w:noProof/>
+                <w:webHidden/>
+              </w:rPr>
               <w:fldChar w:fldCharType="end"/>
             </w:r>
           </w:hyperlink>
@@ -1361,12 +2169,20 @@
         </w:rPr>
       </w:pPr>
       <w:bookmarkStart w:id="1" w:name="_Toc238548482"/>
+      <w:proofErr w:type="gramStart"/>
       <w:r>
         <w:rPr>
           <w:lang w:val="en-GB"/>
         </w:rPr>
         <w:lastRenderedPageBreak/>
-        <w:t>1  Why these images look the way they do</w:t>
+        <w:t>1  Why</w:t>
+      </w:r>
+      <w:proofErr w:type="gramEnd"/>
+      <w:r>
+        <w:rPr>
+          <w:lang w:val="en-GB"/>
+        </w:rPr>
+        <w:t xml:space="preserve"> these images look the way they do</w:t>
       </w:r>
       <w:bookmarkEnd w:id="0"/>
       <w:bookmarkEnd w:id="1"/>
@@ -1526,11 +2342,19 @@
       </w:pPr>
       <w:bookmarkStart w:id="2" w:name="_Toc238466586"/>
       <w:bookmarkStart w:id="3" w:name="_Toc238548483"/>
-      <w:r>
-        <w:rPr>
-          <w:lang w:val="en-GB"/>
-        </w:rPr>
-        <w:t xml:space="preserve">2  Which number describes the </w:t>
+      <w:proofErr w:type="gramStart"/>
+      <w:r>
+        <w:rPr>
+          <w:lang w:val="en-GB"/>
+        </w:rPr>
+        <w:t>2  Which</w:t>
+      </w:r>
+      <w:proofErr w:type="gramEnd"/>
+      <w:r>
+        <w:rPr>
+          <w:lang w:val="en-GB"/>
+        </w:rPr>
+        <w:t xml:space="preserve"> number describes the </w:t>
       </w:r>
       <w:r>
         <w:t>σ</w:t>
@@ -1554,11 +2378,26 @@
       </w:pPr>
       <w:bookmarkStart w:id="4" w:name="_Toc238466587"/>
       <w:bookmarkStart w:id="5" w:name="_Toc238548484"/>
-      <w:r>
-        <w:rPr>
-          <w:lang w:val="en-GB"/>
-        </w:rPr>
-        <w:t>2.1  Not V</w:t>
+      <w:proofErr w:type="gramStart"/>
+      <w:r>
+        <w:rPr>
+          <w:lang w:val="en-GB"/>
+        </w:rPr>
+        <w:t>2.1  Not</w:t>
+      </w:r>
+      <w:proofErr w:type="gramEnd"/>
+      <w:r>
+        <w:rPr>
+          <w:lang w:val="en-GB"/>
+        </w:rPr>
+        <w:t xml:space="preserve"> </w:t>
+      </w:r>
+      <w:proofErr w:type="gramStart"/>
+      <w:r>
+        <w:rPr>
+          <w:lang w:val="en-GB"/>
+        </w:rPr>
+        <w:t>V</w:t>
       </w:r>
       <w:r>
         <w:rPr>
@@ -1569,6 +2408,7 @@
       </w:r>
       <w:bookmarkEnd w:id="4"/>
       <w:bookmarkEnd w:id="5"/>
+      <w:proofErr w:type="gramEnd"/>
     </w:p>
     <w:p>
       <w:pPr>
@@ -1864,7 +2704,15 @@
                 <w:sz w:val="17"/>
                 <w:szCs w:val="17"/>
               </w:rPr>
-              <w:t>ring hydrogens = global V</w:t>
+              <w:t xml:space="preserve">ring hydrogens = global </w:t>
+            </w:r>
+            <w:proofErr w:type="gramStart"/>
+            <w:r>
+              <w:rPr>
+                <w:sz w:val="17"/>
+                <w:szCs w:val="17"/>
+              </w:rPr>
+              <w:t>V</w:t>
             </w:r>
             <w:r>
               <w:rPr>
@@ -1874,6 +2722,7 @@
               </w:rPr>
               <w:t>S,max</w:t>
             </w:r>
+            <w:proofErr w:type="gramEnd"/>
           </w:p>
         </w:tc>
         <w:tc>
@@ -1967,7 +2816,15 @@
                 <w:sz w:val="17"/>
                 <w:szCs w:val="17"/>
               </w:rPr>
-              <w:t>halogen belt = global V</w:t>
+              <w:t xml:space="preserve">halogen belt = global </w:t>
+            </w:r>
+            <w:proofErr w:type="gramStart"/>
+            <w:r>
+              <w:rPr>
+                <w:sz w:val="17"/>
+                <w:szCs w:val="17"/>
+              </w:rPr>
+              <w:t>V</w:t>
             </w:r>
             <w:r>
               <w:rPr>
@@ -1977,6 +2834,7 @@
               </w:rPr>
               <w:t>S,min</w:t>
             </w:r>
+            <w:proofErr w:type="gramEnd"/>
           </w:p>
         </w:tc>
         <w:tc>
@@ -2147,60 +3005,224 @@
           <w:sz w:val="15"/>
           <w:szCs w:val="15"/>
         </w:rPr>
-        <w:t>V_S,max = +0.0312 a.u.  =  +19.6 kcal/(mol*e)   auf H5</w:t>
-      </w:r>
-      <w:r>
-        <w:br/>
-      </w:r>
+        <w:t>V_</w:t>
+      </w:r>
+      <w:proofErr w:type="gramStart"/>
       <w:r>
         <w:rPr>
           <w:rFonts w:ascii="Consolas" w:eastAsia="Consolas" w:hAnsi="Consolas" w:cs="Consolas"/>
           <w:sz w:val="15"/>
           <w:szCs w:val="15"/>
         </w:rPr>
-        <w:t xml:space="preserve">  Lokal am Halogen (Br):</w:t>
-      </w:r>
-      <w:r>
-        <w:br/>
-      </w:r>
+        <w:t>S,max</w:t>
+      </w:r>
+      <w:proofErr w:type="gramEnd"/>
       <w:r>
         <w:rPr>
           <w:rFonts w:ascii="Consolas" w:eastAsia="Consolas" w:hAnsi="Consolas" w:cs="Consolas"/>
           <w:sz w:val="15"/>
           <w:szCs w:val="15"/>
         </w:rPr>
-        <w:t xml:space="preserve">    sigma-Loch  = +0.0126 a.u.  =   +7.9 kcal/(mol*e)   [144 Punkte]</w:t>
-      </w:r>
-      <w:r>
-        <w:br/>
-      </w:r>
+        <w:t xml:space="preserve"> = +0.0312 a.u.  </w:t>
+      </w:r>
+      <w:proofErr w:type="gramStart"/>
       <w:r>
         <w:rPr>
           <w:rFonts w:ascii="Consolas" w:eastAsia="Consolas" w:hAnsi="Consolas" w:cs="Consolas"/>
           <w:sz w:val="15"/>
           <w:szCs w:val="15"/>
         </w:rPr>
-        <w:t xml:space="preserve">    Guertel     = -0.0188 a.u.  =  -11.8 kcal/(mol*e)   [836 Punkte]</w:t>
-      </w:r>
-      <w:r>
-        <w:br/>
-      </w:r>
+        <w:t>=  +</w:t>
+      </w:r>
+      <w:proofErr w:type="gramEnd"/>
       <w:r>
         <w:rPr>
           <w:rFonts w:ascii="Consolas" w:eastAsia="Consolas" w:hAnsi="Consolas" w:cs="Consolas"/>
           <w:sz w:val="15"/>
           <w:szCs w:val="15"/>
         </w:rPr>
-        <w:t xml:space="preserve">    ! </w:t>
-      </w:r>
+        <w:t>19.6 kcal/(mol*</w:t>
+      </w:r>
+      <w:proofErr w:type="gramStart"/>
       <w:r>
         <w:rPr>
           <w:rFonts w:ascii="Consolas" w:eastAsia="Consolas" w:hAnsi="Consolas" w:cs="Consolas"/>
           <w:sz w:val="15"/>
           <w:szCs w:val="15"/>
-          <w:lang w:val="en-GB"/>
-        </w:rPr>
-        <w:t>V_S,max liegt auf H5, nicht auf dem Halogen</w:t>
+        </w:rPr>
+        <w:t xml:space="preserve">e)   </w:t>
+      </w:r>
+      <w:proofErr w:type="gramEnd"/>
+      <w:r>
+        <w:rPr>
+          <w:rFonts w:ascii="Consolas" w:eastAsia="Consolas" w:hAnsi="Consolas" w:cs="Consolas"/>
+          <w:sz w:val="15"/>
+          <w:szCs w:val="15"/>
+        </w:rPr>
+        <w:t>auf H5</w:t>
+      </w:r>
+      <w:r>
+        <w:br/>
+      </w:r>
+      <w:r>
+        <w:rPr>
+          <w:rFonts w:ascii="Consolas" w:eastAsia="Consolas" w:hAnsi="Consolas" w:cs="Consolas"/>
+          <w:sz w:val="15"/>
+          <w:szCs w:val="15"/>
+        </w:rPr>
+        <w:t xml:space="preserve">  Lokal am Halogen (Br):</w:t>
+      </w:r>
+      <w:r>
+        <w:br/>
+      </w:r>
+      <w:r>
+        <w:rPr>
+          <w:rFonts w:ascii="Consolas" w:eastAsia="Consolas" w:hAnsi="Consolas" w:cs="Consolas"/>
+          <w:sz w:val="15"/>
+          <w:szCs w:val="15"/>
+        </w:rPr>
+        <w:t xml:space="preserve">    sigma-</w:t>
+      </w:r>
+      <w:proofErr w:type="gramStart"/>
+      <w:r>
+        <w:rPr>
+          <w:rFonts w:ascii="Consolas" w:eastAsia="Consolas" w:hAnsi="Consolas" w:cs="Consolas"/>
+          <w:sz w:val="15"/>
+          <w:szCs w:val="15"/>
+        </w:rPr>
+        <w:t>Loch  =</w:t>
+      </w:r>
+      <w:proofErr w:type="gramEnd"/>
+      <w:r>
+        <w:rPr>
+          <w:rFonts w:ascii="Consolas" w:eastAsia="Consolas" w:hAnsi="Consolas" w:cs="Consolas"/>
+          <w:sz w:val="15"/>
+          <w:szCs w:val="15"/>
+        </w:rPr>
+        <w:t xml:space="preserve"> +0.0126 a.u.  =   +7.9 kcal/(mol*</w:t>
+      </w:r>
+      <w:proofErr w:type="gramStart"/>
+      <w:r>
+        <w:rPr>
+          <w:rFonts w:ascii="Consolas" w:eastAsia="Consolas" w:hAnsi="Consolas" w:cs="Consolas"/>
+          <w:sz w:val="15"/>
+          <w:szCs w:val="15"/>
+        </w:rPr>
+        <w:t xml:space="preserve">e)   </w:t>
+      </w:r>
+      <w:proofErr w:type="gramEnd"/>
+      <w:r>
+        <w:rPr>
+          <w:rFonts w:ascii="Consolas" w:eastAsia="Consolas" w:hAnsi="Consolas" w:cs="Consolas"/>
+          <w:sz w:val="15"/>
+          <w:szCs w:val="15"/>
+        </w:rPr>
+        <w:t>[144 Punkte]</w:t>
+      </w:r>
+      <w:r>
+        <w:br/>
+      </w:r>
+      <w:r>
+        <w:rPr>
+          <w:rFonts w:ascii="Consolas" w:eastAsia="Consolas" w:hAnsi="Consolas" w:cs="Consolas"/>
+          <w:sz w:val="15"/>
+          <w:szCs w:val="15"/>
+        </w:rPr>
+        <w:t xml:space="preserve">    Guertel     = -0.0188 a.u.  </w:t>
+      </w:r>
+      <w:proofErr w:type="gramStart"/>
+      <w:r>
+        <w:rPr>
+          <w:rFonts w:ascii="Consolas" w:eastAsia="Consolas" w:hAnsi="Consolas" w:cs="Consolas"/>
+          <w:sz w:val="15"/>
+          <w:szCs w:val="15"/>
+        </w:rPr>
+        <w:t>=  -</w:t>
+      </w:r>
+      <w:proofErr w:type="gramEnd"/>
+      <w:r>
+        <w:rPr>
+          <w:rFonts w:ascii="Consolas" w:eastAsia="Consolas" w:hAnsi="Consolas" w:cs="Consolas"/>
+          <w:sz w:val="15"/>
+          <w:szCs w:val="15"/>
+        </w:rPr>
+        <w:t>11.8 kcal/(mol*</w:t>
+      </w:r>
+      <w:proofErr w:type="gramStart"/>
+      <w:r>
+        <w:rPr>
+          <w:rFonts w:ascii="Consolas" w:eastAsia="Consolas" w:hAnsi="Consolas" w:cs="Consolas"/>
+          <w:sz w:val="15"/>
+          <w:szCs w:val="15"/>
+        </w:rPr>
+        <w:t xml:space="preserve">e)   </w:t>
+      </w:r>
+      <w:proofErr w:type="gramEnd"/>
+      <w:r>
+        <w:rPr>
+          <w:rFonts w:ascii="Consolas" w:eastAsia="Consolas" w:hAnsi="Consolas" w:cs="Consolas"/>
+          <w:sz w:val="15"/>
+          <w:szCs w:val="15"/>
+        </w:rPr>
+        <w:t>[836 Punkte]</w:t>
+      </w:r>
+      <w:r>
+        <w:br/>
+      </w:r>
+      <w:r>
+        <w:rPr>
+          <w:rFonts w:ascii="Consolas" w:eastAsia="Consolas" w:hAnsi="Consolas" w:cs="Consolas"/>
+          <w:sz w:val="15"/>
+          <w:szCs w:val="15"/>
+        </w:rPr>
+        <w:t xml:space="preserve">  </w:t>
+      </w:r>
+      <w:proofErr w:type="gramStart"/>
+      <w:r>
+        <w:rPr>
+          <w:rFonts w:ascii="Consolas" w:eastAsia="Consolas" w:hAnsi="Consolas" w:cs="Consolas"/>
+          <w:sz w:val="15"/>
+          <w:szCs w:val="15"/>
+        </w:rPr>
+        <w:t xml:space="preserve">  !</w:t>
+      </w:r>
+      <w:proofErr w:type="gramEnd"/>
+      <w:r>
+        <w:rPr>
+          <w:rFonts w:ascii="Consolas" w:eastAsia="Consolas" w:hAnsi="Consolas" w:cs="Consolas"/>
+          <w:sz w:val="15"/>
+          <w:szCs w:val="15"/>
+        </w:rPr>
+        <w:t xml:space="preserve"> </w:t>
+      </w:r>
+      <w:r>
+        <w:rPr>
+          <w:rFonts w:ascii="Consolas" w:eastAsia="Consolas" w:hAnsi="Consolas" w:cs="Consolas"/>
+          <w:sz w:val="15"/>
+          <w:szCs w:val="15"/>
+          <w:lang w:val="en-GB"/>
+        </w:rPr>
+        <w:t>V_</w:t>
+      </w:r>
+      <w:proofErr w:type="gramStart"/>
+      <w:r>
+        <w:rPr>
+          <w:rFonts w:ascii="Consolas" w:eastAsia="Consolas" w:hAnsi="Consolas" w:cs="Consolas"/>
+          <w:sz w:val="15"/>
+          <w:szCs w:val="15"/>
+          <w:lang w:val="en-GB"/>
+        </w:rPr>
+        <w:t>S,max</w:t>
+      </w:r>
+      <w:proofErr w:type="gramEnd"/>
+      <w:r>
+        <w:rPr>
+          <w:rFonts w:ascii="Consolas" w:eastAsia="Consolas" w:hAnsi="Consolas" w:cs="Consolas"/>
+          <w:sz w:val="15"/>
+          <w:szCs w:val="15"/>
+          <w:lang w:val="en-GB"/>
+        </w:rPr>
+        <w:t xml:space="preserve"> liegt auf H5, nicht auf dem Halogen</w:t>
       </w:r>
     </w:p>
     <w:p>
@@ -2300,12 +3322,20 @@
       </w:pPr>
       <w:bookmarkStart w:id="6" w:name="_Toc238466588"/>
       <w:bookmarkStart w:id="7" w:name="_Toc238548485"/>
+      <w:proofErr w:type="gramStart"/>
       <w:r>
         <w:rPr>
           <w:lang w:val="en-GB"/>
         </w:rPr>
         <w:lastRenderedPageBreak/>
-        <w:t xml:space="preserve">2.2  The </w:t>
+        <w:t>2.2  The</w:t>
+      </w:r>
+      <w:proofErr w:type="gramEnd"/>
+      <w:r>
+        <w:rPr>
+          <w:lang w:val="en-GB"/>
+        </w:rPr>
+        <w:t xml:space="preserve"> </w:t>
       </w:r>
       <w:r>
         <w:t>σ</w:t>
@@ -2606,6 +3636,29 @@
               </w:rPr>
               <w:t>+9.4</w:t>
             </w:r>
+            <w:r>
+              <w:rPr>
+                <w:sz w:val="18"/>
+                <w:szCs w:val="18"/>
+              </w:rPr>
+              <w:t xml:space="preserve"> </w:t>
+            </w:r>
+            <w:r>
+              <w:rPr>
+                <w:sz w:val="18"/>
+                <w:szCs w:val="18"/>
+              </w:rPr>
+              <w:t>kcal/</w:t>
+            </w:r>
+            <w:proofErr w:type="spellStart"/>
+            <w:r>
+              <w:rPr>
+                <w:sz w:val="18"/>
+                <w:szCs w:val="18"/>
+              </w:rPr>
+              <w:t>mol</w:t>
+            </w:r>
+            <w:proofErr w:type="spellEnd"/>
           </w:p>
         </w:tc>
       </w:tr>
@@ -2692,6 +3745,29 @@
               </w:rPr>
               <w:t>+7.9</w:t>
             </w:r>
+            <w:r>
+              <w:rPr>
+                <w:sz w:val="18"/>
+                <w:szCs w:val="18"/>
+              </w:rPr>
+              <w:t xml:space="preserve"> </w:t>
+            </w:r>
+            <w:r>
+              <w:rPr>
+                <w:sz w:val="18"/>
+                <w:szCs w:val="18"/>
+              </w:rPr>
+              <w:t>kcal/</w:t>
+            </w:r>
+            <w:proofErr w:type="spellStart"/>
+            <w:r>
+              <w:rPr>
+                <w:sz w:val="18"/>
+                <w:szCs w:val="18"/>
+              </w:rPr>
+              <w:t>mol</w:t>
+            </w:r>
+            <w:proofErr w:type="spellEnd"/>
           </w:p>
         </w:tc>
         <w:tc>
@@ -2718,6 +3794,29 @@
               </w:rPr>
               <w:t>+10.1</w:t>
             </w:r>
+            <w:r>
+              <w:rPr>
+                <w:sz w:val="18"/>
+                <w:szCs w:val="18"/>
+              </w:rPr>
+              <w:t xml:space="preserve"> </w:t>
+            </w:r>
+            <w:r>
+              <w:rPr>
+                <w:sz w:val="18"/>
+                <w:szCs w:val="18"/>
+              </w:rPr>
+              <w:t>kcal/</w:t>
+            </w:r>
+            <w:proofErr w:type="spellStart"/>
+            <w:r>
+              <w:rPr>
+                <w:sz w:val="18"/>
+                <w:szCs w:val="18"/>
+              </w:rPr>
+              <w:t>mol</w:t>
+            </w:r>
+            <w:proofErr w:type="spellEnd"/>
           </w:p>
         </w:tc>
       </w:tr>
@@ -2789,6 +3888,29 @@
               </w:rPr>
               <w:t>+11.0</w:t>
             </w:r>
+            <w:r>
+              <w:rPr>
+                <w:sz w:val="18"/>
+                <w:szCs w:val="18"/>
+              </w:rPr>
+              <w:t xml:space="preserve"> </w:t>
+            </w:r>
+            <w:r>
+              <w:rPr>
+                <w:sz w:val="18"/>
+                <w:szCs w:val="18"/>
+              </w:rPr>
+              <w:t>kcal/</w:t>
+            </w:r>
+            <w:proofErr w:type="spellStart"/>
+            <w:r>
+              <w:rPr>
+                <w:sz w:val="18"/>
+                <w:szCs w:val="18"/>
+              </w:rPr>
+              <w:t>mol</w:t>
+            </w:r>
+            <w:proofErr w:type="spellEnd"/>
           </w:p>
         </w:tc>
         <w:tc>
@@ -2815,6 +3937,29 @@
               </w:rPr>
               <w:t>+10.2</w:t>
             </w:r>
+            <w:r>
+              <w:rPr>
+                <w:sz w:val="18"/>
+                <w:szCs w:val="18"/>
+              </w:rPr>
+              <w:t xml:space="preserve"> </w:t>
+            </w:r>
+            <w:r>
+              <w:rPr>
+                <w:sz w:val="18"/>
+                <w:szCs w:val="18"/>
+              </w:rPr>
+              <w:t>kcal/</w:t>
+            </w:r>
+            <w:proofErr w:type="spellStart"/>
+            <w:r>
+              <w:rPr>
+                <w:sz w:val="18"/>
+                <w:szCs w:val="18"/>
+              </w:rPr>
+              <w:t>mol</w:t>
+            </w:r>
+            <w:proofErr w:type="spellEnd"/>
           </w:p>
         </w:tc>
       </w:tr>
@@ -2919,11 +4064,19 @@
       </w:pPr>
       <w:bookmarkStart w:id="8" w:name="_Toc238466589"/>
       <w:bookmarkStart w:id="9" w:name="_Toc238548486"/>
-      <w:r>
-        <w:rPr>
-          <w:lang w:val="en-GB"/>
-        </w:rPr>
-        <w:t>2.3  Molecules with more than one halogen</w:t>
+      <w:proofErr w:type="gramStart"/>
+      <w:r>
+        <w:rPr>
+          <w:lang w:val="en-GB"/>
+        </w:rPr>
+        <w:t>2.3  Molecules</w:t>
+      </w:r>
+      <w:proofErr w:type="gramEnd"/>
+      <w:r>
+        <w:rPr>
+          <w:lang w:val="en-GB"/>
+        </w:rPr>
+        <w:t xml:space="preserve"> with more than one halogen</w:t>
       </w:r>
       <w:bookmarkEnd w:id="8"/>
       <w:bookmarkEnd w:id="9"/>
@@ -3006,10 +4159,114 @@
           <w:szCs w:val="15"/>
         </w:rPr>
         <w:t>Lokal an Cl21:   &lt;- Achse der sigma-Ansicht</w:t>
+      </w:r>
+      <w:r>
+        <w:rPr>
+          <w:rFonts w:ascii="Consolas" w:eastAsia="Consolas" w:hAnsi="Consolas" w:cs="Consolas"/>
+          <w:sz w:val="15"/>
+          <w:szCs w:val="15"/>
+        </w:rPr>
         <w:br/>
-        <w:t>sigma-Loch  = +0.0171 a.u.  =   +44.9 kJ/(mol*e)  =  +10.7 kcal/(mol*e)   [interpoliert, 3.8 Grad zur Achse]</w:t>
+        <w:t>sigma-</w:t>
+      </w:r>
+      <w:proofErr w:type="gramStart"/>
+      <w:r>
+        <w:rPr>
+          <w:rFonts w:ascii="Consolas" w:eastAsia="Consolas" w:hAnsi="Consolas" w:cs="Consolas"/>
+          <w:sz w:val="15"/>
+          <w:szCs w:val="15"/>
+        </w:rPr>
+        <w:t>Loch  =</w:t>
+      </w:r>
+      <w:proofErr w:type="gramEnd"/>
+      <w:r>
+        <w:rPr>
+          <w:rFonts w:ascii="Consolas" w:eastAsia="Consolas" w:hAnsi="Consolas" w:cs="Consolas"/>
+          <w:sz w:val="15"/>
+          <w:szCs w:val="15"/>
+        </w:rPr>
+        <w:t xml:space="preserve"> +0.0171 a.u.  =   +44.9 kJ/(mol*</w:t>
+      </w:r>
+      <w:proofErr w:type="gramStart"/>
+      <w:r>
+        <w:rPr>
+          <w:rFonts w:ascii="Consolas" w:eastAsia="Consolas" w:hAnsi="Consolas" w:cs="Consolas"/>
+          <w:sz w:val="15"/>
+          <w:szCs w:val="15"/>
+        </w:rPr>
+        <w:t>e)  =</w:t>
+      </w:r>
+      <w:proofErr w:type="gramEnd"/>
+      <w:r>
+        <w:rPr>
+          <w:rFonts w:ascii="Consolas" w:eastAsia="Consolas" w:hAnsi="Consolas" w:cs="Consolas"/>
+          <w:sz w:val="15"/>
+          <w:szCs w:val="15"/>
+        </w:rPr>
+        <w:t xml:space="preserve">  +10.7 kcal/(mol*</w:t>
+      </w:r>
+      <w:proofErr w:type="gramStart"/>
+      <w:r>
+        <w:rPr>
+          <w:rFonts w:ascii="Consolas" w:eastAsia="Consolas" w:hAnsi="Consolas" w:cs="Consolas"/>
+          <w:sz w:val="15"/>
+          <w:szCs w:val="15"/>
+        </w:rPr>
+        <w:t xml:space="preserve">e)   </w:t>
+      </w:r>
+      <w:proofErr w:type="gramEnd"/>
+      <w:r>
+        <w:rPr>
+          <w:rFonts w:ascii="Consolas" w:eastAsia="Consolas" w:hAnsi="Consolas" w:cs="Consolas"/>
+          <w:sz w:val="15"/>
+          <w:szCs w:val="15"/>
+        </w:rPr>
+        <w:t>[interpoliert, 3.8 Grad zur Achse]</w:t>
+      </w:r>
+      <w:r>
+        <w:rPr>
+          <w:rFonts w:ascii="Consolas" w:eastAsia="Consolas" w:hAnsi="Consolas" w:cs="Consolas"/>
+          <w:sz w:val="15"/>
+          <w:szCs w:val="15"/>
+        </w:rPr>
         <w:br/>
-        <w:t>Guertel     = -0.0184 a.u.  =   -48.2 kJ/(mol*e)  =  -11.5 kcal/(mol*e)   [508 Punkte]</w:t>
+        <w:t>Guertel     = -0.0184 a.u.  =   -48.2 kJ/(mol*</w:t>
+      </w:r>
+      <w:proofErr w:type="gramStart"/>
+      <w:r>
+        <w:rPr>
+          <w:rFonts w:ascii="Consolas" w:eastAsia="Consolas" w:hAnsi="Consolas" w:cs="Consolas"/>
+          <w:sz w:val="15"/>
+          <w:szCs w:val="15"/>
+        </w:rPr>
+        <w:t>e)  =</w:t>
+      </w:r>
+      <w:proofErr w:type="gramEnd"/>
+      <w:r>
+        <w:rPr>
+          <w:rFonts w:ascii="Consolas" w:eastAsia="Consolas" w:hAnsi="Consolas" w:cs="Consolas"/>
+          <w:sz w:val="15"/>
+          <w:szCs w:val="15"/>
+        </w:rPr>
+        <w:t xml:space="preserve">  -11.5 kcal/(mol*</w:t>
+      </w:r>
+      <w:proofErr w:type="gramStart"/>
+      <w:r>
+        <w:rPr>
+          <w:rFonts w:ascii="Consolas" w:eastAsia="Consolas" w:hAnsi="Consolas" w:cs="Consolas"/>
+          <w:sz w:val="15"/>
+          <w:szCs w:val="15"/>
+        </w:rPr>
+        <w:t xml:space="preserve">e)   </w:t>
+      </w:r>
+      <w:proofErr w:type="gramEnd"/>
+      <w:r>
+        <w:rPr>
+          <w:rFonts w:ascii="Consolas" w:eastAsia="Consolas" w:hAnsi="Consolas" w:cs="Consolas"/>
+          <w:sz w:val="15"/>
+          <w:szCs w:val="15"/>
+        </w:rPr>
+        <w:t>[508 Punkte]</w:t>
       </w:r>
     </w:p>
     <w:p>
@@ -3036,19 +4293,127 @@
           <w:szCs w:val="15"/>
         </w:rPr>
         <w:t xml:space="preserve">  Lokal an Cl11:</w:t>
-        <w:br/>
-        <w:t>sigma-Loch  = +0.0144 a.u.  =   +37.8 kJ/(mol*e)  =   +9.0 kcal/(mol*e)   [interpoliert, 1.3 Grad zur Achse]</w:t>
-        <w:br/>
-        <w:t xml:space="preserve">Guertel     = -0.0110 a.u.  </w:t>
       </w:r>
       <w:r>
         <w:rPr>
           <w:rFonts w:ascii="Consolas" w:eastAsia="Consolas" w:hAnsi="Consolas" w:cs="Consolas"/>
           <w:sz w:val="15"/>
           <w:szCs w:val="15"/>
-          <w:lang w:val="en-GB"/>
-        </w:rPr>
-        <w:t>=   -28.8 kJ/(mol*e)  =   -6.9 kcal/(mol*e)   [464 Punkte]</w:t>
+        </w:rPr>
+        <w:br/>
+        <w:t>sigma-</w:t>
+      </w:r>
+      <w:proofErr w:type="gramStart"/>
+      <w:r>
+        <w:rPr>
+          <w:rFonts w:ascii="Consolas" w:eastAsia="Consolas" w:hAnsi="Consolas" w:cs="Consolas"/>
+          <w:sz w:val="15"/>
+          <w:szCs w:val="15"/>
+        </w:rPr>
+        <w:t>Loch  =</w:t>
+      </w:r>
+      <w:proofErr w:type="gramEnd"/>
+      <w:r>
+        <w:rPr>
+          <w:rFonts w:ascii="Consolas" w:eastAsia="Consolas" w:hAnsi="Consolas" w:cs="Consolas"/>
+          <w:sz w:val="15"/>
+          <w:szCs w:val="15"/>
+        </w:rPr>
+        <w:t xml:space="preserve"> +0.0144 a.u.  =   +37.8 kJ/(mol*</w:t>
+      </w:r>
+      <w:proofErr w:type="gramStart"/>
+      <w:r>
+        <w:rPr>
+          <w:rFonts w:ascii="Consolas" w:eastAsia="Consolas" w:hAnsi="Consolas" w:cs="Consolas"/>
+          <w:sz w:val="15"/>
+          <w:szCs w:val="15"/>
+        </w:rPr>
+        <w:t>e)  =</w:t>
+      </w:r>
+      <w:proofErr w:type="gramEnd"/>
+      <w:r>
+        <w:rPr>
+          <w:rFonts w:ascii="Consolas" w:eastAsia="Consolas" w:hAnsi="Consolas" w:cs="Consolas"/>
+          <w:sz w:val="15"/>
+          <w:szCs w:val="15"/>
+        </w:rPr>
+        <w:t xml:space="preserve">   +9.0 kcal/(mol*</w:t>
+      </w:r>
+      <w:proofErr w:type="gramStart"/>
+      <w:r>
+        <w:rPr>
+          <w:rFonts w:ascii="Consolas" w:eastAsia="Consolas" w:hAnsi="Consolas" w:cs="Consolas"/>
+          <w:sz w:val="15"/>
+          <w:szCs w:val="15"/>
+        </w:rPr>
+        <w:t xml:space="preserve">e)   </w:t>
+      </w:r>
+      <w:proofErr w:type="gramEnd"/>
+      <w:r>
+        <w:rPr>
+          <w:rFonts w:ascii="Consolas" w:eastAsia="Consolas" w:hAnsi="Consolas" w:cs="Consolas"/>
+          <w:sz w:val="15"/>
+          <w:szCs w:val="15"/>
+        </w:rPr>
+        <w:t>[interpoliert, 1.3 Grad zur Achse]</w:t>
+      </w:r>
+      <w:r>
+        <w:rPr>
+          <w:rFonts w:ascii="Consolas" w:eastAsia="Consolas" w:hAnsi="Consolas" w:cs="Consolas"/>
+          <w:sz w:val="15"/>
+          <w:szCs w:val="15"/>
+        </w:rPr>
+        <w:br/>
+        <w:t xml:space="preserve">Guertel     = -0.0110 a.u.  </w:t>
+      </w:r>
+      <w:r>
+        <w:rPr>
+          <w:rFonts w:ascii="Consolas" w:eastAsia="Consolas" w:hAnsi="Consolas" w:cs="Consolas"/>
+          <w:sz w:val="15"/>
+          <w:szCs w:val="15"/>
+          <w:lang w:val="en-GB"/>
+        </w:rPr>
+        <w:t>=   -28.8 kJ/(mol*</w:t>
+      </w:r>
+      <w:proofErr w:type="gramStart"/>
+      <w:r>
+        <w:rPr>
+          <w:rFonts w:ascii="Consolas" w:eastAsia="Consolas" w:hAnsi="Consolas" w:cs="Consolas"/>
+          <w:sz w:val="15"/>
+          <w:szCs w:val="15"/>
+          <w:lang w:val="en-GB"/>
+        </w:rPr>
+        <w:t>e)  =</w:t>
+      </w:r>
+      <w:proofErr w:type="gramEnd"/>
+      <w:r>
+        <w:rPr>
+          <w:rFonts w:ascii="Consolas" w:eastAsia="Consolas" w:hAnsi="Consolas" w:cs="Consolas"/>
+          <w:sz w:val="15"/>
+          <w:szCs w:val="15"/>
+          <w:lang w:val="en-GB"/>
+        </w:rPr>
+        <w:t xml:space="preserve">   -6.9 kcal/(mol*</w:t>
+      </w:r>
+      <w:proofErr w:type="gramStart"/>
+      <w:r>
+        <w:rPr>
+          <w:rFonts w:ascii="Consolas" w:eastAsia="Consolas" w:hAnsi="Consolas" w:cs="Consolas"/>
+          <w:sz w:val="15"/>
+          <w:szCs w:val="15"/>
+          <w:lang w:val="en-GB"/>
+        </w:rPr>
+        <w:t xml:space="preserve">e)   </w:t>
+      </w:r>
+      <w:proofErr w:type="gramEnd"/>
+      <w:r>
+        <w:rPr>
+          <w:rFonts w:ascii="Consolas" w:eastAsia="Consolas" w:hAnsi="Consolas" w:cs="Consolas"/>
+          <w:sz w:val="15"/>
+          <w:szCs w:val="15"/>
+          <w:lang w:val="en-GB"/>
+        </w:rPr>
+        <w:t>[464 Punkte]</w:t>
       </w:r>
     </w:p>
     <w:p>
@@ -3228,7 +4593,27 @@
           <w:szCs w:val="19"/>
           <w:lang w:val="en-GB"/>
         </w:rPr>
-        <w:t>Br1:0.00862;Cl4:-0.00398</w:t>
+        <w:t>Br1:0.</w:t>
+      </w:r>
+      <w:proofErr w:type="gramStart"/>
+      <w:r>
+        <w:rPr>
+          <w:rFonts w:ascii="Consolas" w:eastAsia="Consolas" w:hAnsi="Consolas" w:cs="Consolas"/>
+          <w:sz w:val="19"/>
+          <w:szCs w:val="19"/>
+          <w:lang w:val="en-GB"/>
+        </w:rPr>
+        <w:t>00862;Cl4:-</w:t>
+      </w:r>
+      <w:proofErr w:type="gramEnd"/>
+      <w:r>
+        <w:rPr>
+          <w:rFonts w:ascii="Consolas" w:eastAsia="Consolas" w:hAnsi="Consolas" w:cs="Consolas"/>
+          <w:sz w:val="19"/>
+          <w:szCs w:val="19"/>
+          <w:lang w:val="en-GB"/>
+        </w:rPr>
+        <w:t>0.00398</w:t>
       </w:r>
       <w:r>
         <w:rPr>
@@ -3262,12 +4647,20 @@
       </w:pPr>
       <w:bookmarkStart w:id="10" w:name="_Toc238466590"/>
       <w:bookmarkStart w:id="11" w:name="_Toc238548487"/>
+      <w:proofErr w:type="gramStart"/>
       <w:r>
         <w:rPr>
           <w:lang w:val="en-GB"/>
         </w:rPr>
         <w:lastRenderedPageBreak/>
-        <w:t>2.4  The cone must not reach the rest of the molecule</w:t>
+        <w:t>2.4  The</w:t>
+      </w:r>
+      <w:proofErr w:type="gramEnd"/>
+      <w:r>
+        <w:rPr>
+          <w:lang w:val="en-GB"/>
+        </w:rPr>
+        <w:t xml:space="preserve"> cone must not reach the rest of the molecule</w:t>
       </w:r>
       <w:bookmarkEnd w:id="10"/>
       <w:bookmarkEnd w:id="11"/>
@@ -3573,7 +4966,25 @@
                 <w:szCs w:val="17"/>
                 <w:lang w:val="en-GB"/>
               </w:rPr>
-              <w:t>−0.0670 a.u. (−42.0) — actually the triazole N3/N4 lone pairs</w:t>
+              <w:t xml:space="preserve">−0.0670 a.u. (−42.0) — </w:t>
+            </w:r>
+            <w:proofErr w:type="gramStart"/>
+            <w:r>
+              <w:rPr>
+                <w:sz w:val="17"/>
+                <w:szCs w:val="17"/>
+                <w:lang w:val="en-GB"/>
+              </w:rPr>
+              <w:t>actually the</w:t>
+            </w:r>
+            <w:proofErr w:type="gramEnd"/>
+            <w:r>
+              <w:rPr>
+                <w:sz w:val="17"/>
+                <w:szCs w:val="17"/>
+                <w:lang w:val="en-GB"/>
+              </w:rPr>
+              <w:t xml:space="preserve"> triazole N3/N4 lone pairs</w:t>
             </w:r>
           </w:p>
         </w:tc>
@@ -3794,11 +5205,19 @@
       </w:pPr>
       <w:bookmarkStart w:id="12" w:name="_Toc238466591"/>
       <w:bookmarkStart w:id="13" w:name="_Toc238548488"/>
-      <w:r>
-        <w:rPr>
-          <w:lang w:val="en-GB"/>
-        </w:rPr>
-        <w:t xml:space="preserve">2.5  The colour scale can hide a correct </w:t>
+      <w:proofErr w:type="gramStart"/>
+      <w:r>
+        <w:rPr>
+          <w:lang w:val="en-GB"/>
+        </w:rPr>
+        <w:t>2.5  The</w:t>
+      </w:r>
+      <w:proofErr w:type="gramEnd"/>
+      <w:r>
+        <w:rPr>
+          <w:lang w:val="en-GB"/>
+        </w:rPr>
+        <w:t xml:space="preserve"> colour scale can hide a correct </w:t>
       </w:r>
       <w:r>
         <w:t>σ</w:t>
@@ -3931,12 +5350,20 @@
         </w:rPr>
       </w:pPr>
       <w:bookmarkStart w:id="15" w:name="_Toc238548489"/>
+      <w:proofErr w:type="gramStart"/>
       <w:r>
         <w:rPr>
           <w:lang w:val="en-GB"/>
         </w:rPr>
         <w:lastRenderedPageBreak/>
-        <w:t>3  Choosing the colour scale</w:t>
+        <w:t>3  Choosing</w:t>
+      </w:r>
+      <w:proofErr w:type="gramEnd"/>
+      <w:r>
+        <w:rPr>
+          <w:lang w:val="en-GB"/>
+        </w:rPr>
+        <w:t xml:space="preserve"> the colour scale</w:t>
       </w:r>
       <w:bookmarkEnd w:id="14"/>
       <w:bookmarkEnd w:id="15"/>
@@ -3989,7 +5416,21 @@
         <w:rPr>
           <w:lang w:val="en-GB"/>
         </w:rPr>
-        <w:t xml:space="preserve">. The range is derived from the ESP actually present on the </w:t>
+        <w:t xml:space="preserve">. The range is derived from the ESP </w:t>
+      </w:r>
+      <w:proofErr w:type="gramStart"/>
+      <w:r>
+        <w:rPr>
+          <w:lang w:val="en-GB"/>
+        </w:rPr>
+        <w:t>actually present</w:t>
+      </w:r>
+      <w:proofErr w:type="gramEnd"/>
+      <w:r>
+        <w:rPr>
+          <w:lang w:val="en-GB"/>
+        </w:rPr>
+        <w:t xml:space="preserve"> on the </w:t>
       </w:r>
       <w:r>
         <w:t>ρ</w:t>
@@ -4187,11 +5628,19 @@
       </w:pPr>
       <w:bookmarkStart w:id="16" w:name="_Toc238466594"/>
       <w:bookmarkStart w:id="17" w:name="_Toc238548490"/>
-      <w:r>
-        <w:rPr>
-          <w:lang w:val="en-GB"/>
-        </w:rPr>
-        <w:t>3.1  The rainbow ramp</w:t>
+      <w:proofErr w:type="gramStart"/>
+      <w:r>
+        <w:rPr>
+          <w:lang w:val="en-GB"/>
+        </w:rPr>
+        <w:t>3.1  The</w:t>
+      </w:r>
+      <w:proofErr w:type="gramEnd"/>
+      <w:r>
+        <w:rPr>
+          <w:lang w:val="en-GB"/>
+        </w:rPr>
+        <w:t xml:space="preserve"> rainbow ramp</w:t>
       </w:r>
       <w:bookmarkEnd w:id="16"/>
       <w:bookmarkEnd w:id="17"/>
@@ -4213,7 +5662,21 @@
         <w:rPr>
           <w:lang w:val="en-GB"/>
         </w:rPr>
-        <w:t xml:space="preserve"> switches the colour ramp from red–white–blue to a rainbow. </w:t>
+        <w:t xml:space="preserve"> switches the colour ramp from </w:t>
+      </w:r>
+      <w:proofErr w:type="gramStart"/>
+      <w:r>
+        <w:rPr>
+          <w:lang w:val="en-GB"/>
+        </w:rPr>
+        <w:t>red–white</w:t>
+      </w:r>
+      <w:proofErr w:type="gramEnd"/>
+      <w:r>
+        <w:rPr>
+          <w:lang w:val="en-GB"/>
+        </w:rPr>
+        <w:t xml:space="preserve">–blue to a rainbow. </w:t>
       </w:r>
       <w:r>
         <w:t>It works on all three scripts.</w:t>
@@ -4499,7 +5962,21 @@
         <w:rPr>
           <w:lang w:val="en-GB"/>
         </w:rPr>
-        <w:t xml:space="preserve"> Red stays negative and blue stays positive in both ramps; the rainbow only inserts yellow, green and cyan in between.</w:t>
+        <w:t xml:space="preserve"> Red stays negative and blue </w:t>
+      </w:r>
+      <w:proofErr w:type="gramStart"/>
+      <w:r>
+        <w:rPr>
+          <w:lang w:val="en-GB"/>
+        </w:rPr>
+        <w:t>stays</w:t>
+      </w:r>
+      <w:proofErr w:type="gramEnd"/>
+      <w:r>
+        <w:rPr>
+          <w:lang w:val="en-GB"/>
+        </w:rPr>
+        <w:t xml:space="preserve"> positive in both ramps; the rainbow only inserts yellow, green and cyan in between.</w:t>
       </w:r>
     </w:p>
     <w:p>
@@ -4521,7 +5998,21 @@
         <w:rPr>
           <w:lang w:val="en-GB"/>
         </w:rPr>
-        <w:t xml:space="preserve"> Red–white–blue spends almost no colour resolution near zero: everything weakly polar comes out white. The rainbow resolves exactly that region, which is useful for looking at the </w:t>
+        <w:t xml:space="preserve"> </w:t>
+      </w:r>
+      <w:proofErr w:type="gramStart"/>
+      <w:r>
+        <w:rPr>
+          <w:lang w:val="en-GB"/>
+        </w:rPr>
+        <w:t>Red–white</w:t>
+      </w:r>
+      <w:proofErr w:type="gramEnd"/>
+      <w:r>
+        <w:rPr>
+          <w:lang w:val="en-GB"/>
+        </w:rPr>
+        <w:t xml:space="preserve">–blue spends almost no colour resolution near zero: everything weakly polar comes out white. The rainbow resolves exactly that region, which is useful for looking at the </w:t>
       </w:r>
       <w:r>
         <w:t>π</w:t>
@@ -4553,7 +6044,14 @@
         <w:rPr>
           <w:lang w:val="en-GB"/>
         </w:rPr>
-        <w:t>-hole, belt, V</w:t>
+        <w:t xml:space="preserve">-hole, belt, </w:t>
+      </w:r>
+      <w:proofErr w:type="gramStart"/>
+      <w:r>
+        <w:rPr>
+          <w:lang w:val="en-GB"/>
+        </w:rPr>
+        <w:t>V</w:t>
       </w:r>
       <w:r>
         <w:rPr>
@@ -4562,11 +6060,19 @@
         </w:rPr>
         <w:t>S,min</w:t>
       </w:r>
-      <w:r>
-        <w:rPr>
-          <w:lang w:val="en-GB"/>
-        </w:rPr>
-        <w:t>, V</w:t>
+      <w:proofErr w:type="gramEnd"/>
+      <w:r>
+        <w:rPr>
+          <w:lang w:val="en-GB"/>
+        </w:rPr>
+        <w:t xml:space="preserve">, </w:t>
+      </w:r>
+      <w:proofErr w:type="gramStart"/>
+      <w:r>
+        <w:rPr>
+          <w:lang w:val="en-GB"/>
+        </w:rPr>
+        <w:t>V</w:t>
       </w:r>
       <w:r>
         <w:rPr>
@@ -4575,11 +6081,40 @@
         </w:rPr>
         <w:t>S,max</w:t>
       </w:r>
-      <w:r>
-        <w:rPr>
-          <w:lang w:val="en-GB"/>
-        </w:rPr>
-        <w:t xml:space="preserve"> — red–white–blue is the more honest picture, and it is also what the ESP literature uses. Recommended practice: red–white–blue as the main figure, rainbow alongside where fine structure is the point.</w:t>
+      <w:proofErr w:type="gramEnd"/>
+      <w:r>
+        <w:rPr>
+          <w:lang w:val="en-GB"/>
+        </w:rPr>
+        <w:t xml:space="preserve"> — </w:t>
+      </w:r>
+      <w:proofErr w:type="gramStart"/>
+      <w:r>
+        <w:rPr>
+          <w:lang w:val="en-GB"/>
+        </w:rPr>
+        <w:t>red–white</w:t>
+      </w:r>
+      <w:proofErr w:type="gramEnd"/>
+      <w:r>
+        <w:rPr>
+          <w:lang w:val="en-GB"/>
+        </w:rPr>
+        <w:t xml:space="preserve">–blue is the more honest picture, and it is also what the ESP literature uses. Recommended practice: </w:t>
+      </w:r>
+      <w:proofErr w:type="gramStart"/>
+      <w:r>
+        <w:rPr>
+          <w:lang w:val="en-GB"/>
+        </w:rPr>
+        <w:t>red–white</w:t>
+      </w:r>
+      <w:proofErr w:type="gramEnd"/>
+      <w:r>
+        <w:rPr>
+          <w:lang w:val="en-GB"/>
+        </w:rPr>
+        <w:t>–blue as the main figure, rainbow alongside where fine structure is the point.</w:t>
       </w:r>
     </w:p>
     <w:p>
@@ -4703,12 +6238,20 @@
       </w:pPr>
       <w:bookmarkStart w:id="18" w:name="_Toc238466595"/>
       <w:bookmarkStart w:id="19" w:name="_Toc238548491"/>
+      <w:proofErr w:type="gramStart"/>
       <w:r>
         <w:rPr>
           <w:lang w:val="en-GB"/>
         </w:rPr>
         <w:lastRenderedPageBreak/>
-        <w:t>4  Parameter study</w:t>
+        <w:t>4  Parameter</w:t>
+      </w:r>
+      <w:proofErr w:type="gramEnd"/>
+      <w:r>
+        <w:rPr>
+          <w:lang w:val="en-GB"/>
+        </w:rPr>
+        <w:t xml:space="preserve"> study</w:t>
       </w:r>
       <w:bookmarkEnd w:id="18"/>
       <w:bookmarkEnd w:id="19"/>
@@ -4724,7 +6267,21 @@
         <w:rPr>
           <w:lang w:val="en-GB"/>
         </w:rPr>
-        <w:t>Every default in this pipeline was chosen against a measurement. This section collects those measurements so the choices can be checked, and so it is clear which parameters are cosmetic and which change the result.</w:t>
+        <w:t xml:space="preserve">Every default in this pipeline was chosen against a measurement. This section collects those measurements so the choices can be checked, and so it is clear which parameters are </w:t>
+      </w:r>
+      <w:proofErr w:type="gramStart"/>
+      <w:r>
+        <w:rPr>
+          <w:lang w:val="en-GB"/>
+        </w:rPr>
+        <w:t>cosmetic</w:t>
+      </w:r>
+      <w:proofErr w:type="gramEnd"/>
+      <w:r>
+        <w:rPr>
+          <w:lang w:val="en-GB"/>
+        </w:rPr>
+        <w:t xml:space="preserve"> and which change the result.</w:t>
       </w:r>
     </w:p>
     <w:p>
@@ -4774,11 +6331,19 @@
       </w:pPr>
       <w:bookmarkStart w:id="20" w:name="_Toc238466596"/>
       <w:bookmarkStart w:id="21" w:name="_Toc238548492"/>
-      <w:r>
-        <w:rPr>
-          <w:lang w:val="en-GB"/>
-        </w:rPr>
-        <w:t xml:space="preserve">4.1  Isovalue </w:t>
+      <w:proofErr w:type="gramStart"/>
+      <w:r>
+        <w:rPr>
+          <w:lang w:val="en-GB"/>
+        </w:rPr>
+        <w:t>4.1  Isovalue</w:t>
+      </w:r>
+      <w:proofErr w:type="gramEnd"/>
+      <w:r>
+        <w:rPr>
+          <w:lang w:val="en-GB"/>
+        </w:rPr>
+        <w:t xml:space="preserve"> </w:t>
       </w:r>
       <w:r>
         <w:t>ρ</w:t>
@@ -4908,6 +6473,7 @@
             <w:pPr>
               <w:jc w:val="right"/>
             </w:pPr>
+            <w:proofErr w:type="gramStart"/>
             <w:r>
               <w:rPr>
                 <w:b/>
@@ -4929,6 +6495,7 @@
               </w:rPr>
               <w:t>S,min</w:t>
             </w:r>
+            <w:proofErr w:type="gramEnd"/>
           </w:p>
         </w:tc>
         <w:tc>
@@ -4946,6 +6513,7 @@
             <w:pPr>
               <w:jc w:val="right"/>
             </w:pPr>
+            <w:proofErr w:type="gramStart"/>
             <w:r>
               <w:rPr>
                 <w:b/>
@@ -4967,6 +6535,7 @@
               </w:rPr>
               <w:t>S,max</w:t>
             </w:r>
+            <w:proofErr w:type="gramEnd"/>
           </w:p>
         </w:tc>
         <w:tc>
@@ -6130,7 +7699,14 @@
         <w:rPr>
           <w:lang w:val="en-GB"/>
         </w:rPr>
-        <w:t>The V</w:t>
+        <w:t xml:space="preserve">The </w:t>
+      </w:r>
+      <w:proofErr w:type="gramStart"/>
+      <w:r>
+        <w:rPr>
+          <w:lang w:val="en-GB"/>
+        </w:rPr>
+        <w:t>V</w:t>
       </w:r>
       <w:r>
         <w:rPr>
@@ -6139,6 +7715,7 @@
         </w:rPr>
         <w:t>S,min</w:t>
       </w:r>
+      <w:proofErr w:type="gramEnd"/>
       <w:r>
         <w:rPr>
           <w:lang w:val="en-GB"/>
@@ -6258,12 +7835,20 @@
       </w:pPr>
       <w:bookmarkStart w:id="22" w:name="_Toc238466597"/>
       <w:bookmarkStart w:id="23" w:name="_Toc238548493"/>
+      <w:proofErr w:type="gramStart"/>
       <w:r>
         <w:rPr>
           <w:lang w:val="en-GB"/>
         </w:rPr>
         <w:lastRenderedPageBreak/>
-        <w:t>4.2  Grid resolution</w:t>
+        <w:t>4.2  Grid</w:t>
+      </w:r>
+      <w:proofErr w:type="gramEnd"/>
+      <w:r>
+        <w:rPr>
+          <w:lang w:val="en-GB"/>
+        </w:rPr>
+        <w:t xml:space="preserve"> resolution</w:t>
       </w:r>
       <w:bookmarkEnd w:id="22"/>
       <w:r>
@@ -6285,7 +7870,35 @@
         <w:rPr>
           <w:lang w:val="en-GB"/>
         </w:rPr>
-        <w:t xml:space="preserve">Same molecule, isovalue fixed at 0.001, the same grid decimated by an increasing stride (.xyz to .cube conversion). </w:t>
+        <w:t xml:space="preserve">Same molecule, isovalue fixed at 0.001, the same grid decimated by an increasing stride </w:t>
+      </w:r>
+      <w:proofErr w:type="gramStart"/>
+      <w:r>
+        <w:rPr>
+          <w:lang w:val="en-GB"/>
+        </w:rPr>
+        <w:t>(.xyz</w:t>
+      </w:r>
+      <w:proofErr w:type="gramEnd"/>
+      <w:r>
+        <w:rPr>
+          <w:lang w:val="en-GB"/>
+        </w:rPr>
+        <w:t xml:space="preserve"> </w:t>
+      </w:r>
+      <w:proofErr w:type="gramStart"/>
+      <w:r>
+        <w:rPr>
+          <w:lang w:val="en-GB"/>
+        </w:rPr>
+        <w:t>to .cube</w:t>
+      </w:r>
+      <w:proofErr w:type="gramEnd"/>
+      <w:r>
+        <w:rPr>
+          <w:lang w:val="en-GB"/>
+        </w:rPr>
+        <w:t xml:space="preserve"> conversion). </w:t>
       </w:r>
     </w:p>
     <w:tbl>
@@ -6441,6 +8054,7 @@
             <w:pPr>
               <w:jc w:val="right"/>
             </w:pPr>
+            <w:proofErr w:type="gramStart"/>
             <w:r>
               <w:rPr>
                 <w:b/>
@@ -6462,6 +8076,7 @@
               </w:rPr>
               <w:t>S,min</w:t>
             </w:r>
+            <w:proofErr w:type="gramEnd"/>
           </w:p>
         </w:tc>
         <w:tc>
@@ -6479,6 +8094,7 @@
             <w:pPr>
               <w:jc w:val="right"/>
             </w:pPr>
+            <w:proofErr w:type="gramStart"/>
             <w:r>
               <w:rPr>
                 <w:b/>
@@ -6500,6 +8116,7 @@
               </w:rPr>
               <w:t>S,max</w:t>
             </w:r>
+            <w:proofErr w:type="gramEnd"/>
           </w:p>
         </w:tc>
         <w:tc>
@@ -7906,7 +9523,7 @@
         <w:rPr>
           <w:lang w:val="en-GB"/>
         </w:rPr>
-        <w:t xml:space="preserve">-hole falls by 17 %. The degradation is smooth and one-sided, because the interpolated density smooths the isosurface. Up to stride 4 the loss stays below 3 %, and stride 2 costs 1.2 % for an eight times smaller file. At stride 8 the belt can no longer be measured at all: fewer than five surface points survive in the belt region, and the script prints a dash rather than a number.</w:t>
+        <w:t>-hole falls by 17 %. The degradation is smooth and one-sided, because the interpolated density smooths the isosurface. Up to stride 4 the loss stays below 3 %, and stride 2 costs 1.2 % for an eight times smaller file. At stride 8 the belt can no longer be measured at all: fewer than five surface points survive in the belt region, and the script prints a dash rather than a number.</w:t>
       </w:r>
     </w:p>
     <w:p>
@@ -7920,7 +9537,7 @@
         <w:rPr>
           <w:lang w:val="en-GB"/>
         </w:rPr>
-        <w:t xml:space="preserve">One thing still makes this table look better than it should: these are ray-based values. The point-based method on the same six grids spans a factor of 5.1, from +0.0034 to +0.0175 a.u., and it does not even fall monotonically. 22 % low at stride 2, 8 % high at stride 3, 65 % low at stride 4, because it depends on whether a grid point happens to lie both close to the C–Br axis and inside the thin shell. At stride 8 it finds fewer than five points in the cone and returns nothing at all, where the ray method still gives +0.0135 a.u. That is the measurement behind §2.2.</w:t>
+        <w:t>One thing still makes this table look better than it should: these are ray-based values. The point-based method on the same six grids spans a factor of 5.1, from +0.0034 to +0.0175 a.u., and it does not even fall monotonically. 22 % low at stride 2, 8 % high at stride 3, 65 % low at stride 4, because it depends on whether a grid point happens to lie both close to the C–Br axis and inside the thin shell. At stride 8 it finds fewer than five points in the cone and returns nothing at all, where the ray method still gives +0.0135 a.u. That is the measurement behind §2.2.</w:t>
       </w:r>
     </w:p>
     <w:p>
@@ -7947,11 +9564,19 @@
       </w:pPr>
       <w:bookmarkStart w:id="24" w:name="_Toc238466598"/>
       <w:bookmarkStart w:id="25" w:name="_Toc238548494"/>
-      <w:r>
-        <w:rPr>
-          <w:lang w:val="en-GB"/>
-        </w:rPr>
-        <w:t>4.3  Colour range — visual only</w:t>
+      <w:proofErr w:type="gramStart"/>
+      <w:r>
+        <w:rPr>
+          <w:lang w:val="en-GB"/>
+        </w:rPr>
+        <w:t>4.3  Colour</w:t>
+      </w:r>
+      <w:proofErr w:type="gramEnd"/>
+      <w:r>
+        <w:rPr>
+          <w:lang w:val="en-GB"/>
+        </w:rPr>
+        <w:t xml:space="preserve"> range — visual only</w:t>
       </w:r>
       <w:bookmarkEnd w:id="24"/>
       <w:bookmarkEnd w:id="25"/>
@@ -8052,7 +9677,7 @@
                 <w:sz w:val="18"/>
                 <w:szCs w:val="18"/>
               </w:rPr>
-              <w:t xml:space="preserve">Automatic range</w:t>
+              <w:t>Automatic range</w:t>
             </w:r>
           </w:p>
         </w:tc>
@@ -8394,7 +10019,21 @@
         <w:rPr>
           <w:lang w:val="en-GB"/>
         </w:rPr>
-        <w:t xml:space="preserve">-hole of +0.017 is 49 % of full blue at ±0.035 and 20 % at ±0.085, hence it is good visible in the first case, but nearly white in the second, from identical data. Whenever the molecule carries a group far more polar than the halogen, the automatic range is set by that group and the halogen region is washed out. See §3 for when a common scale is legitimate.</w:t>
+        <w:t xml:space="preserve">-hole of +0.017 is 49 % of full blue at ±0.035 and 20 % at ±0.085, hence it is good visible in the first case, but nearly white in the second, from identical data. Whenever the molecule carries a group far more polar than the halogen, the automatic range is set by that </w:t>
+      </w:r>
+      <w:proofErr w:type="gramStart"/>
+      <w:r>
+        <w:rPr>
+          <w:lang w:val="en-GB"/>
+        </w:rPr>
+        <w:t>group</w:t>
+      </w:r>
+      <w:proofErr w:type="gramEnd"/>
+      <w:r>
+        <w:rPr>
+          <w:lang w:val="en-GB"/>
+        </w:rPr>
+        <w:t xml:space="preserve"> and the halogen region is washed out. See §3 for when a common scale is legitimate.</w:t>
       </w:r>
     </w:p>
     <w:p>
@@ -8407,6 +10046,7 @@
       </w:pPr>
       <w:bookmarkStart w:id="26" w:name="_Toc238466599"/>
       <w:bookmarkStart w:id="27" w:name="_Toc238548495"/>
+      <w:proofErr w:type="gramStart"/>
       <w:r>
         <w:rPr>
           <w:lang w:val="en-GB"/>
@@ -8417,6 +10057,7 @@
       <w:r>
         <w:t>σ</w:t>
       </w:r>
+      <w:proofErr w:type="gramEnd"/>
       <w:r>
         <w:rPr>
           <w:lang w:val="en-GB"/>
@@ -8639,7 +10280,7 @@
                 <w:sz w:val="17"/>
                 <w:szCs w:val="17"/>
               </w:rPr>
-              <w:t xml:space="preserve">rays per halogen</w:t>
+              <w:t>rays per halogen</w:t>
             </w:r>
           </w:p>
         </w:tc>
@@ -8714,8 +10355,33 @@
                 <w:sz w:val="17"/>
                 <w:szCs w:val="17"/>
               </w:rPr>
-              <w:t xml:space="preserve">step along a ray</w:t>
-            </w:r>
+              <w:t xml:space="preserve">step </w:t>
+            </w:r>
+            <w:proofErr w:type="spellStart"/>
+            <w:r>
+              <w:rPr>
+                <w:sz w:val="17"/>
+                <w:szCs w:val="17"/>
+              </w:rPr>
+              <w:t>along</w:t>
+            </w:r>
+            <w:proofErr w:type="spellEnd"/>
+            <w:r>
+              <w:rPr>
+                <w:sz w:val="17"/>
+                <w:szCs w:val="17"/>
+              </w:rPr>
+              <w:t xml:space="preserve"> a </w:t>
+            </w:r>
+            <w:proofErr w:type="spellStart"/>
+            <w:r>
+              <w:rPr>
+                <w:sz w:val="17"/>
+                <w:szCs w:val="17"/>
+              </w:rPr>
+              <w:t>ray</w:t>
+            </w:r>
+            <w:proofErr w:type="spellEnd"/>
           </w:p>
         </w:tc>
         <w:tc>
@@ -8784,12 +10450,37 @@
             </w:tcMar>
           </w:tcPr>
           <w:p>
+            <w:proofErr w:type="spellStart"/>
             <w:r>
               <w:rPr>
                 <w:sz w:val="17"/>
                 <w:szCs w:val="17"/>
               </w:rPr>
-              <w:t xml:space="preserve">radius cut-off</w:t>
+              <w:t>radius</w:t>
+            </w:r>
+            <w:proofErr w:type="spellEnd"/>
+            <w:r>
+              <w:rPr>
+                <w:sz w:val="17"/>
+                <w:szCs w:val="17"/>
+              </w:rPr>
+              <w:t xml:space="preserve"> </w:t>
+            </w:r>
+            <w:proofErr w:type="spellStart"/>
+            <w:r>
+              <w:rPr>
+                <w:sz w:val="17"/>
+                <w:szCs w:val="17"/>
+              </w:rPr>
+              <w:t>cut</w:t>
+            </w:r>
+            <w:proofErr w:type="spellEnd"/>
+            <w:r>
+              <w:rPr>
+                <w:sz w:val="17"/>
+                <w:szCs w:val="17"/>
+              </w:rPr>
+              <w:t>-off</w:t>
             </w:r>
           </w:p>
         </w:tc>
@@ -8874,12 +10565,21 @@
             </w:tcMar>
           </w:tcPr>
           <w:p>
+            <w:proofErr w:type="spellStart"/>
             <w:r>
               <w:rPr>
                 <w:sz w:val="17"/>
                 <w:szCs w:val="17"/>
               </w:rPr>
-              <w:t xml:space="preserve">belt half-angle</w:t>
+              <w:t>belt</w:t>
+            </w:r>
+            <w:proofErr w:type="spellEnd"/>
+            <w:r>
+              <w:rPr>
+                <w:sz w:val="17"/>
+                <w:szCs w:val="17"/>
+              </w:rPr>
+              <w:t xml:space="preserve"> half-angle</w:t>
             </w:r>
           </w:p>
         </w:tc>
@@ -8964,13 +10664,31 @@
             </w:tcMar>
           </w:tcPr>
           <w:p>
+            <w:proofErr w:type="spellStart"/>
             <w:r>
               <w:rPr>
                 <w:sz w:val="17"/>
                 <w:szCs w:val="17"/>
               </w:rPr>
-              <w:t xml:space="preserve">belt radius</w:t>
-            </w:r>
+              <w:t>belt</w:t>
+            </w:r>
+            <w:proofErr w:type="spellEnd"/>
+            <w:r>
+              <w:rPr>
+                <w:sz w:val="17"/>
+                <w:szCs w:val="17"/>
+              </w:rPr>
+              <w:t xml:space="preserve"> </w:t>
+            </w:r>
+            <w:proofErr w:type="spellStart"/>
+            <w:r>
+              <w:rPr>
+                <w:sz w:val="17"/>
+                <w:szCs w:val="17"/>
+              </w:rPr>
+              <w:t>radius</w:t>
+            </w:r>
+            <w:proofErr w:type="spellEnd"/>
           </w:p>
         </w:tc>
         <w:tc>
@@ -9056,11 +10774,13 @@
       </w:pPr>
       <w:bookmarkStart w:id="28" w:name="_Toc238466600"/>
       <w:bookmarkStart w:id="29" w:name="_Toc238548496"/>
+      <w:proofErr w:type="gramStart"/>
       <w:r>
         <w:t>4.5  Rendering</w:t>
       </w:r>
       <w:bookmarkEnd w:id="28"/>
       <w:bookmarkEnd w:id="29"/>
+      <w:proofErr w:type="gramEnd"/>
     </w:p>
     <w:tbl>
       <w:tblPr>
@@ -9336,6 +11056,7 @@
             </w:tcMar>
           </w:tcPr>
           <w:p>
+            <w:proofErr w:type="spellStart"/>
             <w:r>
               <w:rPr>
                 <w:rFonts w:ascii="Consolas" w:eastAsia="Consolas" w:hAnsi="Consolas" w:cs="Consolas"/>
@@ -9344,6 +11065,7 @@
               </w:rPr>
               <w:t>surface_quality</w:t>
             </w:r>
+            <w:proofErr w:type="spellEnd"/>
           </w:p>
         </w:tc>
         <w:tc>
@@ -9412,6 +11134,7 @@
             </w:tcMar>
           </w:tcPr>
           <w:p>
+            <w:proofErr w:type="spellStart"/>
             <w:r>
               <w:rPr>
                 <w:rFonts w:ascii="Consolas" w:eastAsia="Consolas" w:hAnsi="Consolas" w:cs="Consolas"/>
@@ -9420,6 +11143,7 @@
               </w:rPr>
               <w:t>orthoscopic</w:t>
             </w:r>
+            <w:proofErr w:type="spellEnd"/>
           </w:p>
         </w:tc>
         <w:tc>
@@ -9488,13 +11212,31 @@
             </w:tcMar>
           </w:tcPr>
           <w:p>
+            <w:proofErr w:type="spellStart"/>
             <w:r>
               <w:rPr>
                 <w:sz w:val="17"/>
                 <w:szCs w:val="17"/>
               </w:rPr>
-              <w:t xml:space="preserve">image size</w:t>
-            </w:r>
+              <w:t>image</w:t>
+            </w:r>
+            <w:proofErr w:type="spellEnd"/>
+            <w:r>
+              <w:rPr>
+                <w:sz w:val="17"/>
+                <w:szCs w:val="17"/>
+              </w:rPr>
+              <w:t xml:space="preserve"> </w:t>
+            </w:r>
+            <w:proofErr w:type="spellStart"/>
+            <w:r>
+              <w:rPr>
+                <w:sz w:val="17"/>
+                <w:szCs w:val="17"/>
+              </w:rPr>
+              <w:t>size</w:t>
+            </w:r>
+            <w:proofErr w:type="spellEnd"/>
           </w:p>
         </w:tc>
         <w:tc>
@@ -9569,11 +11311,19 @@
       </w:pPr>
       <w:bookmarkStart w:id="30" w:name="_Toc238466601"/>
       <w:bookmarkStart w:id="31" w:name="_Toc238548497"/>
-      <w:r>
-        <w:rPr>
-          <w:lang w:val="en-GB"/>
-        </w:rPr>
-        <w:t>4.6  Test-data generator</w:t>
+      <w:proofErr w:type="gramStart"/>
+      <w:r>
+        <w:rPr>
+          <w:lang w:val="en-GB"/>
+        </w:rPr>
+        <w:t>4.6  Test</w:t>
+      </w:r>
+      <w:proofErr w:type="gramEnd"/>
+      <w:r>
+        <w:rPr>
+          <w:lang w:val="en-GB"/>
+        </w:rPr>
+        <w:t>-data generator</w:t>
       </w:r>
       <w:bookmarkEnd w:id="30"/>
       <w:bookmarkEnd w:id="31"/>
@@ -9613,7 +11363,21 @@
         <w:rPr>
           <w:lang w:val="en-GB"/>
         </w:rPr>
-        <w:t xml:space="preserve">. The one measurement worth repeating here is the cost scaling, because it decides what is practical: triazolam (35 atoms, 390 basis functions) at the default 0.25 Bohr and 3.5 Å margin needs 1.41 million grid points and about 26 minutes for the grid evaluation, against roughly 4 minutes for 4-bromoacetophenone. The two factors multiply — 1.8× more points and 4× more work per point. </w:t>
+        <w:t xml:space="preserve">. The one measurement worth repeating here is the cost scaling, because it decides what is practical: triazolam (35 atoms, 390 basis functions) at the default 0.25 Bohr and 3.5 Å margin </w:t>
+      </w:r>
+      <w:proofErr w:type="gramStart"/>
+      <w:r>
+        <w:rPr>
+          <w:lang w:val="en-GB"/>
+        </w:rPr>
+        <w:t>needs</w:t>
+      </w:r>
+      <w:proofErr w:type="gramEnd"/>
+      <w:r>
+        <w:rPr>
+          <w:lang w:val="en-GB"/>
+        </w:rPr>
+        <w:t xml:space="preserve"> 1.41 million grid points and about 26 minutes for the grid evaluation, against roughly 4 minutes for 4-bromoacetophenone. The two factors multiply — 1.8× more points and 4× more work per point. </w:t>
       </w:r>
       <w:r>
         <w:rPr>
@@ -9654,6 +11418,7 @@
       </w:pPr>
       <w:bookmarkStart w:id="32" w:name="_Toc238466602"/>
       <w:bookmarkStart w:id="33" w:name="_Toc238548498"/>
+      <w:proofErr w:type="gramStart"/>
       <w:r>
         <w:rPr>
           <w:lang w:val="en-GB"/>
@@ -9663,6 +11428,7 @@
       </w:r>
       <w:bookmarkEnd w:id="32"/>
       <w:bookmarkEnd w:id="33"/>
+      <w:proofErr w:type="gramEnd"/>
     </w:p>
     <w:p>
       <w:pPr>
@@ -9675,40 +11441,84 @@
         <w:rPr>
           <w:rFonts w:ascii="Consolas" w:hAnsi="Consolas"/>
           <w:sz w:val="19"/>
+          <w:lang w:val="en-GB"/>
         </w:rPr>
         <w:t>results/</w:t>
       </w:r>
       <w:r>
-        <w:t xml:space="preserve"> holds the image sets that this project actually delivers — nine molecules, each with the three standard views, its colour bar and its </w:t>
+        <w:rPr>
+          <w:lang w:val="en-GB"/>
+        </w:rPr>
+        <w:t xml:space="preserve"> holds the image sets that this project </w:t>
+      </w:r>
+      <w:proofErr w:type="gramStart"/>
+      <w:r>
+        <w:rPr>
+          <w:lang w:val="en-GB"/>
+        </w:rPr>
+        <w:t>actually delivers</w:t>
+      </w:r>
+      <w:proofErr w:type="gramEnd"/>
+      <w:r>
+        <w:rPr>
+          <w:lang w:val="en-GB"/>
+        </w:rPr>
+        <w:t xml:space="preserve"> — nine molecules, each with the three standard views, its colour bar and </w:t>
+      </w:r>
+      <w:proofErr w:type="spellStart"/>
+      <w:r>
+        <w:rPr>
+          <w:lang w:val="en-GB"/>
+        </w:rPr>
+        <w:t>its</w:t>
+      </w:r>
+      <w:proofErr w:type="spellEnd"/>
+      <w:r>
+        <w:rPr>
+          <w:lang w:val="en-GB"/>
+        </w:rPr>
+        <w:t xml:space="preserve"> </w:t>
       </w:r>
       <w:r>
         <w:rPr>
           <w:rFonts w:ascii="Consolas" w:hAnsi="Consolas"/>
           <w:sz w:val="19"/>
+          <w:lang w:val="en-GB"/>
         </w:rPr>
         <w:t>*_settings.txt</w:t>
       </w:r>
       <w:r>
+        <w:rPr>
+          <w:lang w:val="en-GB"/>
+        </w:rPr>
         <w:t xml:space="preserve">. Unlike </w:t>
       </w:r>
       <w:r>
         <w:rPr>
           <w:rFonts w:ascii="Consolas" w:hAnsi="Consolas"/>
           <w:sz w:val="19"/>
+          <w:lang w:val="en-GB"/>
         </w:rPr>
         <w:t>sandbox/</w:t>
       </w:r>
       <w:r>
+        <w:rPr>
+          <w:lang w:val="en-GB"/>
+        </w:rPr>
         <w:t xml:space="preserve">, this folder is committed: the images are the deliverable, and </w:t>
       </w:r>
       <w:r>
         <w:rPr>
           <w:rFonts w:ascii="Consolas" w:hAnsi="Consolas"/>
           <w:sz w:val="19"/>
+          <w:lang w:val="en-GB"/>
         </w:rPr>
         <w:t>*_settings.txt</w:t>
       </w:r>
       <w:r>
+        <w:rPr>
+          <w:lang w:val="en-GB"/>
+        </w:rPr>
         <w:t xml:space="preserve"> next to each one is the record of how it was made.</w:t>
       </w:r>
     </w:p>
@@ -10478,8 +12288,13 @@
       </w:pPr>
       <w:bookmarkStart w:id="34" w:name="_Toc238466603"/>
       <w:bookmarkStart w:id="35" w:name="_Toc238548499"/>
-      <w:r>
-        <w:t>5.1  Surface ESP values</w:t>
+      <w:proofErr w:type="gramStart"/>
+      <w:r>
+        <w:t>5.1  Surface</w:t>
+      </w:r>
+      <w:proofErr w:type="gramEnd"/>
+      <w:r>
+        <w:t xml:space="preserve"> ESP values</w:t>
       </w:r>
       <w:bookmarkEnd w:id="34"/>
       <w:bookmarkEnd w:id="35"/>
@@ -10492,7 +12307,61 @@
         </w:rPr>
       </w:pPr>
       <w:r>
-        <w:t>All at ρ = 0.001 a.u.; σ-hole and belt from the ray method. Atom labels are 1-based indices into the respective structure file. Note the two grid spacings — see §5.2.</w:t>
+        <w:rPr>
+          <w:lang w:val="en-GB"/>
+        </w:rPr>
+        <w:t xml:space="preserve">All at </w:t>
+      </w:r>
+      <w:r>
+        <w:t>ρ</w:t>
+      </w:r>
+      <w:r>
+        <w:rPr>
+          <w:lang w:val="en-GB"/>
+        </w:rPr>
+        <w:t xml:space="preserve"> = 0.001 </w:t>
+      </w:r>
+      <w:proofErr w:type="spellStart"/>
+      <w:r>
+        <w:rPr>
+          <w:lang w:val="en-GB"/>
+        </w:rPr>
+        <w:t>a.u</w:t>
+      </w:r>
+      <w:proofErr w:type="spellEnd"/>
+      <w:r>
+        <w:rPr>
+          <w:lang w:val="en-GB"/>
+        </w:rPr>
+        <w:t xml:space="preserve">.; </w:t>
+      </w:r>
+      <w:r>
+        <w:t>σ</w:t>
+      </w:r>
+      <w:r>
+        <w:rPr>
+          <w:lang w:val="en-GB"/>
+        </w:rPr>
+        <w:t xml:space="preserve">-hole and belt from the ray method. Atom labels are 1-based indices into the respective structure file. </w:t>
+      </w:r>
+      <w:r>
+        <w:t xml:space="preserve">Note the </w:t>
+      </w:r>
+      <w:proofErr w:type="spellStart"/>
+      <w:r>
+        <w:t>two</w:t>
+      </w:r>
+      <w:proofErr w:type="spellEnd"/>
+      <w:r>
+        <w:t xml:space="preserve"> </w:t>
+      </w:r>
+      <w:proofErr w:type="spellStart"/>
+      <w:r>
+        <w:t>grid</w:t>
+      </w:r>
+      <w:proofErr w:type="spellEnd"/>
+      <w:r>
+        <w:t xml:space="preserve"> spacings — see §5.2.</w:t>
       </w:r>
     </w:p>
     <w:tbl>
@@ -10647,6 +12516,7 @@
             <w:pPr>
               <w:jc w:val="right"/>
             </w:pPr>
+            <w:proofErr w:type="gramStart"/>
             <w:r>
               <w:rPr>
                 <w:b/>
@@ -10668,6 +12538,7 @@
               </w:rPr>
               <w:t>S,min</w:t>
             </w:r>
+            <w:proofErr w:type="gramEnd"/>
           </w:p>
         </w:tc>
         <w:tc>
@@ -10685,6 +12556,7 @@
             <w:pPr>
               <w:jc w:val="right"/>
             </w:pPr>
+            <w:proofErr w:type="gramStart"/>
             <w:r>
               <w:rPr>
                 <w:b/>
@@ -10706,6 +12578,7 @@
               </w:rPr>
               <w:t>S,max</w:t>
             </w:r>
+            <w:proofErr w:type="gramEnd"/>
           </w:p>
         </w:tc>
         <w:tc>
@@ -12739,6 +14612,9 @@
         </w:rPr>
       </w:pPr>
       <w:r>
+        <w:rPr>
+          <w:lang w:val="en-GB"/>
+        </w:rPr>
         <w:t>What the set is meant to show:</w:t>
       </w:r>
     </w:p>
@@ -12754,11 +14630,50 @@
       <w:r>
         <w:rPr>
           <w:b/>
+          <w:lang w:val="en-GB"/>
         </w:rPr>
         <w:t>The halobenzene series is the trend Cl &lt; Br &lt; I,</w:t>
       </w:r>
       <w:r>
-        <w:t xml:space="preserve"> a factor of 3.2 across the three — while their global VS,max agree to within 1.3 %, because that maximum is the same aromatic C–H in all three. This is the central argument of §2.1.</w:t>
+        <w:rPr>
+          <w:lang w:val="en-GB"/>
+        </w:rPr>
+        <w:t xml:space="preserve"> a factor of 3.2 across the three — while their global </w:t>
+      </w:r>
+      <w:proofErr w:type="spellStart"/>
+      <w:proofErr w:type="gramStart"/>
+      <w:r>
+        <w:rPr>
+          <w:lang w:val="en-GB"/>
+        </w:rPr>
+        <w:t>VS,max</w:t>
+      </w:r>
+      <w:proofErr w:type="spellEnd"/>
+      <w:proofErr w:type="gramEnd"/>
+      <w:r>
+        <w:rPr>
+          <w:lang w:val="en-GB"/>
+        </w:rPr>
+        <w:t xml:space="preserve"> agree to within 1.3 %, because that maximum is the same aromatic C–H in all three. </w:t>
+      </w:r>
+      <w:r>
+        <w:t xml:space="preserve">This </w:t>
+      </w:r>
+      <w:proofErr w:type="spellStart"/>
+      <w:r>
+        <w:t>is</w:t>
+      </w:r>
+      <w:proofErr w:type="spellEnd"/>
+      <w:r>
+        <w:t xml:space="preserve"> the </w:t>
+      </w:r>
+      <w:proofErr w:type="spellStart"/>
+      <w:r>
+        <w:t>central</w:t>
+      </w:r>
+      <w:proofErr w:type="spellEnd"/>
+      <w:r>
+        <w:t xml:space="preserve"> argument of §2.1.</w:t>
       </w:r>
     </w:p>
     <w:p>
@@ -12776,11 +14691,54 @@
       <w:r>
         <w:rPr>
           <w:b/>
+          <w:lang w:val="en-GB"/>
         </w:rPr>
         <w:t>The ring nitrogen dominates the negative side.</w:t>
       </w:r>
       <w:r>
-        <w:t xml:space="preserve"> In five of the six pyridines VS,min sits on the ring nitrogen — the lone pair, not the π system — between −0.0471 and −0.0678 a.u., two and a half to three and a half times the most negative value found anywhere on a halobenzene. The exception is 4-chloro-3-nitropyridine, where the nitro oxygens win at −0.0454.</w:t>
+        <w:rPr>
+          <w:lang w:val="en-GB"/>
+        </w:rPr>
+        <w:t xml:space="preserve"> In five of the six pyridines </w:t>
+      </w:r>
+      <w:proofErr w:type="spellStart"/>
+      <w:proofErr w:type="gramStart"/>
+      <w:r>
+        <w:rPr>
+          <w:lang w:val="en-GB"/>
+        </w:rPr>
+        <w:t>VS,min</w:t>
+      </w:r>
+      <w:proofErr w:type="spellEnd"/>
+      <w:proofErr w:type="gramEnd"/>
+      <w:r>
+        <w:rPr>
+          <w:lang w:val="en-GB"/>
+        </w:rPr>
+        <w:t xml:space="preserve"> sits on the ring nitrogen — the lone pair, not the </w:t>
+      </w:r>
+      <w:r>
+        <w:t>π</w:t>
+      </w:r>
+      <w:r>
+        <w:rPr>
+          <w:lang w:val="en-GB"/>
+        </w:rPr>
+        <w:t xml:space="preserve"> system — between −0.0471 and −0.0678 </w:t>
+      </w:r>
+      <w:proofErr w:type="spellStart"/>
+      <w:r>
+        <w:rPr>
+          <w:lang w:val="en-GB"/>
+        </w:rPr>
+        <w:t>a.u</w:t>
+      </w:r>
+      <w:proofErr w:type="spellEnd"/>
+      <w:r>
+        <w:rPr>
+          <w:lang w:val="en-GB"/>
+        </w:rPr>
+        <w:t>., two and a half to three and a half times the most negative value found anywhere on a halobenzene. The exception is 4-chloro-3-nitropyridine, where the nitro oxygens win at −0.0454.</w:t>
       </w:r>
     </w:p>
     <w:p>
@@ -12798,11 +14756,58 @@
       <w:r>
         <w:rPr>
           <w:b/>
-        </w:rPr>
+          <w:lang w:val="en-GB"/>
+        </w:rPr>
+        <w:lastRenderedPageBreak/>
         <w:t>Substituents shift that lone pair in the expected direction:</w:t>
       </w:r>
       <w:r>
-        <w:t xml:space="preserve"> methyl −0.0678, unsubstituted pyridine −0.0650, cyano −0.0593, nitro −0.0471. A span of 0.0207 a.u. — 54 kJ/(mol·e) — from a single group in the 4-position, with the electron-withdrawing ones making the nitrogen the weaker acceptor.</w:t>
+        <w:rPr>
+          <w:lang w:val="en-GB"/>
+        </w:rPr>
+        <w:t xml:space="preserve"> methyl −0.0678, unsubstituted pyridine −0.0650, </w:t>
+      </w:r>
+      <w:proofErr w:type="spellStart"/>
+      <w:r>
+        <w:rPr>
+          <w:lang w:val="en-GB"/>
+        </w:rPr>
+        <w:t>cyano</w:t>
+      </w:r>
+      <w:proofErr w:type="spellEnd"/>
+      <w:r>
+        <w:rPr>
+          <w:lang w:val="en-GB"/>
+        </w:rPr>
+        <w:t xml:space="preserve"> −0.0593, nitro −0.0471. A span of 0.0207 </w:t>
+      </w:r>
+      <w:proofErr w:type="spellStart"/>
+      <w:r>
+        <w:rPr>
+          <w:lang w:val="en-GB"/>
+        </w:rPr>
+        <w:t>a.u</w:t>
+      </w:r>
+      <w:proofErr w:type="spellEnd"/>
+      <w:r>
+        <w:rPr>
+          <w:lang w:val="en-GB"/>
+        </w:rPr>
+        <w:t>. — 54 kJ/(</w:t>
+      </w:r>
+      <w:proofErr w:type="spellStart"/>
+      <w:r>
+        <w:rPr>
+          <w:lang w:val="en-GB"/>
+        </w:rPr>
+        <w:t>mol·e</w:t>
+      </w:r>
+      <w:proofErr w:type="spellEnd"/>
+      <w:r>
+        <w:rPr>
+          <w:lang w:val="en-GB"/>
+        </w:rPr>
+        <w:t>) — from a single group in the 4-position, with the electron-withdrawing ones making the nitrogen the weaker acceptor.</w:t>
       </w:r>
     </w:p>
     <w:p>
@@ -12820,11 +14825,56 @@
       <w:r>
         <w:rPr>
           <w:b/>
-        </w:rPr>
-        <w:t>The ring carries over to the σ-hole.</w:t>
-      </w:r>
-      <w:r>
-        <w:t xml:space="preserve"> 3-Iodopyridine reaches +0.0344 against +0.0256 for iodobenzene: the same C–I bond on an electron-poorer ring is 34 % stronger. The iodine sits in the 3-position, not the 4-position (see §5.2), so the effect here is inductive rather than mesomeric.</w:t>
+          <w:lang w:val="en-GB"/>
+        </w:rPr>
+        <w:t xml:space="preserve">The ring carries over to the </w:t>
+      </w:r>
+      <w:r>
+        <w:rPr>
+          <w:b/>
+        </w:rPr>
+        <w:t>σ</w:t>
+      </w:r>
+      <w:r>
+        <w:rPr>
+          <w:b/>
+          <w:lang w:val="en-GB"/>
+        </w:rPr>
+        <w:t>-hole.</w:t>
+      </w:r>
+      <w:r>
+        <w:rPr>
+          <w:lang w:val="en-GB"/>
+        </w:rPr>
+        <w:t xml:space="preserve"> 3-Iodopyridine reaches +0.0344 against +0.0256 for </w:t>
+      </w:r>
+      <w:proofErr w:type="spellStart"/>
+      <w:r>
+        <w:rPr>
+          <w:lang w:val="en-GB"/>
+        </w:rPr>
+        <w:t>iodobenzene</w:t>
+      </w:r>
+      <w:proofErr w:type="spellEnd"/>
+      <w:r>
+        <w:rPr>
+          <w:lang w:val="en-GB"/>
+        </w:rPr>
+        <w:t xml:space="preserve">: the same C–I bond on an electron-poorer ring is 34 % stronger. The iodine sits in the 3-position, not the 4-position (see §5.2), so the effect here is inductive rather than </w:t>
+      </w:r>
+      <w:proofErr w:type="spellStart"/>
+      <w:r>
+        <w:rPr>
+          <w:lang w:val="en-GB"/>
+        </w:rPr>
+        <w:t>mesomeric</w:t>
+      </w:r>
+      <w:proofErr w:type="spellEnd"/>
+      <w:r>
+        <w:rPr>
+          <w:lang w:val="en-GB"/>
+        </w:rPr>
+        <w:t>.</w:t>
       </w:r>
     </w:p>
     <w:p>
@@ -12842,11 +14892,34 @@
       <w:r>
         <w:rPr>
           <w:b/>
+          <w:lang w:val="en-GB"/>
         </w:rPr>
         <w:t>4-Chloro-3-nitropyridine is the clearest case for how much the environment matters.</w:t>
       </w:r>
       <w:r>
-        <w:t xml:space="preserve"> Its chlorine reaches +0.0251 against +0.0079 on chlorobenzene, more than three times, on the same element — and its belt is the deepest of the set at −0.0309. Ring nitrogen and nitro group withdraw together.</w:t>
+        <w:rPr>
+          <w:lang w:val="en-GB"/>
+        </w:rPr>
+        <w:t xml:space="preserve"> Its chlorine reaches +0.0251 against +0.0079 on chlorobenzene, more than three times, on the same element — and its belt is the deepest of the set at −0.0309. </w:t>
+      </w:r>
+      <w:r>
+        <w:t xml:space="preserve">Ring </w:t>
+      </w:r>
+      <w:proofErr w:type="spellStart"/>
+      <w:r>
+        <w:t>nitrogen</w:t>
+      </w:r>
+      <w:proofErr w:type="spellEnd"/>
+      <w:r>
+        <w:t xml:space="preserve"> and </w:t>
+      </w:r>
+      <w:proofErr w:type="spellStart"/>
+      <w:r>
+        <w:t>nitro</w:t>
+      </w:r>
+      <w:proofErr w:type="spellEnd"/>
+      <w:r>
+        <w:t xml:space="preserve"> group withdraw together.</w:t>
       </w:r>
     </w:p>
     <w:p>
@@ -12864,10 +14937,27 @@
       <w:r>
         <w:rPr>
           <w:b/>
-        </w:rPr>
-        <w:t>It is also the only σ-hole in the set that is not on the bond axis:</w:t>
-      </w:r>
-      <w:r>
+          <w:lang w:val="en-GB"/>
+        </w:rPr>
+        <w:t xml:space="preserve">It is also the only </w:t>
+      </w:r>
+      <w:r>
+        <w:rPr>
+          <w:b/>
+        </w:rPr>
+        <w:t>σ</w:t>
+      </w:r>
+      <w:r>
+        <w:rPr>
+          <w:b/>
+          <w:lang w:val="en-GB"/>
+        </w:rPr>
+        <w:t>-hole in the set that is not on the bond axis:</w:t>
+      </w:r>
+      <w:r>
+        <w:rPr>
+          <w:lang w:val="en-GB"/>
+        </w:rPr>
         <w:t xml:space="preserve"> the maximum sits 6.4° off, pushed there by the neighbouring nitro group. Every other halogen here gives 0.0°. The angle is recorded in *_settings.txt, and §2.4 explains why the search cone must not reach the rest of the molecule.</w:t>
       </w:r>
     </w:p>
@@ -12881,11 +14971,19 @@
       </w:pPr>
       <w:bookmarkStart w:id="36" w:name="_Toc238466604"/>
       <w:bookmarkStart w:id="37" w:name="_Toc238548500"/>
-      <w:r>
-        <w:rPr>
-          <w:lang w:val="en-GB"/>
-        </w:rPr>
-        <w:t>5.2  What these numbers may and may not be compared with</w:t>
+      <w:proofErr w:type="gramStart"/>
+      <w:r>
+        <w:rPr>
+          <w:lang w:val="en-GB"/>
+        </w:rPr>
+        <w:t>5.2  What</w:t>
+      </w:r>
+      <w:proofErr w:type="gramEnd"/>
+      <w:r>
+        <w:rPr>
+          <w:lang w:val="en-GB"/>
+        </w:rPr>
+        <w:t xml:space="preserve"> these numbers may and may not be compared with</w:t>
       </w:r>
       <w:bookmarkEnd w:id="36"/>
       <w:bookmarkEnd w:id="37"/>
@@ -12900,30 +14998,58 @@
       <w:r>
         <w:rPr>
           <w:b/>
-        </w:rPr>
-        <w:t>All nine sets come from Turbomole calculations provided by the supervisor.</w:t>
-      </w:r>
-      <w:r>
+          <w:lang w:val="en-GB"/>
+        </w:rPr>
+        <w:t xml:space="preserve">All nine sets come from </w:t>
+      </w:r>
+      <w:proofErr w:type="spellStart"/>
+      <w:r>
+        <w:rPr>
+          <w:b/>
+          <w:lang w:val="en-GB"/>
+        </w:rPr>
+        <w:t>Turbomole</w:t>
+      </w:r>
+      <w:proofErr w:type="spellEnd"/>
+      <w:r>
+        <w:rPr>
+          <w:b/>
+          <w:lang w:val="en-GB"/>
+        </w:rPr>
+        <w:t xml:space="preserve"> calculations provided by the supervisor.</w:t>
+      </w:r>
+      <w:r>
+        <w:rPr>
+          <w:lang w:val="en-GB"/>
+        </w:rPr>
         <w:t xml:space="preserve"> The method caveat of earlier versions of this document therefore no longer applies. The self-generated molecules — chloromethane, 4-bromoacetophenone, paracetamol and triazolam, computed at HF/def2-SVP on MMFF94 geometries with </w:t>
       </w:r>
       <w:r>
         <w:rPr>
           <w:rFonts w:ascii="Consolas" w:hAnsi="Consolas"/>
           <w:sz w:val="19"/>
+          <w:lang w:val="en-GB"/>
         </w:rPr>
         <w:t>tools/CreateTpTdFromSmiles.py</w:t>
       </w:r>
       <w:r>
+        <w:rPr>
+          <w:lang w:val="en-GB"/>
+        </w:rPr>
         <w:t xml:space="preserve"> — have been removed from the delivered set. The generator and its limitations are still documented in </w:t>
       </w:r>
       <w:r>
         <w:rPr>
           <w:rFonts w:ascii="Consolas" w:hAnsi="Consolas"/>
           <w:sz w:val="19"/>
+          <w:lang w:val="en-GB"/>
         </w:rPr>
         <w:t>tools/README.txt</w:t>
       </w:r>
       <w:r>
+        <w:rPr>
+          <w:lang w:val="en-GB"/>
+        </w:rPr>
         <w:t>.</w:t>
       </w:r>
     </w:p>
@@ -12935,7 +15061,84 @@
         </w:rPr>
       </w:pPr>
       <w:r>
-        <w:t>One difference between the two groups remains and belongs in the methods section: they were computed on different grids. The pyridines use 0.16 Bohr spacing over a ±20 Bohr box, the halobenzenes 0.12 Bohr over ±15 Bohr. That is why the shell point counts differ by roughly a factor of three — 12 000 to 17 000 against 36 000 to 42 000. The effect on the values is small: decimating the bromobenzene grid from 0.12 to 0.24 Bohr, twice as coarse as the pyridine grid, moves VS,min by 0.00005 and VS,max by 0.00033 a.u., about 1 %. That is far below every difference discussed above, and per §4.2 both spacings sit well inside the range where the isovalue, not the grid, sets the accuracy.</w:t>
+        <w:rPr>
+          <w:lang w:val="en-GB"/>
+        </w:rPr>
+        <w:t xml:space="preserve">One difference between the two groups remains and belongs in the methods section: they were computed on different grids. The pyridines use 0.16 Bohr spacing over a ±20 Bohr box, the </w:t>
+      </w:r>
+      <w:proofErr w:type="spellStart"/>
+      <w:r>
+        <w:rPr>
+          <w:lang w:val="en-GB"/>
+        </w:rPr>
+        <w:t>halobenzenes</w:t>
+      </w:r>
+      <w:proofErr w:type="spellEnd"/>
+      <w:r>
+        <w:rPr>
+          <w:lang w:val="en-GB"/>
+        </w:rPr>
+        <w:t xml:space="preserve"> 0.12 Bohr over ±15 Bohr. That is why the shell point counts differ by roughly a factor of three — 12 000 to 17 000 against 36 000 to 42 000. The effect on the values is small: decimating the bromobenzene grid from 0.12 to 0.24 Bohr, twice as coarse as the pyridine grid, moves </w:t>
+      </w:r>
+      <w:proofErr w:type="spellStart"/>
+      <w:proofErr w:type="gramStart"/>
+      <w:r>
+        <w:rPr>
+          <w:lang w:val="en-GB"/>
+        </w:rPr>
+        <w:t>VS,min</w:t>
+      </w:r>
+      <w:proofErr w:type="spellEnd"/>
+      <w:proofErr w:type="gramEnd"/>
+      <w:r>
+        <w:rPr>
+          <w:lang w:val="en-GB"/>
+        </w:rPr>
+        <w:t xml:space="preserve"> by 0.00005 and </w:t>
+      </w:r>
+      <w:proofErr w:type="spellStart"/>
+      <w:proofErr w:type="gramStart"/>
+      <w:r>
+        <w:rPr>
+          <w:lang w:val="en-GB"/>
+        </w:rPr>
+        <w:t>VS,max</w:t>
+      </w:r>
+      <w:proofErr w:type="spellEnd"/>
+      <w:proofErr w:type="gramEnd"/>
+      <w:r>
+        <w:rPr>
+          <w:lang w:val="en-GB"/>
+        </w:rPr>
+        <w:t xml:space="preserve"> by 0.00033 </w:t>
+      </w:r>
+      <w:proofErr w:type="spellStart"/>
+      <w:r>
+        <w:rPr>
+          <w:lang w:val="en-GB"/>
+        </w:rPr>
+        <w:t>a.u</w:t>
+      </w:r>
+      <w:proofErr w:type="spellEnd"/>
+      <w:r>
+        <w:rPr>
+          <w:lang w:val="en-GB"/>
+        </w:rPr>
+        <w:t xml:space="preserve">., about 1 %. That is far below every difference discussed above, and per §4.2 both spacings sit well inside the range where the </w:t>
+      </w:r>
+      <w:proofErr w:type="spellStart"/>
+      <w:r>
+        <w:rPr>
+          <w:lang w:val="en-GB"/>
+        </w:rPr>
+        <w:t>isovalue</w:t>
+      </w:r>
+      <w:proofErr w:type="spellEnd"/>
+      <w:r>
+        <w:rPr>
+          <w:lang w:val="en-GB"/>
+        </w:rPr>
+        <w:t>, not the grid, sets the accuracy.</w:t>
       </w:r>
     </w:p>
     <w:p>
@@ -12946,6 +15149,9 @@
         </w:rPr>
       </w:pPr>
       <w:r>
+        <w:rPr>
+          <w:lang w:val="en-GB"/>
+        </w:rPr>
         <w:t>The colour scales, however, are not comparable. Each molecule was rendered on its own automatic range, from ±0.035 to ±0.070. Two images read side by side without their colour bars would suggest that bromobenzene is as polarised as pyridine, which is wrong by a factor of two. For a comparison figure, re-render the whole set on one scale:</w:t>
       </w:r>
     </w:p>
@@ -12970,7 +15176,41 @@
           <w:szCs w:val="15"/>
           <w:lang w:val="en-GB"/>
         </w:rPr>
-        <w:t>python run_all.py --root ../sandbox --esp-range 0.070 --images-dir images_common</w:t>
+        <w:t>python run_all.py --root</w:t>
+      </w:r>
+      <w:proofErr w:type="gramStart"/>
+      <w:r>
+        <w:rPr>
+          <w:rFonts w:ascii="Consolas" w:eastAsia="Consolas" w:hAnsi="Consolas" w:cs="Consolas"/>
+          <w:sz w:val="15"/>
+          <w:szCs w:val="15"/>
+          <w:lang w:val="en-GB"/>
+        </w:rPr>
+        <w:t xml:space="preserve"> ..</w:t>
+      </w:r>
+      <w:proofErr w:type="gramEnd"/>
+      <w:r>
+        <w:rPr>
+          <w:rFonts w:ascii="Consolas" w:eastAsia="Consolas" w:hAnsi="Consolas" w:cs="Consolas"/>
+          <w:sz w:val="15"/>
+          <w:szCs w:val="15"/>
+          <w:lang w:val="en-GB"/>
+        </w:rPr>
+        <w:t>/sandbox --esp-range 0.070 --images-dir images_common</w:t>
+      </w:r>
+    </w:p>
+    <w:p>
+      <w:pPr>
+        <w:spacing w:after="140"/>
+        <w:rPr>
+          <w:lang w:val="en-GB"/>
+        </w:rPr>
+      </w:pPr>
+      <w:r>
+        <w:rPr>
+          <w:lang w:val="en-GB"/>
+        </w:rPr>
+        <w:t>Always read the colour bar shipped with the image, never the colours alone.</w:t>
       </w:r>
     </w:p>
     <w:p>
@@ -12978,15 +15218,23 @@
         <w:spacing w:after="140"/>
       </w:pPr>
       <w:r>
-        <w:t>Always read the colour bar shipped with the image, never the colours alone.</w:t>
-      </w:r>
-    </w:p>
-    <w:p>
-      <w:pPr>
-        <w:spacing w:after="140"/>
-      </w:pPr>
-      <w:r>
-        <w:t>Two further caveats:</w:t>
+        <w:t xml:space="preserve">Two </w:t>
+      </w:r>
+      <w:proofErr w:type="spellStart"/>
+      <w:r>
+        <w:t>further</w:t>
+      </w:r>
+      <w:proofErr w:type="spellEnd"/>
+      <w:r>
+        <w:t xml:space="preserve"> </w:t>
+      </w:r>
+      <w:proofErr w:type="spellStart"/>
+      <w:r>
+        <w:t>caveats</w:t>
+      </w:r>
+      <w:proofErr w:type="spellEnd"/>
+      <w:r>
+        <w:t>:</w:t>
       </w:r>
     </w:p>
     <w:p>
@@ -13004,10 +15252,14 @@
       <w:r>
         <w:rPr>
           <w:b/>
+          <w:lang w:val="en-GB"/>
         </w:rPr>
         <w:t>The maximum density value in the provided halobenzene data suggests bromine was treated all-electron while iodine used an effective core potential.</w:t>
       </w:r>
       <w:r>
+        <w:rPr>
+          <w:lang w:val="en-GB"/>
+        </w:rPr>
         <w:t xml:space="preserve"> That is a question for the supervisor; if so, the Br/I step in the table is not a pure basis-set-consistent comparison.</w:t>
       </w:r>
     </w:p>
@@ -13026,11 +15278,80 @@
       <w:r>
         <w:rPr>
           <w:b/>
-        </w:rPr>
-        <w:t>I-Pyr is the 3-isomer, not the 4-isomer that the folder name suggests.</w:t>
-      </w:r>
-      <w:r>
-        <w:t xml:space="preserve"> By analogy with Me-Pyr, CN-Pyr and NO2-Pyr one would expect the 4-position. Confirmed from the geometry: the ring-nitrogen-to-iodine distance is 4.33 Å, against 4.36 Å expected for the 3-position and 4.88 Å for the 4-position. Any argument that lines it up with the para-substituted members has to account for that.</w:t>
+          <w:lang w:val="en-GB"/>
+        </w:rPr>
+        <w:t>I-</w:t>
+      </w:r>
+      <w:proofErr w:type="spellStart"/>
+      <w:r>
+        <w:rPr>
+          <w:b/>
+          <w:lang w:val="en-GB"/>
+        </w:rPr>
+        <w:t>Pyr</w:t>
+      </w:r>
+      <w:proofErr w:type="spellEnd"/>
+      <w:r>
+        <w:rPr>
+          <w:b/>
+          <w:lang w:val="en-GB"/>
+        </w:rPr>
+        <w:t xml:space="preserve"> is the 3-isomer, not the 4-isomer that the folder name suggests.</w:t>
+      </w:r>
+      <w:r>
+        <w:rPr>
+          <w:lang w:val="en-GB"/>
+        </w:rPr>
+        <w:t xml:space="preserve"> By analogy with Me-</w:t>
+      </w:r>
+      <w:proofErr w:type="spellStart"/>
+      <w:r>
+        <w:rPr>
+          <w:lang w:val="en-GB"/>
+        </w:rPr>
+        <w:t>Pyr</w:t>
+      </w:r>
+      <w:proofErr w:type="spellEnd"/>
+      <w:r>
+        <w:rPr>
+          <w:lang w:val="en-GB"/>
+        </w:rPr>
+        <w:t>, CN-</w:t>
+      </w:r>
+      <w:proofErr w:type="spellStart"/>
+      <w:r>
+        <w:rPr>
+          <w:lang w:val="en-GB"/>
+        </w:rPr>
+        <w:t>Pyr</w:t>
+      </w:r>
+      <w:proofErr w:type="spellEnd"/>
+      <w:r>
+        <w:rPr>
+          <w:lang w:val="en-GB"/>
+        </w:rPr>
+        <w:t xml:space="preserve"> and NO2-Pyr one would expect the 4-position. Confirmed from the geometry: the ring-</w:t>
+      </w:r>
+      <w:r>
+        <w:rPr>
+          <w:lang w:val="en-GB"/>
+        </w:rPr>
+        <w:lastRenderedPageBreak/>
+        <w:t xml:space="preserve">nitrogen-to-iodine distance is 4.33 Å, against 4.36 Å expected for the 3-position and 4.88 Å for the 4-position. Any argument that lines it up with the para-substituted members </w:t>
+      </w:r>
+      <w:proofErr w:type="gramStart"/>
+      <w:r>
+        <w:rPr>
+          <w:lang w:val="en-GB"/>
+        </w:rPr>
+        <w:t>has to</w:t>
+      </w:r>
+      <w:proofErr w:type="gramEnd"/>
+      <w:r>
+        <w:rPr>
+          <w:lang w:val="en-GB"/>
+        </w:rPr>
+        <w:t xml:space="preserve"> account for that.</w:t>
       </w:r>
     </w:p>
     <w:p>
@@ -13043,11 +15364,19 @@
       </w:pPr>
       <w:bookmarkStart w:id="38" w:name="_Toc238466605"/>
       <w:bookmarkStart w:id="39" w:name="_Toc238548501"/>
-      <w:r>
-        <w:rPr>
-          <w:lang w:val="en-GB"/>
-        </w:rPr>
-        <w:t>5.3  Provenance of the images</w:t>
+      <w:proofErr w:type="gramStart"/>
+      <w:r>
+        <w:rPr>
+          <w:lang w:val="en-GB"/>
+        </w:rPr>
+        <w:t>5.3  Provenance</w:t>
+      </w:r>
+      <w:proofErr w:type="gramEnd"/>
+      <w:r>
+        <w:rPr>
+          <w:lang w:val="en-GB"/>
+        </w:rPr>
+        <w:t xml:space="preserve"> of the images</w:t>
       </w:r>
       <w:bookmarkEnd w:id="38"/>
       <w:bookmarkEnd w:id="39"/>
@@ -13065,37 +15394,66 @@
         </w:rPr>
       </w:pPr>
       <w:r>
+        <w:rPr>
+          <w:lang w:val="en-GB"/>
+        </w:rPr>
         <w:t xml:space="preserve">All nine image sets come from a single run of the current </w:t>
       </w:r>
       <w:r>
         <w:rPr>
           <w:rFonts w:ascii="Consolas" w:hAnsi="Consolas"/>
           <w:sz w:val="19"/>
+          <w:lang w:val="en-GB"/>
         </w:rPr>
         <w:t>render_esp.py</w:t>
       </w:r>
       <w:r>
+        <w:rPr>
+          <w:lang w:val="en-GB"/>
+        </w:rPr>
         <w:t xml:space="preserve">, so the mixed-script-version caveat of earlier versions of this document no longer applies. The images in </w:t>
       </w:r>
       <w:r>
         <w:rPr>
           <w:rFonts w:ascii="Consolas" w:hAnsi="Consolas"/>
           <w:sz w:val="19"/>
+          <w:lang w:val="en-GB"/>
         </w:rPr>
         <w:t>results/</w:t>
       </w:r>
       <w:r>
+        <w:rPr>
+          <w:lang w:val="en-GB"/>
+        </w:rPr>
         <w:t xml:space="preserve"> are copies of that run's output in </w:t>
       </w:r>
       <w:r>
         <w:rPr>
           <w:rFonts w:ascii="Consolas" w:hAnsi="Consolas"/>
           <w:sz w:val="19"/>
+          <w:lang w:val="en-GB"/>
         </w:rPr>
         <w:t>sandbox/</w:t>
       </w:r>
       <w:r>
-        <w:t>; the cube files behind them stay untracked and are regenerable from the pointval grids. The command was:</w:t>
+        <w:rPr>
+          <w:lang w:val="en-GB"/>
+        </w:rPr>
+        <w:t xml:space="preserve">; the cube files behind them stay untracked and are regenerable from the </w:t>
+      </w:r>
+      <w:proofErr w:type="spellStart"/>
+      <w:r>
+        <w:rPr>
+          <w:lang w:val="en-GB"/>
+        </w:rPr>
+        <w:t>pointval</w:t>
+      </w:r>
+      <w:proofErr w:type="spellEnd"/>
+      <w:r>
+        <w:rPr>
+          <w:lang w:val="en-GB"/>
+        </w:rPr>
+        <w:t xml:space="preserve"> grids. The command was:</w:t>
       </w:r>
     </w:p>
     <w:p>
@@ -13119,30 +15477,62 @@
           <w:szCs w:val="15"/>
           <w:lang w:val="en-GB"/>
         </w:rPr>
-        <w:t>python run_all.py --root ../sandbox</w:t>
+        <w:t>python run_all.py --root</w:t>
+      </w:r>
+      <w:proofErr w:type="gramStart"/>
+      <w:r>
+        <w:rPr>
+          <w:rFonts w:ascii="Consolas" w:eastAsia="Consolas" w:hAnsi="Consolas" w:cs="Consolas"/>
+          <w:sz w:val="15"/>
+          <w:szCs w:val="15"/>
+          <w:lang w:val="en-GB"/>
+        </w:rPr>
+        <w:t xml:space="preserve"> ..</w:t>
+      </w:r>
+      <w:proofErr w:type="gramEnd"/>
+      <w:r>
+        <w:rPr>
+          <w:rFonts w:ascii="Consolas" w:eastAsia="Consolas" w:hAnsi="Consolas" w:cs="Consolas"/>
+          <w:sz w:val="15"/>
+          <w:szCs w:val="15"/>
+          <w:lang w:val="en-GB"/>
+        </w:rPr>
+        <w:t>/sandbox</w:t>
       </w:r>
     </w:p>
     <w:p>
       <w:pPr>
         <w:pStyle w:val="berschrift1"/>
         <w:spacing w:before="360" w:after="180"/>
+        <w:rPr>
+          <w:lang w:val="en-GB"/>
+        </w:rPr>
       </w:pPr>
       <w:bookmarkStart w:id="40" w:name="_Toc238466606"/>
       <w:bookmarkStart w:id="41" w:name="_Toc238548502"/>
-      <w:r>
+      <w:proofErr w:type="gramStart"/>
+      <w:r>
+        <w:rPr>
+          <w:lang w:val="en-GB"/>
+        </w:rPr>
         <w:t>6  References</w:t>
       </w:r>
       <w:bookmarkEnd w:id="40"/>
       <w:bookmarkEnd w:id="41"/>
+      <w:proofErr w:type="gramEnd"/>
     </w:p>
     <w:p>
       <w:pPr>
         <w:spacing w:before="120" w:after="100"/>
+        <w:rPr>
+          <w:lang w:val="en-GB"/>
+        </w:rPr>
       </w:pPr>
       <w:r>
         <w:rPr>
           <w:b/>
           <w:bCs/>
+          <w:lang w:val="en-GB"/>
         </w:rPr>
         <w:t>Method / convention</w:t>
       </w:r>
@@ -13242,7 +15632,6 @@
           <w:b/>
           <w:bCs/>
         </w:rPr>
-        <w:lastRenderedPageBreak/>
         <w:t>Software</w:t>
       </w:r>
     </w:p>
